--- a/data/knowledge_base/PowerBI_Healthcare_Proposal.docx
+++ b/data/knowledge_base/PowerBI_Healthcare_Proposal.docx
@@ -1,4581 +1,1106 @@
 
 <file path=word/document.xml><?xml version="1.0" encoding="utf-8"?>
-<w:document xmlns:wpc="http://schemas.microsoft.com/office/word/2010/wordprocessingCanvas" xmlns:cx="http://schemas.microsoft.com/office/drawing/2014/chartex" xmlns:cx1="http://schemas.microsoft.com/office/drawing/2015/9/8/chartex" xmlns:cx2="http://schemas.microsoft.com/office/drawing/2015/10/21/chartex" xmlns:cx3="http://schemas.microsoft.com/office/drawing/2016/5/9/chartex" xmlns:cx4="http://schemas.microsoft.com/office/drawing/2016/5/10/chartex" xmlns:cx5="http://schemas.microsoft.com/office/drawing/2016/5/11/chartex" xmlns:cx6="http://schemas.microsoft.com/office/drawing/2016/5/12/chartex" xmlns:cx7="http://schemas.microsoft.com/office/drawing/2016/5/13/chartex" xmlns:cx8="http://schemas.microsoft.com/office/drawing/2016/5/14/chartex" xmlns:mc="http://schemas.openxmlformats.org/markup-compatibility/2006" xmlns:aink="http://schemas.microsoft.com/office/drawing/2016/ink" xmlns:am3d="http://schemas.microsoft.com/office/drawing/2017/model3d" xmlns:o="urn:schemas-microsoft-com:office:office" xmlns:oel="http://schemas.microsoft.com/office/2019/extlst" xmlns:r="http://schemas.openxmlformats.org/officeDocument/2006/relationships" xmlns:m="http://schemas.openxmlformats.org/officeDocument/2006/math" xmlns:v="urn:schemas-microsoft-com:vml" xmlns:wp14="http://schemas.microsoft.com/office/word/2010/wordprocessingDrawing" xmlns:wp="http://schemas.openxmlformats.org/drawingml/2006/wordprocessingDrawing" xmlns:w10="urn:schemas-microsoft-com:office:word" xmlns:w="http://schemas.openxmlformats.org/wordprocessingml/2006/main" xmlns:w14="http://schemas.microsoft.com/office/word/2010/wordml" xmlns:w15="http://schemas.microsoft.com/office/word/2012/wordml" xmlns:w16cex="http://schemas.microsoft.com/office/word/2018/wordml/cex" xmlns:w16cid="http://schemas.microsoft.com/office/word/2016/wordml/cid" xmlns:w16="http://schemas.microsoft.com/office/word/2018/wordml" xmlns:w16du="http://schemas.microsoft.com/office/word/2023/wordml/word16du" xmlns:w16sdtdh="http://schemas.microsoft.com/office/word/2020/wordml/sdtdatahash" xmlns:w16sdtfl="http://schemas.microsoft.com/office/word/2024/wordml/sdtformatlock" xmlns:w16se="http://schemas.microsoft.com/office/word/2015/wordml/symex" xmlns:wpg="http://schemas.microsoft.com/office/word/2010/wordprocessingGroup" xmlns:wpi="http://schemas.microsoft.com/office/word/2010/wordprocessingInk" xmlns:wne="http://schemas.microsoft.com/office/word/2006/wordml" xmlns:wps="http://schemas.microsoft.com/office/word/2010/wordprocessingShape" mc:Ignorable="w14 w15 w16se w16cid w16 w16cex w16sdtdh w16sdtfl w16du wp14">
+<w:document xmlns:ve="http://schemas.openxmlformats.org/markup-compatibility/2006" xmlns:o="urn:schemas-microsoft-com:office:office" xmlns:r="http://schemas.openxmlformats.org/officeDocument/2006/relationships" xmlns:m="http://schemas.openxmlformats.org/officeDocument/2006/math" xmlns:v="urn:schemas-microsoft-com:vml" xmlns:wp="http://schemas.openxmlformats.org/drawingml/2006/wordprocessingDrawing" xmlns:w10="urn:schemas-microsoft-com:office:word" xmlns:w="http://schemas.openxmlformats.org/wordprocessingml/2006/main" xmlns:wne="http://schemas.microsoft.com/office/word/2006/wordml">
   <w:body>
     <w:p>
       <w:pPr>
-        <w:pStyle w:val="ListParagraph"/>
-        <w:numPr>
-          <w:ilvl w:val="0"/>
-          <w:numId w:val="11"/>
-        </w:numPr>
         <w:rPr>
-          <w:b/>
-          <w:bCs/>
-          <w:lang w:val="en-IN"/>
+          <w:rFonts w:ascii="Arial" w:hAnsi="Arial" w:cs="Arial"/>
+          <w:color w:val="181818"/>
+          <w:spacing w:val="6"/>
+          <w:sz w:val="20"/>
+          <w:szCs w:val="20"/>
+          <w:shd w:val="clear" w:color="auto" w:fill="FFFFFF"/>
         </w:rPr>
       </w:pPr>
       <w:r>
         <w:rPr>
-          <w:lang w:val="en-IN"/>
+          <w:rFonts w:ascii="Arial" w:hAnsi="Arial" w:cs="Arial"/>
+          <w:color w:val="181818"/>
+          <w:spacing w:val="6"/>
+          <w:sz w:val="20"/>
+          <w:szCs w:val="20"/>
+          <w:shd w:val="clear" w:color="auto" w:fill="FFFFFF"/>
         </w:rPr>
-        <w:t>Title:</w:t>
+        <w:t>Hi, this is exactly the type of business dashboard I enjoy building. I can design a structured, dynamic Google Sheets dashboard that centralizes your key performance metrics with clean visuals, automated calculations, and easy-to-use filters. My approach is to first organize the raw data layer properly (separate data, logic, and presentation sheets), then build KPI summaries, trend charts, and health indicators that allow quick decision-making at a glance. I focus on clarity, scalability, and usability so the dashboard remains reliable as your data grows. Happy to review your metrics and outline a clean structure for the dashboard—let me know a good time to connect.</w:t>
+      </w:r>
+    </w:p>
+    <w:p>
+      <w:pPr>
+        <w:rPr>
+          <w:rFonts w:ascii="Arial" w:hAnsi="Arial" w:cs="Arial"/>
+          <w:color w:val="181818"/>
+          <w:spacing w:val="6"/>
+          <w:sz w:val="20"/>
+          <w:szCs w:val="20"/>
+          <w:shd w:val="clear" w:color="auto" w:fill="FFFFFF"/>
+        </w:rPr>
+      </w:pPr>
+    </w:p>
+    <w:p>
+      <w:pPr>
+        <w:rPr>
+          <w:rFonts w:ascii="Arial" w:hAnsi="Arial" w:cs="Arial"/>
+          <w:color w:val="181818"/>
+          <w:spacing w:val="6"/>
+          <w:sz w:val="20"/>
+          <w:szCs w:val="20"/>
+          <w:shd w:val="clear" w:color="auto" w:fill="FFFFFF"/>
+        </w:rPr>
+      </w:pPr>
+      <w:r>
+        <w:rPr>
+          <w:rFonts w:ascii="Arial" w:hAnsi="Arial" w:cs="Arial"/>
+          <w:color w:val="181818"/>
+          <w:spacing w:val="6"/>
+          <w:sz w:val="20"/>
+          <w:szCs w:val="20"/>
+          <w:shd w:val="clear" w:color="auto" w:fill="FFFFFF"/>
+        </w:rPr>
+        <w:t>Hey Arsalan, I just went through your post, and it sounds like you’re looking for someone to build a C-level dashboard in Metabase within a short turnaround. I’d love to help. I’ve worked on similar executive dashboards where the focus was on presenting key metrics clearly for leadership while keeping the visuals clean and easy to interpret. Since you already have a designer onboard, I can focus on structuring the data queries, building the dashboard in Metabase, and ensuring the metrics are accurate and performance-optimized. Given the timeline, I’m comfortable working closely with your team to get the dashboard completed within the 2-day window. Would you be open to a quick discussion so we can review the data sources and key metrics to include? Warm regards, Sagar</w:t>
+      </w:r>
+    </w:p>
+    <w:p>
+      <w:pPr>
+        <w:rPr>
+          <w:rFonts w:ascii="Arial" w:hAnsi="Arial" w:cs="Arial"/>
+          <w:color w:val="181818"/>
+          <w:spacing w:val="6"/>
+          <w:sz w:val="20"/>
+          <w:szCs w:val="20"/>
+          <w:shd w:val="clear" w:color="auto" w:fill="FFFFFF"/>
+        </w:rPr>
+      </w:pPr>
+    </w:p>
+    <w:p>
+      <w:pPr>
+        <w:rPr>
+          <w:rFonts w:ascii="Arial" w:hAnsi="Arial" w:cs="Arial"/>
+          <w:color w:val="181818"/>
+          <w:spacing w:val="6"/>
+          <w:sz w:val="20"/>
+          <w:szCs w:val="20"/>
+          <w:shd w:val="clear" w:color="auto" w:fill="FFFFFF"/>
+        </w:rPr>
+      </w:pPr>
+      <w:r>
+        <w:rPr>
+          <w:rFonts w:ascii="Arial" w:hAnsi="Arial" w:cs="Arial"/>
+          <w:color w:val="181818"/>
+          <w:spacing w:val="6"/>
+          <w:sz w:val="20"/>
+          <w:szCs w:val="20"/>
+          <w:shd w:val="clear" w:color="auto" w:fill="FFFFFF"/>
+        </w:rPr>
+        <w:t>Hey Yogesh, I just went through your post, and it sounds like you’re looking to build a modern SharePoint intranet that integrates KPI dashboards, automation, and an AI knowledge agent. I’d love to help. I’ve worked on Microsoft 365 solutions where SharePoint served as the central intranet, with Power BI dashboards embedded for leadership metrics and Power Automate workflows for internal processes. My focus is on building clean, intuitive portals that make information easy to access while giving leadership clear visibility into key KPIs. I’d be happy to review the mockup and specification document so I can better understand the structure and propose the best approach for implementing the portal and dashboards. When would be a good time to connect? Warm regards, Sagar</w:t>
+      </w:r>
+    </w:p>
+    <w:p>
+      <w:pPr>
+        <w:rPr>
+          <w:rFonts w:ascii="Arial" w:hAnsi="Arial" w:cs="Arial"/>
+          <w:color w:val="181818"/>
+          <w:spacing w:val="6"/>
+          <w:sz w:val="20"/>
+          <w:szCs w:val="20"/>
+          <w:shd w:val="clear" w:color="auto" w:fill="FFFFFF"/>
+        </w:rPr>
+      </w:pPr>
+    </w:p>
+    <w:p>
+      <w:pPr>
+        <w:rPr>
+          <w:rFonts w:ascii="Arial" w:hAnsi="Arial" w:cs="Arial"/>
+          <w:color w:val="181818"/>
+          <w:spacing w:val="6"/>
+          <w:sz w:val="20"/>
+          <w:szCs w:val="20"/>
+          <w:shd w:val="clear" w:color="auto" w:fill="FFFFFF"/>
+        </w:rPr>
+      </w:pPr>
+      <w:r>
+        <w:rPr>
+          <w:rFonts w:ascii="Arial" w:hAnsi="Arial" w:cs="Arial"/>
+          <w:color w:val="181818"/>
+          <w:spacing w:val="6"/>
+          <w:sz w:val="20"/>
+          <w:szCs w:val="20"/>
+          <w:shd w:val="clear" w:color="auto" w:fill="FFFFFF"/>
+        </w:rPr>
+        <w:t>Hey there, I just went through your post, and it sounds like you’re looking for someone to help complete a time and expense application using Power Apps and Power Automate integrated with Dynamics 365 Business Central. I’d love to help. I’ve worked on similar Microsoft Power Platform solutions where apps were built to capture operational data, route it through approval workflows, and sync the results back to ERP systems. This included building Power Apps interfaces for data entry, Power Automate approval flows, and integrations that move approved records into backend systems and SharePoint for reporting. For your project, the key will be ensuring the timesheet and expense flows integrate cleanly with Business Central data, approvals, and project journals, while keeping the app simple for consultants to use. I’d love to understand the current state of the application and what pieces still need to be completed. I’ve also gone through what you shared and already have a few ideas on how we can take this forward. Would love to connect and discuss. When would be a good time to connect? Warm regards, Sagar</w:t>
+      </w:r>
+    </w:p>
+    <w:p>
+      <w:pPr>
+        <w:rPr>
+          <w:rFonts w:ascii="Arial" w:hAnsi="Arial" w:cs="Arial"/>
+          <w:color w:val="181818"/>
+          <w:spacing w:val="6"/>
+          <w:sz w:val="20"/>
+          <w:szCs w:val="20"/>
+          <w:shd w:val="clear" w:color="auto" w:fill="FFFFFF"/>
+        </w:rPr>
+      </w:pPr>
+    </w:p>
+    <w:p>
+      <w:pPr>
+        <w:rPr>
+          <w:rFonts w:ascii="Arial" w:hAnsi="Arial" w:cs="Arial"/>
+          <w:color w:val="181818"/>
+          <w:spacing w:val="6"/>
+          <w:sz w:val="20"/>
+          <w:szCs w:val="20"/>
+          <w:shd w:val="clear" w:color="auto" w:fill="FFFFFF"/>
+        </w:rPr>
+      </w:pPr>
+      <w:r>
+        <w:rPr>
+          <w:rFonts w:ascii="Arial" w:hAnsi="Arial" w:cs="Arial"/>
+          <w:color w:val="181818"/>
+          <w:spacing w:val="6"/>
+          <w:sz w:val="20"/>
+          <w:szCs w:val="20"/>
+          <w:shd w:val="clear" w:color="auto" w:fill="FFFFFF"/>
+        </w:rPr>
+        <w:lastRenderedPageBreak/>
+        <w:t>Hey there, I just went through your post, and it sounds like you’re looking for someone to build a Power Automate flow that can automatically follow up on emails you’ve sent but haven’t received a response to. I’d love to help. I’ve worked on several Power Automate solutions focused on email automation, including flows that monitor sent emails, track response status, and trigger automated follow-ups after a defined time period. These types of automations help ensure important conversations don’t fall through the cracks while reducing the need for manual tracking. For your requirement, the key will be designing a reliable flow that checks for replies, identifies emails that haven’t received responses, and triggers a smart follow-up message while avoiding duplicates or unnecessary notifications. I’d love to understand how your current email workflow is set up and what follow-up logic you’d like the automation to follow. When would be a good time to connect? Warm regards, Sagar</w:t>
+      </w:r>
+    </w:p>
+    <w:p>
+      <w:pPr>
+        <w:rPr>
+          <w:rFonts w:ascii="Arial" w:hAnsi="Arial" w:cs="Arial"/>
+          <w:color w:val="181818"/>
+          <w:spacing w:val="6"/>
+          <w:sz w:val="20"/>
+          <w:szCs w:val="20"/>
+          <w:shd w:val="clear" w:color="auto" w:fill="FFFFFF"/>
+        </w:rPr>
+      </w:pPr>
+    </w:p>
+    <w:p>
+      <w:pPr>
+        <w:rPr>
+          <w:rFonts w:ascii="Arial" w:hAnsi="Arial" w:cs="Arial"/>
+          <w:color w:val="181818"/>
+          <w:spacing w:val="6"/>
+          <w:sz w:val="20"/>
+          <w:szCs w:val="20"/>
+          <w:shd w:val="clear" w:color="auto" w:fill="FFFFFF"/>
+        </w:rPr>
+      </w:pPr>
+      <w:r>
+        <w:rPr>
+          <w:rFonts w:ascii="Arial" w:hAnsi="Arial" w:cs="Arial"/>
+          <w:color w:val="181818"/>
+          <w:spacing w:val="6"/>
+          <w:sz w:val="20"/>
+          <w:szCs w:val="20"/>
+          <w:shd w:val="clear" w:color="auto" w:fill="FFFFFF"/>
+        </w:rPr>
+        <w:t>Hey there, I just went through your post, and it sounds like you’re looking for someone to build Looker Studio dashboards connected to your data sources through API integrations. I’d love to help. I’ve worked on similar data visualization projects where dashboards were built in Looker Studio using API-connected data sources. This included structuring the data, creating clean and interactive visuals, and ensuring the dashboards deliver clear insights for business decisions. For your project, the key will be setting up reliable API connections, structuring the incoming data properly, and designing dashboards that are easy to navigate while highlighting the most important metrics. I’d love to understand which APIs you’ll be connecting and what kind of insights you want the dashboards to highlight. When would be a good time to connect? Warm regards, Sagar</w:t>
+      </w:r>
+    </w:p>
+    <w:p>
+      <w:pPr>
+        <w:rPr>
+          <w:rFonts w:ascii="Arial" w:hAnsi="Arial" w:cs="Arial"/>
+          <w:color w:val="181818"/>
+          <w:spacing w:val="6"/>
+          <w:sz w:val="20"/>
+          <w:szCs w:val="20"/>
+          <w:shd w:val="clear" w:color="auto" w:fill="FFFFFF"/>
+        </w:rPr>
+      </w:pPr>
+    </w:p>
+    <w:p>
+      <w:pPr>
+        <w:rPr>
+          <w:rFonts w:ascii="Arial" w:hAnsi="Arial" w:cs="Arial"/>
+          <w:color w:val="181818"/>
+          <w:spacing w:val="6"/>
+          <w:sz w:val="20"/>
+          <w:szCs w:val="20"/>
+          <w:shd w:val="clear" w:color="auto" w:fill="FFFFFF"/>
+        </w:rPr>
+      </w:pPr>
+      <w:r>
+        <w:rPr>
+          <w:rFonts w:ascii="Arial" w:hAnsi="Arial" w:cs="Arial"/>
+          <w:color w:val="181818"/>
+          <w:spacing w:val="6"/>
+          <w:sz w:val="20"/>
+          <w:szCs w:val="20"/>
+          <w:shd w:val="clear" w:color="auto" w:fill="FFFFFF"/>
+        </w:rPr>
+        <w:t>Hey Roife Law Group, I just went through your post, and it sounds like you’re looking for someone to help automate day-to-day workflows across Microsoft 365 tools like Outlook, Teams, SharePoint, and Planner using automation and Copilot capabilities. I’d love to help. I’ve worked on similar Microsoft 365 automation projects where processes such as calendar-triggered notifications, automated task creation, document routing, and SharePoint file management were streamlined using Power Automate and related tools. The focus is usually on reducing manual work while making sure the workflow remains reliable and easy for the team to follow. For examples like the ones you mentioned, workflows can be designed to trigger actions when calendar events are created, send notifications to Teams or email groups, create Planner tasks automatically, and manage scanned files by routing them to the correct SharePoint folders with structured naming. Would you be open to a quick discussion so we can review the workflows you’d like to automate and identify the best way to implement them? Warm regards, Sagar</w:t>
+      </w:r>
+    </w:p>
+    <w:p>
+      <w:pPr>
+        <w:rPr>
+          <w:rFonts w:ascii="Arial" w:hAnsi="Arial" w:cs="Arial"/>
+          <w:color w:val="181818"/>
+          <w:spacing w:val="6"/>
+          <w:sz w:val="20"/>
+          <w:szCs w:val="20"/>
+          <w:shd w:val="clear" w:color="auto" w:fill="FFFFFF"/>
+        </w:rPr>
+      </w:pPr>
+    </w:p>
+    <w:p>
+      <w:pPr>
+        <w:rPr>
+          <w:rFonts w:ascii="Arial" w:hAnsi="Arial" w:cs="Arial"/>
+          <w:color w:val="181818"/>
+          <w:spacing w:val="6"/>
+          <w:sz w:val="20"/>
+          <w:szCs w:val="20"/>
+          <w:shd w:val="clear" w:color="auto" w:fill="FFFFFF"/>
+        </w:rPr>
+      </w:pPr>
+      <w:r>
+        <w:rPr>
+          <w:rFonts w:ascii="Arial" w:hAnsi="Arial" w:cs="Arial"/>
+          <w:color w:val="181818"/>
+          <w:spacing w:val="6"/>
+          <w:sz w:val="20"/>
+          <w:szCs w:val="20"/>
+          <w:shd w:val="clear" w:color="auto" w:fill="FFFFFF"/>
+        </w:rPr>
+        <w:t xml:space="preserve">Hello, Your project caught my attention because integrating AI features with Power BI dashboards is an area I’ve worked on to make reports more actionable and easier to interpret. I have experience building Power BI reports and adding AI-driven insights such as automated summaries, trend analysis, and key metrics that help teams quickly understand performance and make better decisions. For hospitality data, this can include daily performance summaries, occupancy insights, revenue trends, and automated </w:t>
       </w:r>
       <w:r>
         <w:rPr>
-          <w:rFonts w:ascii="Neue Montreal fallback" w:eastAsia="Times New Roman" w:hAnsi="Neue Montreal fallback" w:cs="Times New Roman"/>
+          <w:rFonts w:ascii="Arial" w:hAnsi="Arial" w:cs="Arial"/>
           <w:color w:val="181818"/>
-          <w:spacing w:val="5"/>
-          <w:kern w:val="36"/>
-          <w:sz w:val="36"/>
-          <w:szCs w:val="36"/>
-          <w:lang w:val="en-IN" w:eastAsia="en-IN"/>
+          <w:spacing w:val="6"/>
+          <w:sz w:val="20"/>
+          <w:szCs w:val="20"/>
+          <w:shd w:val="clear" w:color="auto" w:fill="FFFFFF"/>
         </w:rPr>
-        <w:t xml:space="preserve"> </w:t>
+        <w:lastRenderedPageBreak/>
+        <w:t>highlights directly within the reports. I’d be happy to discuss your current BI setup and explore the best way to integrate AI-powered summaries and insights into your Power BI dashboards. Best regards, Sagar</w:t>
+      </w:r>
+    </w:p>
+    <w:p>
+      <w:pPr>
+        <w:rPr>
+          <w:rFonts w:ascii="Arial" w:hAnsi="Arial" w:cs="Arial"/>
+          <w:color w:val="181818"/>
+          <w:spacing w:val="6"/>
+          <w:sz w:val="20"/>
+          <w:szCs w:val="20"/>
+          <w:shd w:val="clear" w:color="auto" w:fill="FFFFFF"/>
+        </w:rPr>
+      </w:pPr>
+    </w:p>
+    <w:p>
+      <w:pPr>
+        <w:rPr>
+          <w:rFonts w:ascii="Arial" w:hAnsi="Arial" w:cs="Arial"/>
+          <w:color w:val="181818"/>
+          <w:spacing w:val="6"/>
+          <w:sz w:val="20"/>
+          <w:szCs w:val="20"/>
+          <w:shd w:val="clear" w:color="auto" w:fill="FFFFFF"/>
+        </w:rPr>
+      </w:pPr>
+      <w:r>
+        <w:rPr>
+          <w:rFonts w:ascii="Arial" w:hAnsi="Arial" w:cs="Arial"/>
+          <w:color w:val="181818"/>
+          <w:spacing w:val="6"/>
+          <w:sz w:val="20"/>
+          <w:szCs w:val="20"/>
+          <w:shd w:val="clear" w:color="auto" w:fill="FFFFFF"/>
+        </w:rPr>
+        <w:t>Hello David Shor and Robert Ross, I came across your post and it sounds like Tidy Haus is looking for someone to help improve and expand your Looker Studio reporting. I’d be glad to assist with both fixing the existing report issues and building new dashboards as your reporting needs grow. I have experience working with Looker Studio to troubleshoot problems such as incorrect calculations, broken data connections, and inefficient report structures created by previous developers. I also build clean, well-structured dashboards that make it easier for teams to understand their data and maintain the reports going forward. I’d be happy to review the current reports, identify the bugs, and help develop additional reports to support your platform’s reporting needs. Looking forward to discussing how I can help Tidy Haus with your reporting projects. Best regards, Sagar</w:t>
+      </w:r>
+    </w:p>
+    <w:p>
+      <w:pPr>
+        <w:rPr>
+          <w:rFonts w:ascii="Arial" w:hAnsi="Arial" w:cs="Arial"/>
+          <w:color w:val="181818"/>
+          <w:spacing w:val="6"/>
+          <w:sz w:val="20"/>
+          <w:szCs w:val="20"/>
+          <w:shd w:val="clear" w:color="auto" w:fill="FFFFFF"/>
+        </w:rPr>
+      </w:pPr>
+    </w:p>
+    <w:p>
+      <w:pPr>
+        <w:rPr>
+          <w:rFonts w:ascii="Arial" w:hAnsi="Arial" w:cs="Arial"/>
+          <w:color w:val="181818"/>
+          <w:spacing w:val="6"/>
+          <w:sz w:val="20"/>
+          <w:szCs w:val="20"/>
+          <w:shd w:val="clear" w:color="auto" w:fill="FFFFFF"/>
+        </w:rPr>
+      </w:pPr>
+      <w:r>
+        <w:rPr>
+          <w:rFonts w:ascii="Arial" w:hAnsi="Arial" w:cs="Arial"/>
+          <w:color w:val="181818"/>
+          <w:spacing w:val="6"/>
+          <w:sz w:val="20"/>
+          <w:szCs w:val="20"/>
+          <w:shd w:val="clear" w:color="auto" w:fill="FFFFFF"/>
+        </w:rPr>
+        <w:t>3 KPIs first, Revenue per client, Proposal-to-hire conversion rate, and Average earnings per contract. One metric many freelancers overlook is client lifetime value, which helps understand how much revenue a single client generates over time. Hello, Your project stood out because building dashboards that help with real business decisions, not just visuals, is something I focus on. I’ve worked on analytics dashboards where the goal was to track performance, financial trends, and operational metrics so business owners could quickly see what’s working and where to adjust strategy. For an Upwork-focused dashboard, I would typically structure it around revenue tracking, proposal performance, client acquisition trends, contract value, and financial summaries. The goal would be to create a clear system that highlights actionable insights rather than just displaying raw data. I’d also be happy to suggest additional metrics and logic that can help you better understand growth trends and optimize your strategy over time. Best regards, Sagar</w:t>
+      </w:r>
+    </w:p>
+    <w:p>
+      <w:pPr>
+        <w:rPr>
+          <w:rFonts w:ascii="Arial" w:hAnsi="Arial" w:cs="Arial"/>
+          <w:color w:val="181818"/>
+          <w:spacing w:val="6"/>
+          <w:sz w:val="20"/>
+          <w:szCs w:val="20"/>
+          <w:shd w:val="clear" w:color="auto" w:fill="FFFFFF"/>
+        </w:rPr>
+      </w:pPr>
+    </w:p>
+    <w:p>
+      <w:pPr>
+        <w:rPr>
+          <w:rFonts w:ascii="Arial" w:hAnsi="Arial" w:cs="Arial"/>
+          <w:color w:val="181818"/>
+          <w:spacing w:val="6"/>
+          <w:sz w:val="20"/>
+          <w:szCs w:val="20"/>
+          <w:shd w:val="clear" w:color="auto" w:fill="FFFFFF"/>
+        </w:rPr>
+      </w:pPr>
+      <w:r>
+        <w:rPr>
+          <w:rFonts w:ascii="Arial" w:hAnsi="Arial" w:cs="Arial"/>
+          <w:color w:val="181818"/>
+          <w:spacing w:val="6"/>
+          <w:sz w:val="20"/>
+          <w:szCs w:val="20"/>
+          <w:shd w:val="clear" w:color="auto" w:fill="FFFFFF"/>
+        </w:rPr>
+        <w:t>Hey there, I just went through your post, and it sounds like you need a dashboard in Looker Studio/BigQuery or Power BI that pulls data from ServiceTitan and Google Ads. I’d love to help. I’ve built similar dashboards combining operational and marketing data—sales leaderboards, revenue vs targets, hours sold vs completed, and Google Ads performance including ROAS and keyword-level revenue. I focus on making dashboards interactive, executive-ready, and easy to act on. I’d love to understand your current data setup and reporting priorities so I can propose the cleanest, most automated solution for your team. Would you be open to a quick call to discuss? Warm regards, Sagar</w:t>
+      </w:r>
+    </w:p>
+    <w:p>
+      <w:pPr>
+        <w:rPr>
+          <w:rFonts w:ascii="Arial" w:hAnsi="Arial" w:cs="Arial"/>
+          <w:color w:val="181818"/>
+          <w:spacing w:val="6"/>
+          <w:sz w:val="20"/>
+          <w:szCs w:val="20"/>
+          <w:shd w:val="clear" w:color="auto" w:fill="FFFFFF"/>
+        </w:rPr>
+      </w:pPr>
+    </w:p>
+    <w:p>
+      <w:pPr>
+        <w:rPr>
+          <w:rFonts w:ascii="Arial" w:hAnsi="Arial" w:cs="Arial"/>
+          <w:color w:val="181818"/>
+          <w:spacing w:val="6"/>
+          <w:sz w:val="20"/>
+          <w:szCs w:val="20"/>
+          <w:shd w:val="clear" w:color="auto" w:fill="FFFFFF"/>
+        </w:rPr>
+      </w:pPr>
+    </w:p>
+    <w:p>
+      <w:pPr>
+        <w:rPr>
+          <w:rFonts w:ascii="Arial" w:hAnsi="Arial" w:cs="Arial"/>
+          <w:color w:val="181818"/>
+          <w:spacing w:val="6"/>
+          <w:sz w:val="20"/>
+          <w:szCs w:val="20"/>
+          <w:shd w:val="clear" w:color="auto" w:fill="FFFFFF"/>
+        </w:rPr>
+      </w:pPr>
+      <w:r>
+        <w:rPr>
+          <w:rFonts w:ascii="Arial" w:hAnsi="Arial" w:cs="Arial"/>
+          <w:color w:val="181818"/>
+          <w:spacing w:val="6"/>
+          <w:sz w:val="20"/>
+          <w:szCs w:val="20"/>
+          <w:shd w:val="clear" w:color="auto" w:fill="FFFFFF"/>
+        </w:rPr>
+        <w:t xml:space="preserve">Hey Paul, I just went through your post, and it sounds like you’re looking for a Looker Studio expert to build both internal management and client-facing dashboards from Google Sheets data. I’d love to help. I’ve worked on projects where I built clean, interactive dashboards in Looker Studio, connecting Google Sheets and other sources to deliver </w:t>
       </w:r>
       <w:r>
         <w:rPr>
-          <w:b/>
-          <w:bCs/>
-          <w:lang w:val="en-IN"/>
+          <w:rFonts w:ascii="Arial" w:hAnsi="Arial" w:cs="Arial"/>
+          <w:color w:val="181818"/>
+          <w:spacing w:val="6"/>
+          <w:sz w:val="20"/>
+          <w:szCs w:val="20"/>
+          <w:shd w:val="clear" w:color="auto" w:fill="FFFFFF"/>
         </w:rPr>
-        <w:t>Power BI Video Educational Course</w:t>
+        <w:lastRenderedPageBreak/>
+        <w:t>actionable insights. My focus is on creating dashboards that are easy to use, visually clear, and provide the key metrics your team or clients need. I’d love to understand your current data setup and reporting priorities so I can suggest the best approach for your dashboards. Would you be open to a quick call to discuss? Warm regards, Sagar</w:t>
       </w:r>
     </w:p>
     <w:p>
       <w:pPr>
         <w:rPr>
-          <w:lang w:val="en-IN"/>
+          <w:rFonts w:ascii="Arial" w:hAnsi="Arial" w:cs="Arial"/>
+          <w:color w:val="181818"/>
+          <w:spacing w:val="6"/>
+          <w:sz w:val="20"/>
+          <w:szCs w:val="20"/>
+          <w:shd w:val="clear" w:color="auto" w:fill="FFFFFF"/>
+        </w:rPr>
+      </w:pPr>
+    </w:p>
+    <w:p>
+      <w:pPr>
+        <w:rPr>
+          <w:rFonts w:ascii="Arial" w:hAnsi="Arial" w:cs="Arial"/>
+          <w:color w:val="181818"/>
+          <w:spacing w:val="6"/>
+          <w:sz w:val="20"/>
+          <w:szCs w:val="20"/>
+          <w:shd w:val="clear" w:color="auto" w:fill="FFFFFF"/>
         </w:rPr>
       </w:pPr>
       <w:r>
         <w:rPr>
-          <w:lang w:val="en-IN"/>
+          <w:rFonts w:ascii="Arial" w:hAnsi="Arial" w:cs="Arial"/>
+          <w:color w:val="181818"/>
+          <w:spacing w:val="6"/>
+          <w:sz w:val="20"/>
+          <w:szCs w:val="20"/>
+          <w:shd w:val="clear" w:color="auto" w:fill="FFFFFF"/>
         </w:rPr>
-        <w:t xml:space="preserve">Link: </w:t>
-      </w:r>
-      <w:hyperlink r:id="rId8" w:history="1">
-        <w:r>
-          <w:rPr>
-            <w:rStyle w:val="Hyperlink"/>
-            <w:lang w:val="en-IN"/>
-          </w:rPr>
-          <w:t>https://www.upwork.com/nx/search/jobs/details/~022023103068991647428?nbs=1&amp;q=power%20bi&amp;sort=recency&amp;page=1&amp;per_page=50&amp;pageTitle=Job%20Details&amp;_modalInfo=%5B%7B%22navType%22%3A%22slider%22,%22title%22%3A%22Job%20Details%22,%22modalId%22%3A%221771373342610%22%7D%5D</w:t>
-        </w:r>
-      </w:hyperlink>
-    </w:p>
-    <w:p>
-      <w:r>
-        <w:t xml:space="preserve">Spent: </w:t>
-      </w:r>
-      <w:r>
-        <w:t>$257K total spent</w:t>
+        <w:t>Hey there, I just went through your post, and it sounds like you’re looking for a Power BI expert to build a dynamic cash flow forecasting dashboard integrating data from Acumatica, Excel, PDFs, and emails. I’d love to help. I’ve built similar financial dashboards where I transformed raw data from multiple sources into actionable insights for management. I focus on clean, interactive visuals, reliable calculations, and automation wherever possible so teams can monitor cash flow and make informed decisions without manual effort. I’d love to understand your current data setup and key forecasting metrics so I can propose the most efficient and accurate dashboard design. Would you be open to a quick call to discuss? Warm regards, Sagar</w:t>
       </w:r>
     </w:p>
     <w:p>
+      <w:pPr>
+        <w:rPr>
+          <w:rFonts w:ascii="Arial" w:hAnsi="Arial" w:cs="Arial"/>
+          <w:color w:val="181818"/>
+          <w:spacing w:val="6"/>
+          <w:sz w:val="20"/>
+          <w:szCs w:val="20"/>
+          <w:shd w:val="clear" w:color="auto" w:fill="FFFFFF"/>
+        </w:rPr>
+      </w:pPr>
+    </w:p>
+    <w:p>
+      <w:pPr>
+        <w:rPr>
+          <w:rFonts w:ascii="Arial" w:hAnsi="Arial" w:cs="Arial"/>
+          <w:color w:val="181818"/>
+          <w:spacing w:val="6"/>
+          <w:sz w:val="20"/>
+          <w:szCs w:val="20"/>
+          <w:shd w:val="clear" w:color="auto" w:fill="FFFFFF"/>
+        </w:rPr>
+      </w:pPr>
       <w:r>
-        <w:t>Hook</w:t>
-      </w:r>
-      <w:r>
-        <w:t xml:space="preserve"> </w:t>
-      </w:r>
-      <w:proofErr w:type="gramStart"/>
-      <w:r>
-        <w:t>( the</w:t>
-      </w:r>
-      <w:proofErr w:type="gramEnd"/>
-      <w:r>
-        <w:t xml:space="preserve"> very first two </w:t>
-      </w:r>
-      <w:proofErr w:type="gramStart"/>
-      <w:r>
-        <w:t>lines )</w:t>
-      </w:r>
-      <w:proofErr w:type="gramEnd"/>
-      <w:r>
-        <w:t xml:space="preserve">: </w:t>
+        <w:rPr>
+          <w:rFonts w:ascii="Arial" w:hAnsi="Arial" w:cs="Arial"/>
+          <w:color w:val="181818"/>
+          <w:spacing w:val="6"/>
+          <w:sz w:val="20"/>
+          <w:szCs w:val="20"/>
+          <w:shd w:val="clear" w:color="auto" w:fill="FFFFFF"/>
+        </w:rPr>
+        <w:t>Hey there, I just went through your post, and it sounds like you’re looking for a Power BI expert to build a dynamic cash flow forecasting dashboard integrating data from Acumatica, Excel, PDFs, and emails. I’d love to help. I’ve built similar financial dashboards where I transformed raw data from multiple sources into actionable insights for management. I focus on clean, interactive visuals, reliable calculations, and automation wherever possible so teams can monitor cash flow and make informed decisions without manual effort. I’d love to understand your current data setup and key forecasting metrics so I can propose the most efficient and accurate dashboard design. Would you be open to a quick call to discuss? Warm regards, Sagar</w:t>
       </w:r>
     </w:p>
     <w:p>
+      <w:pPr>
+        <w:rPr>
+          <w:rFonts w:ascii="Arial" w:hAnsi="Arial" w:cs="Arial"/>
+          <w:color w:val="181818"/>
+          <w:spacing w:val="6"/>
+          <w:sz w:val="20"/>
+          <w:szCs w:val="20"/>
+          <w:shd w:val="clear" w:color="auto" w:fill="FFFFFF"/>
+        </w:rPr>
+      </w:pPr>
+    </w:p>
+    <w:p>
+      <w:pPr>
+        <w:rPr>
+          <w:rFonts w:ascii="Arial" w:hAnsi="Arial" w:cs="Arial"/>
+          <w:color w:val="181818"/>
+          <w:spacing w:val="6"/>
+          <w:sz w:val="20"/>
+          <w:szCs w:val="20"/>
+          <w:shd w:val="clear" w:color="auto" w:fill="FFFFFF"/>
+        </w:rPr>
+      </w:pPr>
       <w:r>
-        <w:t>Most Power BI courses teach buttons and charts — and learners still feel lost.</w:t>
+        <w:rPr>
+          <w:rFonts w:ascii="Arial" w:hAnsi="Arial" w:cs="Arial"/>
+          <w:color w:val="181818"/>
+          <w:spacing w:val="6"/>
+          <w:sz w:val="20"/>
+          <w:szCs w:val="20"/>
+          <w:shd w:val="clear" w:color="auto" w:fill="FFFFFF"/>
+        </w:rPr>
+        <w:t>Hey there, I just went through your post, and it sounds like you’re looking for someone to build a Power Pages portal for your cleaning company to manage work orders for both clients and cleaners. I’d love to help. I’ve worked on similar projects where I developed Power Pages portals integrated with Power Automate to streamline workflows, automate notifications, and manage user interactions efficiently. My focus is on building user-friendly, reliable solutions that make operations smoother for both staff and clients. I’d love to understand your current processes and requirements so I can propose the most efficient portal setup for work order management. Would you be open to a quick call to discuss? Warm regards, Sagar</w:t>
       </w:r>
+    </w:p>
+    <w:p>
+      <w:pPr>
+        <w:rPr>
+          <w:rFonts w:ascii="Arial" w:hAnsi="Arial" w:cs="Arial"/>
+          <w:color w:val="181818"/>
+          <w:spacing w:val="6"/>
+          <w:sz w:val="20"/>
+          <w:szCs w:val="20"/>
+          <w:shd w:val="clear" w:color="auto" w:fill="FFFFFF"/>
+        </w:rPr>
+      </w:pPr>
+    </w:p>
+    <w:p>
+      <w:pPr>
+        <w:rPr>
+          <w:rFonts w:ascii="Arial" w:hAnsi="Arial" w:cs="Arial"/>
+          <w:color w:val="181818"/>
+          <w:spacing w:val="6"/>
+          <w:sz w:val="20"/>
+          <w:szCs w:val="20"/>
+          <w:shd w:val="clear" w:color="auto" w:fill="FFFFFF"/>
+        </w:rPr>
+      </w:pPr>
       <w:r>
-        <w:br/>
-        <w:t xml:space="preserve">I build courses that teach </w:t>
+        <w:rPr>
+          <w:rFonts w:ascii="Arial" w:hAnsi="Arial" w:cs="Arial"/>
+          <w:color w:val="181818"/>
+          <w:spacing w:val="6"/>
+          <w:sz w:val="20"/>
+          <w:szCs w:val="20"/>
+          <w:shd w:val="clear" w:color="auto" w:fill="FFFFFF"/>
+        </w:rPr>
+        <w:t xml:space="preserve">Hey there, I just went through your post, and it sounds like you’re looking for someone to automate the process of saving and formatting spreadsheets using Power Automate for your monthly and quarterly workflows. I’d love to help. I’ve worked on similar automation projects where I built Power Automate flows to process Excel files, handle data formatting, and streamline recurring reporting tasks. My focus is always on making workflows reliable and efficient so teams can avoid manual work while ensuring the data is processed accurately. I’d love to understand your current spreadsheet structure and the exact steps </w:t>
       </w:r>
       <w:r>
         <w:rPr>
-          <w:b/>
-          <w:bCs/>
+          <w:rFonts w:ascii="Arial" w:hAnsi="Arial" w:cs="Arial"/>
+          <w:color w:val="181818"/>
+          <w:spacing w:val="6"/>
+          <w:sz w:val="20"/>
+          <w:szCs w:val="20"/>
+          <w:shd w:val="clear" w:color="auto" w:fill="FFFFFF"/>
         </w:rPr>
-        <w:t>how to think with data</w:t>
-      </w:r>
-      <w:r>
-        <w:t>, not just where to click.</w:t>
+        <w:lastRenderedPageBreak/>
+        <w:t>involved in the monthly and quarterly process so I can design a workflow that handles it smoothly. Would you be open to a quick call to discuss? Warm regards, Sagar</w:t>
       </w:r>
     </w:p>
     <w:p>
+      <w:pPr>
+        <w:rPr>
+          <w:rFonts w:ascii="Arial" w:hAnsi="Arial" w:cs="Arial"/>
+          <w:color w:val="181818"/>
+          <w:spacing w:val="6"/>
+          <w:sz w:val="20"/>
+          <w:szCs w:val="20"/>
+          <w:shd w:val="clear" w:color="auto" w:fill="FFFFFF"/>
+        </w:rPr>
+      </w:pPr>
+    </w:p>
+    <w:p>
+      <w:pPr>
+        <w:rPr>
+          <w:rFonts w:ascii="Arial" w:hAnsi="Arial" w:cs="Arial"/>
+          <w:color w:val="181818"/>
+          <w:spacing w:val="6"/>
+          <w:sz w:val="20"/>
+          <w:szCs w:val="20"/>
+          <w:shd w:val="clear" w:color="auto" w:fill="FFFFFF"/>
+        </w:rPr>
+      </w:pPr>
       <w:r>
-        <w:t>Key points:</w:t>
+        <w:rPr>
+          <w:rFonts w:ascii="Arial" w:hAnsi="Arial" w:cs="Arial"/>
+          <w:color w:val="181818"/>
+          <w:spacing w:val="6"/>
+          <w:sz w:val="20"/>
+          <w:szCs w:val="20"/>
+          <w:shd w:val="clear" w:color="auto" w:fill="FFFFFF"/>
+        </w:rPr>
+        <w:t>Hey there, I just went through your post, and it sounds like you’re looking for someone who can design reliable Power Automate workflows integrated with SharePoint while ensuring proper error handling, logging, and long-term maintainability. I’d love to help. I’ve worked on similar projects where I built Power Automate flows to automate document processing, approvals, and data updates within SharePoint. These solutions included structured error handling, logging failures back to tracking columns, and creating workflows that teams can rely on without constant manual intervention. I’m comfortable working within tight turnaround timelines and would be happy to support this as a long-term engagement while continuously improving the workflows as your processes evolve. I’d also be happy to share examples of similar Power Automate + SharePoint workflows I’ve built. Would you be open to a quick call to discuss? Warm regards, Sagar</w:t>
       </w:r>
     </w:p>
     <w:p>
       <w:pPr>
         <w:rPr>
-          <w:lang w:val="en-IN"/>
+          <w:rFonts w:ascii="Arial" w:hAnsi="Arial" w:cs="Arial"/>
+          <w:color w:val="181818"/>
+          <w:spacing w:val="6"/>
+          <w:sz w:val="20"/>
+          <w:szCs w:val="20"/>
+          <w:shd w:val="clear" w:color="auto" w:fill="FFFFFF"/>
         </w:rPr>
       </w:pPr>
-      <w:proofErr w:type="gramStart"/>
+    </w:p>
+    <w:p>
+      <w:pPr>
+        <w:rPr>
+          <w:rFonts w:ascii="Arial" w:hAnsi="Arial" w:cs="Arial"/>
+          <w:color w:val="181818"/>
+          <w:spacing w:val="6"/>
+          <w:sz w:val="20"/>
+          <w:szCs w:val="20"/>
+          <w:shd w:val="clear" w:color="auto" w:fill="FFFFFF"/>
+        </w:rPr>
+      </w:pPr>
       <w:r>
         <w:rPr>
-          <w:lang w:val="en-IN"/>
+          <w:rFonts w:ascii="Arial" w:hAnsi="Arial" w:cs="Arial"/>
+          <w:color w:val="181818"/>
+          <w:spacing w:val="6"/>
+          <w:sz w:val="20"/>
+          <w:szCs w:val="20"/>
+          <w:shd w:val="clear" w:color="auto" w:fill="FFFFFF"/>
         </w:rPr>
-        <w:t>  Structuring</w:t>
-      </w:r>
-      <w:proofErr w:type="gramEnd"/>
-    </w:p>
-    <w:p>
-      <w:pPr>
-        <w:rPr>
-          <w:lang w:val="en-IN"/>
-        </w:rPr>
-      </w:pPr>
-      <w:proofErr w:type="gramStart"/>
-      <w:r>
-        <w:rPr>
-          <w:lang w:val="en-IN"/>
-        </w:rPr>
-        <w:t>  Teaching</w:t>
-      </w:r>
-      <w:proofErr w:type="gramEnd"/>
-    </w:p>
-    <w:p>
-      <w:pPr>
-        <w:rPr>
-          <w:lang w:val="en-IN"/>
-        </w:rPr>
-      </w:pPr>
-      <w:proofErr w:type="gramStart"/>
-      <w:r>
-        <w:rPr>
-          <w:lang w:val="en-IN"/>
-        </w:rPr>
-        <w:t>  Demonstrating</w:t>
-      </w:r>
-      <w:proofErr w:type="gramEnd"/>
-    </w:p>
-    <w:p>
-      <w:pPr>
-        <w:rPr>
-          <w:lang w:val="en-IN"/>
-        </w:rPr>
-      </w:pPr>
-      <w:proofErr w:type="gramStart"/>
-      <w:r>
-        <w:rPr>
-          <w:lang w:val="en-IN"/>
-        </w:rPr>
-        <w:t>  Practicing</w:t>
-      </w:r>
-      <w:proofErr w:type="gramEnd"/>
-    </w:p>
-    <w:p>
-      <w:pPr>
-        <w:rPr>
-          <w:lang w:val="en-IN"/>
-        </w:rPr>
-      </w:pPr>
-      <w:proofErr w:type="gramStart"/>
-      <w:r>
-        <w:rPr>
-          <w:lang w:val="en-IN"/>
-        </w:rPr>
-        <w:t>  Scaling</w:t>
-      </w:r>
-      <w:proofErr w:type="gramEnd"/>
-    </w:p>
-    <w:p>
-      <w:r>
-        <w:t xml:space="preserve">Reason for </w:t>
-      </w:r>
-      <w:proofErr w:type="gramStart"/>
-      <w:r>
-        <w:t>choosing :</w:t>
-      </w:r>
-      <w:proofErr w:type="gramEnd"/>
-      <w:r>
-        <w:t xml:space="preserve"> the client is having good spent and hire rate. Although I don’t know if the company can provide video editor.</w:t>
-      </w:r>
-    </w:p>
-    <w:p/>
-    <w:p>
-      <w:r>
-        <w:t>Final Message:</w:t>
+        <w:t>Hey there, I just went through your post, and it sounds like you’re looking for someone who can review and enhance your existing Power BI dashboards to improve visuals, data models, and overall usability. I’d love to help. I’ve worked on similar projects where I analyzed existing dashboards, optimized data models, improved DAX calculations, and redesigned visuals so the insights are clearer and easier for teams to act on. My focus is always on making dashboards both visually clean and technically efficient so users can quickly understand the story behind the data. I’d love to take a look at your current dashboards and understand what challenges you’re facing so I can suggest improvements and best practices. Would you be open to a quick call to discuss? Warm regards, Sagar</w:t>
       </w:r>
     </w:p>
     <w:p>
       <w:pPr>
         <w:rPr>
-          <w:lang w:val="en-IN"/>
+          <w:rFonts w:ascii="Arial" w:hAnsi="Arial" w:cs="Arial"/>
+          <w:color w:val="181818"/>
+          <w:spacing w:val="6"/>
+          <w:sz w:val="20"/>
+          <w:szCs w:val="20"/>
+          <w:shd w:val="clear" w:color="auto" w:fill="FFFFFF"/>
+        </w:rPr>
+      </w:pPr>
+    </w:p>
+    <w:p>
+      <w:pPr>
+        <w:rPr>
+          <w:rFonts w:ascii="Arial" w:hAnsi="Arial" w:cs="Arial"/>
+          <w:color w:val="181818"/>
+          <w:spacing w:val="6"/>
+          <w:sz w:val="20"/>
+          <w:szCs w:val="20"/>
+          <w:shd w:val="clear" w:color="auto" w:fill="FFFFFF"/>
         </w:rPr>
       </w:pPr>
       <w:r>
         <w:rPr>
-          <w:lang w:val="en-IN"/>
+          <w:rFonts w:ascii="Arial" w:hAnsi="Arial" w:cs="Arial"/>
+          <w:color w:val="181818"/>
+          <w:spacing w:val="6"/>
+          <w:sz w:val="20"/>
+          <w:szCs w:val="20"/>
+          <w:shd w:val="clear" w:color="auto" w:fill="FFFFFF"/>
         </w:rPr>
-        <w:t>Most Power BI courses teach buttons and charts — and learners still feel lost.</w:t>
+        <w:t>Hey Benjamin, I just went through your post, and it sounds like you’re looking for someone who can build a clean, well-structured Google Spreadsheet for tracking investments with strong visualization, formulas, and usability. I’d love to help. I’ve worked on similar spreadsheet systems where I built trackers with cross-sheet logic, automated calculations, and clear dashboards so users can easily monitor performance and key metrics. I focus on creating spreadsheets that are technically solid while keeping the design simple, clean, and intuitive. I also checked the video you shared and understand the level of clarity and design you’re aiming for. I’d be happy to create something original that meets that benchmark while fitting your specific tracking needs. I’ve attached a few examples of similar work I’ve done so you can take a look. Would you be open to a quick call to discuss? Warm regards, Sagar</w:t>
+      </w:r>
+    </w:p>
+    <w:p>
+      <w:pPr>
+        <w:rPr>
+          <w:rFonts w:ascii="Arial" w:hAnsi="Arial" w:cs="Arial"/>
+          <w:color w:val="181818"/>
+          <w:spacing w:val="6"/>
+          <w:sz w:val="20"/>
+          <w:szCs w:val="20"/>
+          <w:shd w:val="clear" w:color="auto" w:fill="FFFFFF"/>
+        </w:rPr>
+      </w:pPr>
+    </w:p>
+    <w:p>
+      <w:pPr>
+        <w:rPr>
+          <w:rFonts w:ascii="Arial" w:hAnsi="Arial" w:cs="Arial"/>
+          <w:color w:val="181818"/>
+          <w:spacing w:val="6"/>
+          <w:sz w:val="20"/>
+          <w:szCs w:val="20"/>
+          <w:shd w:val="clear" w:color="auto" w:fill="FFFFFF"/>
+        </w:rPr>
+      </w:pPr>
+      <w:r>
+        <w:rPr>
+          <w:rFonts w:ascii="Arial" w:hAnsi="Arial" w:cs="Arial"/>
+          <w:color w:val="181818"/>
+          <w:spacing w:val="6"/>
+          <w:sz w:val="20"/>
+          <w:szCs w:val="20"/>
+          <w:shd w:val="clear" w:color="auto" w:fill="FFFFFF"/>
+        </w:rPr>
+        <w:t xml:space="preserve">Hi, I’ve worked on Power BI dashboards where profitability depends on correctly separating operational performance from fixed cost allocation across multiple business units. Based on your document, the key would be building a clean data model that combines the Fudo exports (ventas and gastos variables) with a centralized fixed-cost ledger and a proration structure. Using Power Query folder ingestion allows monthly files to be added easily while keeping the model stable. From there, Power BI can calculate operational results, allocated </w:t>
       </w:r>
       <w:r>
         <w:rPr>
-          <w:lang w:val="en-IN"/>
+          <w:rFonts w:ascii="Arial" w:hAnsi="Arial" w:cs="Arial"/>
+          <w:color w:val="181818"/>
+          <w:spacing w:val="6"/>
+          <w:sz w:val="20"/>
+          <w:szCs w:val="20"/>
+          <w:shd w:val="clear" w:color="auto" w:fill="FFFFFF"/>
         </w:rPr>
-        <w:br/>
-        <w:t xml:space="preserve">I build courses that teach </w:t>
-      </w:r>
-      <w:r>
-        <w:rPr>
-          <w:b/>
-          <w:bCs/>
-          <w:lang w:val="en-IN"/>
-        </w:rPr>
-        <w:t>how to think with data</w:t>
-      </w:r>
-      <w:r>
-        <w:rPr>
-          <w:lang w:val="en-IN"/>
-        </w:rPr>
-        <w:t>, not just where to click.</w:t>
+        <w:lastRenderedPageBreak/>
+        <w:t>costs, and true unit profitability dynamically. The final dashboard can present clear executive views such as unit profitability, operational vs real results, monthly trends, cost breakdowns, and ranking across business units, making the insights easy to interpret. When would be a good time to expect a call back to discuss this further? Warm regards, Sagar</w:t>
       </w:r>
     </w:p>
     <w:p>
       <w:pPr>
         <w:rPr>
-          <w:lang w:val="en-IN"/>
+          <w:rFonts w:ascii="Arial" w:hAnsi="Arial" w:cs="Arial"/>
+          <w:color w:val="181818"/>
+          <w:spacing w:val="6"/>
+          <w:sz w:val="20"/>
+          <w:szCs w:val="20"/>
+          <w:shd w:val="clear" w:color="auto" w:fill="FFFFFF"/>
+        </w:rPr>
+      </w:pPr>
+    </w:p>
+    <w:p>
+      <w:pPr>
+        <w:rPr>
+          <w:rFonts w:ascii="Arial" w:hAnsi="Arial" w:cs="Arial"/>
+          <w:color w:val="181818"/>
+          <w:spacing w:val="6"/>
+          <w:sz w:val="20"/>
+          <w:szCs w:val="20"/>
+          <w:shd w:val="clear" w:color="auto" w:fill="FFFFFF"/>
         </w:rPr>
       </w:pPr>
       <w:r>
         <w:rPr>
-          <w:lang w:val="en-IN"/>
+          <w:rFonts w:ascii="Arial" w:hAnsi="Arial" w:cs="Arial"/>
+          <w:color w:val="181818"/>
+          <w:spacing w:val="6"/>
+          <w:sz w:val="20"/>
+          <w:szCs w:val="20"/>
+          <w:shd w:val="clear" w:color="auto" w:fill="FFFFFF"/>
         </w:rPr>
-        <w:t>Structuring.</w:t>
-      </w:r>
-      <w:r>
-        <w:rPr>
-          <w:lang w:val="en-IN"/>
-        </w:rPr>
-        <w:br/>
-        <w:t>Teaching.</w:t>
-      </w:r>
-      <w:r>
-        <w:rPr>
-          <w:lang w:val="en-IN"/>
-        </w:rPr>
-        <w:br/>
-        <w:t>Demonstrating.</w:t>
-      </w:r>
-      <w:r>
-        <w:rPr>
-          <w:lang w:val="en-IN"/>
-        </w:rPr>
-        <w:br/>
-        <w:t>Practicing.</w:t>
-      </w:r>
-      <w:r>
-        <w:rPr>
-          <w:lang w:val="en-IN"/>
-        </w:rPr>
-        <w:br/>
-        <w:t>Scaling.</w:t>
+        <w:t>Hi, I have experience building Power BI dashboards that transform complex data into clear, executive-ready insights. My focus is on strong data modeling, optimized DAX, and clean visual design so stakeholders can quickly understand key metrics and trends. I’ve attached my resume and past work for you to review, which includes examples of dashboards I’ve built. Looking forward to hearing your thoughts. When can I expect a call back to discuss this further? Warm regards, Sagar</w:t>
       </w:r>
     </w:p>
     <w:p>
       <w:pPr>
         <w:rPr>
-          <w:lang w:val="en-IN"/>
+          <w:rFonts w:ascii="Arial" w:hAnsi="Arial" w:cs="Arial"/>
+          <w:color w:val="181818"/>
+          <w:spacing w:val="6"/>
+          <w:sz w:val="20"/>
+          <w:szCs w:val="20"/>
+          <w:shd w:val="clear" w:color="auto" w:fill="FFFFFF"/>
+        </w:rPr>
+      </w:pPr>
+    </w:p>
+    <w:p>
+      <w:pPr>
+        <w:rPr>
+          <w:rFonts w:ascii="Arial" w:hAnsi="Arial" w:cs="Arial"/>
+          <w:color w:val="181818"/>
+          <w:spacing w:val="6"/>
+          <w:sz w:val="20"/>
+          <w:szCs w:val="20"/>
+          <w:shd w:val="clear" w:color="auto" w:fill="FFFFFF"/>
         </w:rPr>
       </w:pPr>
       <w:r>
         <w:rPr>
-          <w:lang w:val="en-IN"/>
+          <w:rFonts w:ascii="Arial" w:hAnsi="Arial" w:cs="Arial"/>
+          <w:color w:val="181818"/>
+          <w:spacing w:val="6"/>
+          <w:sz w:val="20"/>
+          <w:szCs w:val="20"/>
+          <w:shd w:val="clear" w:color="auto" w:fill="FFFFFF"/>
         </w:rPr>
-        <w:t>I design clear course roadmaps, explain concepts simply, show real-world use cases, reinforce learning with hands-on exercises, and build content that’s ready to grow into future courses.</w:t>
-      </w:r>
-    </w:p>
-    <w:p/>
-    <w:p>
-      <w:pPr>
-        <w:pStyle w:val="ListParagraph"/>
-        <w:numPr>
-          <w:ilvl w:val="0"/>
-          <w:numId w:val="11"/>
-        </w:numPr>
-        <w:rPr>
-          <w:b/>
-          <w:bCs/>
-          <w:lang w:val="en-IN"/>
-        </w:rPr>
-      </w:pPr>
-      <w:r>
-        <w:rPr>
-          <w:b/>
-          <w:bCs/>
-          <w:lang w:val="en-IN"/>
-        </w:rPr>
-        <w:lastRenderedPageBreak/>
-        <w:t xml:space="preserve">Title: </w:t>
-      </w:r>
-      <w:r>
-        <w:rPr>
-          <w:b/>
-          <w:bCs/>
-          <w:lang w:val="en-IN"/>
-        </w:rPr>
-        <w:t>Power BI Developer</w:t>
+        <w:t>Hi, I’ve built several Power BI dashboards that integrate data from multiple sources and transform them into clean, executive-friendly reporting systems. For projects like this, my focus is on structuring the data model properly first, then building intuitive visuals and DAX measures that clearly highlight trends, KPIs, and performance indicators. I’ve also worked with external sources like Google Sheets, SQL, and APIs, ensuring reliable refresh and scalable dashboard design as the data grows. One recent dashboard I built consolidated marketing and operational data from multiple sources into a single Power BI report used by leadership for weekly performance tracking and decision-making. When would be a good time to connect, or when can I expect a reply to discuss the next steps? Warm regards, Sagar</w:t>
       </w:r>
     </w:p>
     <w:p>
       <w:pPr>
-        <w:ind w:left="360"/>
         <w:rPr>
-          <w:lang w:val="en-IN"/>
+          <w:rFonts w:ascii="Arial" w:hAnsi="Arial" w:cs="Arial"/>
+          <w:color w:val="181818"/>
+          <w:spacing w:val="6"/>
+          <w:sz w:val="20"/>
+          <w:szCs w:val="20"/>
+          <w:shd w:val="clear" w:color="auto" w:fill="FFFFFF"/>
+        </w:rPr>
+      </w:pPr>
+    </w:p>
+    <w:p>
+      <w:pPr>
+        <w:pStyle w:val="break"/>
+        <w:shd w:val="clear" w:color="auto" w:fill="FFFFFF"/>
+        <w:spacing w:before="0" w:beforeAutospacing="0" w:after="0" w:afterAutospacing="0" w:line="301" w:lineRule="atLeast"/>
+        <w:rPr>
+          <w:rFonts w:ascii="Arial" w:hAnsi="Arial" w:cs="Arial"/>
+          <w:color w:val="181818"/>
+          <w:spacing w:val="6"/>
+          <w:sz w:val="20"/>
+          <w:szCs w:val="20"/>
         </w:rPr>
       </w:pPr>
       <w:r>
         <w:rPr>
-          <w:lang w:val="en-IN"/>
+          <w:rFonts w:ascii="Arial" w:hAnsi="Arial" w:cs="Arial"/>
+          <w:color w:val="181818"/>
+          <w:spacing w:val="6"/>
+          <w:sz w:val="20"/>
+          <w:szCs w:val="20"/>
         </w:rPr>
-        <w:t>L</w:t>
+        <w:t xml:space="preserve">Nyfty Hi, This is exactly the kind of analytics and tracking architecture I’ve worked on across marketing environments where clean data pipelines and reliable reporting are critical. I’ve implemented GTM for complex funnels, dynamic forms, and multi-step journeys by designing structured dataLayer schemas, defining measurement plans, and building scalable GTM containers with clear naming conventions and reusable variables. On the analytics side, I’ve configured GA4, handled event debugging and attribution issues, and built GA4 → BigQuery pipelines that power Looker Studio dashboards for marketing and executive reporting. My QA process includes GTM preview, Tag Assistant, DebugView, and SQL validation in BigQuery to ensure data accuracy. I’m also comfortable working in structured environments using Microsoft Teams, ClickUp, and time tracking tools while collaborating closely with marketing and development teams. When would be a good time to connect, or when can I expect a reply to discuss this further? Warm regards, Sagar </w:t>
       </w:r>
-      <w:r>
-        <w:rPr>
-          <w:lang w:val="en-IN"/>
-        </w:rPr>
-        <w:t>ink</w:t>
-      </w:r>
-      <w:r>
-        <w:rPr>
-          <w:lang w:val="en-IN"/>
-        </w:rPr>
-        <w:t xml:space="preserve">: </w:t>
-      </w:r>
-      <w:hyperlink r:id="rId9" w:history="1">
-        <w:r>
-          <w:rPr>
-            <w:rStyle w:val="Hyperlink"/>
-            <w:lang w:val="en-IN"/>
-          </w:rPr>
-          <w:t>https://www.upwork.com/nx/search/jobs/details/~022023499303077724702?nbs=1&amp;q=power%20bi&amp;sort=recency&amp;page=1&amp;per_page=50&amp;pageTitle=Job%20Details&amp;_modalInfo=%5B%7B%22navType%22%3A%22slider%22,%22title%22%3A%22Job%20Details%22,%22modalId%22%3A%221771374802641%22%7D%5D</w:t>
-        </w:r>
-      </w:hyperlink>
-    </w:p>
-    <w:p>
-      <w:pPr>
-        <w:ind w:left="360"/>
-      </w:pPr>
-      <w:r>
-        <w:rPr>
-          <w:lang w:val="en-IN"/>
-        </w:rPr>
-        <w:t>Spent:</w:t>
-      </w:r>
-      <w:r>
-        <w:rPr>
-          <w:lang w:val="en-IN"/>
-        </w:rPr>
-        <w:t xml:space="preserve"> </w:t>
-      </w:r>
-      <w:r>
-        <w:t>$474K total spent</w:t>
-      </w:r>
-    </w:p>
-    <w:p>
-      <w:pPr>
-        <w:ind w:left="360"/>
-      </w:pPr>
-      <w:r>
-        <w:t>Final Message:</w:t>
-      </w:r>
-    </w:p>
-    <w:p>
-      <w:pPr>
-        <w:ind w:left="360"/>
-        <w:rPr>
-          <w:lang w:val="en-IN"/>
-        </w:rPr>
-      </w:pPr>
-      <w:r>
-        <w:rPr>
-          <w:lang w:val="en-IN"/>
-        </w:rPr>
-        <w:t>Most Power BI developers add work before they remove it.</w:t>
-      </w:r>
-      <w:r>
-        <w:rPr>
-          <w:lang w:val="en-IN"/>
-        </w:rPr>
-        <w:br/>
-        <w:t>I step into existing BI teams and take ownership of reports without hand-holding.</w:t>
-      </w:r>
-    </w:p>
-    <w:p>
-      <w:pPr>
-        <w:ind w:left="360"/>
-        <w:rPr>
-          <w:lang w:val="en-IN"/>
-        </w:rPr>
-      </w:pPr>
-      <w:r>
-        <w:rPr>
-          <w:lang w:val="en-IN"/>
-        </w:rPr>
-        <w:t>I handle overflow work end-to-end: building new Power BI reports, extending existing ones, fixing performance issues, and keeping refresh logic reliable in production.</w:t>
-      </w:r>
-    </w:p>
-    <w:p>
-      <w:pPr>
-        <w:ind w:left="360"/>
-        <w:rPr>
-          <w:lang w:val="en-IN"/>
-        </w:rPr>
-      </w:pPr>
-      <w:r>
-        <w:rPr>
-          <w:lang w:val="en-IN"/>
-        </w:rPr>
-        <w:t>Power BI Desktop &amp; Service.</w:t>
-      </w:r>
-      <w:r>
-        <w:rPr>
-          <w:lang w:val="en-IN"/>
-        </w:rPr>
-        <w:br/>
-        <w:t>Advanced DAX.</w:t>
-      </w:r>
-      <w:r>
-        <w:rPr>
-          <w:lang w:val="en-IN"/>
-        </w:rPr>
-        <w:br/>
-        <w:t>Power Query (M).</w:t>
-      </w:r>
-      <w:r>
-        <w:rPr>
-          <w:lang w:val="en-IN"/>
-        </w:rPr>
-        <w:br/>
-        <w:t>SQL.</w:t>
-      </w:r>
-      <w:r>
-        <w:rPr>
-          <w:lang w:val="en-IN"/>
-        </w:rPr>
-        <w:br/>
-        <w:t xml:space="preserve">Data </w:t>
-      </w:r>
-      <w:proofErr w:type="spellStart"/>
-      <w:r>
-        <w:rPr>
-          <w:lang w:val="en-IN"/>
-        </w:rPr>
-        <w:t>modeling</w:t>
-      </w:r>
-      <w:proofErr w:type="spellEnd"/>
-      <w:r>
-        <w:rPr>
-          <w:lang w:val="en-IN"/>
-        </w:rPr>
-        <w:t>.</w:t>
-      </w:r>
-    </w:p>
-    <w:p>
-      <w:pPr>
-        <w:ind w:left="360"/>
-        <w:rPr>
-          <w:lang w:val="en-IN"/>
-        </w:rPr>
-      </w:pPr>
-      <w:r>
-        <w:rPr>
-          <w:lang w:val="en-IN"/>
-        </w:rPr>
-        <w:t>I’m used to working inside someone else’s reporting ecosystem — understanding current models quickly, translating business requirements accurately, and documenting everything so nothing becomes fragile.</w:t>
-      </w:r>
-    </w:p>
-    <w:p>
-      <w:pPr>
-        <w:ind w:left="360"/>
-        <w:rPr>
-          <w:lang w:val="en-IN"/>
-        </w:rPr>
-      </w:pPr>
-      <w:r>
-        <w:rPr>
-          <w:lang w:val="en-IN"/>
-        </w:rPr>
-        <w:t>Remote, flexible, deadline-driven, and comfortable with regular check-ins — you get progress without needing to manage me.</w:t>
-      </w:r>
-    </w:p>
-    <w:p>
-      <w:pPr>
-        <w:ind w:left="360"/>
-        <w:rPr>
-          <w:lang w:val="en-IN"/>
-        </w:rPr>
-      </w:pPr>
-    </w:p>
-    <w:p>
-      <w:pPr>
-        <w:ind w:left="360"/>
-        <w:rPr>
-          <w:lang w:val="en-IN"/>
-        </w:rPr>
-      </w:pPr>
-      <w:r>
-        <w:rPr>
-          <w:lang w:val="en-IN"/>
-        </w:rPr>
-        <w:t>Reason for choosing</w:t>
-      </w:r>
-      <w:r>
-        <w:rPr>
-          <w:lang w:val="en-IN"/>
-        </w:rPr>
-        <w:t xml:space="preserve">: </w:t>
-      </w:r>
-      <w:r>
-        <w:rPr>
-          <w:lang w:val="en-IN"/>
-        </w:rPr>
-        <w:t xml:space="preserve"> good spent but the time (years) is very long, but the description fits the requirements and our work line, so I thought y not go for it</w:t>
-      </w:r>
-    </w:p>
-    <w:p>
-      <w:pPr>
-        <w:pStyle w:val="ListParagraph"/>
-      </w:pPr>
-    </w:p>
-    <w:p>
-      <w:pPr>
-        <w:pStyle w:val="ListParagraph"/>
-      </w:pPr>
-    </w:p>
-    <w:p>
-      <w:pPr>
-        <w:pStyle w:val="ListParagraph"/>
-      </w:pPr>
-    </w:p>
-    <w:p>
-      <w:pPr>
-        <w:pStyle w:val="ListParagraph"/>
-      </w:pPr>
-    </w:p>
-    <w:p>
-      <w:pPr>
-        <w:pStyle w:val="ListParagraph"/>
-      </w:pPr>
-    </w:p>
-    <w:p>
-      <w:pPr>
-        <w:pStyle w:val="ListParagraph"/>
-      </w:pPr>
-    </w:p>
-    <w:p>
-      <w:pPr>
-        <w:pStyle w:val="ListParagraph"/>
-      </w:pPr>
-    </w:p>
-    <w:p>
-      <w:pPr>
-        <w:pStyle w:val="ListParagraph"/>
-      </w:pPr>
-    </w:p>
-    <w:p>
-      <w:pPr>
-        <w:pStyle w:val="ListParagraph"/>
-      </w:pPr>
-    </w:p>
-    <w:p>
-      <w:pPr>
-        <w:pStyle w:val="ListParagraph"/>
-      </w:pPr>
-    </w:p>
-    <w:p>
-      <w:pPr>
-        <w:pStyle w:val="ListParagraph"/>
-      </w:pPr>
-    </w:p>
-    <w:p>
-      <w:pPr>
-        <w:pStyle w:val="ListParagraph"/>
-        <w:numPr>
-          <w:ilvl w:val="0"/>
-          <w:numId w:val="11"/>
-        </w:numPr>
-        <w:rPr>
-          <w:b/>
-          <w:bCs/>
-          <w:lang w:val="en-IN"/>
-        </w:rPr>
-      </w:pPr>
-      <w:r>
-        <w:lastRenderedPageBreak/>
-        <w:t xml:space="preserve">Title: </w:t>
-      </w:r>
-      <w:proofErr w:type="spellStart"/>
-      <w:r>
-        <w:rPr>
-          <w:b/>
-          <w:bCs/>
-          <w:lang w:val="en-IN"/>
-        </w:rPr>
-        <w:t>PowerBI</w:t>
-      </w:r>
-      <w:proofErr w:type="spellEnd"/>
-      <w:r>
-        <w:rPr>
-          <w:b/>
-          <w:bCs/>
-          <w:lang w:val="en-IN"/>
-        </w:rPr>
-        <w:t xml:space="preserve"> - Infor Visual Data visualization.</w:t>
-      </w:r>
-    </w:p>
-    <w:p>
-      <w:pPr>
-        <w:ind w:left="360"/>
-      </w:pPr>
-      <w:r>
-        <w:t xml:space="preserve">Link: </w:t>
-      </w:r>
-      <w:hyperlink r:id="rId10" w:history="1">
-        <w:r>
-          <w:rPr>
-            <w:rStyle w:val="Hyperlink"/>
-          </w:rPr>
-          <w:t>https://www.upwork.com/nx/search/jobs/details/~022023474631122552835?nbs=1&amp;q=power%20bi&amp;sort=recency&amp;page=1&amp;per_page=50&amp;pageTitle=Job%20Details&amp;_modalInfo=%5B%7B%22navType%22%3A%22slider%22,%22title%22%3A%22Job%20Details%22,%22modalId%22%3A%221771376370863%22%7D%5D</w:t>
-        </w:r>
-      </w:hyperlink>
-    </w:p>
-    <w:p>
-      <w:pPr>
-        <w:ind w:left="360"/>
-      </w:pPr>
-      <w:r>
-        <w:t xml:space="preserve">Spent: </w:t>
-      </w:r>
-      <w:proofErr w:type="spellStart"/>
-      <w:r>
-        <w:t>na</w:t>
-      </w:r>
-      <w:proofErr w:type="spellEnd"/>
-    </w:p>
-    <w:p>
-      <w:pPr>
-        <w:ind w:left="360"/>
-      </w:pPr>
-      <w:r>
-        <w:t>Final message:</w:t>
-      </w:r>
-    </w:p>
-    <w:p>
-      <w:pPr>
-        <w:ind w:left="360"/>
-        <w:rPr>
-          <w:lang w:val="en-IN"/>
-        </w:rPr>
-      </w:pPr>
-      <w:r>
-        <w:rPr>
-          <w:lang w:val="en-IN"/>
-        </w:rPr>
-        <w:t>Most Power BI developers can build dashboards.</w:t>
-      </w:r>
-      <w:r>
-        <w:rPr>
-          <w:lang w:val="en-IN"/>
-        </w:rPr>
-        <w:br/>
-        <w:t xml:space="preserve">Very few understand </w:t>
-      </w:r>
-      <w:r>
-        <w:rPr>
-          <w:b/>
-          <w:bCs/>
-          <w:lang w:val="en-IN"/>
-        </w:rPr>
-        <w:t>Infor VISUAL data well enough to make those dashboards trustworthy</w:t>
-      </w:r>
-      <w:r>
-        <w:rPr>
-          <w:lang w:val="en-IN"/>
-        </w:rPr>
-        <w:t>.</w:t>
-      </w:r>
-    </w:p>
-    <w:p>
-      <w:pPr>
-        <w:ind w:left="360"/>
-        <w:rPr>
-          <w:lang w:val="en-IN"/>
-        </w:rPr>
-      </w:pPr>
-      <w:r>
-        <w:rPr>
-          <w:lang w:val="en-IN"/>
-        </w:rPr>
-        <w:t xml:space="preserve">I help teams integrate </w:t>
-      </w:r>
-      <w:r>
-        <w:rPr>
-          <w:b/>
-          <w:bCs/>
-          <w:lang w:val="en-IN"/>
-        </w:rPr>
-        <w:t>Infor VISUAL 10.0.0</w:t>
-      </w:r>
-      <w:r>
-        <w:rPr>
-          <w:lang w:val="en-IN"/>
-        </w:rPr>
-        <w:t xml:space="preserve"> data into Power BI and turn complex manufacturing datasets into clear, decision-ready dashboards.</w:t>
-      </w:r>
-    </w:p>
-    <w:p>
-      <w:pPr>
-        <w:ind w:left="360"/>
-        <w:rPr>
-          <w:lang w:val="en-IN"/>
-        </w:rPr>
-      </w:pPr>
-      <w:r>
-        <w:rPr>
-          <w:lang w:val="en-IN"/>
-        </w:rPr>
-        <w:t>Power BI Desktop &amp; Service.</w:t>
-      </w:r>
-      <w:r>
-        <w:rPr>
-          <w:lang w:val="en-IN"/>
-        </w:rPr>
-        <w:br/>
-        <w:t>Infor VISUAL (v10.0.0).</w:t>
-      </w:r>
-      <w:r>
-        <w:rPr>
-          <w:lang w:val="en-IN"/>
-        </w:rPr>
-        <w:br/>
-        <w:t xml:space="preserve">Data </w:t>
-      </w:r>
-      <w:proofErr w:type="spellStart"/>
-      <w:r>
-        <w:rPr>
-          <w:lang w:val="en-IN"/>
-        </w:rPr>
-        <w:t>modeling</w:t>
-      </w:r>
-      <w:proofErr w:type="spellEnd"/>
-      <w:r>
-        <w:rPr>
-          <w:lang w:val="en-IN"/>
-        </w:rPr>
-        <w:t xml:space="preserve"> &amp; relationships.</w:t>
-      </w:r>
-      <w:r>
-        <w:rPr>
-          <w:lang w:val="en-IN"/>
-        </w:rPr>
-        <w:br/>
-        <w:t>Performance-optimized visuals.</w:t>
-      </w:r>
-    </w:p>
-    <w:p>
-      <w:pPr>
-        <w:ind w:left="360"/>
-        <w:rPr>
-          <w:lang w:val="en-IN"/>
-        </w:rPr>
-      </w:pPr>
-      <w:r>
-        <w:rPr>
-          <w:lang w:val="en-IN"/>
-        </w:rPr>
-        <w:t>My focus is on accuracy, clarity, and usability — so stakeholders don’t just see data, they trust it and act on it.</w:t>
-      </w:r>
-    </w:p>
-    <w:p>
-      <w:pPr>
-        <w:ind w:left="360"/>
-        <w:rPr>
-          <w:lang w:val="en-IN"/>
-        </w:rPr>
-      </w:pPr>
-      <w:r>
-        <w:rPr>
-          <w:lang w:val="en-IN"/>
-        </w:rPr>
-        <w:t>I work independently, move fast, and deliver dashboards that hold up in real business use, not just demos.</w:t>
-      </w:r>
-    </w:p>
-    <w:p>
-      <w:pPr>
-        <w:ind w:left="360"/>
-      </w:pPr>
-    </w:p>
-    <w:p>
-      <w:pPr>
-        <w:ind w:left="360"/>
-      </w:pPr>
-      <w:r>
-        <w:t xml:space="preserve">Reason for choosing:  the client is fairly new to the market and he might be scouting for trusted </w:t>
-      </w:r>
-      <w:proofErr w:type="spellStart"/>
-      <w:r>
-        <w:t>devs</w:t>
-      </w:r>
-      <w:proofErr w:type="spellEnd"/>
-      <w:r>
-        <w:t xml:space="preserve"> and also it aligns with work we do</w:t>
-      </w:r>
-    </w:p>
-    <w:p>
-      <w:pPr>
-        <w:ind w:left="360"/>
-      </w:pPr>
-    </w:p>
-    <w:p>
-      <w:pPr>
-        <w:ind w:left="360"/>
-      </w:pPr>
-    </w:p>
-    <w:p>
-      <w:pPr>
-        <w:ind w:left="360"/>
-      </w:pPr>
-    </w:p>
-    <w:p>
-      <w:pPr>
-        <w:ind w:left="360"/>
-      </w:pPr>
-    </w:p>
-    <w:p>
-      <w:pPr>
-        <w:ind w:left="360"/>
-      </w:pPr>
-    </w:p>
-    <w:p>
-      <w:pPr>
-        <w:ind w:left="360"/>
-      </w:pPr>
-    </w:p>
-    <w:p>
-      <w:pPr>
-        <w:ind w:left="360"/>
-      </w:pPr>
-    </w:p>
-    <w:p>
-      <w:pPr>
-        <w:pStyle w:val="ListParagraph"/>
-        <w:numPr>
-          <w:ilvl w:val="0"/>
-          <w:numId w:val="11"/>
-        </w:numPr>
-        <w:rPr>
-          <w:b/>
-          <w:bCs/>
-          <w:lang w:val="en-IN"/>
-        </w:rPr>
-      </w:pPr>
-      <w:r>
-        <w:lastRenderedPageBreak/>
-        <w:t xml:space="preserve">Title: </w:t>
-      </w:r>
-      <w:r>
-        <w:rPr>
-          <w:b/>
-          <w:bCs/>
-          <w:lang w:val="en-IN"/>
-        </w:rPr>
-        <w:t>Power BI Specialist for KPI Reporting Enhancement</w:t>
-      </w:r>
-    </w:p>
-    <w:p>
-      <w:pPr>
-        <w:pStyle w:val="ListParagraph"/>
-      </w:pPr>
-    </w:p>
-    <w:p>
-      <w:pPr>
-        <w:pStyle w:val="ListParagraph"/>
-      </w:pPr>
-      <w:r>
-        <w:t xml:space="preserve">Link: </w:t>
-      </w:r>
-      <w:hyperlink r:id="rId11" w:history="1">
-        <w:r>
-          <w:rPr>
-            <w:rStyle w:val="Hyperlink"/>
-          </w:rPr>
-          <w:t>https://www.upwork.com/nx/search/jobs/details/~022022412328622617257?nbs=1&amp;q=power%20bi&amp;sort=recency&amp;page=2&amp;per_page=50&amp;pageTitle=Job%20Details&amp;_modalInfo=%5B%7B%22navType%22%3A%22slider%22,%22title%22%3A%22Job%20Details%22,%22modalId%22%3A%221771379600932%22%7D%5D</w:t>
-        </w:r>
-      </w:hyperlink>
-    </w:p>
-    <w:p>
-      <w:pPr>
-        <w:pStyle w:val="ListParagraph"/>
-      </w:pPr>
-    </w:p>
-    <w:p>
-      <w:pPr>
-        <w:pStyle w:val="ListParagraph"/>
-      </w:pPr>
-      <w:r>
-        <w:t>$59K total spent</w:t>
-      </w:r>
-      <w:r>
-        <w:t xml:space="preserve"> (really good spent for someone this new)</w:t>
-      </w:r>
-    </w:p>
-    <w:p>
-      <w:pPr>
-        <w:pStyle w:val="ListParagraph"/>
-      </w:pPr>
-    </w:p>
-    <w:p>
-      <w:pPr>
-        <w:pStyle w:val="ListParagraph"/>
-      </w:pPr>
-      <w:r>
-        <w:t>Final Message:</w:t>
-      </w:r>
-    </w:p>
-    <w:p>
-      <w:pPr>
-        <w:pStyle w:val="ListParagraph"/>
-        <w:rPr>
-          <w:lang w:val="en-IN"/>
-        </w:rPr>
-      </w:pPr>
-      <w:r>
-        <w:rPr>
-          <w:lang w:val="en-IN"/>
-        </w:rPr>
-        <w:t>KPI dashboards only deliver value when they are accurate, performant, and easy to maintain.</w:t>
-      </w:r>
-      <w:r>
-        <w:rPr>
-          <w:lang w:val="en-IN"/>
-        </w:rPr>
-        <w:br/>
-        <w:t>I help teams refine, consolidate, and stabilize Power BI reporting so it continues to support decision-making over time.</w:t>
-      </w:r>
-    </w:p>
-    <w:p>
-      <w:pPr>
-        <w:pStyle w:val="ListParagraph"/>
-        <w:rPr>
-          <w:lang w:val="en-IN"/>
-        </w:rPr>
-      </w:pPr>
-      <w:r>
-        <w:rPr>
-          <w:lang w:val="en-IN"/>
-        </w:rPr>
-        <w:t>I can improve and finalize existing Power BI dashboards, optimize data models for performance, and provide clear documentation so your team can confidently maintain and extend the reports.</w:t>
-      </w:r>
-    </w:p>
-    <w:p>
-      <w:pPr>
-        <w:pStyle w:val="ListParagraph"/>
-        <w:rPr>
-          <w:lang w:val="en-IN"/>
-        </w:rPr>
-      </w:pPr>
-      <w:r>
-        <w:rPr>
-          <w:lang w:val="en-IN"/>
-        </w:rPr>
-        <w:t xml:space="preserve">Strong experience with Power BI, Excel-based KPI reporting, data </w:t>
-      </w:r>
-      <w:proofErr w:type="spellStart"/>
-      <w:r>
-        <w:rPr>
-          <w:lang w:val="en-IN"/>
-        </w:rPr>
-        <w:t>modeling</w:t>
-      </w:r>
-      <w:proofErr w:type="spellEnd"/>
-      <w:r>
-        <w:rPr>
-          <w:lang w:val="en-IN"/>
-        </w:rPr>
-        <w:t>, and integration, with a collaborative and structured working approach.</w:t>
-      </w:r>
-    </w:p>
-    <w:p>
-      <w:pPr>
-        <w:pStyle w:val="ListParagraph"/>
-      </w:pPr>
-    </w:p>
-    <w:p>
-      <w:pPr>
-        <w:pStyle w:val="ListParagraph"/>
-      </w:pPr>
-    </w:p>
-    <w:p>
-      <w:pPr>
-        <w:pStyle w:val="ListParagraph"/>
-      </w:pPr>
-      <w:r>
-        <w:t>Reason for choosing: aligns with the work we do, really good spent, potential client</w:t>
-      </w:r>
-    </w:p>
-    <w:p>
-      <w:pPr>
-        <w:pStyle w:val="ListParagraph"/>
-      </w:pPr>
-    </w:p>
-    <w:p>
-      <w:pPr>
-        <w:pStyle w:val="ListParagraph"/>
-      </w:pPr>
-    </w:p>
-    <w:p>
-      <w:pPr>
-        <w:pStyle w:val="ListParagraph"/>
-      </w:pPr>
-    </w:p>
-    <w:p>
-      <w:pPr>
-        <w:pStyle w:val="ListParagraph"/>
-      </w:pPr>
-    </w:p>
-    <w:p>
-      <w:pPr>
-        <w:pStyle w:val="ListParagraph"/>
-      </w:pPr>
-    </w:p>
-    <w:p>
-      <w:pPr>
-        <w:pStyle w:val="ListParagraph"/>
-      </w:pPr>
-    </w:p>
-    <w:p>
-      <w:pPr>
-        <w:pStyle w:val="ListParagraph"/>
-      </w:pPr>
-    </w:p>
-    <w:p>
-      <w:pPr>
-        <w:pStyle w:val="ListParagraph"/>
-      </w:pPr>
-    </w:p>
-    <w:p>
-      <w:pPr>
-        <w:pStyle w:val="ListParagraph"/>
-      </w:pPr>
-    </w:p>
-    <w:p>
-      <w:pPr>
-        <w:pStyle w:val="ListParagraph"/>
-      </w:pPr>
-    </w:p>
-    <w:p>
-      <w:pPr>
-        <w:pStyle w:val="ListParagraph"/>
-      </w:pPr>
-    </w:p>
-    <w:p>
-      <w:pPr>
-        <w:pStyle w:val="ListParagraph"/>
-      </w:pPr>
-    </w:p>
-    <w:p>
-      <w:pPr>
-        <w:pStyle w:val="ListParagraph"/>
-      </w:pPr>
-    </w:p>
-    <w:p>
-      <w:pPr>
-        <w:pStyle w:val="ListParagraph"/>
-      </w:pPr>
-    </w:p>
-    <w:p>
-      <w:pPr>
-        <w:pStyle w:val="ListParagraph"/>
-      </w:pPr>
-    </w:p>
-    <w:p>
-      <w:pPr>
-        <w:pStyle w:val="ListParagraph"/>
-      </w:pPr>
-    </w:p>
-    <w:p>
-      <w:pPr>
-        <w:pStyle w:val="ListParagraph"/>
-      </w:pPr>
-    </w:p>
-    <w:p>
-      <w:pPr>
-        <w:pStyle w:val="ListParagraph"/>
-      </w:pPr>
-    </w:p>
-    <w:p>
-      <w:pPr>
-        <w:pStyle w:val="ListParagraph"/>
-      </w:pPr>
-    </w:p>
-    <w:p>
-      <w:pPr>
-        <w:pStyle w:val="ListParagraph"/>
-      </w:pPr>
-    </w:p>
-    <w:p>
-      <w:pPr>
-        <w:pStyle w:val="ListParagraph"/>
-        <w:numPr>
-          <w:ilvl w:val="0"/>
-          <w:numId w:val="11"/>
-        </w:numPr>
-        <w:rPr>
-          <w:b/>
-          <w:bCs/>
-          <w:lang w:val="en-IN"/>
-        </w:rPr>
-      </w:pPr>
-      <w:r>
-        <w:lastRenderedPageBreak/>
-        <w:t xml:space="preserve">Title: </w:t>
-      </w:r>
-      <w:r>
-        <w:rPr>
-          <w:b/>
-          <w:bCs/>
-          <w:lang w:val="en-IN"/>
-        </w:rPr>
-        <w:t>NO AGENCIES | Looker Studio Visualization and Analytics Guru (EST Time-zone)</w:t>
-      </w:r>
-    </w:p>
-    <w:p>
-      <w:pPr>
-        <w:pStyle w:val="ListParagraph"/>
-      </w:pPr>
-    </w:p>
-    <w:p>
-      <w:pPr>
-        <w:pStyle w:val="ListParagraph"/>
-      </w:pPr>
-      <w:r>
-        <w:t xml:space="preserve">Link: </w:t>
-      </w:r>
-      <w:hyperlink r:id="rId12" w:history="1">
-        <w:r>
-          <w:rPr>
-            <w:rStyle w:val="Hyperlink"/>
-          </w:rPr>
-          <w:t>https://www.upwork.com/nx/search/jobs/details/~022022391534279801438?nbs=1&amp;q=power%20bi&amp;sort=recency&amp;page=2&amp;per_page=50&amp;pageTitle=Job%20Details&amp;_modalInfo=%5B%7B%22navType%22%3A%22slider%22,%22title%22%3A%22Job%20Details%22,%22modalId%22%3A%221771380038848%22%7D%5D</w:t>
-        </w:r>
-      </w:hyperlink>
-    </w:p>
-    <w:p>
-      <w:pPr>
-        <w:pStyle w:val="ListParagraph"/>
-      </w:pPr>
-    </w:p>
-    <w:p>
-      <w:pPr>
-        <w:pStyle w:val="ListParagraph"/>
-      </w:pPr>
-      <w:r>
-        <w:t>$245K total spent</w:t>
-      </w:r>
-    </w:p>
-    <w:p>
-      <w:pPr>
-        <w:pStyle w:val="ListParagraph"/>
-      </w:pPr>
-    </w:p>
-    <w:p>
-      <w:pPr>
-        <w:pStyle w:val="ListParagraph"/>
-      </w:pPr>
-      <w:r>
-        <w:t>Final message:</w:t>
-      </w:r>
-    </w:p>
-    <w:p>
-      <w:pPr>
-        <w:pStyle w:val="ListParagraph"/>
-        <w:rPr>
-          <w:lang w:val="en-IN"/>
-        </w:rPr>
-      </w:pPr>
-      <w:r>
-        <w:rPr>
-          <w:lang w:val="en-IN"/>
-        </w:rPr>
-        <w:t xml:space="preserve">I build </w:t>
-      </w:r>
-      <w:r>
-        <w:rPr>
-          <w:b/>
-          <w:bCs/>
-          <w:lang w:val="en-IN"/>
-        </w:rPr>
-        <w:t>Looker Studio dashboards that stakeholders trust</w:t>
-      </w:r>
-      <w:r>
-        <w:rPr>
-          <w:lang w:val="en-IN"/>
-        </w:rPr>
-        <w:t>, by validating data end-to-end.</w:t>
-      </w:r>
-    </w:p>
-    <w:p>
-      <w:pPr>
-        <w:pStyle w:val="ListParagraph"/>
-        <w:numPr>
-          <w:ilvl w:val="0"/>
-          <w:numId w:val="12"/>
-        </w:numPr>
-        <w:rPr>
-          <w:lang w:val="en-IN"/>
-        </w:rPr>
-      </w:pPr>
-      <w:r>
-        <w:rPr>
-          <w:lang w:val="en-IN"/>
-        </w:rPr>
-        <w:t>Advanced Looker Studio dashboard development</w:t>
-      </w:r>
-    </w:p>
-    <w:p>
-      <w:pPr>
-        <w:pStyle w:val="ListParagraph"/>
-        <w:numPr>
-          <w:ilvl w:val="0"/>
-          <w:numId w:val="12"/>
-        </w:numPr>
-        <w:rPr>
-          <w:lang w:val="en-IN"/>
-        </w:rPr>
-      </w:pPr>
-      <w:proofErr w:type="spellStart"/>
-      <w:r>
-        <w:rPr>
-          <w:lang w:val="en-IN"/>
-        </w:rPr>
-        <w:t>BigQuery</w:t>
-      </w:r>
-      <w:proofErr w:type="spellEnd"/>
-      <w:r>
-        <w:rPr>
-          <w:lang w:val="en-IN"/>
-        </w:rPr>
-        <w:t xml:space="preserve"> → Looker Studio data validation &amp; QA</w:t>
-      </w:r>
-    </w:p>
-    <w:p>
-      <w:pPr>
-        <w:pStyle w:val="ListParagraph"/>
-        <w:numPr>
-          <w:ilvl w:val="0"/>
-          <w:numId w:val="12"/>
-        </w:numPr>
-        <w:rPr>
-          <w:lang w:val="en-IN"/>
-        </w:rPr>
-      </w:pPr>
-      <w:r>
-        <w:rPr>
-          <w:lang w:val="en-IN"/>
-        </w:rPr>
-        <w:t>Source-to-dashboard discrepancy checks</w:t>
-      </w:r>
-    </w:p>
-    <w:p>
-      <w:pPr>
-        <w:pStyle w:val="ListParagraph"/>
-        <w:numPr>
-          <w:ilvl w:val="0"/>
-          <w:numId w:val="12"/>
-        </w:numPr>
-        <w:rPr>
-          <w:lang w:val="en-IN"/>
-        </w:rPr>
-      </w:pPr>
-      <w:proofErr w:type="spellStart"/>
-      <w:r>
-        <w:rPr>
-          <w:lang w:val="en-IN"/>
-        </w:rPr>
-        <w:t>BigQuery</w:t>
-      </w:r>
-      <w:proofErr w:type="spellEnd"/>
-      <w:r>
-        <w:rPr>
-          <w:lang w:val="en-IN"/>
-        </w:rPr>
-        <w:t xml:space="preserve"> test tables for logic verification</w:t>
-      </w:r>
-    </w:p>
-    <w:p>
-      <w:pPr>
-        <w:pStyle w:val="ListParagraph"/>
-        <w:numPr>
-          <w:ilvl w:val="0"/>
-          <w:numId w:val="12"/>
-        </w:numPr>
-        <w:rPr>
-          <w:lang w:val="en-IN"/>
-        </w:rPr>
-      </w:pPr>
-      <w:r>
-        <w:rPr>
-          <w:lang w:val="en-IN"/>
-        </w:rPr>
-        <w:t>Clear communication and documentation</w:t>
-      </w:r>
-    </w:p>
-    <w:p>
-      <w:pPr>
-        <w:pStyle w:val="ListParagraph"/>
-        <w:numPr>
-          <w:ilvl w:val="0"/>
-          <w:numId w:val="12"/>
-        </w:numPr>
-        <w:rPr>
-          <w:lang w:val="en-IN"/>
-        </w:rPr>
-      </w:pPr>
-      <w:r>
-        <w:rPr>
-          <w:lang w:val="en-IN"/>
-        </w:rPr>
-        <w:t>EST-time availability for real-time collaboration</w:t>
-      </w:r>
-    </w:p>
-    <w:p>
-      <w:pPr>
-        <w:pStyle w:val="ListParagraph"/>
-      </w:pPr>
-    </w:p>
-    <w:p>
-      <w:pPr>
-        <w:pStyle w:val="ListParagraph"/>
-      </w:pPr>
-    </w:p>
-    <w:p>
-      <w:pPr>
-        <w:ind w:left="720"/>
-      </w:pPr>
-      <w:r>
-        <w:t>Reason for choosing: Good spent and doable</w:t>
-      </w:r>
-    </w:p>
-    <w:p>
-      <w:pPr>
-        <w:ind w:left="720"/>
-      </w:pPr>
-    </w:p>
-    <w:p>
-      <w:pPr>
-        <w:ind w:left="720"/>
-      </w:pPr>
-    </w:p>
-    <w:p>
-      <w:pPr>
-        <w:ind w:left="720"/>
-      </w:pPr>
-    </w:p>
-    <w:p>
-      <w:pPr>
-        <w:ind w:left="720"/>
-      </w:pPr>
-    </w:p>
-    <w:p>
-      <w:pPr>
-        <w:ind w:left="720"/>
-      </w:pPr>
-    </w:p>
-    <w:p>
-      <w:pPr>
-        <w:ind w:left="720"/>
-      </w:pPr>
-    </w:p>
-    <w:p>
-      <w:pPr>
-        <w:ind w:left="720"/>
-      </w:pPr>
-    </w:p>
-    <w:p>
-      <w:pPr>
-        <w:ind w:left="720"/>
-      </w:pPr>
-    </w:p>
-    <w:p>
-      <w:pPr>
-        <w:ind w:left="720"/>
-      </w:pPr>
-    </w:p>
-    <w:p>
-      <w:pPr>
-        <w:ind w:left="720"/>
-      </w:pPr>
-    </w:p>
-    <w:p>
-      <w:pPr>
-        <w:ind w:left="720"/>
-      </w:pPr>
-    </w:p>
-    <w:p>
-      <w:pPr>
-        <w:ind w:left="720"/>
-      </w:pPr>
-    </w:p>
-    <w:p>
-      <w:pPr>
-        <w:pStyle w:val="Heading1"/>
-      </w:pPr>
-      <w:r>
-        <w:lastRenderedPageBreak/>
-        <w:t>AI CHATBOTS:</w:t>
-      </w:r>
-    </w:p>
-    <w:p/>
-    <w:p>
-      <w:pPr>
-        <w:pStyle w:val="ListParagraph"/>
-        <w:numPr>
-          <w:ilvl w:val="0"/>
-          <w:numId w:val="13"/>
-        </w:numPr>
-        <w:rPr>
-          <w:b/>
-          <w:bCs/>
-          <w:lang w:val="en-IN"/>
-        </w:rPr>
-      </w:pPr>
-      <w:r>
-        <w:rPr>
-          <w:b/>
-          <w:bCs/>
-          <w:lang w:val="en-IN"/>
-        </w:rPr>
-        <w:t xml:space="preserve">Title: </w:t>
-      </w:r>
-      <w:r>
-        <w:rPr>
-          <w:b/>
-          <w:bCs/>
-          <w:lang w:val="en-IN"/>
-        </w:rPr>
-        <w:t>Senior Python/</w:t>
-      </w:r>
-      <w:proofErr w:type="spellStart"/>
-      <w:r>
-        <w:rPr>
-          <w:b/>
-          <w:bCs/>
-          <w:lang w:val="en-IN"/>
-        </w:rPr>
-        <w:t>FastAPI</w:t>
-      </w:r>
-      <w:proofErr w:type="spellEnd"/>
-      <w:r>
-        <w:rPr>
-          <w:b/>
-          <w:bCs/>
-          <w:lang w:val="en-IN"/>
-        </w:rPr>
-        <w:t xml:space="preserve"> Developer: Vertex AI Migration &amp; Stripe Integration</w:t>
-      </w:r>
-    </w:p>
-    <w:p>
-      <w:pPr>
-        <w:pStyle w:val="ListParagraph"/>
-      </w:pPr>
-    </w:p>
-    <w:p>
-      <w:pPr>
-        <w:pStyle w:val="ListParagraph"/>
-      </w:pPr>
-      <w:r>
-        <w:t xml:space="preserve">Link : </w:t>
-      </w:r>
-      <w:hyperlink r:id="rId13" w:history="1">
-        <w:r>
-          <w:rPr>
-            <w:rStyle w:val="Hyperlink"/>
-          </w:rPr>
-          <w:t>https://www.upwork.com/nx/search/jobs/details/~022023942937660213670?nbs=1&amp;q=Ai%20chatbot&amp;sort=recency&amp;pageTitle=Job%20Details&amp;_modalInfo=%5B%7B%22navType%22%3A%22slider%22,%22title%22%3A%22Job%20Details%22,%22modalId%22%3A%221771380737555%22%7D%5D</w:t>
-        </w:r>
-      </w:hyperlink>
-    </w:p>
-    <w:p>
-      <w:pPr>
-        <w:pStyle w:val="ListParagraph"/>
-      </w:pPr>
-    </w:p>
-    <w:p>
-      <w:pPr>
-        <w:pStyle w:val="ListParagraph"/>
-      </w:pPr>
-      <w:r>
-        <w:t>$6.3K total spent</w:t>
-      </w:r>
-      <w:r>
-        <w:t xml:space="preserve"> (the client is very new to the platform) </w:t>
-      </w:r>
-    </w:p>
-    <w:p>
-      <w:pPr>
-        <w:pStyle w:val="ListParagraph"/>
-      </w:pPr>
-    </w:p>
-    <w:p>
-      <w:pPr>
-        <w:pStyle w:val="ListParagraph"/>
-      </w:pPr>
-      <w:r>
-        <w:t>Final message:</w:t>
-      </w:r>
-    </w:p>
-    <w:p>
-      <w:pPr>
-        <w:pStyle w:val="ListParagraph"/>
-        <w:rPr>
-          <w:lang w:val="en-IN"/>
-        </w:rPr>
-      </w:pPr>
-      <w:r>
-        <w:rPr>
-          <w:lang w:val="en-IN"/>
-        </w:rPr>
-        <w:t>Large AI backends only migrate cleanly when region control, retrieval logic, and billing are treated as first-class concerns.</w:t>
-      </w:r>
-      <w:r>
-        <w:rPr>
-          <w:lang w:val="en-IN"/>
-        </w:rPr>
-        <w:br/>
-        <w:t>That’s the level I work at.</w:t>
-      </w:r>
-    </w:p>
-    <w:p>
-      <w:pPr>
-        <w:pStyle w:val="ListParagraph"/>
-        <w:numPr>
-          <w:ilvl w:val="0"/>
-          <w:numId w:val="14"/>
-        </w:numPr>
-        <w:rPr>
-          <w:lang w:val="en-IN"/>
-        </w:rPr>
-      </w:pPr>
-      <w:r>
-        <w:rPr>
-          <w:lang w:val="en-IN"/>
-        </w:rPr>
-        <w:t>Vertex AI migration with enforced Montreal residency (northamerica-northeast1)</w:t>
-      </w:r>
-    </w:p>
-    <w:p>
-      <w:pPr>
-        <w:pStyle w:val="ListParagraph"/>
-        <w:numPr>
-          <w:ilvl w:val="0"/>
-          <w:numId w:val="14"/>
-        </w:numPr>
-        <w:rPr>
-          <w:lang w:val="en-IN"/>
-        </w:rPr>
-      </w:pPr>
-      <w:r>
-        <w:rPr>
-          <w:lang w:val="en-IN"/>
-        </w:rPr>
-        <w:t>Refactor all LLM inference to the Vertex AI SDK</w:t>
-      </w:r>
-    </w:p>
-    <w:p>
-      <w:pPr>
-        <w:pStyle w:val="ListParagraph"/>
-        <w:numPr>
-          <w:ilvl w:val="0"/>
-          <w:numId w:val="14"/>
-        </w:numPr>
-        <w:rPr>
-          <w:lang w:val="en-IN"/>
-        </w:rPr>
-      </w:pPr>
-      <w:r>
-        <w:rPr>
-          <w:lang w:val="en-IN"/>
-        </w:rPr>
-        <w:t>Parent–Child retrieval implementation (≈500-token child, ≈3k-token parent) with cache-trigger validation</w:t>
-      </w:r>
-    </w:p>
-    <w:p>
-      <w:pPr>
-        <w:pStyle w:val="ListParagraph"/>
-        <w:numPr>
-          <w:ilvl w:val="0"/>
-          <w:numId w:val="14"/>
-        </w:numPr>
-        <w:rPr>
-          <w:lang w:val="en-IN"/>
-        </w:rPr>
-      </w:pPr>
-      <w:proofErr w:type="spellStart"/>
-      <w:r>
-        <w:rPr>
-          <w:lang w:val="en-IN"/>
-        </w:rPr>
-        <w:t>FastAPI</w:t>
-      </w:r>
-      <w:proofErr w:type="spellEnd"/>
-      <w:r>
-        <w:rPr>
-          <w:lang w:val="en-IN"/>
-        </w:rPr>
-        <w:t xml:space="preserve"> Stripe webhook with signature verification and idempotency handling</w:t>
-      </w:r>
-    </w:p>
-    <w:p>
-      <w:pPr>
-        <w:pStyle w:val="ListParagraph"/>
-        <w:numPr>
-          <w:ilvl w:val="0"/>
-          <w:numId w:val="14"/>
-        </w:numPr>
-        <w:rPr>
-          <w:lang w:val="en-IN"/>
-        </w:rPr>
-      </w:pPr>
-      <w:r>
-        <w:rPr>
-          <w:lang w:val="en-IN"/>
-        </w:rPr>
-        <w:t xml:space="preserve">Stripe Product → </w:t>
-      </w:r>
-      <w:proofErr w:type="spellStart"/>
-      <w:r>
-        <w:rPr>
-          <w:lang w:val="en-IN"/>
-        </w:rPr>
-        <w:t>Supabase</w:t>
-      </w:r>
-      <w:proofErr w:type="spellEnd"/>
-      <w:r>
-        <w:rPr>
-          <w:lang w:val="en-IN"/>
-        </w:rPr>
-        <w:t xml:space="preserve"> tier mapping with </w:t>
-      </w:r>
-      <w:proofErr w:type="spellStart"/>
-      <w:r>
-        <w:rPr>
-          <w:lang w:val="en-IN"/>
-        </w:rPr>
-        <w:t>access_expiry</w:t>
-      </w:r>
-      <w:proofErr w:type="spellEnd"/>
-      <w:r>
-        <w:rPr>
-          <w:lang w:val="en-IN"/>
-        </w:rPr>
-        <w:t xml:space="preserve"> lifecycle updates</w:t>
-      </w:r>
-    </w:p>
-    <w:p>
-      <w:pPr>
-        <w:pStyle w:val="ListParagraph"/>
-        <w:numPr>
-          <w:ilvl w:val="0"/>
-          <w:numId w:val="14"/>
-        </w:numPr>
-        <w:rPr>
-          <w:lang w:val="en-IN"/>
-        </w:rPr>
-      </w:pPr>
-      <w:r>
-        <w:rPr>
-          <w:lang w:val="en-IN"/>
-        </w:rPr>
-        <w:t>Deployment-ready documentation and simple verification scripts</w:t>
-      </w:r>
-    </w:p>
-    <w:p>
-      <w:pPr>
-        <w:pStyle w:val="ListParagraph"/>
-        <w:rPr>
-          <w:lang w:val="en-IN"/>
-        </w:rPr>
-      </w:pPr>
-      <w:r>
-        <w:rPr>
-          <w:lang w:val="en-IN"/>
-        </w:rPr>
-        <w:t xml:space="preserve">I work directly in existing </w:t>
-      </w:r>
-      <w:proofErr w:type="spellStart"/>
-      <w:r>
-        <w:rPr>
-          <w:lang w:val="en-IN"/>
-        </w:rPr>
-        <w:t>FastAPI</w:t>
-      </w:r>
-      <w:proofErr w:type="spellEnd"/>
-      <w:r>
-        <w:rPr>
-          <w:lang w:val="en-IN"/>
-        </w:rPr>
-        <w:t xml:space="preserve"> codebases, push clean commits to private repositories, and validate delivery against explicit acceptance criteria through logs and test runs.</w:t>
-      </w:r>
-    </w:p>
-    <w:p>
-      <w:pPr>
-        <w:pStyle w:val="ListParagraph"/>
-      </w:pPr>
-    </w:p>
-    <w:p>
-      <w:pPr>
-        <w:pStyle w:val="ListParagraph"/>
-      </w:pPr>
-      <w:r>
-        <w:t xml:space="preserve">Reason for choosing: </w:t>
-      </w:r>
-      <w:r>
-        <w:t>I thought it was a good opportunity</w:t>
-      </w:r>
-    </w:p>
-    <w:p>
-      <w:pPr>
-        <w:pStyle w:val="ListParagraph"/>
-      </w:pPr>
-    </w:p>
-    <w:p>
-      <w:pPr>
-        <w:pStyle w:val="ListParagraph"/>
-      </w:pPr>
-    </w:p>
-    <w:p>
-      <w:pPr>
-        <w:pStyle w:val="ListParagraph"/>
-      </w:pPr>
-    </w:p>
-    <w:p>
-      <w:pPr>
-        <w:pStyle w:val="ListParagraph"/>
-      </w:pPr>
-    </w:p>
-    <w:p>
-      <w:pPr>
-        <w:pStyle w:val="ListParagraph"/>
-      </w:pPr>
-    </w:p>
-    <w:p>
-      <w:pPr>
-        <w:pStyle w:val="ListParagraph"/>
-      </w:pPr>
-    </w:p>
-    <w:p>
-      <w:pPr>
-        <w:pStyle w:val="ListParagraph"/>
-      </w:pPr>
-    </w:p>
-    <w:p>
-      <w:pPr>
-        <w:pStyle w:val="ListParagraph"/>
-      </w:pPr>
-    </w:p>
-    <w:p>
-      <w:pPr>
-        <w:pStyle w:val="ListParagraph"/>
-      </w:pPr>
-    </w:p>
-    <w:p>
-      <w:pPr>
-        <w:pStyle w:val="ListParagraph"/>
-      </w:pPr>
-    </w:p>
-    <w:p>
-      <w:pPr>
-        <w:pStyle w:val="ListParagraph"/>
-      </w:pPr>
-    </w:p>
-    <w:p>
-      <w:pPr>
-        <w:pStyle w:val="ListParagraph"/>
-      </w:pPr>
-    </w:p>
-    <w:p>
-      <w:pPr>
-        <w:pStyle w:val="ListParagraph"/>
-      </w:pPr>
-    </w:p>
-    <w:p>
-      <w:pPr>
-        <w:pStyle w:val="ListParagraph"/>
-        <w:numPr>
-          <w:ilvl w:val="0"/>
-          <w:numId w:val="13"/>
-        </w:numPr>
-        <w:rPr>
-          <w:b/>
-          <w:bCs/>
-          <w:lang w:val="en-IN"/>
-        </w:rPr>
-      </w:pPr>
-      <w:r>
-        <w:t xml:space="preserve">Title: </w:t>
-      </w:r>
-      <w:r>
-        <w:rPr>
-          <w:b/>
-          <w:bCs/>
-          <w:lang w:val="en-IN"/>
-        </w:rPr>
-        <w:t>Voice AI Systems Architect</w:t>
-      </w:r>
-    </w:p>
-    <w:p>
-      <w:pPr>
-        <w:pStyle w:val="ListParagraph"/>
-      </w:pPr>
-    </w:p>
-    <w:p>
-      <w:pPr>
-        <w:pStyle w:val="ListParagraph"/>
-      </w:pPr>
-      <w:r>
-        <w:t xml:space="preserve">Link: </w:t>
-      </w:r>
-      <w:hyperlink r:id="rId14" w:history="1">
-        <w:r>
-          <w:rPr>
-            <w:rStyle w:val="Hyperlink"/>
-          </w:rPr>
-          <w:t>https://www.upwork.com/nx/search/jobs/details/~022023869551315807283?nbs=1&amp;q=Ai%20chatbot&amp;sort=recency&amp;page=1&amp;per_page=50&amp;pageTitle=Job%20Details&amp;_modalInfo=%5B%7B%22navType%22%3A%22slider%22,%22title%22%3A%22Job%20Details%22,%22modalId%22%3A%221771381248518%22%7D%5D</w:t>
-        </w:r>
-      </w:hyperlink>
-    </w:p>
-    <w:p>
-      <w:pPr>
-        <w:pStyle w:val="ListParagraph"/>
-      </w:pPr>
-    </w:p>
-    <w:p>
-      <w:pPr>
-        <w:pStyle w:val="ListParagraph"/>
-      </w:pPr>
-      <w:r>
-        <w:t>$241K total spent</w:t>
-      </w:r>
-    </w:p>
-    <w:p>
-      <w:pPr>
-        <w:pStyle w:val="ListParagraph"/>
-      </w:pPr>
-    </w:p>
-    <w:p>
-      <w:pPr>
-        <w:pStyle w:val="ListParagraph"/>
-      </w:pPr>
-      <w:r>
-        <w:t>Final message:</w:t>
-      </w:r>
-    </w:p>
-    <w:p>
-      <w:pPr>
-        <w:pStyle w:val="ListParagraph"/>
-        <w:rPr>
-          <w:lang w:val="en-IN"/>
-        </w:rPr>
-      </w:pPr>
-      <w:r>
-        <w:rPr>
-          <w:lang w:val="en-IN"/>
-        </w:rPr>
-        <w:t xml:space="preserve">I help teams make </w:t>
-      </w:r>
-      <w:r>
-        <w:rPr>
-          <w:b/>
-          <w:bCs/>
-          <w:lang w:val="en-IN"/>
-        </w:rPr>
-        <w:t>deliberate, auditable architectural decisions</w:t>
-      </w:r>
-      <w:r>
-        <w:rPr>
-          <w:lang w:val="en-IN"/>
-        </w:rPr>
-        <w:t xml:space="preserve"> so systems behave predictably under real-world constraints.</w:t>
-      </w:r>
-    </w:p>
-    <w:p>
-      <w:pPr>
-        <w:pStyle w:val="ListParagraph"/>
-        <w:numPr>
-          <w:ilvl w:val="0"/>
-          <w:numId w:val="15"/>
-        </w:numPr>
-        <w:rPr>
-          <w:lang w:val="en-IN"/>
-        </w:rPr>
-      </w:pPr>
-      <w:r>
-        <w:rPr>
-          <w:lang w:val="en-IN"/>
-        </w:rPr>
-        <w:t>Architecture review and risk assessment (before issues surface in production)</w:t>
-      </w:r>
-    </w:p>
-    <w:p>
-      <w:pPr>
-        <w:pStyle w:val="ListParagraph"/>
-        <w:numPr>
-          <w:ilvl w:val="0"/>
-          <w:numId w:val="15"/>
-        </w:numPr>
-        <w:rPr>
-          <w:lang w:val="en-IN"/>
-        </w:rPr>
-      </w:pPr>
-      <w:proofErr w:type="spellStart"/>
-      <w:r>
-        <w:rPr>
-          <w:lang w:val="en-IN"/>
-        </w:rPr>
-        <w:t>Dialogflow</w:t>
-      </w:r>
-      <w:proofErr w:type="spellEnd"/>
-      <w:r>
-        <w:rPr>
-          <w:lang w:val="en-IN"/>
-        </w:rPr>
-        <w:t xml:space="preserve"> → in-house multi-agent migration guidance</w:t>
-      </w:r>
-    </w:p>
-    <w:p>
-      <w:pPr>
-        <w:pStyle w:val="ListParagraph"/>
-        <w:numPr>
-          <w:ilvl w:val="0"/>
-          <w:numId w:val="15"/>
-        </w:numPr>
-        <w:rPr>
-          <w:lang w:val="en-IN"/>
-        </w:rPr>
-      </w:pPr>
-      <w:proofErr w:type="spellStart"/>
-      <w:r>
-        <w:rPr>
-          <w:lang w:val="en-IN"/>
-        </w:rPr>
-        <w:t>LangGraph</w:t>
-      </w:r>
-      <w:proofErr w:type="spellEnd"/>
-      <w:r>
-        <w:rPr>
-          <w:lang w:val="en-IN"/>
-        </w:rPr>
-        <w:t>-based orchestration and agent handoff design</w:t>
-      </w:r>
-    </w:p>
-    <w:p>
-      <w:pPr>
-        <w:pStyle w:val="ListParagraph"/>
-        <w:numPr>
-          <w:ilvl w:val="0"/>
-          <w:numId w:val="15"/>
-        </w:numPr>
-        <w:rPr>
-          <w:lang w:val="en-IN"/>
-        </w:rPr>
-      </w:pPr>
-      <w:r>
-        <w:rPr>
-          <w:lang w:val="en-IN"/>
-        </w:rPr>
-        <w:t>Telephony-aware system design (latency, barge-in, retries, fallbacks)</w:t>
-      </w:r>
-    </w:p>
-    <w:p>
-      <w:pPr>
-        <w:pStyle w:val="ListParagraph"/>
-        <w:numPr>
-          <w:ilvl w:val="0"/>
-          <w:numId w:val="15"/>
-        </w:numPr>
-        <w:rPr>
-          <w:lang w:val="en-IN"/>
-        </w:rPr>
-      </w:pPr>
-      <w:r>
-        <w:rPr>
-          <w:lang w:val="en-IN"/>
-        </w:rPr>
-        <w:t>Tool-calling agents and MCP backend integration patterns</w:t>
-      </w:r>
-    </w:p>
-    <w:p>
-      <w:pPr>
-        <w:pStyle w:val="ListParagraph"/>
-        <w:numPr>
-          <w:ilvl w:val="0"/>
-          <w:numId w:val="15"/>
-        </w:numPr>
-        <w:rPr>
-          <w:lang w:val="en-IN"/>
-        </w:rPr>
-      </w:pPr>
-      <w:r>
-        <w:rPr>
-          <w:lang w:val="en-IN"/>
-        </w:rPr>
-        <w:t>Deterministic vs probabilistic flow boundaries</w:t>
-      </w:r>
-    </w:p>
-    <w:p>
-      <w:pPr>
-        <w:pStyle w:val="ListParagraph"/>
-        <w:numPr>
-          <w:ilvl w:val="0"/>
-          <w:numId w:val="15"/>
-        </w:numPr>
-        <w:rPr>
-          <w:lang w:val="en-IN"/>
-        </w:rPr>
-      </w:pPr>
-      <w:r>
-        <w:rPr>
-          <w:lang w:val="en-IN"/>
-        </w:rPr>
-        <w:t>Conversation state persistence and observability strategy</w:t>
-      </w:r>
-    </w:p>
-    <w:p>
-      <w:pPr>
-        <w:pStyle w:val="ListParagraph"/>
-        <w:rPr>
-          <w:lang w:val="en-IN"/>
-        </w:rPr>
-      </w:pPr>
-      <w:r>
-        <w:rPr>
-          <w:lang w:val="en-IN"/>
-        </w:rPr>
-        <w:t xml:space="preserve">I work as a </w:t>
-      </w:r>
-      <w:r>
-        <w:rPr>
-          <w:b/>
-          <w:bCs/>
-          <w:lang w:val="en-IN"/>
-        </w:rPr>
-        <w:t>senior architectural partner</w:t>
-      </w:r>
-      <w:r>
-        <w:rPr>
-          <w:lang w:val="en-IN"/>
-        </w:rPr>
-        <w:t>, not a prompt engineer — focused on reducing uncertainty, avoiding fragile patterns, and helping teams ship systems they can confidently operate and audit.</w:t>
-      </w:r>
-    </w:p>
-    <w:p>
-      <w:pPr>
-        <w:pStyle w:val="ListParagraph"/>
-      </w:pPr>
-    </w:p>
-    <w:p>
-      <w:pPr>
-        <w:pStyle w:val="ListParagraph"/>
-      </w:pPr>
-      <w:r>
-        <w:t>Reason to choose: good hire rate and spent</w:t>
-      </w:r>
-    </w:p>
-    <w:p>
-      <w:pPr>
-        <w:pStyle w:val="ListParagraph"/>
-      </w:pPr>
-    </w:p>
-    <w:p>
-      <w:pPr>
-        <w:pStyle w:val="ListParagraph"/>
-      </w:pPr>
-    </w:p>
-    <w:p>
-      <w:pPr>
-        <w:pStyle w:val="ListParagraph"/>
-      </w:pPr>
-    </w:p>
-    <w:p>
-      <w:pPr>
-        <w:pStyle w:val="ListParagraph"/>
-      </w:pPr>
-    </w:p>
-    <w:p>
-      <w:pPr>
-        <w:pStyle w:val="ListParagraph"/>
-      </w:pPr>
-    </w:p>
-    <w:p>
-      <w:pPr>
-        <w:pStyle w:val="ListParagraph"/>
-      </w:pPr>
-    </w:p>
-    <w:p>
-      <w:pPr>
-        <w:pStyle w:val="ListParagraph"/>
-      </w:pPr>
-    </w:p>
-    <w:p>
-      <w:pPr>
-        <w:pStyle w:val="ListParagraph"/>
-      </w:pPr>
-    </w:p>
-    <w:p>
-      <w:pPr>
-        <w:pStyle w:val="ListParagraph"/>
-      </w:pPr>
-    </w:p>
-    <w:p>
-      <w:pPr>
-        <w:pStyle w:val="ListParagraph"/>
-      </w:pPr>
-    </w:p>
-    <w:p>
-      <w:pPr>
-        <w:pStyle w:val="ListParagraph"/>
-      </w:pPr>
-    </w:p>
-    <w:p>
-      <w:pPr>
-        <w:pStyle w:val="ListParagraph"/>
-      </w:pPr>
-    </w:p>
-    <w:p>
-      <w:pPr>
-        <w:pStyle w:val="ListParagraph"/>
-      </w:pPr>
-    </w:p>
-    <w:p>
-      <w:pPr>
-        <w:pStyle w:val="ListParagraph"/>
-      </w:pPr>
-    </w:p>
-    <w:p>
-      <w:pPr>
-        <w:pStyle w:val="ListParagraph"/>
-      </w:pPr>
-    </w:p>
-    <w:p>
-      <w:pPr>
-        <w:pStyle w:val="ListParagraph"/>
-      </w:pPr>
-    </w:p>
-    <w:p>
-      <w:r>
-        <w:lastRenderedPageBreak/>
-        <w:t xml:space="preserve">Act like a really experienced </w:t>
-      </w:r>
-      <w:proofErr w:type="spellStart"/>
-      <w:r>
-        <w:t>frelancerr</w:t>
-      </w:r>
-      <w:proofErr w:type="spellEnd"/>
-      <w:r>
-        <w:t xml:space="preserve"> on </w:t>
-      </w:r>
-      <w:proofErr w:type="spellStart"/>
-      <w:r>
-        <w:t>upwork</w:t>
-      </w:r>
-      <w:proofErr w:type="spellEnd"/>
-      <w:r>
-        <w:t xml:space="preserve"> who does all sort of jobs related to data analytics</w:t>
-      </w:r>
-    </w:p>
-    <w:p>
-      <w:r>
-        <w:t xml:space="preserve">Hey </w:t>
-      </w:r>
-      <w:proofErr w:type="spellStart"/>
-      <w:r>
-        <w:t>gpt</w:t>
-      </w:r>
-      <w:proofErr w:type="spellEnd"/>
-      <w:r>
-        <w:t xml:space="preserve"> I </w:t>
-      </w:r>
-      <w:proofErr w:type="spellStart"/>
-      <w:r>
-        <w:t>wnt</w:t>
-      </w:r>
-      <w:proofErr w:type="spellEnd"/>
-      <w:r>
-        <w:t xml:space="preserve"> you to understand the pain points and urgencies, the industry they are </w:t>
-      </w:r>
-      <w:proofErr w:type="gramStart"/>
-      <w:r>
-        <w:t>in ,</w:t>
-      </w:r>
-      <w:proofErr w:type="gramEnd"/>
-      <w:r>
-        <w:t xml:space="preserve"> the job title, problems the are </w:t>
-      </w:r>
-      <w:proofErr w:type="gramStart"/>
-      <w:r>
-        <w:t>facing ,</w:t>
-      </w:r>
-      <w:proofErr w:type="gramEnd"/>
-      <w:r>
-        <w:t xml:space="preserve"> what outcome they are expecting or looking for, the budget for solving the problem. </w:t>
-      </w:r>
-      <w:proofErr w:type="gramStart"/>
-      <w:r>
-        <w:t>So</w:t>
-      </w:r>
-      <w:proofErr w:type="gramEnd"/>
-      <w:r>
-        <w:t xml:space="preserve"> this thing should have a really AND I MEAN A REALLY </w:t>
-      </w:r>
-      <w:proofErr w:type="gramStart"/>
-      <w:r>
-        <w:t>EYE CATCHING</w:t>
-      </w:r>
-      <w:proofErr w:type="gramEnd"/>
-      <w:r>
-        <w:t xml:space="preserve"> HOOK, A Body, this body it has</w:t>
-      </w:r>
-      <w:r>
-        <w:t>,</w:t>
-      </w:r>
-      <w:r>
-        <w:t xml:space="preserve"> keep it very concise and to the point which highlights the solution to the pain points, relevant skills and a closure</w:t>
-      </w:r>
-      <w:r>
-        <w:t>. Also make sure to address the problem and how I can solve it and how I have done it before</w:t>
-      </w:r>
-      <w:r>
-        <w:t>.</w:t>
-      </w:r>
-      <w:r>
-        <w:t xml:space="preserve"> All this just keep in mind that I use </w:t>
-      </w:r>
-      <w:proofErr w:type="spellStart"/>
-      <w:r>
-        <w:t>upwork</w:t>
-      </w:r>
-      <w:proofErr w:type="spellEnd"/>
-      <w:r>
-        <w:t xml:space="preserve"> to get the job done. </w:t>
-      </w:r>
-      <w:proofErr w:type="gramStart"/>
-      <w:r>
-        <w:t>So</w:t>
-      </w:r>
-      <w:proofErr w:type="gramEnd"/>
-      <w:r>
-        <w:t xml:space="preserve"> </w:t>
-      </w:r>
-      <w:proofErr w:type="gramStart"/>
-      <w:r>
-        <w:t>I  want</w:t>
-      </w:r>
-      <w:proofErr w:type="gramEnd"/>
-      <w:r>
-        <w:t xml:space="preserve"> you to work with the perspective of that platform</w:t>
-      </w:r>
-    </w:p>
-    <w:p>
-      <w:r>
-        <w:t>NOTE: THROUGHLY ANALYSE THE INPUT</w:t>
-      </w:r>
-    </w:p>
-    <w:p>
-      <w:r>
-        <w:t xml:space="preserve">Now the hook should be </w:t>
-      </w:r>
-      <w:proofErr w:type="spellStart"/>
-      <w:r>
-        <w:t>eother</w:t>
-      </w:r>
-      <w:proofErr w:type="spellEnd"/>
-      <w:r>
-        <w:t xml:space="preserve"> in this way “</w:t>
-      </w:r>
-      <w:r>
-        <w:t>Most Power BI developers can build dashboards.</w:t>
-      </w:r>
-      <w:r>
-        <w:t xml:space="preserve"> </w:t>
-      </w:r>
-      <w:r>
-        <w:t>Very few understand Infor VISUAL data well enough to make those dashboards trustworthy.</w:t>
-      </w:r>
-      <w:r>
-        <w:t>”</w:t>
-      </w:r>
-      <w:r>
-        <w:t xml:space="preserve"> OR “hey…your job posting caught my attention”</w:t>
-      </w:r>
-      <w:r>
-        <w:t xml:space="preserve"> keep it in </w:t>
-      </w:r>
-      <w:proofErr w:type="spellStart"/>
-      <w:proofErr w:type="gramStart"/>
-      <w:r>
-        <w:t>uk</w:t>
-      </w:r>
-      <w:proofErr w:type="spellEnd"/>
-      <w:r>
-        <w:t xml:space="preserve">  or</w:t>
-      </w:r>
-      <w:proofErr w:type="gramEnd"/>
-      <w:r>
-        <w:t xml:space="preserve"> us style of communication</w:t>
-      </w:r>
-      <w:r>
-        <w:t xml:space="preserve">. Now these are just the examples I am </w:t>
-      </w:r>
-      <w:proofErr w:type="gramStart"/>
-      <w:r>
-        <w:t xml:space="preserve">giving </w:t>
-      </w:r>
-      <w:r>
-        <w:t>,</w:t>
-      </w:r>
-      <w:r>
-        <w:t>u</w:t>
-      </w:r>
-      <w:proofErr w:type="gramEnd"/>
-      <w:r>
-        <w:t xml:space="preserve"> </w:t>
-      </w:r>
-      <w:proofErr w:type="gramStart"/>
-      <w:r>
-        <w:t>are</w:t>
-      </w:r>
-      <w:proofErr w:type="gramEnd"/>
-      <w:r>
-        <w:t xml:space="preserve"> free to THINK and add you</w:t>
-      </w:r>
-      <w:r>
-        <w:t>r</w:t>
-      </w:r>
-      <w:r>
-        <w:t xml:space="preserve"> own hook that suit the summaries and titles of the job. The closure must be like “I hope to connect </w:t>
-      </w:r>
-      <w:proofErr w:type="spellStart"/>
-      <w:r>
-        <w:t>wth</w:t>
-      </w:r>
-      <w:proofErr w:type="spellEnd"/>
-      <w:r>
-        <w:t xml:space="preserve"> you </w:t>
-      </w:r>
-      <w:proofErr w:type="gramStart"/>
-      <w:r>
-        <w:t>soon ”</w:t>
-      </w:r>
-      <w:proofErr w:type="gramEnd"/>
-      <w:r>
-        <w:t xml:space="preserve"> OR “When can I </w:t>
-      </w:r>
-      <w:proofErr w:type="spellStart"/>
-      <w:r>
-        <w:t>accet</w:t>
-      </w:r>
-      <w:proofErr w:type="spellEnd"/>
-      <w:r>
-        <w:t xml:space="preserve"> a reply or a call back”</w:t>
-      </w:r>
-    </w:p>
-    <w:p>
-      <w:proofErr w:type="gramStart"/>
-      <w:r>
-        <w:t>Lets</w:t>
-      </w:r>
-      <w:proofErr w:type="gramEnd"/>
-      <w:r>
-        <w:t xml:space="preserve"> do one </w:t>
-      </w:r>
-      <w:proofErr w:type="spellStart"/>
-      <w:r>
-        <w:t>thheing</w:t>
-      </w:r>
-      <w:proofErr w:type="spellEnd"/>
-      <w:r>
-        <w:t xml:space="preserve"> I will paste the </w:t>
-      </w:r>
-      <w:proofErr w:type="spellStart"/>
-      <w:r>
-        <w:t>entie</w:t>
-      </w:r>
-      <w:proofErr w:type="spellEnd"/>
-      <w:r>
-        <w:t xml:space="preserve"> thing read where the client is from and accordingly us</w:t>
-      </w:r>
-      <w:r>
-        <w:t>e</w:t>
-      </w:r>
-      <w:r>
-        <w:t xml:space="preserve"> the hooks the style of it</w:t>
-      </w:r>
-      <w:r>
-        <w:t xml:space="preserve">, in the sense there thought </w:t>
-      </w:r>
-      <w:proofErr w:type="gramStart"/>
-      <w:r>
-        <w:t>process .</w:t>
-      </w:r>
-      <w:proofErr w:type="gramEnd"/>
-      <w:r>
-        <w:t xml:space="preserve"> I want you to think from their perspective while reading the summary</w:t>
-      </w:r>
-    </w:p>
-    <w:p>
-      <w:r>
-        <w:t xml:space="preserve">*I use a </w:t>
-      </w:r>
-      <w:proofErr w:type="spellStart"/>
-      <w:r>
-        <w:t>plt</w:t>
-      </w:r>
-      <w:proofErr w:type="spellEnd"/>
-      <w:r>
-        <w:t xml:space="preserve"> </w:t>
-      </w:r>
-      <w:proofErr w:type="spellStart"/>
-      <w:r>
-        <w:t>upwork</w:t>
-      </w:r>
-      <w:proofErr w:type="spellEnd"/>
-      <w:r>
-        <w:t xml:space="preserve"> to get </w:t>
-      </w:r>
-      <w:proofErr w:type="spellStart"/>
-      <w:r>
-        <w:t>prj</w:t>
-      </w:r>
-      <w:proofErr w:type="spellEnd"/>
-      <w:r>
-        <w:t xml:space="preserve"> *</w:t>
-      </w:r>
-    </w:p>
-    <w:p>
-      <w:r>
-        <w:t xml:space="preserve">*Proposal </w:t>
-      </w:r>
-      <w:proofErr w:type="spellStart"/>
-      <w:r>
-        <w:t>ke</w:t>
-      </w:r>
-      <w:proofErr w:type="spellEnd"/>
-      <w:r>
-        <w:t xml:space="preserve"> niche dalo req </w:t>
-      </w:r>
-      <w:proofErr w:type="spellStart"/>
-      <w:r>
-        <w:t>jaise</w:t>
-      </w:r>
-      <w:proofErr w:type="spellEnd"/>
-      <w:r>
-        <w:t xml:space="preserve"> ki hook and other stuff*</w:t>
-      </w:r>
-    </w:p>
-    <w:p>
-      <w:pPr>
-        <w:pBdr>
-          <w:bottom w:val="single" w:sz="6" w:space="1" w:color="auto"/>
-        </w:pBdr>
-      </w:pPr>
-    </w:p>
-    <w:p>
-      <w:pPr>
-        <w:rPr>
-          <w:b/>
-          <w:bCs/>
-          <w:color w:val="EE0000"/>
-        </w:rPr>
-      </w:pPr>
-      <w:r>
-        <w:rPr>
-          <w:b/>
-          <w:bCs/>
-          <w:color w:val="EE0000"/>
-        </w:rPr>
-        <w:t>Prompt 2</w:t>
-      </w:r>
-    </w:p>
-    <w:p>
-      <w:r>
-        <w:rPr>
-          <w:b/>
-          <w:bCs/>
-        </w:rPr>
-        <w:t>Subject:</w:t>
-      </w:r>
-      <w:r>
-        <w:t> Build {{tool}} dashboard for {{team}} in {{</w:t>
-      </w:r>
-      <w:proofErr w:type="spellStart"/>
-      <w:r>
-        <w:t>time_estimate</w:t>
-      </w:r>
-      <w:proofErr w:type="spellEnd"/>
-      <w:r>
-        <w:t>}}</w:t>
-      </w:r>
-      <w:r>
-        <w:br/>
-        <w:t>You need visibility on {{metrics}} across {{sources}}.</w:t>
-      </w:r>
-      <w:r>
-        <w:br/>
-        <w:t>• Model: clean {{tables}}; define dims/measures and grain.</w:t>
-      </w:r>
-      <w:r>
-        <w:br/>
-        <w:t>• Visualize: {{charts}} with filters/segments; permissions by role.</w:t>
-      </w:r>
-      <w:r>
-        <w:br/>
-        <w:t>• Handoff: docs + Loom walkthrough.</w:t>
-      </w:r>
-      <w:r>
-        <w:br/>
-        <w:t>Proof: Cut reporting time {{percent}} for {{company}} (sample: {{link}}).</w:t>
-      </w:r>
-      <w:r>
-        <w:br/>
-        <w:t>Phase 1: MVP ({{metrics}}) by {{date}} — {{price}}.</w:t>
-      </w:r>
-    </w:p>
-    <w:p>
-      <w:pPr>
-        <w:pStyle w:val="ListParagraph"/>
-      </w:pPr>
-    </w:p>
-    <w:p/>
-    <w:p>
-      <w:pPr>
-        <w:pStyle w:val="ListParagraph"/>
-      </w:pPr>
-    </w:p>
-    <w:p>
-      <w:pPr>
-        <w:pStyle w:val="ListParagraph"/>
-      </w:pPr>
-    </w:p>
-    <w:p>
-      <w:r>
-        <w:rPr>
-          <w:noProof/>
-        </w:rPr>
-        <w:lastRenderedPageBreak/>
-        <w:drawing>
-          <wp:inline distT="0" distB="0" distL="0" distR="0" wp14:anchorId="2278778A" wp14:editId="46A048C5">
-            <wp:extent cx="6198042" cy="3873776"/>
-            <wp:effectExtent l="0" t="0" r="0" b="0"/>
-            <wp:docPr id="1421742366" name="Picture 1"/>
-            <wp:cNvGraphicFramePr>
-              <a:graphicFrameLocks xmlns:a="http://schemas.openxmlformats.org/drawingml/2006/main" noChangeAspect="1"/>
-            </wp:cNvGraphicFramePr>
-            <a:graphic xmlns:a="http://schemas.openxmlformats.org/drawingml/2006/main">
-              <a:graphicData uri="http://schemas.openxmlformats.org/drawingml/2006/picture">
-                <pic:pic xmlns:pic="http://schemas.openxmlformats.org/drawingml/2006/picture">
-                  <pic:nvPicPr>
-                    <pic:cNvPr id="1421742366" name="Picture 1421742366"/>
-                    <pic:cNvPicPr/>
-                  </pic:nvPicPr>
-                  <pic:blipFill>
-                    <a:blip r:embed="rId15"/>
-                    <a:stretch>
-                      <a:fillRect/>
-                    </a:stretch>
-                  </pic:blipFill>
-                  <pic:spPr>
-                    <a:xfrm>
-                      <a:off x="0" y="0"/>
-                      <a:ext cx="6224875" cy="3890547"/>
-                    </a:xfrm>
-                    <a:prstGeom prst="rect">
-                      <a:avLst/>
-                    </a:prstGeom>
-                  </pic:spPr>
-                </pic:pic>
-              </a:graphicData>
-            </a:graphic>
-          </wp:inline>
-        </w:drawing>
-      </w:r>
-      <w:r>
-        <w:br w:type="page"/>
-      </w:r>
-    </w:p>
-    <w:p>
-      <w:pPr>
-        <w:pStyle w:val="ListParagraph"/>
-      </w:pPr>
-    </w:p>
-    <w:p>
-      <w:pPr>
-        <w:pStyle w:val="ListParagraph"/>
-      </w:pPr>
-    </w:p>
-    <w:p>
-      <w:pPr>
-        <w:pStyle w:val="ListParagraph"/>
-      </w:pPr>
-    </w:p>
-    <w:p>
-      <w:pPr>
-        <w:pStyle w:val="ListParagraph"/>
-      </w:pPr>
-    </w:p>
-    <w:p>
-      <w:pPr>
-        <w:pStyle w:val="ListParagraph"/>
-      </w:pPr>
-    </w:p>
-    <w:p>
-      <w:pPr>
-        <w:pStyle w:val="ListParagraph"/>
-      </w:pPr>
-    </w:p>
-    <w:p>
-      <w:pPr>
-        <w:pStyle w:val="ListParagraph"/>
-      </w:pPr>
-    </w:p>
-    <w:p>
-      <w:pPr>
-        <w:pStyle w:val="ListParagraph"/>
-      </w:pPr>
-    </w:p>
-    <w:p>
-      <w:pPr>
-        <w:pStyle w:val="ListParagraph"/>
-      </w:pPr>
-    </w:p>
-    <w:p>
-      <w:pPr>
-        <w:pStyle w:val="ListParagraph"/>
-      </w:pPr>
-    </w:p>
-    <w:p>
-      <w:pPr>
-        <w:pStyle w:val="ListParagraph"/>
-      </w:pPr>
-    </w:p>
-    <w:p>
-      <w:pPr>
-        <w:pStyle w:val="ListParagraph"/>
-      </w:pPr>
-    </w:p>
-    <w:p>
-      <w:pPr>
-        <w:pStyle w:val="ListParagraph"/>
-      </w:pPr>
-    </w:p>
-    <w:p>
-      <w:pPr>
-        <w:pStyle w:val="ListParagraph"/>
-      </w:pPr>
-    </w:p>
-    <w:p>
-      <w:pPr>
-        <w:pStyle w:val="ListParagraph"/>
-      </w:pPr>
-    </w:p>
-    <w:p>
-      <w:pPr>
-        <w:pStyle w:val="ListParagraph"/>
-      </w:pPr>
-    </w:p>
-    <w:p>
-      <w:r>
-        <w:t>Link:</w:t>
-      </w:r>
-      <w:r>
-        <w:t xml:space="preserve"> </w:t>
-      </w:r>
-      <w:r>
-        <w:t>https://www.upwork.com/nx/search/jobs/details/~022023493720624474838?nbs=1&amp;q=power%20bi&amp;sort=recency&amp;page=2&amp;per_page=50&amp;nav_dir=pop&amp;pageTitle=Job%20Details&amp;_modalInfo=%5B%7B%22navType%22%3A%22slider%22,%22title%22%3A%22Job%20Details%22,%22modalId%22%3A%221771410492834%22%7D%5D</w:t>
-      </w:r>
-    </w:p>
-    <w:p>
-      <w:r>
-        <w:t>Final Message:</w:t>
-      </w:r>
-    </w:p>
-    <w:p>
-      <w:r>
-        <w:t>Most Power BI reports break down when they’re automated against Business Central.</w:t>
-      </w:r>
-      <w:r>
-        <w:br/>
-        <w:t xml:space="preserve">I specialize in building </w:t>
-      </w:r>
-      <w:r>
-        <w:rPr>
-          <w:b/>
-          <w:bCs/>
-        </w:rPr>
-        <w:t>Power BI dashboards that stay accurate, performant, and hands-off after deployment</w:t>
-      </w:r>
-      <w:r>
-        <w:t>.</w:t>
-      </w:r>
-    </w:p>
-    <w:p/>
-    <w:p>
-      <w:pPr>
-        <w:rPr>
-          <w:lang w:val="en-IN"/>
-        </w:rPr>
-      </w:pPr>
-      <w:r>
-        <w:rPr>
-          <w:lang w:val="en-IN"/>
-        </w:rPr>
-        <w:t xml:space="preserve">You’re not just asking for dashboards — you’re asking for </w:t>
-      </w:r>
-      <w:r>
-        <w:rPr>
-          <w:b/>
-          <w:bCs/>
-          <w:lang w:val="en-IN"/>
-        </w:rPr>
-        <w:t>12 automated management reports</w:t>
-      </w:r>
-      <w:r>
-        <w:rPr>
-          <w:lang w:val="en-IN"/>
-        </w:rPr>
-        <w:t xml:space="preserve"> that leadership can rely on across Sales, Finance, Warehouse, Buying, and Operations.</w:t>
-      </w:r>
-    </w:p>
-    <w:p>
-      <w:pPr>
-        <w:rPr>
-          <w:lang w:val="en-IN"/>
-        </w:rPr>
-      </w:pPr>
-      <w:r>
-        <w:rPr>
-          <w:lang w:val="en-IN"/>
-        </w:rPr>
-        <w:t xml:space="preserve">I’ve worked with </w:t>
-      </w:r>
-      <w:r>
-        <w:rPr>
-          <w:b/>
-          <w:bCs/>
-          <w:lang w:val="en-IN"/>
-        </w:rPr>
-        <w:t>Power BI + Microsoft Dynamics 365 Business Central</w:t>
-      </w:r>
-      <w:r>
-        <w:rPr>
-          <w:lang w:val="en-IN"/>
-        </w:rPr>
-        <w:t xml:space="preserve"> integrations where the real challenges are:</w:t>
-      </w:r>
-    </w:p>
-    <w:p>
-      <w:pPr>
-        <w:numPr>
-          <w:ilvl w:val="0"/>
-          <w:numId w:val="16"/>
-        </w:numPr>
-        <w:rPr>
-          <w:lang w:val="en-IN"/>
-        </w:rPr>
-      </w:pPr>
-      <w:r>
-        <w:rPr>
-          <w:lang w:val="en-IN"/>
-        </w:rPr>
-        <w:t xml:space="preserve">clean data </w:t>
-      </w:r>
-      <w:proofErr w:type="spellStart"/>
-      <w:r>
-        <w:rPr>
-          <w:lang w:val="en-IN"/>
-        </w:rPr>
-        <w:t>modeling</w:t>
-      </w:r>
-      <w:proofErr w:type="spellEnd"/>
-      <w:r>
-        <w:rPr>
-          <w:lang w:val="en-IN"/>
-        </w:rPr>
-        <w:t xml:space="preserve"> across BC tables</w:t>
-      </w:r>
-    </w:p>
-    <w:p>
-      <w:pPr>
-        <w:numPr>
-          <w:ilvl w:val="0"/>
-          <w:numId w:val="16"/>
-        </w:numPr>
-        <w:rPr>
-          <w:lang w:val="en-IN"/>
-        </w:rPr>
-      </w:pPr>
-      <w:r>
-        <w:rPr>
-          <w:lang w:val="en-IN"/>
-        </w:rPr>
-        <w:t>reliable scheduled refreshes</w:t>
-      </w:r>
-    </w:p>
-    <w:p>
-      <w:pPr>
-        <w:numPr>
-          <w:ilvl w:val="0"/>
-          <w:numId w:val="16"/>
-        </w:numPr>
-        <w:rPr>
-          <w:lang w:val="en-IN"/>
-        </w:rPr>
-      </w:pPr>
-      <w:r>
-        <w:rPr>
-          <w:lang w:val="en-IN"/>
-        </w:rPr>
-        <w:t>performance at scale</w:t>
-      </w:r>
-    </w:p>
-    <w:p>
-      <w:pPr>
-        <w:numPr>
-          <w:ilvl w:val="0"/>
-          <w:numId w:val="16"/>
-        </w:numPr>
-        <w:rPr>
-          <w:lang w:val="en-IN"/>
-        </w:rPr>
-      </w:pPr>
-      <w:r>
-        <w:rPr>
-          <w:lang w:val="en-IN"/>
-        </w:rPr>
-        <w:t>and reports that don’t need constant fixing</w:t>
-      </w:r>
-    </w:p>
-    <w:p>
-      <w:pPr>
-        <w:rPr>
-          <w:lang w:val="en-IN"/>
-        </w:rPr>
-      </w:pPr>
-      <w:r>
-        <w:rPr>
-          <w:lang w:val="en-IN"/>
-        </w:rPr>
-        <w:t>I can design and deliver:</w:t>
-      </w:r>
-    </w:p>
-    <w:p>
-      <w:pPr>
-        <w:numPr>
-          <w:ilvl w:val="0"/>
-          <w:numId w:val="17"/>
-        </w:numPr>
-        <w:rPr>
-          <w:lang w:val="en-IN"/>
-        </w:rPr>
-      </w:pPr>
-      <w:r>
-        <w:rPr>
-          <w:lang w:val="en-IN"/>
-        </w:rPr>
-        <w:lastRenderedPageBreak/>
-        <w:t>Fully automated Power BI reports integrated directly with Business Central</w:t>
-      </w:r>
-    </w:p>
-    <w:p>
-      <w:pPr>
-        <w:numPr>
-          <w:ilvl w:val="0"/>
-          <w:numId w:val="17"/>
-        </w:numPr>
-        <w:rPr>
-          <w:lang w:val="en-IN"/>
-        </w:rPr>
-      </w:pPr>
-      <w:r>
-        <w:rPr>
-          <w:lang w:val="en-IN"/>
-        </w:rPr>
-        <w:t>Optimized data models using Power Query and DAX</w:t>
-      </w:r>
-    </w:p>
-    <w:p>
-      <w:pPr>
-        <w:numPr>
-          <w:ilvl w:val="0"/>
-          <w:numId w:val="17"/>
-        </w:numPr>
-        <w:rPr>
-          <w:lang w:val="en-IN"/>
-        </w:rPr>
-      </w:pPr>
-      <w:r>
-        <w:rPr>
-          <w:lang w:val="en-IN"/>
-        </w:rPr>
-        <w:t>Scheduled refreshes (hourly / daily / monthly as needed)</w:t>
-      </w:r>
-    </w:p>
-    <w:p>
-      <w:pPr>
-        <w:numPr>
-          <w:ilvl w:val="0"/>
-          <w:numId w:val="17"/>
-        </w:numPr>
-        <w:rPr>
-          <w:lang w:val="en-IN"/>
-        </w:rPr>
-      </w:pPr>
-      <w:r>
-        <w:rPr>
-          <w:lang w:val="en-IN"/>
-        </w:rPr>
-        <w:t>Role-based views where required</w:t>
-      </w:r>
-    </w:p>
-    <w:p>
-      <w:pPr>
-        <w:numPr>
-          <w:ilvl w:val="0"/>
-          <w:numId w:val="17"/>
-        </w:numPr>
-        <w:rPr>
-          <w:lang w:val="en-IN"/>
-        </w:rPr>
-      </w:pPr>
-      <w:r>
-        <w:rPr>
-          <w:lang w:val="en-IN"/>
-        </w:rPr>
-        <w:t>Validated, management-ready dashboards with clean documentation</w:t>
-      </w:r>
-    </w:p>
-    <w:p>
-      <w:pPr>
-        <w:rPr>
-          <w:lang w:val="en-IN"/>
-        </w:rPr>
-      </w:pPr>
-      <w:r>
-        <w:rPr>
-          <w:lang w:val="en-IN"/>
-        </w:rPr>
-        <w:t>I’m used to working independently on structured projects like this — clarifying assumptions early, flagging dependencies, and delivering reports that are stable long after handover.</w:t>
-      </w:r>
-    </w:p>
-    <w:p>
-      <w:r>
-        <w:t>If you’re looking for someone who can own this end-to-end and deliver reports you won’t need to babysit, I’d be glad to connect.</w:t>
-      </w:r>
-      <w:r>
-        <w:br/>
-        <w:t>When would be a good time to discuss timelines and assumptions?</w:t>
-      </w:r>
-    </w:p>
-    <w:p/>
-    <w:p>
-      <w:pPr>
-        <w:pStyle w:val="ListParagraph"/>
-      </w:pPr>
-    </w:p>
-    <w:p>
-      <w:pPr>
-        <w:pStyle w:val="ListParagraph"/>
-      </w:pPr>
-    </w:p>
-    <w:p>
-      <w:pPr>
-        <w:pStyle w:val="ListParagraph"/>
-      </w:pPr>
-    </w:p>
-    <w:p>
-      <w:pPr>
-        <w:pStyle w:val="ListParagraph"/>
-      </w:pPr>
-    </w:p>
-    <w:p>
-      <w:pPr>
-        <w:pStyle w:val="ListParagraph"/>
-      </w:pPr>
-    </w:p>
-    <w:p>
-      <w:pPr>
-        <w:pStyle w:val="ListParagraph"/>
-      </w:pPr>
-    </w:p>
-    <w:p>
-      <w:pPr>
-        <w:pStyle w:val="ListParagraph"/>
-      </w:pPr>
-    </w:p>
-    <w:p>
-      <w:pPr>
-        <w:pStyle w:val="ListParagraph"/>
-      </w:pPr>
-    </w:p>
-    <w:p>
-      <w:pPr>
-        <w:pStyle w:val="ListParagraph"/>
-      </w:pPr>
-    </w:p>
-    <w:p>
-      <w:pPr>
-        <w:pStyle w:val="ListParagraph"/>
-      </w:pPr>
-    </w:p>
-    <w:p>
-      <w:pPr>
-        <w:pStyle w:val="ListParagraph"/>
-      </w:pPr>
-    </w:p>
-    <w:p>
-      <w:pPr>
-        <w:pStyle w:val="ListParagraph"/>
-      </w:pPr>
-    </w:p>
-    <w:p>
-      <w:pPr>
-        <w:pStyle w:val="ListParagraph"/>
-      </w:pPr>
-    </w:p>
-    <w:p>
-      <w:pPr>
-        <w:pStyle w:val="ListParagraph"/>
-      </w:pPr>
-    </w:p>
-    <w:p>
-      <w:pPr>
-        <w:pStyle w:val="ListParagraph"/>
-      </w:pPr>
-    </w:p>
-    <w:p>
-      <w:pPr>
-        <w:pStyle w:val="ListParagraph"/>
-      </w:pPr>
-    </w:p>
-    <w:p>
-      <w:pPr>
-        <w:pStyle w:val="ListParagraph"/>
-      </w:pPr>
-    </w:p>
-    <w:p>
-      <w:pPr>
-        <w:pStyle w:val="ListParagraph"/>
-      </w:pPr>
-    </w:p>
-    <w:p>
-      <w:pPr>
-        <w:pStyle w:val="ListParagraph"/>
-      </w:pPr>
-    </w:p>
-    <w:p>
-      <w:pPr>
-        <w:pStyle w:val="ListParagraph"/>
-      </w:pPr>
-    </w:p>
-    <w:p>
-      <w:pPr>
-        <w:pStyle w:val="ListParagraph"/>
-      </w:pPr>
-    </w:p>
-    <w:p>
-      <w:pPr>
-        <w:pStyle w:val="ListParagraph"/>
-      </w:pPr>
-    </w:p>
-    <w:p>
-      <w:pPr>
-        <w:pStyle w:val="ListParagraph"/>
-      </w:pPr>
-    </w:p>
-    <w:p>
-      <w:pPr>
-        <w:pStyle w:val="ListParagraph"/>
-      </w:pPr>
-    </w:p>
-    <w:p>
-      <w:pPr>
-        <w:pStyle w:val="ListParagraph"/>
-      </w:pPr>
-    </w:p>
-    <w:p>
-      <w:pPr>
-        <w:pStyle w:val="ListParagraph"/>
-      </w:pPr>
-    </w:p>
-    <w:p>
-      <w:pPr>
-        <w:pStyle w:val="ListParagraph"/>
-      </w:pPr>
-    </w:p>
-    <w:p>
-      <w:pPr>
-        <w:pStyle w:val="ListParagraph"/>
-      </w:pPr>
-    </w:p>
-    <w:p>
-      <w:pPr>
-        <w:pStyle w:val="ListParagraph"/>
-      </w:pPr>
-    </w:p>
-    <w:p>
-      <w:pPr>
-        <w:pStyle w:val="ListParagraph"/>
-      </w:pPr>
-    </w:p>
-    <w:p>
-      <w:pPr>
-        <w:pStyle w:val="ListParagraph"/>
-      </w:pPr>
-    </w:p>
-    <w:p>
-      <w:pPr>
-        <w:pStyle w:val="ListParagraph"/>
-      </w:pPr>
-    </w:p>
-    <w:p>
-      <w:pPr>
-        <w:pStyle w:val="ListParagraph"/>
-      </w:pPr>
-    </w:p>
-    <w:p>
-      <w:pPr>
-        <w:pStyle w:val="ListParagraph"/>
-      </w:pPr>
-    </w:p>
-    <w:p>
-      <w:pPr>
-        <w:pStyle w:val="ListParagraph"/>
-      </w:pPr>
-    </w:p>
-    <w:p>
-      <w:pPr>
-        <w:pStyle w:val="ListParagraph"/>
-      </w:pPr>
-    </w:p>
-    <w:p>
-      <w:pPr>
-        <w:pStyle w:val="ListParagraph"/>
-      </w:pPr>
-    </w:p>
-    <w:p>
-      <w:pPr>
-        <w:pStyle w:val="ListParagraph"/>
-      </w:pPr>
-    </w:p>
-    <w:p>
-      <w:pPr>
-        <w:pStyle w:val="ListParagraph"/>
-      </w:pPr>
-    </w:p>
-    <w:p>
-      <w:pPr>
-        <w:pStyle w:val="ListParagraph"/>
-      </w:pPr>
-    </w:p>
-    <w:p>
-      <w:pPr>
-        <w:pStyle w:val="ListParagraph"/>
-      </w:pPr>
-    </w:p>
-    <w:p>
-      <w:pPr>
-        <w:pStyle w:val="ListParagraph"/>
-      </w:pPr>
-    </w:p>
-    <w:p>
-      <w:r>
-        <w:t>Link:</w:t>
-      </w:r>
-      <w:r>
-        <w:t xml:space="preserve"> </w:t>
-      </w:r>
-      <w:hyperlink r:id="rId16" w:history="1">
-        <w:r>
-          <w:rPr>
-            <w:rStyle w:val="Hyperlink"/>
-          </w:rPr>
-          <w:t>https://www.upwork.com/nx/search/jobs/details/~022023471818632005635?nbs=1&amp;q=power%20bi&amp;sort=recency&amp;page=2&amp;per_page=50&amp;nav_dir=pop&amp;pageTitle=Job%20Details&amp;_modalInfo=%5B%7B%22navType%22%3A%22slider%22,%22title%22%3A%22Job%20Details%22,%22modalId%22%3A%221771411101993%22%7D%5D</w:t>
-        </w:r>
-      </w:hyperlink>
-    </w:p>
-    <w:p>
-      <w:r>
-        <w:t>Final Message:</w:t>
-      </w:r>
-    </w:p>
-    <w:p>
-      <w:pPr>
-        <w:rPr>
-          <w:lang w:val="en-IN"/>
-        </w:rPr>
-      </w:pPr>
-      <w:r>
-        <w:rPr>
-          <w:lang w:val="en-IN"/>
-        </w:rPr>
-        <w:t xml:space="preserve">Your posting caught my attention because you’re looking to replace </w:t>
-      </w:r>
-      <w:proofErr w:type="spellStart"/>
-      <w:r>
-        <w:rPr>
-          <w:lang w:val="en-IN"/>
-        </w:rPr>
-        <w:t>AgencyAnalytics</w:t>
-      </w:r>
-      <w:proofErr w:type="spellEnd"/>
-      <w:r>
-        <w:rPr>
-          <w:lang w:val="en-IN"/>
-        </w:rPr>
-        <w:t xml:space="preserve"> with a </w:t>
-      </w:r>
-      <w:r>
-        <w:rPr>
-          <w:b/>
-          <w:bCs/>
-          <w:lang w:val="en-IN"/>
-        </w:rPr>
-        <w:t>clean, automated, client-ready reporting setup</w:t>
-      </w:r>
-      <w:r>
-        <w:rPr>
-          <w:lang w:val="en-IN"/>
-        </w:rPr>
-        <w:t xml:space="preserve"> in Google Sheets.</w:t>
-      </w:r>
-    </w:p>
-    <w:p>
-      <w:pPr>
-        <w:rPr>
-          <w:lang w:val="en-IN"/>
-        </w:rPr>
-      </w:pPr>
-      <w:r>
-        <w:rPr>
-          <w:lang w:val="en-IN"/>
-        </w:rPr>
-        <w:t>I help agencies build centralized Google Sheets dashboards that pull data from multiple marketing platforms, automate updates, and present metrics in a way clients actually understand. I’ve worked with LinkedIn, Meta, Google Analytics, PR/SEO tools, and API-based connectors, and I focus on reliability, clarity, and low-maintenance reporting.</w:t>
-      </w:r>
-    </w:p>
-    <w:p>
-      <w:pPr>
-        <w:rPr>
-          <w:lang w:val="en-IN"/>
-        </w:rPr>
-      </w:pPr>
-      <w:r>
-        <w:rPr>
-          <w:lang w:val="en-IN"/>
-        </w:rPr>
-        <w:t>I can review your current approach, recommend where automation will help most, and build a dashboard structure that scales across clients.</w:t>
-      </w:r>
-    </w:p>
-    <w:p>
-      <w:pPr>
-        <w:rPr>
-          <w:lang w:val="en-IN"/>
-        </w:rPr>
-      </w:pPr>
-      <w:r>
-        <w:rPr>
-          <w:lang w:val="en-IN"/>
-        </w:rPr>
-        <w:t>I’d be happy to connect — when would be a good time to discuss your current setup?</w:t>
-      </w:r>
-    </w:p>
-    <w:p/>
-    <w:p>
-      <w:pPr>
-        <w:pStyle w:val="ListParagraph"/>
-      </w:pPr>
-    </w:p>
-    <w:p>
-      <w:pPr>
-        <w:pStyle w:val="ListParagraph"/>
-      </w:pPr>
-    </w:p>
-    <w:p>
-      <w:pPr>
-        <w:pStyle w:val="ListParagraph"/>
-      </w:pPr>
-    </w:p>
-    <w:p>
-      <w:pPr>
-        <w:pStyle w:val="ListParagraph"/>
-      </w:pPr>
-    </w:p>
-    <w:p>
-      <w:pPr>
-        <w:pStyle w:val="ListParagraph"/>
-      </w:pPr>
-    </w:p>
-    <w:p>
-      <w:pPr>
-        <w:pStyle w:val="ListParagraph"/>
-      </w:pPr>
-    </w:p>
-    <w:p>
-      <w:pPr>
-        <w:pStyle w:val="ListParagraph"/>
-      </w:pPr>
-    </w:p>
-    <w:p>
-      <w:pPr>
-        <w:pStyle w:val="ListParagraph"/>
-      </w:pPr>
-    </w:p>
-    <w:p>
-      <w:pPr>
-        <w:pStyle w:val="ListParagraph"/>
-      </w:pPr>
-    </w:p>
-    <w:p>
-      <w:pPr>
-        <w:pStyle w:val="ListParagraph"/>
-      </w:pPr>
-    </w:p>
-    <w:p>
-      <w:pPr>
-        <w:pStyle w:val="ListParagraph"/>
-      </w:pPr>
-    </w:p>
-    <w:p>
-      <w:pPr>
-        <w:pStyle w:val="ListParagraph"/>
-      </w:pPr>
-    </w:p>
-    <w:p>
-      <w:pPr>
-        <w:pStyle w:val="ListParagraph"/>
-      </w:pPr>
-    </w:p>
-    <w:p>
-      <w:pPr>
-        <w:pStyle w:val="ListParagraph"/>
-      </w:pPr>
-    </w:p>
-    <w:p>
-      <w:pPr>
-        <w:rPr>
-          <w:b/>
-          <w:bCs/>
-          <w:color w:val="EE0000"/>
-        </w:rPr>
-      </w:pPr>
-      <w:r>
-        <w:rPr>
-          <w:b/>
-          <w:bCs/>
-          <w:color w:val="EE0000"/>
-        </w:rPr>
-        <w:t>New prompt</w:t>
-      </w:r>
-    </w:p>
-    <w:p/>
-    <w:p>
-      <w:r>
-        <w:t xml:space="preserve">Your job posting caught my attention because you’re not looking for another dashboard — you’re trying to </w:t>
-      </w:r>
-      <w:r>
-        <w:rPr>
-          <w:b/>
-          <w:bCs/>
-        </w:rPr>
-        <w:t>replace a tool that’s no longer serving you</w:t>
-      </w:r>
-      <w:r>
-        <w:t>.</w:t>
-      </w:r>
-    </w:p>
-    <w:p/>
-    <w:p>
-      <w:pPr>
-        <w:rPr>
-          <w:lang w:val="en-IN"/>
-        </w:rPr>
-      </w:pPr>
-      <w:r>
-        <w:rPr>
-          <w:lang w:val="en-IN"/>
-        </w:rPr>
-        <w:t xml:space="preserve">You’re an agency that needs </w:t>
-      </w:r>
-      <w:r>
-        <w:rPr>
-          <w:b/>
-          <w:bCs/>
-          <w:lang w:val="en-IN"/>
-        </w:rPr>
-        <w:t>clean, automated, client-facing marketing reports</w:t>
-      </w:r>
-      <w:r>
-        <w:rPr>
-          <w:lang w:val="en-IN"/>
-        </w:rPr>
-        <w:t xml:space="preserve"> without manual work or rigid tools like </w:t>
-      </w:r>
-      <w:proofErr w:type="spellStart"/>
-      <w:r>
-        <w:rPr>
-          <w:lang w:val="en-IN"/>
-        </w:rPr>
-        <w:t>AgencyAnalytics</w:t>
-      </w:r>
-      <w:proofErr w:type="spellEnd"/>
-      <w:r>
-        <w:rPr>
-          <w:lang w:val="en-IN"/>
-        </w:rPr>
-        <w:t>.</w:t>
-      </w:r>
-    </w:p>
-    <w:p>
-      <w:pPr>
-        <w:rPr>
-          <w:lang w:val="en-IN"/>
-        </w:rPr>
-      </w:pPr>
-      <w:r>
-        <w:rPr>
-          <w:lang w:val="en-IN"/>
-        </w:rPr>
-        <w:t xml:space="preserve">I’ve built </w:t>
-      </w:r>
-      <w:r>
-        <w:rPr>
-          <w:b/>
-          <w:bCs/>
-          <w:lang w:val="en-IN"/>
-        </w:rPr>
-        <w:t>Google Sheets–based reporting dashboards</w:t>
-      </w:r>
-      <w:r>
-        <w:rPr>
-          <w:lang w:val="en-IN"/>
-        </w:rPr>
-        <w:t xml:space="preserve"> that:</w:t>
-      </w:r>
-    </w:p>
-    <w:p>
-      <w:pPr>
-        <w:numPr>
-          <w:ilvl w:val="0"/>
-          <w:numId w:val="18"/>
-        </w:numPr>
-        <w:rPr>
-          <w:lang w:val="en-IN"/>
-        </w:rPr>
-      </w:pPr>
-      <w:r>
-        <w:rPr>
-          <w:lang w:val="en-IN"/>
-        </w:rPr>
-        <w:t>Pull data automatically from LinkedIn, Meta, Google Analytics, PR/SEO tools, and APIs</w:t>
-      </w:r>
-    </w:p>
-    <w:p>
-      <w:pPr>
-        <w:numPr>
-          <w:ilvl w:val="0"/>
-          <w:numId w:val="18"/>
-        </w:numPr>
-        <w:rPr>
-          <w:lang w:val="en-IN"/>
-        </w:rPr>
-      </w:pPr>
-      <w:r>
-        <w:rPr>
-          <w:lang w:val="en-IN"/>
-        </w:rPr>
-        <w:t>Centralize multiple sources into a single, structured reporting view</w:t>
-      </w:r>
-    </w:p>
-    <w:p>
-      <w:pPr>
-        <w:numPr>
-          <w:ilvl w:val="0"/>
-          <w:numId w:val="18"/>
-        </w:numPr>
-        <w:rPr>
-          <w:lang w:val="en-IN"/>
-        </w:rPr>
-      </w:pPr>
-      <w:r>
-        <w:rPr>
-          <w:lang w:val="en-IN"/>
-        </w:rPr>
-        <w:t>Leave room for insights, summaries, visuals, and context (not just raw numbers)</w:t>
-      </w:r>
-    </w:p>
-    <w:p>
-      <w:pPr>
-        <w:numPr>
-          <w:ilvl w:val="0"/>
-          <w:numId w:val="18"/>
-        </w:numPr>
-        <w:rPr>
-          <w:lang w:val="en-IN"/>
-        </w:rPr>
-      </w:pPr>
-      <w:r>
-        <w:rPr>
-          <w:lang w:val="en-IN"/>
-        </w:rPr>
-        <w:t>Reduce reporting time while improving clarity for clients</w:t>
-      </w:r>
-    </w:p>
-    <w:p>
-      <w:pPr>
-        <w:rPr>
-          <w:lang w:val="en-IN"/>
-        </w:rPr>
-      </w:pPr>
-      <w:r>
-        <w:rPr>
-          <w:lang w:val="en-IN"/>
-        </w:rPr>
-        <w:t xml:space="preserve">I don’t just connect data — I </w:t>
-      </w:r>
-      <w:r>
-        <w:rPr>
-          <w:b/>
-          <w:bCs/>
-          <w:lang w:val="en-IN"/>
-        </w:rPr>
-        <w:t>review the existing reporting flow</w:t>
-      </w:r>
-      <w:r>
-        <w:rPr>
-          <w:lang w:val="en-IN"/>
-        </w:rPr>
-        <w:t>, identify what can be simplified or automated, and design dashboards that scale across clients without breaking.</w:t>
-      </w:r>
-    </w:p>
-    <w:p>
-      <w:pPr>
-        <w:rPr>
-          <w:lang w:val="en-IN"/>
-        </w:rPr>
-      </w:pPr>
-      <w:r>
-        <w:rPr>
-          <w:lang w:val="en-IN"/>
-        </w:rPr>
-        <w:t xml:space="preserve">Strong experience with </w:t>
-      </w:r>
-      <w:r>
-        <w:rPr>
-          <w:b/>
-          <w:bCs/>
-          <w:lang w:val="en-IN"/>
-        </w:rPr>
-        <w:t>Google Sheets, APIs, data connectors, and Looker Studio</w:t>
-      </w:r>
-      <w:r>
-        <w:rPr>
-          <w:lang w:val="en-IN"/>
-        </w:rPr>
-        <w:t>, with a focus on reliability and presentation quality for client delivery.</w:t>
-      </w:r>
-    </w:p>
-    <w:p/>
-    <w:p>
-      <w:r>
-        <w:t>I hope to connect with you soon and learn more about your current reporting setup.</w:t>
-      </w:r>
-      <w:r>
-        <w:br/>
-        <w:t>When can I expect a reply or a quick call back?</w:t>
-      </w:r>
-    </w:p>
-    <w:p>
-      <w:pPr>
-        <w:pStyle w:val="ListParagraph"/>
-      </w:pPr>
-    </w:p>
-    <w:p>
-      <w:pPr>
-        <w:pStyle w:val="ListParagraph"/>
-      </w:pPr>
-    </w:p>
-    <w:p>
-      <w:pPr>
-        <w:pStyle w:val="ListParagraph"/>
-      </w:pPr>
-    </w:p>
-    <w:p>
-      <w:pPr>
-        <w:pStyle w:val="ListParagraph"/>
-      </w:pPr>
-    </w:p>
-    <w:p>
-      <w:pPr>
-        <w:pStyle w:val="ListParagraph"/>
-      </w:pPr>
-    </w:p>
-    <w:p>
-      <w:pPr>
-        <w:pStyle w:val="ListParagraph"/>
-      </w:pPr>
-    </w:p>
-    <w:p>
-      <w:pPr>
-        <w:pStyle w:val="ListParagraph"/>
-      </w:pPr>
-    </w:p>
-    <w:p>
-      <w:pPr>
-        <w:pStyle w:val="ListParagraph"/>
-      </w:pPr>
-    </w:p>
-    <w:p>
-      <w:pPr>
-        <w:pStyle w:val="ListParagraph"/>
-      </w:pPr>
-    </w:p>
-    <w:p>
-      <w:pPr>
-        <w:pStyle w:val="ListParagraph"/>
-      </w:pPr>
-    </w:p>
-    <w:p>
-      <w:hyperlink r:id="rId17" w:history="1">
-        <w:r>
-          <w:rPr>
-            <w:rStyle w:val="Hyperlink"/>
-          </w:rPr>
-          <w:t>http://upwork.com/nx/search/jobs/details/~022023493720624474838?nbs=1&amp;q=power%20bi&amp;sort=recency&amp;page=2&amp;per_page=50&amp;nav_dir=pop&amp;pageTitle=Job%20Details&amp;_modalInfo=%5B%7B%22navType%22%3A%22slider%22,%22title%22%3A%22Job%20Details%22,%22modalId%22%3A%221771420966871%22%7D%5D</w:t>
-        </w:r>
-      </w:hyperlink>
-    </w:p>
-    <w:p/>
-    <w:p>
-      <w:r>
-        <w:t xml:space="preserve">Your project stood out because it’s not about visuals — it’s about </w:t>
-      </w:r>
-      <w:r>
-        <w:rPr>
-          <w:b/>
-          <w:bCs/>
-        </w:rPr>
-        <w:t>reliable, automated reporting from Microsoft Business Central that management can trust</w:t>
-      </w:r>
-      <w:r>
-        <w:t>.</w:t>
-      </w:r>
-    </w:p>
-    <w:p>
-      <w:pPr>
-        <w:rPr>
-          <w:lang w:val="en-IN"/>
-        </w:rPr>
-      </w:pPr>
-      <w:r>
-        <w:rPr>
-          <w:lang w:val="en-IN"/>
-        </w:rPr>
-        <w:t xml:space="preserve">You need </w:t>
-      </w:r>
-      <w:r>
-        <w:rPr>
-          <w:b/>
-          <w:bCs/>
-          <w:lang w:val="en-IN"/>
-        </w:rPr>
-        <w:t>12–15 automated Power BI reports</w:t>
-      </w:r>
-      <w:r>
-        <w:rPr>
-          <w:lang w:val="en-IN"/>
-        </w:rPr>
-        <w:t xml:space="preserve"> across Sales, Finance, Warehouse, Buying, and Operations, all refreshing reliably from </w:t>
-      </w:r>
-      <w:r>
-        <w:rPr>
-          <w:b/>
-          <w:bCs/>
-          <w:lang w:val="en-IN"/>
-        </w:rPr>
-        <w:t>Dynamics 365 Business Central</w:t>
-      </w:r>
-      <w:r>
-        <w:rPr>
-          <w:lang w:val="en-IN"/>
-        </w:rPr>
-        <w:t>.</w:t>
-      </w:r>
-    </w:p>
-    <w:p>
-      <w:pPr>
-        <w:rPr>
-          <w:lang w:val="en-IN"/>
-        </w:rPr>
-      </w:pPr>
-      <w:r>
-        <w:rPr>
-          <w:lang w:val="en-IN"/>
-        </w:rPr>
-        <w:t xml:space="preserve">I’ve delivered </w:t>
-      </w:r>
-      <w:r>
-        <w:rPr>
-          <w:b/>
-          <w:bCs/>
-          <w:lang w:val="en-IN"/>
-        </w:rPr>
-        <w:t>Power BI + Business Central</w:t>
-      </w:r>
-      <w:r>
-        <w:rPr>
-          <w:lang w:val="en-IN"/>
-        </w:rPr>
-        <w:t xml:space="preserve"> reporting where the focus is:</w:t>
-      </w:r>
-    </w:p>
-    <w:p>
-      <w:pPr>
-        <w:numPr>
-          <w:ilvl w:val="0"/>
-          <w:numId w:val="19"/>
-        </w:numPr>
-        <w:rPr>
-          <w:lang w:val="en-IN"/>
-        </w:rPr>
-      </w:pPr>
-      <w:r>
-        <w:rPr>
-          <w:lang w:val="en-IN"/>
-        </w:rPr>
-        <w:t xml:space="preserve">Clean data </w:t>
-      </w:r>
-      <w:proofErr w:type="spellStart"/>
-      <w:r>
-        <w:rPr>
-          <w:lang w:val="en-IN"/>
-        </w:rPr>
-        <w:t>modeling</w:t>
-      </w:r>
-      <w:proofErr w:type="spellEnd"/>
-      <w:r>
-        <w:rPr>
-          <w:lang w:val="en-IN"/>
-        </w:rPr>
-        <w:t xml:space="preserve"> across BC tables</w:t>
-      </w:r>
-    </w:p>
-    <w:p>
-      <w:pPr>
-        <w:numPr>
-          <w:ilvl w:val="0"/>
-          <w:numId w:val="19"/>
-        </w:numPr>
-        <w:rPr>
-          <w:lang w:val="en-IN"/>
-        </w:rPr>
-      </w:pPr>
-      <w:r>
-        <w:rPr>
-          <w:lang w:val="en-IN"/>
-        </w:rPr>
-        <w:t>Stable scheduled refreshes (hourly / daily / monthly)</w:t>
-      </w:r>
-    </w:p>
-    <w:p>
-      <w:pPr>
-        <w:numPr>
-          <w:ilvl w:val="0"/>
-          <w:numId w:val="19"/>
-        </w:numPr>
-        <w:rPr>
-          <w:lang w:val="en-IN"/>
-        </w:rPr>
-      </w:pPr>
-      <w:r>
-        <w:rPr>
-          <w:lang w:val="en-IN"/>
-        </w:rPr>
-        <w:t>Performance tuning for growing datasets</w:t>
-      </w:r>
-    </w:p>
-    <w:p>
-      <w:pPr>
-        <w:numPr>
-          <w:ilvl w:val="0"/>
-          <w:numId w:val="19"/>
-        </w:numPr>
-        <w:rPr>
-          <w:lang w:val="en-IN"/>
-        </w:rPr>
-      </w:pPr>
-      <w:r>
-        <w:rPr>
-          <w:lang w:val="en-IN"/>
-        </w:rPr>
-        <w:t>Clear, role-based views for different teams</w:t>
-      </w:r>
-    </w:p>
-    <w:p>
-      <w:pPr>
-        <w:rPr>
-          <w:lang w:val="en-IN"/>
-        </w:rPr>
-      </w:pPr>
-      <w:r>
-        <w:rPr>
-          <w:lang w:val="en-IN"/>
-        </w:rPr>
-        <w:t xml:space="preserve">I handle the full flow — integration, </w:t>
-      </w:r>
-      <w:proofErr w:type="spellStart"/>
-      <w:r>
-        <w:rPr>
-          <w:lang w:val="en-IN"/>
-        </w:rPr>
-        <w:t>modeling</w:t>
-      </w:r>
-      <w:proofErr w:type="spellEnd"/>
-      <w:r>
-        <w:rPr>
-          <w:lang w:val="en-IN"/>
-        </w:rPr>
-        <w:t>, DAX, validation, and documentation — so reports remain accurate and low-maintenance after handover. I also flag assumptions and dependencies early to avoid rework.</w:t>
-      </w:r>
-    </w:p>
-    <w:p>
-      <w:r>
-        <w:t>I hope to connect with you soon and understand your reporting priorities in more detail.</w:t>
-      </w:r>
-      <w:r>
-        <w:br/>
-        <w:t>When can I expect a reply or a quick call back?</w:t>
-      </w:r>
-    </w:p>
-    <w:p>
-      <w:pPr>
-        <w:pStyle w:val="ListParagraph"/>
-      </w:pPr>
     </w:p>
     <w:p/>
     <w:p/>
     <w:p>
       <w:pPr>
-        <w:pStyle w:val="ListParagraph"/>
-      </w:pPr>
+        <w:rPr>
+          <w:rFonts w:ascii="Arial" w:hAnsi="Arial" w:cs="Arial"/>
+          <w:color w:val="181818"/>
+          <w:spacing w:val="6"/>
+          <w:sz w:val="20"/>
+          <w:szCs w:val="20"/>
+          <w:shd w:val="clear" w:color="auto" w:fill="FFFFFF"/>
+        </w:rPr>
+      </w:pPr>
+      <w:r>
+        <w:rPr>
+          <w:rFonts w:ascii="Arial" w:hAnsi="Arial" w:cs="Arial"/>
+          <w:color w:val="181818"/>
+          <w:spacing w:val="6"/>
+          <w:sz w:val="20"/>
+          <w:szCs w:val="20"/>
+          <w:shd w:val="clear" w:color="auto" w:fill="FFFFFF"/>
+        </w:rPr>
+        <w:t xml:space="preserve">Hi, This sounds like a well-structured Power Platform system, and I’ve worked on similar setups using Dataverse as the core data layer with Power Apps, Power Automate, and Power Pages handling operations and user access. I’m comfortable working with existing </w:t>
+      </w:r>
+      <w:r>
+        <w:rPr>
+          <w:rFonts w:ascii="Arial" w:hAnsi="Arial" w:cs="Arial"/>
+          <w:color w:val="181818"/>
+          <w:spacing w:val="6"/>
+          <w:sz w:val="20"/>
+          <w:szCs w:val="20"/>
+          <w:shd w:val="clear" w:color="auto" w:fill="FFFFFF"/>
+        </w:rPr>
+        <w:lastRenderedPageBreak/>
+        <w:t>environments where another developer has already built part of the system. My typical approach is to first review the Dataverse schema, existing flows, and portal logic to understand how bookings, automation, and integrations are structured. From there I help refine features, extend functionality, and ensure integrations like Stripe API payments update Dataverse records reliably. I’ve also handled portal customization, data migration from SharePoint to Dataverse, and preparing Power Platform systems for production use. When would be a good time to connect, or when can I expect a reply to discuss the next steps? Warm regards, Sagar</w:t>
+      </w:r>
     </w:p>
     <w:p>
       <w:pPr>
-        <w:pStyle w:val="ListParagraph"/>
+        <w:rPr>
+          <w:rFonts w:ascii="Arial" w:hAnsi="Arial" w:cs="Arial"/>
+          <w:color w:val="181818"/>
+          <w:spacing w:val="6"/>
+          <w:sz w:val="20"/>
+          <w:szCs w:val="20"/>
+          <w:shd w:val="clear" w:color="auto" w:fill="FFFFFF"/>
+        </w:rPr>
       </w:pPr>
     </w:p>
     <w:p>
       <w:pPr>
-        <w:pStyle w:val="ListParagraph"/>
-      </w:pPr>
+        <w:rPr>
+          <w:rFonts w:ascii="Arial" w:hAnsi="Arial" w:cs="Arial"/>
+          <w:color w:val="181818"/>
+          <w:spacing w:val="6"/>
+          <w:sz w:val="20"/>
+          <w:szCs w:val="20"/>
+          <w:shd w:val="clear" w:color="auto" w:fill="FFFFFF"/>
+        </w:rPr>
+      </w:pPr>
+      <w:r>
+        <w:rPr>
+          <w:rFonts w:ascii="Arial" w:hAnsi="Arial" w:cs="Arial"/>
+          <w:color w:val="181818"/>
+          <w:spacing w:val="6"/>
+          <w:sz w:val="20"/>
+          <w:szCs w:val="20"/>
+          <w:shd w:val="clear" w:color="auto" w:fill="FFFFFF"/>
+        </w:rPr>
+        <w:t>Hi, This sounds like an interesting project. I’ve built dashboards for small businesses that combine internal operational metrics with client-facing reporting so both management and customers can easily understand the data. My focus is usually on structuring the data properly first, then designing a clean and intuitive dashboard that highlights key performance metrics, trends, and insights in a way that’s easy to navigate for non-technical users. I’d be happy to learn more about the data sources and the type of insights you want the dashboard to provide. When would be a good time to connect, or when can I expect a reply? Warm regards, Sagar</w:t>
+      </w:r>
     </w:p>
     <w:p>
       <w:pPr>
-        <w:pStyle w:val="ListParagraph"/>
+        <w:rPr>
+          <w:rFonts w:ascii="Arial" w:hAnsi="Arial" w:cs="Arial"/>
+          <w:color w:val="181818"/>
+          <w:spacing w:val="6"/>
+          <w:sz w:val="20"/>
+          <w:szCs w:val="20"/>
+          <w:shd w:val="clear" w:color="auto" w:fill="FFFFFF"/>
+        </w:rPr>
       </w:pPr>
     </w:p>
     <w:p>
       <w:pPr>
-        <w:pStyle w:val="ListParagraph"/>
-      </w:pPr>
+        <w:rPr>
+          <w:rFonts w:ascii="Arial" w:hAnsi="Arial" w:cs="Arial"/>
+          <w:color w:val="181818"/>
+          <w:spacing w:val="6"/>
+          <w:sz w:val="20"/>
+          <w:szCs w:val="20"/>
+          <w:shd w:val="clear" w:color="auto" w:fill="FFFFFF"/>
+        </w:rPr>
+      </w:pPr>
+      <w:r>
+        <w:rPr>
+          <w:rFonts w:ascii="Arial" w:hAnsi="Arial" w:cs="Arial"/>
+          <w:color w:val="181818"/>
+          <w:spacing w:val="6"/>
+          <w:sz w:val="20"/>
+          <w:szCs w:val="20"/>
+          <w:shd w:val="clear" w:color="auto" w:fill="FFFFFF"/>
+        </w:rPr>
+        <w:t>Hi, This looks like a great fit. I’ve worked on projects where complex datasets were processed and then visualized through clear, decision-focused dashboards. My usual approach is to first structure and prepare the data properly, then design Tableau dashboards that highlight the most important metrics, trends, and insights so teams can easily act on the information. I’m comfortable collaborating closely with stakeholders to understand the business questions and translating those into meaningful visualizations. When would be a good time to connect, or when can I expect a reply? Warm regards, Sagar</w:t>
+      </w:r>
     </w:p>
     <w:p>
       <w:pPr>
-        <w:pStyle w:val="ListParagraph"/>
+        <w:rPr>
+          <w:rFonts w:ascii="Arial" w:hAnsi="Arial" w:cs="Arial"/>
+          <w:color w:val="181818"/>
+          <w:spacing w:val="6"/>
+          <w:sz w:val="20"/>
+          <w:szCs w:val="20"/>
+          <w:shd w:val="clear" w:color="auto" w:fill="FFFFFF"/>
+        </w:rPr>
       </w:pPr>
     </w:p>
     <w:p>
       <w:pPr>
-        <w:pStyle w:val="ListParagraph"/>
-      </w:pPr>
+        <w:rPr>
+          <w:rFonts w:ascii="Arial" w:hAnsi="Arial" w:cs="Arial"/>
+          <w:color w:val="181818"/>
+          <w:spacing w:val="6"/>
+          <w:sz w:val="20"/>
+          <w:szCs w:val="20"/>
+          <w:shd w:val="clear" w:color="auto" w:fill="FFFFFF"/>
+        </w:rPr>
+      </w:pPr>
+      <w:r>
+        <w:rPr>
+          <w:rFonts w:ascii="Arial" w:hAnsi="Arial" w:cs="Arial"/>
+          <w:color w:val="181818"/>
+          <w:spacing w:val="6"/>
+          <w:sz w:val="20"/>
+          <w:szCs w:val="20"/>
+          <w:shd w:val="clear" w:color="auto" w:fill="FFFFFF"/>
+        </w:rPr>
+        <w:t>Hi, this looks like a well-defined Power BI project. I’ve built dashboards on top of SQL Server databases where the focus was creating a clean star schema, implementing row-level security, and building operational dashboards that management and project teams can actually use day-to-day. For a setup like yours, I would structure separate operational and financial datasets, implement RLS so project managers only see their assigned jobs, and design KPI-driven dashboard pages with drill-through into jobs, purchase orders, and change orders. I’m also comfortable configuring the on-prem gateway, scheduled refresh cycles, and optimizing reports for Power BI mobile. Happy to review your Sage SQL schema and discuss the dashboard structure. When would be a good time to connect, or when can I expect a reply? Warm regards, Sagar</w:t>
+      </w:r>
     </w:p>
     <w:p>
       <w:pPr>
-        <w:pStyle w:val="ListParagraph"/>
+        <w:rPr>
+          <w:rFonts w:ascii="Arial" w:hAnsi="Arial" w:cs="Arial"/>
+          <w:color w:val="181818"/>
+          <w:spacing w:val="6"/>
+          <w:sz w:val="20"/>
+          <w:szCs w:val="20"/>
+          <w:shd w:val="clear" w:color="auto" w:fill="FFFFFF"/>
+        </w:rPr>
       </w:pPr>
     </w:p>
     <w:p>
       <w:pPr>
-        <w:pStyle w:val="ListParagraph"/>
-      </w:pPr>
+        <w:rPr>
+          <w:rFonts w:ascii="Arial" w:hAnsi="Arial" w:cs="Arial"/>
+          <w:color w:val="181818"/>
+          <w:spacing w:val="6"/>
+          <w:sz w:val="20"/>
+          <w:szCs w:val="20"/>
+          <w:shd w:val="clear" w:color="auto" w:fill="FFFFFF"/>
+        </w:rPr>
+      </w:pPr>
+      <w:r>
+        <w:rPr>
+          <w:rFonts w:ascii="Arial" w:hAnsi="Arial" w:cs="Arial"/>
+          <w:color w:val="181818"/>
+          <w:spacing w:val="6"/>
+          <w:sz w:val="20"/>
+          <w:szCs w:val="20"/>
+          <w:shd w:val="clear" w:color="auto" w:fill="FFFFFF"/>
+        </w:rPr>
+        <w:t xml:space="preserve">Hi there, I’m Sagar, and I’d love to create a comprehensive SEO dashboard in Google Looker Studio that tracks your organic traffic, GA4 goals, conversions, and revenue trends (MoM &amp; YoY). I can design an overview page with scorecards, timeline graphs, pie charts, and funnels, giving you clear, management-ready insights into SEO performance and business impact. I’m experienced in integrating GA4 and Search Console, tracking key </w:t>
+      </w:r>
+      <w:r>
+        <w:rPr>
+          <w:rFonts w:ascii="Arial" w:hAnsi="Arial" w:cs="Arial"/>
+          <w:color w:val="181818"/>
+          <w:spacing w:val="6"/>
+          <w:sz w:val="20"/>
+          <w:szCs w:val="20"/>
+          <w:shd w:val="clear" w:color="auto" w:fill="FFFFFF"/>
+        </w:rPr>
+        <w:lastRenderedPageBreak/>
+        <w:t>metrics like sessions, users, impressions, clicks, CTR, average position, conversions, and revenue, and analyzing performance by landing page, keyword, device, and country. When shall we connect? Happy to discuss at a time that’s comfortable for you! Best regards, Sagar</w:t>
+      </w:r>
     </w:p>
     <w:p>
       <w:pPr>
-        <w:pStyle w:val="ListParagraph"/>
+        <w:rPr>
+          <w:rFonts w:ascii="Arial" w:hAnsi="Arial" w:cs="Arial"/>
+          <w:color w:val="181818"/>
+          <w:spacing w:val="6"/>
+          <w:sz w:val="20"/>
+          <w:szCs w:val="20"/>
+          <w:shd w:val="clear" w:color="auto" w:fill="FFFFFF"/>
+        </w:rPr>
       </w:pPr>
     </w:p>
     <w:p>
       <w:pPr>
-        <w:pStyle w:val="ListParagraph"/>
-      </w:pPr>
+        <w:rPr>
+          <w:rFonts w:ascii="Arial" w:hAnsi="Arial" w:cs="Arial"/>
+          <w:color w:val="181818"/>
+          <w:spacing w:val="6"/>
+          <w:sz w:val="20"/>
+          <w:szCs w:val="20"/>
+          <w:shd w:val="clear" w:color="auto" w:fill="FFFFFF"/>
+        </w:rPr>
+      </w:pPr>
+      <w:r>
+        <w:rPr>
+          <w:rFonts w:ascii="Arial" w:hAnsi="Arial" w:cs="Arial"/>
+          <w:color w:val="181818"/>
+          <w:spacing w:val="6"/>
+          <w:sz w:val="20"/>
+          <w:szCs w:val="20"/>
+          <w:shd w:val="clear" w:color="auto" w:fill="FFFFFF"/>
+        </w:rPr>
+        <w:t>Hey there, I just went through your post, and it sounds like you’re looking for a BI expert to quickly fix serious bugs in Power BI/Tableau dashboards while also providing guidance on BI strategy across SQL and cloud platforms like Snowflake, BigQuery, and Redshift. I’d love to help. I’ve handled similar projects where I resolved complex BI issues, optimized dashboards for performance, and automated reporting pipelines so executives get accurate, real-time insights. I specialize in building interactive, drill-down dashboards using DAX, Power Query, and SQL, ensuring reporting is both actionable and aligned with business goals. I’d love to understand your current setup—what bugs are affecting your dashboards, how your data pipelines are structured, and which KPIs matter most. Once I have a clear picture, I can walk you through my approach for fixing issues, improving performance, and creating scalable reporting solutions. Would you be open to a quick call to discuss this further? Warm regards, Sagar</w:t>
+      </w:r>
     </w:p>
     <w:p>
       <w:pPr>
-        <w:pStyle w:val="ListParagraph"/>
+        <w:rPr>
+          <w:rFonts w:ascii="Arial" w:hAnsi="Arial" w:cs="Arial"/>
+          <w:color w:val="181818"/>
+          <w:spacing w:val="6"/>
+          <w:sz w:val="20"/>
+          <w:szCs w:val="20"/>
+          <w:shd w:val="clear" w:color="auto" w:fill="FFFFFF"/>
+        </w:rPr>
       </w:pPr>
     </w:p>
-    <w:p>
-      <w:pPr>
-        <w:pStyle w:val="ListParagraph"/>
-      </w:pPr>
-    </w:p>
-    <w:p>
-      <w:pPr>
-        <w:pStyle w:val="ListParagraph"/>
-      </w:pPr>
-    </w:p>
-    <w:p>
-      <w:pPr>
-        <w:pStyle w:val="ListParagraph"/>
-      </w:pPr>
-    </w:p>
-    <w:p>
-      <w:pPr>
-        <w:pStyle w:val="ListParagraph"/>
-      </w:pPr>
-    </w:p>
-    <w:p>
-      <w:pPr>
-        <w:pStyle w:val="ListParagraph"/>
-      </w:pPr>
-    </w:p>
-    <w:p>
-      <w:pPr>
-        <w:pStyle w:val="ListParagraph"/>
-      </w:pPr>
-    </w:p>
-    <w:p>
-      <w:pPr>
-        <w:pStyle w:val="ListParagraph"/>
-      </w:pPr>
-    </w:p>
-    <w:p>
-      <w:pPr>
-        <w:pStyle w:val="ListParagraph"/>
-      </w:pPr>
-    </w:p>
-    <w:p>
-      <w:pPr>
-        <w:pStyle w:val="ListParagraph"/>
-      </w:pPr>
-    </w:p>
-    <w:p>
-      <w:pPr>
-        <w:pStyle w:val="ListParagraph"/>
-      </w:pPr>
-    </w:p>
-    <w:p>
-      <w:pPr>
-        <w:pStyle w:val="ListParagraph"/>
-      </w:pPr>
-    </w:p>
-    <w:p>
-      <w:pPr>
-        <w:pStyle w:val="ListParagraph"/>
-      </w:pPr>
-    </w:p>
-    <w:p>
-      <w:pPr>
-        <w:pStyle w:val="ListParagraph"/>
-      </w:pPr>
-    </w:p>
-    <w:p>
-      <w:pPr>
-        <w:pStyle w:val="ListParagraph"/>
-      </w:pPr>
-    </w:p>
-    <w:p>
-      <w:pPr>
-        <w:pStyle w:val="ListParagraph"/>
-      </w:pPr>
-    </w:p>
-    <w:p>
-      <w:pPr>
-        <w:pStyle w:val="ListParagraph"/>
-      </w:pPr>
-    </w:p>
-    <w:p>
-      <w:pPr>
-        <w:pStyle w:val="ListParagraph"/>
-      </w:pPr>
-    </w:p>
-    <w:p>
-      <w:pPr>
-        <w:pStyle w:val="ListParagraph"/>
-      </w:pPr>
-    </w:p>
-    <w:p>
-      <w:pPr>
-        <w:pStyle w:val="ListParagraph"/>
-      </w:pPr>
-    </w:p>
-    <w:p>
-      <w:pPr>
-        <w:pStyle w:val="ListParagraph"/>
-      </w:pPr>
-    </w:p>
-    <w:p>
-      <w:pPr>
-        <w:pStyle w:val="ListParagraph"/>
-      </w:pPr>
-    </w:p>
-    <w:p>
-      <w:pPr>
-        <w:pStyle w:val="ListParagraph"/>
-      </w:pPr>
-    </w:p>
-    <w:p>
-      <w:pPr>
-        <w:pStyle w:val="ListParagraph"/>
-      </w:pPr>
-    </w:p>
-    <w:p>
-      <w:pPr>
-        <w:pStyle w:val="ListParagraph"/>
-      </w:pPr>
-    </w:p>
-    <w:p>
-      <w:pPr>
-        <w:pStyle w:val="ListParagraph"/>
-      </w:pPr>
-    </w:p>
-    <w:p>
-      <w:pPr>
-        <w:pStyle w:val="ListParagraph"/>
-      </w:pPr>
-    </w:p>
-    <w:p>
-      <w:pPr>
-        <w:pStyle w:val="ListParagraph"/>
-      </w:pPr>
-    </w:p>
-    <w:p>
-      <w:pPr>
-        <w:pStyle w:val="ListParagraph"/>
-      </w:pPr>
-    </w:p>
-    <w:p>
-      <w:pPr>
-        <w:pStyle w:val="ListParagraph"/>
-      </w:pPr>
-    </w:p>
-    <w:p>
-      <w:pPr>
-        <w:pStyle w:val="ListParagraph"/>
-      </w:pPr>
-    </w:p>
-    <w:p>
-      <w:pPr>
-        <w:pStyle w:val="ListParagraph"/>
-      </w:pPr>
-    </w:p>
-    <w:p>
-      <w:pPr>
-        <w:pStyle w:val="ListParagraph"/>
-      </w:pPr>
-    </w:p>
-    <w:p>
-      <w:pPr>
-        <w:pStyle w:val="ListParagraph"/>
-      </w:pPr>
-    </w:p>
-    <w:p>
-      <w:pPr>
-        <w:pStyle w:val="ListParagraph"/>
-      </w:pPr>
-    </w:p>
-    <w:p>
-      <w:pPr>
-        <w:pStyle w:val="ListParagraph"/>
-      </w:pPr>
-    </w:p>
-    <w:p>
-      <w:pPr>
-        <w:pStyle w:val="ListParagraph"/>
-      </w:pPr>
-    </w:p>
-    <w:p>
-      <w:pPr>
-        <w:pStyle w:val="ListParagraph"/>
-      </w:pPr>
-    </w:p>
-    <w:p>
-      <w:pPr>
-        <w:pStyle w:val="ListParagraph"/>
-      </w:pPr>
-    </w:p>
-    <w:p>
-      <w:pPr>
-        <w:pStyle w:val="ListParagraph"/>
-      </w:pPr>
-    </w:p>
-    <w:p>
-      <w:pPr>
-        <w:pStyle w:val="ListParagraph"/>
-      </w:pPr>
-    </w:p>
-    <w:p>
-      <w:pPr>
-        <w:pStyle w:val="ListParagraph"/>
-      </w:pPr>
-    </w:p>
-    <w:p>
-      <w:pPr>
-        <w:pStyle w:val="ListParagraph"/>
-      </w:pPr>
-    </w:p>
-    <w:p>
-      <w:pPr>
-        <w:pStyle w:val="ListParagraph"/>
-      </w:pPr>
-    </w:p>
-    <w:p>
-      <w:pPr>
-        <w:pStyle w:val="ListParagraph"/>
-      </w:pPr>
-    </w:p>
-    <w:p>
-      <w:pPr>
-        <w:pStyle w:val="ListParagraph"/>
-      </w:pPr>
-    </w:p>
-    <w:p>
-      <w:pPr>
-        <w:pStyle w:val="ListParagraph"/>
-      </w:pPr>
-    </w:p>
-    <w:p>
-      <w:pPr>
-        <w:pStyle w:val="ListParagraph"/>
-      </w:pPr>
-    </w:p>
-    <w:p>
-      <w:pPr>
-        <w:pStyle w:val="ListParagraph"/>
-      </w:pPr>
-    </w:p>
-    <w:p>
-      <w:pPr>
-        <w:pStyle w:val="ListParagraph"/>
-      </w:pPr>
-    </w:p>
-    <w:p>
-      <w:pPr>
-        <w:pStyle w:val="ListParagraph"/>
-      </w:pPr>
-    </w:p>
-    <w:p>
-      <w:pPr>
-        <w:pStyle w:val="ListParagraph"/>
-      </w:pPr>
-    </w:p>
-    <w:p>
-      <w:pPr>
-        <w:pStyle w:val="ListParagraph"/>
-      </w:pPr>
-    </w:p>
-    <w:p>
-      <w:pPr>
-        <w:pStyle w:val="ListParagraph"/>
-      </w:pPr>
-    </w:p>
-    <w:p>
-      <w:pPr>
-        <w:pStyle w:val="ListParagraph"/>
-      </w:pPr>
-    </w:p>
-    <w:p>
-      <w:pPr>
-        <w:pStyle w:val="ListParagraph"/>
-      </w:pPr>
-    </w:p>
-    <w:p>
-      <w:pPr>
-        <w:pStyle w:val="ListParagraph"/>
-      </w:pPr>
-    </w:p>
-    <w:p>
-      <w:pPr>
-        <w:pStyle w:val="ListParagraph"/>
-      </w:pPr>
-    </w:p>
-    <w:p>
-      <w:pPr>
-        <w:pStyle w:val="ListParagraph"/>
-      </w:pPr>
-    </w:p>
-    <w:p>
-      <w:pPr>
-        <w:pStyle w:val="ListParagraph"/>
-      </w:pPr>
-    </w:p>
-    <w:p>
-      <w:pPr>
-        <w:pStyle w:val="ListParagraph"/>
-      </w:pPr>
-    </w:p>
-    <w:p>
-      <w:pPr>
-        <w:pStyle w:val="ListParagraph"/>
-      </w:pPr>
-    </w:p>
-    <w:p>
-      <w:pPr>
-        <w:pStyle w:val="ListParagraph"/>
-      </w:pPr>
-    </w:p>
-    <w:p>
-      <w:pPr>
-        <w:pStyle w:val="ListParagraph"/>
-      </w:pPr>
-    </w:p>
-    <w:p>
-      <w:pPr>
-        <w:pStyle w:val="ListParagraph"/>
-      </w:pPr>
-    </w:p>
-    <w:p>
-      <w:pPr>
-        <w:pStyle w:val="ListParagraph"/>
-      </w:pPr>
-    </w:p>
-    <w:p>
-      <w:pPr>
-        <w:pStyle w:val="ListParagraph"/>
-      </w:pPr>
-    </w:p>
-    <w:p>
-      <w:pPr>
-        <w:pStyle w:val="ListParagraph"/>
-      </w:pPr>
-    </w:p>
-    <w:p>
-      <w:pPr>
-        <w:pStyle w:val="ListParagraph"/>
-      </w:pPr>
-    </w:p>
-    <w:p>
-      <w:pPr>
-        <w:pStyle w:val="ListParagraph"/>
-      </w:pPr>
-    </w:p>
-    <w:p>
-      <w:pPr>
-        <w:pStyle w:val="ListParagraph"/>
-      </w:pPr>
-    </w:p>
-    <w:p>
-      <w:pPr>
-        <w:pStyle w:val="ListParagraph"/>
-      </w:pPr>
-    </w:p>
-    <w:p>
-      <w:pPr>
-        <w:pStyle w:val="ListParagraph"/>
-      </w:pPr>
-    </w:p>
-    <w:p>
-      <w:pPr>
-        <w:pStyle w:val="ListParagraph"/>
-      </w:pPr>
-    </w:p>
-    <w:p>
-      <w:pPr>
-        <w:pStyle w:val="ListParagraph"/>
-      </w:pPr>
-    </w:p>
-    <w:p>
-      <w:pPr>
-        <w:pStyle w:val="ListParagraph"/>
-      </w:pPr>
-    </w:p>
-    <w:p>
-      <w:pPr>
-        <w:pStyle w:val="ListParagraph"/>
-      </w:pPr>
-    </w:p>
-    <w:p>
-      <w:pPr>
-        <w:pStyle w:val="ListParagraph"/>
-      </w:pPr>
-    </w:p>
-    <w:p>
-      <w:pPr>
-        <w:pStyle w:val="ListParagraph"/>
-      </w:pPr>
-    </w:p>
-    <w:p>
-      <w:pPr>
-        <w:pStyle w:val="ListParagraph"/>
-      </w:pPr>
-    </w:p>
-    <w:p>
-      <w:pPr>
-        <w:pStyle w:val="ListParagraph"/>
-      </w:pPr>
-    </w:p>
-    <w:p>
-      <w:pPr>
-        <w:pStyle w:val="ListParagraph"/>
-      </w:pPr>
-    </w:p>
-    <w:p>
-      <w:pPr>
-        <w:pStyle w:val="ListParagraph"/>
-      </w:pPr>
-    </w:p>
-    <w:p>
-      <w:pPr>
-        <w:pStyle w:val="ListParagraph"/>
-      </w:pPr>
-    </w:p>
-    <w:p>
-      <w:pPr>
-        <w:pStyle w:val="ListParagraph"/>
-      </w:pPr>
-    </w:p>
-    <w:p>
-      <w:pPr>
-        <w:pStyle w:val="ListParagraph"/>
-      </w:pPr>
-    </w:p>
-    <w:p>
-      <w:pPr>
-        <w:pStyle w:val="ListParagraph"/>
-      </w:pPr>
-    </w:p>
-    <w:p>
-      <w:pPr>
-        <w:pStyle w:val="ListParagraph"/>
-      </w:pPr>
-    </w:p>
-    <w:p>
-      <w:pPr>
-        <w:pStyle w:val="ListParagraph"/>
-      </w:pPr>
-    </w:p>
-    <w:p>
-      <w:pPr>
-        <w:pStyle w:val="ListParagraph"/>
-      </w:pPr>
-    </w:p>
-    <w:p>
-      <w:pPr>
-        <w:pStyle w:val="ListParagraph"/>
-      </w:pPr>
-    </w:p>
-    <w:p>
-      <w:pPr>
-        <w:pStyle w:val="ListParagraph"/>
-      </w:pPr>
-    </w:p>
-    <w:p>
-      <w:pPr>
-        <w:pStyle w:val="ListParagraph"/>
-      </w:pPr>
-    </w:p>
-    <w:p>
-      <w:pPr>
-        <w:pStyle w:val="ListParagraph"/>
-      </w:pPr>
-    </w:p>
-    <w:p>
-      <w:pPr>
-        <w:pStyle w:val="ListParagraph"/>
-      </w:pPr>
-    </w:p>
-    <w:p>
-      <w:pPr>
-        <w:pStyle w:val="ListParagraph"/>
-      </w:pPr>
-    </w:p>
-    <w:p>
-      <w:pPr>
-        <w:pStyle w:val="ListParagraph"/>
-      </w:pPr>
-    </w:p>
-    <w:p>
-      <w:pPr>
-        <w:pStyle w:val="ListParagraph"/>
-      </w:pPr>
-    </w:p>
-    <w:p>
-      <w:pPr>
-        <w:pStyle w:val="ListParagraph"/>
-      </w:pPr>
-    </w:p>
-    <w:p>
-      <w:pPr>
-        <w:pStyle w:val="ListParagraph"/>
-      </w:pPr>
-    </w:p>
-    <w:p>
-      <w:pPr>
-        <w:pStyle w:val="ListParagraph"/>
-      </w:pPr>
-    </w:p>
-    <w:p>
-      <w:pPr>
-        <w:pStyle w:val="ListParagraph"/>
-      </w:pPr>
-    </w:p>
-    <w:p>
-      <w:pPr>
-        <w:pStyle w:val="ListParagraph"/>
-      </w:pPr>
-    </w:p>
-    <w:p>
-      <w:pPr>
-        <w:pStyle w:val="ListParagraph"/>
-      </w:pPr>
-    </w:p>
-    <w:p>
-      <w:pPr>
-        <w:pStyle w:val="ListParagraph"/>
-      </w:pPr>
-    </w:p>
-    <w:p>
-      <w:pPr>
-        <w:pStyle w:val="ListParagraph"/>
-      </w:pPr>
-    </w:p>
-    <w:p>
-      <w:pPr>
-        <w:pStyle w:val="ListParagraph"/>
-      </w:pPr>
-    </w:p>
-    <w:p>
-      <w:pPr>
-        <w:pStyle w:val="ListParagraph"/>
-      </w:pPr>
-    </w:p>
-    <w:p>
-      <w:pPr>
-        <w:pStyle w:val="ListParagraph"/>
-      </w:pPr>
-    </w:p>
-    <w:p>
-      <w:pPr>
-        <w:pStyle w:val="ListParagraph"/>
-      </w:pPr>
-    </w:p>
-    <w:p>
-      <w:pPr>
-        <w:pStyle w:val="ListParagraph"/>
-      </w:pPr>
-    </w:p>
-    <w:p>
-      <w:pPr>
-        <w:pStyle w:val="ListParagraph"/>
-      </w:pPr>
-    </w:p>
-    <w:p>
-      <w:pPr>
-        <w:pStyle w:val="ListParagraph"/>
-      </w:pPr>
-    </w:p>
-    <w:p>
-      <w:pPr>
-        <w:pStyle w:val="ListParagraph"/>
-      </w:pPr>
-    </w:p>
-    <w:p>
-      <w:pPr>
-        <w:pStyle w:val="ListParagraph"/>
-      </w:pPr>
-    </w:p>
-    <w:p>
-      <w:pPr>
-        <w:pStyle w:val="ListParagraph"/>
-      </w:pPr>
-    </w:p>
-    <w:p>
-      <w:pPr>
-        <w:pStyle w:val="ListParagraph"/>
-      </w:pPr>
-    </w:p>
-    <w:p>
-      <w:pPr>
-        <w:pStyle w:val="ListParagraph"/>
-      </w:pPr>
-    </w:p>
-    <w:p>
-      <w:pPr>
-        <w:pStyle w:val="ListParagraph"/>
-      </w:pPr>
-    </w:p>
-    <w:p>
-      <w:pPr>
-        <w:pStyle w:val="ListParagraph"/>
-      </w:pPr>
-    </w:p>
-    <w:p>
-      <w:pPr>
-        <w:pStyle w:val="ListParagraph"/>
-      </w:pPr>
-    </w:p>
-    <w:p>
-      <w:pPr>
-        <w:pStyle w:val="ListParagraph"/>
-      </w:pPr>
-    </w:p>
-    <w:p>
-      <w:pPr>
-        <w:pStyle w:val="ListParagraph"/>
-      </w:pPr>
-    </w:p>
-    <w:p>
-      <w:pPr>
-        <w:pStyle w:val="ListParagraph"/>
-      </w:pPr>
-    </w:p>
-    <w:p>
-      <w:pPr>
-        <w:pStyle w:val="ListParagraph"/>
-      </w:pPr>
-    </w:p>
-    <w:p>
-      <w:pPr>
-        <w:pStyle w:val="ListParagraph"/>
-      </w:pPr>
-    </w:p>
-    <w:p>
-      <w:pPr>
-        <w:pStyle w:val="ListParagraph"/>
-      </w:pPr>
-    </w:p>
+    <w:p/>
     <w:sectPr>
-      <w:headerReference w:type="even" r:id="rId18"/>
-      <w:headerReference w:type="default" r:id="rId19"/>
-      <w:footerReference w:type="even" r:id="rId20"/>
-      <w:footerReference w:type="default" r:id="rId21"/>
-      <w:headerReference w:type="first" r:id="rId22"/>
-      <w:footerReference w:type="first" r:id="rId23"/>
+      <w:headerReference w:type="even" r:id="rId8"/>
+      <w:headerReference w:type="default" r:id="rId9"/>
+      <w:footerReference w:type="even" r:id="rId10"/>
+      <w:footerReference w:type="default" r:id="rId11"/>
+      <w:headerReference w:type="first" r:id="rId12"/>
+      <w:footerReference w:type="first" r:id="rId13"/>
       <w:pgSz w:w="12240" w:h="15840"/>
       <w:pgMar w:top="1440" w:right="1800" w:bottom="1440" w:left="1800" w:header="720" w:footer="720" w:gutter="0"/>
       <w:cols w:space="720"/>
@@ -4586,8 +1111,8 @@
 </file>
 
 <file path=word/endnotes.xml><?xml version="1.0" encoding="utf-8"?>
-<w:endnotes xmlns:wpc="http://schemas.microsoft.com/office/word/2010/wordprocessingCanvas" xmlns:cx="http://schemas.microsoft.com/office/drawing/2014/chartex" xmlns:cx1="http://schemas.microsoft.com/office/drawing/2015/9/8/chartex" xmlns:cx2="http://schemas.microsoft.com/office/drawing/2015/10/21/chartex" xmlns:cx3="http://schemas.microsoft.com/office/drawing/2016/5/9/chartex" xmlns:cx4="http://schemas.microsoft.com/office/drawing/2016/5/10/chartex" xmlns:cx5="http://schemas.microsoft.com/office/drawing/2016/5/11/chartex" xmlns:cx6="http://schemas.microsoft.com/office/drawing/2016/5/12/chartex" xmlns:cx7="http://schemas.microsoft.com/office/drawing/2016/5/13/chartex" xmlns:cx8="http://schemas.microsoft.com/office/drawing/2016/5/14/chartex" xmlns:mc="http://schemas.openxmlformats.org/markup-compatibility/2006" xmlns:aink="http://schemas.microsoft.com/office/drawing/2016/ink" xmlns:am3d="http://schemas.microsoft.com/office/drawing/2017/model3d" xmlns:o="urn:schemas-microsoft-com:office:office" xmlns:oel="http://schemas.microsoft.com/office/2019/extlst" xmlns:r="http://schemas.openxmlformats.org/officeDocument/2006/relationships" xmlns:m="http://schemas.openxmlformats.org/officeDocument/2006/math" xmlns:v="urn:schemas-microsoft-com:vml" xmlns:wp14="http://schemas.microsoft.com/office/word/2010/wordprocessingDrawing" xmlns:wp="http://schemas.openxmlformats.org/drawingml/2006/wordprocessingDrawing" xmlns:w10="urn:schemas-microsoft-com:office:word" xmlns:w="http://schemas.openxmlformats.org/wordprocessingml/2006/main" xmlns:w14="http://schemas.microsoft.com/office/word/2010/wordml" xmlns:w15="http://schemas.microsoft.com/office/word/2012/wordml" xmlns:w16cex="http://schemas.microsoft.com/office/word/2018/wordml/cex" xmlns:w16cid="http://schemas.microsoft.com/office/word/2016/wordml/cid" xmlns:w16="http://schemas.microsoft.com/office/word/2018/wordml" xmlns:w16du="http://schemas.microsoft.com/office/word/2023/wordml/word16du" xmlns:w16sdtdh="http://schemas.microsoft.com/office/word/2020/wordml/sdtdatahash" xmlns:w16sdtfl="http://schemas.microsoft.com/office/word/2024/wordml/sdtformatlock" xmlns:w16se="http://schemas.microsoft.com/office/word/2015/wordml/symex" xmlns:wpg="http://schemas.microsoft.com/office/word/2010/wordprocessingGroup" xmlns:wpi="http://schemas.microsoft.com/office/word/2010/wordprocessingInk" xmlns:wne="http://schemas.microsoft.com/office/word/2006/wordml" xmlns:wps="http://schemas.microsoft.com/office/word/2010/wordprocessingShape" mc:Ignorable="w14 w15 w16se w16cid w16 w16cex w16sdtdh w16sdtfl w16du wp14">
-  <w:endnote w:type="separator" w:id="-1">
+<w:endnotes xmlns:ve="http://schemas.openxmlformats.org/markup-compatibility/2006" xmlns:o="urn:schemas-microsoft-com:office:office" xmlns:r="http://schemas.openxmlformats.org/officeDocument/2006/relationships" xmlns:m="http://schemas.openxmlformats.org/officeDocument/2006/math" xmlns:v="urn:schemas-microsoft-com:vml" xmlns:wp="http://schemas.openxmlformats.org/drawingml/2006/wordprocessingDrawing" xmlns:w10="urn:schemas-microsoft-com:office:word" xmlns:w="http://schemas.openxmlformats.org/wordprocessingml/2006/main" xmlns:wne="http://schemas.microsoft.com/office/word/2006/wordml">
+  <w:endnote w:type="separator" w:id="0">
     <w:p>
       <w:pPr>
         <w:spacing w:after="0" w:line="240" w:lineRule="auto"/>
@@ -4597,7 +1122,7 @@
       </w:r>
     </w:p>
   </w:endnote>
-  <w:endnote w:type="continuationSeparator" w:id="0">
+  <w:endnote w:type="continuationSeparator" w:id="1">
     <w:p>
       <w:pPr>
         <w:spacing w:after="0" w:line="240" w:lineRule="auto"/>
@@ -4611,7 +1136,7 @@
 </file>
 
 <file path=word/footer1.xml><?xml version="1.0" encoding="utf-8"?>
-<w:ftr xmlns:wpc="http://schemas.microsoft.com/office/word/2010/wordprocessingCanvas" xmlns:cx="http://schemas.microsoft.com/office/drawing/2014/chartex" xmlns:cx1="http://schemas.microsoft.com/office/drawing/2015/9/8/chartex" xmlns:cx2="http://schemas.microsoft.com/office/drawing/2015/10/21/chartex" xmlns:cx3="http://schemas.microsoft.com/office/drawing/2016/5/9/chartex" xmlns:cx4="http://schemas.microsoft.com/office/drawing/2016/5/10/chartex" xmlns:cx5="http://schemas.microsoft.com/office/drawing/2016/5/11/chartex" xmlns:cx6="http://schemas.microsoft.com/office/drawing/2016/5/12/chartex" xmlns:cx7="http://schemas.microsoft.com/office/drawing/2016/5/13/chartex" xmlns:cx8="http://schemas.microsoft.com/office/drawing/2016/5/14/chartex" xmlns:mc="http://schemas.openxmlformats.org/markup-compatibility/2006" xmlns:aink="http://schemas.microsoft.com/office/drawing/2016/ink" xmlns:am3d="http://schemas.microsoft.com/office/drawing/2017/model3d" xmlns:o="urn:schemas-microsoft-com:office:office" xmlns:oel="http://schemas.microsoft.com/office/2019/extlst" xmlns:r="http://schemas.openxmlformats.org/officeDocument/2006/relationships" xmlns:m="http://schemas.openxmlformats.org/officeDocument/2006/math" xmlns:v="urn:schemas-microsoft-com:vml" xmlns:wp14="http://schemas.microsoft.com/office/word/2010/wordprocessingDrawing" xmlns:wp="http://schemas.openxmlformats.org/drawingml/2006/wordprocessingDrawing" xmlns:w10="urn:schemas-microsoft-com:office:word" xmlns:w="http://schemas.openxmlformats.org/wordprocessingml/2006/main" xmlns:w14="http://schemas.microsoft.com/office/word/2010/wordml" xmlns:w15="http://schemas.microsoft.com/office/word/2012/wordml" xmlns:w16cex="http://schemas.microsoft.com/office/word/2018/wordml/cex" xmlns:w16cid="http://schemas.microsoft.com/office/word/2016/wordml/cid" xmlns:w16="http://schemas.microsoft.com/office/word/2018/wordml" xmlns:w16du="http://schemas.microsoft.com/office/word/2023/wordml/word16du" xmlns:w16sdtdh="http://schemas.microsoft.com/office/word/2020/wordml/sdtdatahash" xmlns:w16sdtfl="http://schemas.microsoft.com/office/word/2024/wordml/sdtformatlock" xmlns:w16se="http://schemas.microsoft.com/office/word/2015/wordml/symex" xmlns:wpg="http://schemas.microsoft.com/office/word/2010/wordprocessingGroup" xmlns:wpi="http://schemas.microsoft.com/office/word/2010/wordprocessingInk" xmlns:wne="http://schemas.microsoft.com/office/word/2006/wordml" xmlns:wps="http://schemas.microsoft.com/office/word/2010/wordprocessingShape" mc:Ignorable="w14 w15 w16se w16cid w16 w16cex w16sdtdh w16sdtfl w16du wp14">
+<w:ftr xmlns:ve="http://schemas.openxmlformats.org/markup-compatibility/2006" xmlns:o="urn:schemas-microsoft-com:office:office" xmlns:r="http://schemas.openxmlformats.org/officeDocument/2006/relationships" xmlns:m="http://schemas.openxmlformats.org/officeDocument/2006/math" xmlns:v="urn:schemas-microsoft-com:vml" xmlns:wp="http://schemas.openxmlformats.org/drawingml/2006/wordprocessingDrawing" xmlns:w10="urn:schemas-microsoft-com:office:word" xmlns:w="http://schemas.openxmlformats.org/wordprocessingml/2006/main" xmlns:wne="http://schemas.microsoft.com/office/word/2006/wordml">
   <w:p>
     <w:pPr>
       <w:pStyle w:val="Footer"/>
@@ -4621,7 +1146,7 @@
 </file>
 
 <file path=word/footer2.xml><?xml version="1.0" encoding="utf-8"?>
-<w:ftr xmlns:wpc="http://schemas.microsoft.com/office/word/2010/wordprocessingCanvas" xmlns:cx="http://schemas.microsoft.com/office/drawing/2014/chartex" xmlns:cx1="http://schemas.microsoft.com/office/drawing/2015/9/8/chartex" xmlns:cx2="http://schemas.microsoft.com/office/drawing/2015/10/21/chartex" xmlns:cx3="http://schemas.microsoft.com/office/drawing/2016/5/9/chartex" xmlns:cx4="http://schemas.microsoft.com/office/drawing/2016/5/10/chartex" xmlns:cx5="http://schemas.microsoft.com/office/drawing/2016/5/11/chartex" xmlns:cx6="http://schemas.microsoft.com/office/drawing/2016/5/12/chartex" xmlns:cx7="http://schemas.microsoft.com/office/drawing/2016/5/13/chartex" xmlns:cx8="http://schemas.microsoft.com/office/drawing/2016/5/14/chartex" xmlns:mc="http://schemas.openxmlformats.org/markup-compatibility/2006" xmlns:aink="http://schemas.microsoft.com/office/drawing/2016/ink" xmlns:am3d="http://schemas.microsoft.com/office/drawing/2017/model3d" xmlns:o="urn:schemas-microsoft-com:office:office" xmlns:oel="http://schemas.microsoft.com/office/2019/extlst" xmlns:r="http://schemas.openxmlformats.org/officeDocument/2006/relationships" xmlns:m="http://schemas.openxmlformats.org/officeDocument/2006/math" xmlns:v="urn:schemas-microsoft-com:vml" xmlns:wp14="http://schemas.microsoft.com/office/word/2010/wordprocessingDrawing" xmlns:wp="http://schemas.openxmlformats.org/drawingml/2006/wordprocessingDrawing" xmlns:w10="urn:schemas-microsoft-com:office:word" xmlns:w="http://schemas.openxmlformats.org/wordprocessingml/2006/main" xmlns:w14="http://schemas.microsoft.com/office/word/2010/wordml" xmlns:w15="http://schemas.microsoft.com/office/word/2012/wordml" xmlns:w16cex="http://schemas.microsoft.com/office/word/2018/wordml/cex" xmlns:w16cid="http://schemas.microsoft.com/office/word/2016/wordml/cid" xmlns:w16="http://schemas.microsoft.com/office/word/2018/wordml" xmlns:w16du="http://schemas.microsoft.com/office/word/2023/wordml/word16du" xmlns:w16sdtdh="http://schemas.microsoft.com/office/word/2020/wordml/sdtdatahash" xmlns:w16sdtfl="http://schemas.microsoft.com/office/word/2024/wordml/sdtformatlock" xmlns:w16se="http://schemas.microsoft.com/office/word/2015/wordml/symex" xmlns:wpg="http://schemas.microsoft.com/office/word/2010/wordprocessingGroup" xmlns:wpi="http://schemas.microsoft.com/office/word/2010/wordprocessingInk" xmlns:wne="http://schemas.microsoft.com/office/word/2006/wordml" xmlns:wps="http://schemas.microsoft.com/office/word/2010/wordprocessingShape" mc:Ignorable="w14 w15 w16se w16cid w16 w16cex w16sdtdh w16sdtfl w16du wp14">
+<w:ftr xmlns:ve="http://schemas.openxmlformats.org/markup-compatibility/2006" xmlns:o="urn:schemas-microsoft-com:office:office" xmlns:r="http://schemas.openxmlformats.org/officeDocument/2006/relationships" xmlns:m="http://schemas.openxmlformats.org/officeDocument/2006/math" xmlns:v="urn:schemas-microsoft-com:vml" xmlns:wp="http://schemas.openxmlformats.org/drawingml/2006/wordprocessingDrawing" xmlns:w10="urn:schemas-microsoft-com:office:word" xmlns:w="http://schemas.openxmlformats.org/wordprocessingml/2006/main" xmlns:wne="http://schemas.microsoft.com/office/word/2006/wordml">
   <w:p>
     <w:pPr>
       <w:pStyle w:val="Footer"/>
@@ -4631,7 +1156,7 @@
 </file>
 
 <file path=word/footer3.xml><?xml version="1.0" encoding="utf-8"?>
-<w:ftr xmlns:wpc="http://schemas.microsoft.com/office/word/2010/wordprocessingCanvas" xmlns:cx="http://schemas.microsoft.com/office/drawing/2014/chartex" xmlns:cx1="http://schemas.microsoft.com/office/drawing/2015/9/8/chartex" xmlns:cx2="http://schemas.microsoft.com/office/drawing/2015/10/21/chartex" xmlns:cx3="http://schemas.microsoft.com/office/drawing/2016/5/9/chartex" xmlns:cx4="http://schemas.microsoft.com/office/drawing/2016/5/10/chartex" xmlns:cx5="http://schemas.microsoft.com/office/drawing/2016/5/11/chartex" xmlns:cx6="http://schemas.microsoft.com/office/drawing/2016/5/12/chartex" xmlns:cx7="http://schemas.microsoft.com/office/drawing/2016/5/13/chartex" xmlns:cx8="http://schemas.microsoft.com/office/drawing/2016/5/14/chartex" xmlns:mc="http://schemas.openxmlformats.org/markup-compatibility/2006" xmlns:aink="http://schemas.microsoft.com/office/drawing/2016/ink" xmlns:am3d="http://schemas.microsoft.com/office/drawing/2017/model3d" xmlns:o="urn:schemas-microsoft-com:office:office" xmlns:oel="http://schemas.microsoft.com/office/2019/extlst" xmlns:r="http://schemas.openxmlformats.org/officeDocument/2006/relationships" xmlns:m="http://schemas.openxmlformats.org/officeDocument/2006/math" xmlns:v="urn:schemas-microsoft-com:vml" xmlns:wp14="http://schemas.microsoft.com/office/word/2010/wordprocessingDrawing" xmlns:wp="http://schemas.openxmlformats.org/drawingml/2006/wordprocessingDrawing" xmlns:w10="urn:schemas-microsoft-com:office:word" xmlns:w="http://schemas.openxmlformats.org/wordprocessingml/2006/main" xmlns:w14="http://schemas.microsoft.com/office/word/2010/wordml" xmlns:w15="http://schemas.microsoft.com/office/word/2012/wordml" xmlns:w16cex="http://schemas.microsoft.com/office/word/2018/wordml/cex" xmlns:w16cid="http://schemas.microsoft.com/office/word/2016/wordml/cid" xmlns:w16="http://schemas.microsoft.com/office/word/2018/wordml" xmlns:w16du="http://schemas.microsoft.com/office/word/2023/wordml/word16du" xmlns:w16sdtdh="http://schemas.microsoft.com/office/word/2020/wordml/sdtdatahash" xmlns:w16sdtfl="http://schemas.microsoft.com/office/word/2024/wordml/sdtformatlock" xmlns:w16se="http://schemas.microsoft.com/office/word/2015/wordml/symex" xmlns:wpg="http://schemas.microsoft.com/office/word/2010/wordprocessingGroup" xmlns:wpi="http://schemas.microsoft.com/office/word/2010/wordprocessingInk" xmlns:wne="http://schemas.microsoft.com/office/word/2006/wordml" xmlns:wps="http://schemas.microsoft.com/office/word/2010/wordprocessingShape" mc:Ignorable="w14 w15 w16se w16cid w16 w16cex w16sdtdh w16sdtfl w16du wp14">
+<w:ftr xmlns:ve="http://schemas.openxmlformats.org/markup-compatibility/2006" xmlns:o="urn:schemas-microsoft-com:office:office" xmlns:r="http://schemas.openxmlformats.org/officeDocument/2006/relationships" xmlns:m="http://schemas.openxmlformats.org/officeDocument/2006/math" xmlns:v="urn:schemas-microsoft-com:vml" xmlns:wp="http://schemas.openxmlformats.org/drawingml/2006/wordprocessingDrawing" xmlns:w10="urn:schemas-microsoft-com:office:word" xmlns:w="http://schemas.openxmlformats.org/wordprocessingml/2006/main" xmlns:wne="http://schemas.microsoft.com/office/word/2006/wordml">
   <w:p>
     <w:pPr>
       <w:pStyle w:val="Footer"/>
@@ -4641,8 +1166,8 @@
 </file>
 
 <file path=word/footnotes.xml><?xml version="1.0" encoding="utf-8"?>
-<w:footnotes xmlns:wpc="http://schemas.microsoft.com/office/word/2010/wordprocessingCanvas" xmlns:cx="http://schemas.microsoft.com/office/drawing/2014/chartex" xmlns:cx1="http://schemas.microsoft.com/office/drawing/2015/9/8/chartex" xmlns:cx2="http://schemas.microsoft.com/office/drawing/2015/10/21/chartex" xmlns:cx3="http://schemas.microsoft.com/office/drawing/2016/5/9/chartex" xmlns:cx4="http://schemas.microsoft.com/office/drawing/2016/5/10/chartex" xmlns:cx5="http://schemas.microsoft.com/office/drawing/2016/5/11/chartex" xmlns:cx6="http://schemas.microsoft.com/office/drawing/2016/5/12/chartex" xmlns:cx7="http://schemas.microsoft.com/office/drawing/2016/5/13/chartex" xmlns:cx8="http://schemas.microsoft.com/office/drawing/2016/5/14/chartex" xmlns:mc="http://schemas.openxmlformats.org/markup-compatibility/2006" xmlns:aink="http://schemas.microsoft.com/office/drawing/2016/ink" xmlns:am3d="http://schemas.microsoft.com/office/drawing/2017/model3d" xmlns:o="urn:schemas-microsoft-com:office:office" xmlns:oel="http://schemas.microsoft.com/office/2019/extlst" xmlns:r="http://schemas.openxmlformats.org/officeDocument/2006/relationships" xmlns:m="http://schemas.openxmlformats.org/officeDocument/2006/math" xmlns:v="urn:schemas-microsoft-com:vml" xmlns:wp14="http://schemas.microsoft.com/office/word/2010/wordprocessingDrawing" xmlns:wp="http://schemas.openxmlformats.org/drawingml/2006/wordprocessingDrawing" xmlns:w10="urn:schemas-microsoft-com:office:word" xmlns:w="http://schemas.openxmlformats.org/wordprocessingml/2006/main" xmlns:w14="http://schemas.microsoft.com/office/word/2010/wordml" xmlns:w15="http://schemas.microsoft.com/office/word/2012/wordml" xmlns:w16cex="http://schemas.microsoft.com/office/word/2018/wordml/cex" xmlns:w16cid="http://schemas.microsoft.com/office/word/2016/wordml/cid" xmlns:w16="http://schemas.microsoft.com/office/word/2018/wordml" xmlns:w16du="http://schemas.microsoft.com/office/word/2023/wordml/word16du" xmlns:w16sdtdh="http://schemas.microsoft.com/office/word/2020/wordml/sdtdatahash" xmlns:w16sdtfl="http://schemas.microsoft.com/office/word/2024/wordml/sdtformatlock" xmlns:w16se="http://schemas.microsoft.com/office/word/2015/wordml/symex" xmlns:wpg="http://schemas.microsoft.com/office/word/2010/wordprocessingGroup" xmlns:wpi="http://schemas.microsoft.com/office/word/2010/wordprocessingInk" xmlns:wne="http://schemas.microsoft.com/office/word/2006/wordml" xmlns:wps="http://schemas.microsoft.com/office/word/2010/wordprocessingShape" mc:Ignorable="w14 w15 w16se w16cid w16 w16cex w16sdtdh w16sdtfl w16du wp14">
-  <w:footnote w:type="separator" w:id="-1">
+<w:footnotes xmlns:ve="http://schemas.openxmlformats.org/markup-compatibility/2006" xmlns:o="urn:schemas-microsoft-com:office:office" xmlns:r="http://schemas.openxmlformats.org/officeDocument/2006/relationships" xmlns:m="http://schemas.openxmlformats.org/officeDocument/2006/math" xmlns:v="urn:schemas-microsoft-com:vml" xmlns:wp="http://schemas.openxmlformats.org/drawingml/2006/wordprocessingDrawing" xmlns:w10="urn:schemas-microsoft-com:office:word" xmlns:w="http://schemas.openxmlformats.org/wordprocessingml/2006/main" xmlns:wne="http://schemas.microsoft.com/office/word/2006/wordml">
+  <w:footnote w:type="separator" w:id="0">
     <w:p>
       <w:pPr>
         <w:spacing w:after="0" w:line="240" w:lineRule="auto"/>
@@ -4652,7 +1177,7 @@
       </w:r>
     </w:p>
   </w:footnote>
-  <w:footnote w:type="continuationSeparator" w:id="0">
+  <w:footnote w:type="continuationSeparator" w:id="1">
     <w:p>
       <w:pPr>
         <w:spacing w:after="0" w:line="240" w:lineRule="auto"/>
@@ -4666,7 +1191,7 @@
 </file>
 
 <file path=word/header1.xml><?xml version="1.0" encoding="utf-8"?>
-<w:hdr xmlns:wpc="http://schemas.microsoft.com/office/word/2010/wordprocessingCanvas" xmlns:cx="http://schemas.microsoft.com/office/drawing/2014/chartex" xmlns:cx1="http://schemas.microsoft.com/office/drawing/2015/9/8/chartex" xmlns:cx2="http://schemas.microsoft.com/office/drawing/2015/10/21/chartex" xmlns:cx3="http://schemas.microsoft.com/office/drawing/2016/5/9/chartex" xmlns:cx4="http://schemas.microsoft.com/office/drawing/2016/5/10/chartex" xmlns:cx5="http://schemas.microsoft.com/office/drawing/2016/5/11/chartex" xmlns:cx6="http://schemas.microsoft.com/office/drawing/2016/5/12/chartex" xmlns:cx7="http://schemas.microsoft.com/office/drawing/2016/5/13/chartex" xmlns:cx8="http://schemas.microsoft.com/office/drawing/2016/5/14/chartex" xmlns:mc="http://schemas.openxmlformats.org/markup-compatibility/2006" xmlns:aink="http://schemas.microsoft.com/office/drawing/2016/ink" xmlns:am3d="http://schemas.microsoft.com/office/drawing/2017/model3d" xmlns:o="urn:schemas-microsoft-com:office:office" xmlns:oel="http://schemas.microsoft.com/office/2019/extlst" xmlns:r="http://schemas.openxmlformats.org/officeDocument/2006/relationships" xmlns:m="http://schemas.openxmlformats.org/officeDocument/2006/math" xmlns:v="urn:schemas-microsoft-com:vml" xmlns:wp14="http://schemas.microsoft.com/office/word/2010/wordprocessingDrawing" xmlns:wp="http://schemas.openxmlformats.org/drawingml/2006/wordprocessingDrawing" xmlns:w10="urn:schemas-microsoft-com:office:word" xmlns:w="http://schemas.openxmlformats.org/wordprocessingml/2006/main" xmlns:w14="http://schemas.microsoft.com/office/word/2010/wordml" xmlns:w15="http://schemas.microsoft.com/office/word/2012/wordml" xmlns:w16cex="http://schemas.microsoft.com/office/word/2018/wordml/cex" xmlns:w16cid="http://schemas.microsoft.com/office/word/2016/wordml/cid" xmlns:w16="http://schemas.microsoft.com/office/word/2018/wordml" xmlns:w16du="http://schemas.microsoft.com/office/word/2023/wordml/word16du" xmlns:w16sdtdh="http://schemas.microsoft.com/office/word/2020/wordml/sdtdatahash" xmlns:w16sdtfl="http://schemas.microsoft.com/office/word/2024/wordml/sdtformatlock" xmlns:w16se="http://schemas.microsoft.com/office/word/2015/wordml/symex" xmlns:wpg="http://schemas.microsoft.com/office/word/2010/wordprocessingGroup" xmlns:wpi="http://schemas.microsoft.com/office/word/2010/wordprocessingInk" xmlns:wne="http://schemas.microsoft.com/office/word/2006/wordml" xmlns:wps="http://schemas.microsoft.com/office/word/2010/wordprocessingShape" mc:Ignorable="w14 w15 w16se w16cid w16 w16cex w16sdtdh w16sdtfl w16du wp14">
+<w:hdr xmlns:ve="http://schemas.openxmlformats.org/markup-compatibility/2006" xmlns:o="urn:schemas-microsoft-com:office:office" xmlns:r="http://schemas.openxmlformats.org/officeDocument/2006/relationships" xmlns:m="http://schemas.openxmlformats.org/officeDocument/2006/math" xmlns:v="urn:schemas-microsoft-com:vml" xmlns:wp="http://schemas.openxmlformats.org/drawingml/2006/wordprocessingDrawing" xmlns:w10="urn:schemas-microsoft-com:office:word" xmlns:w="http://schemas.openxmlformats.org/wordprocessingml/2006/main" xmlns:wne="http://schemas.microsoft.com/office/word/2006/wordml">
   <w:p>
     <w:pPr>
       <w:pStyle w:val="Header"/>
@@ -4676,7 +1201,7 @@
 </file>
 
 <file path=word/header2.xml><?xml version="1.0" encoding="utf-8"?>
-<w:hdr xmlns:wpc="http://schemas.microsoft.com/office/word/2010/wordprocessingCanvas" xmlns:cx="http://schemas.microsoft.com/office/drawing/2014/chartex" xmlns:cx1="http://schemas.microsoft.com/office/drawing/2015/9/8/chartex" xmlns:cx2="http://schemas.microsoft.com/office/drawing/2015/10/21/chartex" xmlns:cx3="http://schemas.microsoft.com/office/drawing/2016/5/9/chartex" xmlns:cx4="http://schemas.microsoft.com/office/drawing/2016/5/10/chartex" xmlns:cx5="http://schemas.microsoft.com/office/drawing/2016/5/11/chartex" xmlns:cx6="http://schemas.microsoft.com/office/drawing/2016/5/12/chartex" xmlns:cx7="http://schemas.microsoft.com/office/drawing/2016/5/13/chartex" xmlns:cx8="http://schemas.microsoft.com/office/drawing/2016/5/14/chartex" xmlns:mc="http://schemas.openxmlformats.org/markup-compatibility/2006" xmlns:aink="http://schemas.microsoft.com/office/drawing/2016/ink" xmlns:am3d="http://schemas.microsoft.com/office/drawing/2017/model3d" xmlns:o="urn:schemas-microsoft-com:office:office" xmlns:oel="http://schemas.microsoft.com/office/2019/extlst" xmlns:r="http://schemas.openxmlformats.org/officeDocument/2006/relationships" xmlns:m="http://schemas.openxmlformats.org/officeDocument/2006/math" xmlns:v="urn:schemas-microsoft-com:vml" xmlns:wp14="http://schemas.microsoft.com/office/word/2010/wordprocessingDrawing" xmlns:wp="http://schemas.openxmlformats.org/drawingml/2006/wordprocessingDrawing" xmlns:w10="urn:schemas-microsoft-com:office:word" xmlns:w="http://schemas.openxmlformats.org/wordprocessingml/2006/main" xmlns:w14="http://schemas.microsoft.com/office/word/2010/wordml" xmlns:w15="http://schemas.microsoft.com/office/word/2012/wordml" xmlns:w16cex="http://schemas.microsoft.com/office/word/2018/wordml/cex" xmlns:w16cid="http://schemas.microsoft.com/office/word/2016/wordml/cid" xmlns:w16="http://schemas.microsoft.com/office/word/2018/wordml" xmlns:w16du="http://schemas.microsoft.com/office/word/2023/wordml/word16du" xmlns:w16sdtdh="http://schemas.microsoft.com/office/word/2020/wordml/sdtdatahash" xmlns:w16sdtfl="http://schemas.microsoft.com/office/word/2024/wordml/sdtformatlock" xmlns:w16se="http://schemas.microsoft.com/office/word/2015/wordml/symex" xmlns:wpg="http://schemas.microsoft.com/office/word/2010/wordprocessingGroup" xmlns:wpi="http://schemas.microsoft.com/office/word/2010/wordprocessingInk" xmlns:wne="http://schemas.microsoft.com/office/word/2006/wordml" xmlns:wps="http://schemas.microsoft.com/office/word/2010/wordprocessingShape" mc:Ignorable="w14 w15 w16se w16cid w16 w16cex w16sdtdh w16sdtfl w16du wp14">
+<w:hdr xmlns:ve="http://schemas.openxmlformats.org/markup-compatibility/2006" xmlns:o="urn:schemas-microsoft-com:office:office" xmlns:r="http://schemas.openxmlformats.org/officeDocument/2006/relationships" xmlns:m="http://schemas.openxmlformats.org/officeDocument/2006/math" xmlns:v="urn:schemas-microsoft-com:vml" xmlns:wp="http://schemas.openxmlformats.org/drawingml/2006/wordprocessingDrawing" xmlns:w10="urn:schemas-microsoft-com:office:word" xmlns:w="http://schemas.openxmlformats.org/wordprocessingml/2006/main" xmlns:wne="http://schemas.microsoft.com/office/word/2006/wordml">
   <w:p>
     <w:pPr>
       <w:pStyle w:val="Header"/>
@@ -4686,7 +1211,7 @@
 </file>
 
 <file path=word/header3.xml><?xml version="1.0" encoding="utf-8"?>
-<w:hdr xmlns:wpc="http://schemas.microsoft.com/office/word/2010/wordprocessingCanvas" xmlns:cx="http://schemas.microsoft.com/office/drawing/2014/chartex" xmlns:cx1="http://schemas.microsoft.com/office/drawing/2015/9/8/chartex" xmlns:cx2="http://schemas.microsoft.com/office/drawing/2015/10/21/chartex" xmlns:cx3="http://schemas.microsoft.com/office/drawing/2016/5/9/chartex" xmlns:cx4="http://schemas.microsoft.com/office/drawing/2016/5/10/chartex" xmlns:cx5="http://schemas.microsoft.com/office/drawing/2016/5/11/chartex" xmlns:cx6="http://schemas.microsoft.com/office/drawing/2016/5/12/chartex" xmlns:cx7="http://schemas.microsoft.com/office/drawing/2016/5/13/chartex" xmlns:cx8="http://schemas.microsoft.com/office/drawing/2016/5/14/chartex" xmlns:mc="http://schemas.openxmlformats.org/markup-compatibility/2006" xmlns:aink="http://schemas.microsoft.com/office/drawing/2016/ink" xmlns:am3d="http://schemas.microsoft.com/office/drawing/2017/model3d" xmlns:o="urn:schemas-microsoft-com:office:office" xmlns:oel="http://schemas.microsoft.com/office/2019/extlst" xmlns:r="http://schemas.openxmlformats.org/officeDocument/2006/relationships" xmlns:m="http://schemas.openxmlformats.org/officeDocument/2006/math" xmlns:v="urn:schemas-microsoft-com:vml" xmlns:wp14="http://schemas.microsoft.com/office/word/2010/wordprocessingDrawing" xmlns:wp="http://schemas.openxmlformats.org/drawingml/2006/wordprocessingDrawing" xmlns:w10="urn:schemas-microsoft-com:office:word" xmlns:w="http://schemas.openxmlformats.org/wordprocessingml/2006/main" xmlns:w14="http://schemas.microsoft.com/office/word/2010/wordml" xmlns:w15="http://schemas.microsoft.com/office/word/2012/wordml" xmlns:w16cex="http://schemas.microsoft.com/office/word/2018/wordml/cex" xmlns:w16cid="http://schemas.microsoft.com/office/word/2016/wordml/cid" xmlns:w16="http://schemas.microsoft.com/office/word/2018/wordml" xmlns:w16du="http://schemas.microsoft.com/office/word/2023/wordml/word16du" xmlns:w16sdtdh="http://schemas.microsoft.com/office/word/2020/wordml/sdtdatahash" xmlns:w16sdtfl="http://schemas.microsoft.com/office/word/2024/wordml/sdtformatlock" xmlns:w16se="http://schemas.microsoft.com/office/word/2015/wordml/symex" xmlns:wpg="http://schemas.microsoft.com/office/word/2010/wordprocessingGroup" xmlns:wpi="http://schemas.microsoft.com/office/word/2010/wordprocessingInk" xmlns:wne="http://schemas.microsoft.com/office/word/2006/wordml" xmlns:wps="http://schemas.microsoft.com/office/word/2010/wordprocessingShape" mc:Ignorable="w14 w15 w16se w16cid w16 w16cex w16sdtdh w16sdtfl w16du wp14">
+<w:hdr xmlns:ve="http://schemas.openxmlformats.org/markup-compatibility/2006" xmlns:o="urn:schemas-microsoft-com:office:office" xmlns:r="http://schemas.openxmlformats.org/officeDocument/2006/relationships" xmlns:m="http://schemas.openxmlformats.org/officeDocument/2006/math" xmlns:v="urn:schemas-microsoft-com:vml" xmlns:wp="http://schemas.openxmlformats.org/drawingml/2006/wordprocessingDrawing" xmlns:w10="urn:schemas-microsoft-com:office:word" xmlns:w="http://schemas.openxmlformats.org/wordprocessingml/2006/main" xmlns:wne="http://schemas.microsoft.com/office/word/2006/wordml">
   <w:p>
     <w:pPr>
       <w:pStyle w:val="Header"/>
@@ -4696,8 +1221,8 @@
 </file>
 
 <file path=word/numbering.xml><?xml version="1.0" encoding="utf-8"?>
-<w:numbering xmlns:wpc="http://schemas.microsoft.com/office/word/2010/wordprocessingCanvas" xmlns:cx="http://schemas.microsoft.com/office/drawing/2014/chartex" xmlns:cx1="http://schemas.microsoft.com/office/drawing/2015/9/8/chartex" xmlns:cx2="http://schemas.microsoft.com/office/drawing/2015/10/21/chartex" xmlns:cx3="http://schemas.microsoft.com/office/drawing/2016/5/9/chartex" xmlns:cx4="http://schemas.microsoft.com/office/drawing/2016/5/10/chartex" xmlns:cx5="http://schemas.microsoft.com/office/drawing/2016/5/11/chartex" xmlns:cx6="http://schemas.microsoft.com/office/drawing/2016/5/12/chartex" xmlns:cx7="http://schemas.microsoft.com/office/drawing/2016/5/13/chartex" xmlns:cx8="http://schemas.microsoft.com/office/drawing/2016/5/14/chartex" xmlns:mc="http://schemas.openxmlformats.org/markup-compatibility/2006" xmlns:aink="http://schemas.microsoft.com/office/drawing/2016/ink" xmlns:am3d="http://schemas.microsoft.com/office/drawing/2017/model3d" xmlns:o="urn:schemas-microsoft-com:office:office" xmlns:oel="http://schemas.microsoft.com/office/2019/extlst" xmlns:r="http://schemas.openxmlformats.org/officeDocument/2006/relationships" xmlns:m="http://schemas.openxmlformats.org/officeDocument/2006/math" xmlns:v="urn:schemas-microsoft-com:vml" xmlns:wp14="http://schemas.microsoft.com/office/word/2010/wordprocessingDrawing" xmlns:wp="http://schemas.openxmlformats.org/drawingml/2006/wordprocessingDrawing" xmlns:w10="urn:schemas-microsoft-com:office:word" xmlns:w="http://schemas.openxmlformats.org/wordprocessingml/2006/main" xmlns:w14="http://schemas.microsoft.com/office/word/2010/wordml" xmlns:w15="http://schemas.microsoft.com/office/word/2012/wordml" xmlns:w16cex="http://schemas.microsoft.com/office/word/2018/wordml/cex" xmlns:w16cid="http://schemas.microsoft.com/office/word/2016/wordml/cid" xmlns:w16="http://schemas.microsoft.com/office/word/2018/wordml" xmlns:w16du="http://schemas.microsoft.com/office/word/2023/wordml/word16du" xmlns:w16sdtdh="http://schemas.microsoft.com/office/word/2020/wordml/sdtdatahash" xmlns:w16sdtfl="http://schemas.microsoft.com/office/word/2024/wordml/sdtformatlock" xmlns:w16se="http://schemas.microsoft.com/office/word/2015/wordml/symex" xmlns:wpg="http://schemas.microsoft.com/office/word/2010/wordprocessingGroup" xmlns:wpi="http://schemas.microsoft.com/office/word/2010/wordprocessingInk" xmlns:wne="http://schemas.microsoft.com/office/word/2006/wordml" xmlns:wps="http://schemas.microsoft.com/office/word/2010/wordprocessingShape" mc:Ignorable="w14 w15 w16se w16cid w16 w16cex w16sdtdh w16sdtfl w16du wp14">
-  <w:abstractNum w:abstractNumId="0" w15:restartNumberingAfterBreak="0">
+<w:numbering xmlns:ve="http://schemas.openxmlformats.org/markup-compatibility/2006" xmlns:o="urn:schemas-microsoft-com:office:office" xmlns:r="http://schemas.openxmlformats.org/officeDocument/2006/relationships" xmlns:m="http://schemas.openxmlformats.org/officeDocument/2006/math" xmlns:v="urn:schemas-microsoft-com:vml" xmlns:wp="http://schemas.openxmlformats.org/drawingml/2006/wordprocessingDrawing" xmlns:w10="urn:schemas-microsoft-com:office:word" xmlns:w="http://schemas.openxmlformats.org/wordprocessingml/2006/main" xmlns:wne="http://schemas.microsoft.com/office/word/2006/wordml">
+  <w:abstractNum w:abstractNumId="0">
     <w:nsid w:val="FFFFFF7C"/>
     <w:multiLevelType w:val="singleLevel"/>
     <w:tmpl w:val="C310EC42"/>
@@ -4714,7 +1239,7 @@
       </w:pPr>
     </w:lvl>
   </w:abstractNum>
-  <w:abstractNum w:abstractNumId="1" w15:restartNumberingAfterBreak="0">
+  <w:abstractNum w:abstractNumId="1">
     <w:nsid w:val="FFFFFF7D"/>
     <w:multiLevelType w:val="singleLevel"/>
     <w:tmpl w:val="E4089024"/>
@@ -4731,7 +1256,7 @@
       </w:pPr>
     </w:lvl>
   </w:abstractNum>
-  <w:abstractNum w:abstractNumId="2" w15:restartNumberingAfterBreak="0">
+  <w:abstractNum w:abstractNumId="2">
     <w:nsid w:val="FFFFFF7E"/>
     <w:multiLevelType w:val="singleLevel"/>
     <w:tmpl w:val="FB12693A"/>
@@ -4749,7 +1274,7 @@
       </w:pPr>
     </w:lvl>
   </w:abstractNum>
-  <w:abstractNum w:abstractNumId="3" w15:restartNumberingAfterBreak="0">
+  <w:abstractNum w:abstractNumId="3">
     <w:nsid w:val="FFFFFF7F"/>
     <w:multiLevelType w:val="singleLevel"/>
     <w:tmpl w:val="38441652"/>
@@ -4767,7 +1292,7 @@
       </w:pPr>
     </w:lvl>
   </w:abstractNum>
-  <w:abstractNum w:abstractNumId="4" w15:restartNumberingAfterBreak="0">
+  <w:abstractNum w:abstractNumId="4">
     <w:nsid w:val="FFFFFF81"/>
     <w:multiLevelType w:val="singleLevel"/>
     <w:tmpl w:val="171AC3A4"/>
@@ -4787,7 +1312,7 @@
       </w:rPr>
     </w:lvl>
   </w:abstractNum>
-  <w:abstractNum w:abstractNumId="5" w15:restartNumberingAfterBreak="0">
+  <w:abstractNum w:abstractNumId="5">
     <w:nsid w:val="FFFFFF82"/>
     <w:multiLevelType w:val="singleLevel"/>
     <w:tmpl w:val="F3EAFDEC"/>
@@ -4808,7 +1333,7 @@
       </w:rPr>
     </w:lvl>
   </w:abstractNum>
-  <w:abstractNum w:abstractNumId="6" w15:restartNumberingAfterBreak="0">
+  <w:abstractNum w:abstractNumId="6">
     <w:nsid w:val="FFFFFF83"/>
     <w:multiLevelType w:val="singleLevel"/>
     <w:tmpl w:val="3D1EFFD4"/>
@@ -4829,7 +1354,7 @@
       </w:rPr>
     </w:lvl>
   </w:abstractNum>
-  <w:abstractNum w:abstractNumId="7" w15:restartNumberingAfterBreak="0">
+  <w:abstractNum w:abstractNumId="7">
     <w:nsid w:val="FFFFFF88"/>
     <w:multiLevelType w:val="singleLevel"/>
     <w:tmpl w:val="D0A62B40"/>
@@ -4847,7 +1372,7 @@
       </w:pPr>
     </w:lvl>
   </w:abstractNum>
-  <w:abstractNum w:abstractNumId="8" w15:restartNumberingAfterBreak="0">
+  <w:abstractNum w:abstractNumId="8">
     <w:nsid w:val="FFFFFF89"/>
     <w:multiLevelType w:val="singleLevel"/>
     <w:tmpl w:val="29761A62"/>
@@ -4868,7 +1393,7 @@
       </w:rPr>
     </w:lvl>
   </w:abstractNum>
-  <w:abstractNum w:abstractNumId="9" w15:restartNumberingAfterBreak="0">
+  <w:abstractNum w:abstractNumId="9">
     <w:nsid w:val="02FF2C44"/>
     <w:multiLevelType w:val="multilevel"/>
     <w:tmpl w:val="D5F6E5C6"/>
@@ -5017,7 +1542,7 @@
       </w:rPr>
     </w:lvl>
   </w:abstractNum>
-  <w:abstractNum w:abstractNumId="10" w15:restartNumberingAfterBreak="0">
+  <w:abstractNum w:abstractNumId="10">
     <w:nsid w:val="0B8B0A4F"/>
     <w:multiLevelType w:val="multilevel"/>
     <w:tmpl w:val="56348512"/>
@@ -5166,7 +1691,7 @@
       </w:rPr>
     </w:lvl>
   </w:abstractNum>
-  <w:abstractNum w:abstractNumId="11" w15:restartNumberingAfterBreak="0">
+  <w:abstractNum w:abstractNumId="11">
     <w:nsid w:val="0E04656D"/>
     <w:multiLevelType w:val="multilevel"/>
     <w:tmpl w:val="AF6662E4"/>
@@ -5315,7 +1840,7 @@
       </w:rPr>
     </w:lvl>
   </w:abstractNum>
-  <w:abstractNum w:abstractNumId="12" w15:restartNumberingAfterBreak="0">
+  <w:abstractNum w:abstractNumId="12">
     <w:nsid w:val="3E2B2FC9"/>
     <w:multiLevelType w:val="hybridMultilevel"/>
     <w:tmpl w:val="CA90A410"/>
@@ -5405,7 +1930,7 @@
       </w:pPr>
     </w:lvl>
   </w:abstractNum>
-  <w:abstractNum w:abstractNumId="13" w15:restartNumberingAfterBreak="0">
+  <w:abstractNum w:abstractNumId="13">
     <w:nsid w:val="48F06248"/>
     <w:multiLevelType w:val="multilevel"/>
     <w:tmpl w:val="659C806A"/>
@@ -5554,7 +2079,7 @@
       </w:rPr>
     </w:lvl>
   </w:abstractNum>
-  <w:abstractNum w:abstractNumId="14" w15:restartNumberingAfterBreak="0">
+  <w:abstractNum w:abstractNumId="14">
     <w:nsid w:val="492017A4"/>
     <w:multiLevelType w:val="multilevel"/>
     <w:tmpl w:val="24288480"/>
@@ -5703,7 +2228,7 @@
       </w:rPr>
     </w:lvl>
   </w:abstractNum>
-  <w:abstractNum w:abstractNumId="15" w15:restartNumberingAfterBreak="0">
+  <w:abstractNum w:abstractNumId="15">
     <w:nsid w:val="4B955D14"/>
     <w:multiLevelType w:val="multilevel"/>
     <w:tmpl w:val="03C640F6"/>
@@ -5852,7 +2377,7 @@
       </w:rPr>
     </w:lvl>
   </w:abstractNum>
-  <w:abstractNum w:abstractNumId="16" w15:restartNumberingAfterBreak="0">
+  <w:abstractNum w:abstractNumId="16">
     <w:nsid w:val="582B296A"/>
     <w:multiLevelType w:val="multilevel"/>
     <w:tmpl w:val="2118E546"/>
@@ -6001,7 +2526,7 @@
       </w:rPr>
     </w:lvl>
   </w:abstractNum>
-  <w:abstractNum w:abstractNumId="17" w15:restartNumberingAfterBreak="0">
+  <w:abstractNum w:abstractNumId="17">
     <w:nsid w:val="5AAC30C4"/>
     <w:multiLevelType w:val="hybridMultilevel"/>
     <w:tmpl w:val="784C6AD2"/>
@@ -6090,7 +2615,7 @@
       </w:pPr>
     </w:lvl>
   </w:abstractNum>
-  <w:abstractNum w:abstractNumId="18" w15:restartNumberingAfterBreak="0">
+  <w:abstractNum w:abstractNumId="18">
     <w:nsid w:val="5CE32875"/>
     <w:multiLevelType w:val="hybridMultilevel"/>
     <w:tmpl w:val="653414A2"/>
@@ -6180,68 +2705,68 @@
       </w:pPr>
     </w:lvl>
   </w:abstractNum>
-  <w:num w:numId="1" w16cid:durableId="1519463631">
+  <w:num w:numId="1">
     <w:abstractNumId w:val="8"/>
   </w:num>
-  <w:num w:numId="2" w16cid:durableId="1272281742">
+  <w:num w:numId="2">
     <w:abstractNumId w:val="6"/>
   </w:num>
-  <w:num w:numId="3" w16cid:durableId="238291234">
+  <w:num w:numId="3">
     <w:abstractNumId w:val="5"/>
   </w:num>
-  <w:num w:numId="4" w16cid:durableId="1892111679">
+  <w:num w:numId="4">
     <w:abstractNumId w:val="4"/>
   </w:num>
-  <w:num w:numId="5" w16cid:durableId="322204292">
+  <w:num w:numId="5">
     <w:abstractNumId w:val="7"/>
   </w:num>
-  <w:num w:numId="6" w16cid:durableId="1097138995">
+  <w:num w:numId="6">
     <w:abstractNumId w:val="3"/>
   </w:num>
-  <w:num w:numId="7" w16cid:durableId="250816807">
+  <w:num w:numId="7">
     <w:abstractNumId w:val="2"/>
   </w:num>
-  <w:num w:numId="8" w16cid:durableId="1203009842">
+  <w:num w:numId="8">
     <w:abstractNumId w:val="1"/>
   </w:num>
-  <w:num w:numId="9" w16cid:durableId="815150083">
+  <w:num w:numId="9">
     <w:abstractNumId w:val="0"/>
   </w:num>
-  <w:num w:numId="10" w16cid:durableId="1806778878">
+  <w:num w:numId="10">
     <w:abstractNumId w:val="12"/>
   </w:num>
-  <w:num w:numId="11" w16cid:durableId="1458834473">
+  <w:num w:numId="11">
     <w:abstractNumId w:val="18"/>
   </w:num>
-  <w:num w:numId="12" w16cid:durableId="44329878">
+  <w:num w:numId="12">
     <w:abstractNumId w:val="13"/>
   </w:num>
-  <w:num w:numId="13" w16cid:durableId="1412266193">
+  <w:num w:numId="13">
     <w:abstractNumId w:val="17"/>
   </w:num>
-  <w:num w:numId="14" w16cid:durableId="588656801">
+  <w:num w:numId="14">
     <w:abstractNumId w:val="11"/>
   </w:num>
-  <w:num w:numId="15" w16cid:durableId="1186098990">
+  <w:num w:numId="15">
     <w:abstractNumId w:val="14"/>
   </w:num>
-  <w:num w:numId="16" w16cid:durableId="909120132">
+  <w:num w:numId="16">
     <w:abstractNumId w:val="10"/>
   </w:num>
-  <w:num w:numId="17" w16cid:durableId="805195151">
+  <w:num w:numId="17">
     <w:abstractNumId w:val="9"/>
   </w:num>
-  <w:num w:numId="18" w16cid:durableId="427507108">
+  <w:num w:numId="18">
     <w:abstractNumId w:val="16"/>
   </w:num>
-  <w:num w:numId="19" w16cid:durableId="1331062842">
+  <w:num w:numId="19">
     <w:abstractNumId w:val="15"/>
   </w:num>
 </w:numbering>
 </file>
 
 <file path=word/styles.xml><?xml version="1.0" encoding="utf-8"?>
-<w:styles xmlns:mc="http://schemas.openxmlformats.org/markup-compatibility/2006" xmlns:r="http://schemas.openxmlformats.org/officeDocument/2006/relationships" xmlns:w="http://schemas.openxmlformats.org/wordprocessingml/2006/main" xmlns:w14="http://schemas.microsoft.com/office/word/2010/wordml" xmlns:w15="http://schemas.microsoft.com/office/word/2012/wordml" xmlns:w16cex="http://schemas.microsoft.com/office/word/2018/wordml/cex" xmlns:w16cid="http://schemas.microsoft.com/office/word/2016/wordml/cid" xmlns:w16="http://schemas.microsoft.com/office/word/2018/wordml" xmlns:w16du="http://schemas.microsoft.com/office/word/2023/wordml/word16du" xmlns:w16sdtdh="http://schemas.microsoft.com/office/word/2020/wordml/sdtdatahash" xmlns:w16sdtfl="http://schemas.microsoft.com/office/word/2024/wordml/sdtformatlock" xmlns:w16se="http://schemas.microsoft.com/office/word/2015/wordml/symex" mc:Ignorable="w14 w15 w16se w16cid w16 w16cex w16sdtdh w16sdtfl w16du">
+<w:styles xmlns:r="http://schemas.openxmlformats.org/officeDocument/2006/relationships" xmlns:w="http://schemas.openxmlformats.org/wordprocessingml/2006/main">
   <w:docDefaults>
     <w:rPrDefault>
       <w:rPr>
@@ -6257,374 +2782,144 @@
       </w:pPr>
     </w:pPrDefault>
   </w:docDefaults>
-  <w:latentStyles w:defLockedState="0" w:defUIPriority="99" w:defSemiHidden="0" w:defUnhideWhenUsed="0" w:defQFormat="0" w:count="376">
-    <w:lsdException w:name="Normal" w:uiPriority="0" w:qFormat="1"/>
-    <w:lsdException w:name="heading 1" w:uiPriority="9" w:qFormat="1"/>
-    <w:lsdException w:name="heading 2" w:semiHidden="1" w:uiPriority="9" w:unhideWhenUsed="1" w:qFormat="1"/>
-    <w:lsdException w:name="heading 3" w:semiHidden="1" w:uiPriority="9" w:unhideWhenUsed="1" w:qFormat="1"/>
-    <w:lsdException w:name="heading 4" w:semiHidden="1" w:uiPriority="9" w:unhideWhenUsed="1" w:qFormat="1"/>
-    <w:lsdException w:name="heading 5" w:semiHidden="1" w:uiPriority="9" w:unhideWhenUsed="1" w:qFormat="1"/>
-    <w:lsdException w:name="heading 6" w:semiHidden="1" w:uiPriority="9" w:unhideWhenUsed="1" w:qFormat="1"/>
-    <w:lsdException w:name="heading 7" w:semiHidden="1" w:uiPriority="9" w:unhideWhenUsed="1" w:qFormat="1"/>
-    <w:lsdException w:name="heading 8" w:semiHidden="1" w:uiPriority="9" w:unhideWhenUsed="1" w:qFormat="1"/>
-    <w:lsdException w:name="heading 9" w:semiHidden="1" w:uiPriority="9" w:unhideWhenUsed="1" w:qFormat="1"/>
-    <w:lsdException w:name="index 1" w:semiHidden="1" w:unhideWhenUsed="1"/>
-    <w:lsdException w:name="index 2" w:semiHidden="1" w:unhideWhenUsed="1"/>
-    <w:lsdException w:name="index 3" w:semiHidden="1" w:unhideWhenUsed="1"/>
-    <w:lsdException w:name="index 4" w:semiHidden="1" w:unhideWhenUsed="1"/>
-    <w:lsdException w:name="index 5" w:semiHidden="1" w:unhideWhenUsed="1"/>
-    <w:lsdException w:name="index 6" w:semiHidden="1" w:unhideWhenUsed="1"/>
-    <w:lsdException w:name="index 7" w:semiHidden="1" w:unhideWhenUsed="1"/>
-    <w:lsdException w:name="index 8" w:semiHidden="1" w:unhideWhenUsed="1"/>
-    <w:lsdException w:name="index 9" w:semiHidden="1" w:unhideWhenUsed="1"/>
-    <w:lsdException w:name="toc 1" w:semiHidden="1" w:uiPriority="39" w:unhideWhenUsed="1"/>
-    <w:lsdException w:name="toc 2" w:semiHidden="1" w:uiPriority="39" w:unhideWhenUsed="1"/>
-    <w:lsdException w:name="toc 3" w:semiHidden="1" w:uiPriority="39" w:unhideWhenUsed="1"/>
-    <w:lsdException w:name="toc 4" w:semiHidden="1" w:uiPriority="39" w:unhideWhenUsed="1"/>
-    <w:lsdException w:name="toc 5" w:semiHidden="1" w:uiPriority="39" w:unhideWhenUsed="1"/>
-    <w:lsdException w:name="toc 6" w:semiHidden="1" w:uiPriority="39" w:unhideWhenUsed="1"/>
-    <w:lsdException w:name="toc 7" w:semiHidden="1" w:uiPriority="39" w:unhideWhenUsed="1"/>
-    <w:lsdException w:name="toc 8" w:semiHidden="1" w:uiPriority="39" w:unhideWhenUsed="1"/>
-    <w:lsdException w:name="toc 9" w:semiHidden="1" w:uiPriority="39" w:unhideWhenUsed="1"/>
-    <w:lsdException w:name="Normal Indent" w:semiHidden="1" w:unhideWhenUsed="1"/>
-    <w:lsdException w:name="footnote text" w:semiHidden="1" w:unhideWhenUsed="1"/>
-    <w:lsdException w:name="annotation text" w:semiHidden="1" w:unhideWhenUsed="1"/>
-    <w:lsdException w:name="header" w:semiHidden="1" w:unhideWhenUsed="1"/>
-    <w:lsdException w:name="footer" w:semiHidden="1" w:unhideWhenUsed="1"/>
-    <w:lsdException w:name="index heading" w:semiHidden="1" w:unhideWhenUsed="1"/>
-    <w:lsdException w:name="caption" w:semiHidden="1" w:uiPriority="35" w:unhideWhenUsed="1" w:qFormat="1"/>
-    <w:lsdException w:name="table of figures" w:semiHidden="1" w:unhideWhenUsed="1"/>
-    <w:lsdException w:name="envelope address" w:semiHidden="1" w:unhideWhenUsed="1"/>
-    <w:lsdException w:name="envelope return" w:semiHidden="1" w:unhideWhenUsed="1"/>
-    <w:lsdException w:name="footnote reference" w:semiHidden="1" w:unhideWhenUsed="1"/>
-    <w:lsdException w:name="annotation reference" w:semiHidden="1" w:unhideWhenUsed="1"/>
-    <w:lsdException w:name="line number" w:semiHidden="1" w:unhideWhenUsed="1"/>
-    <w:lsdException w:name="page number" w:semiHidden="1" w:unhideWhenUsed="1"/>
-    <w:lsdException w:name="endnote reference" w:semiHidden="1" w:unhideWhenUsed="1"/>
-    <w:lsdException w:name="endnote text" w:semiHidden="1" w:unhideWhenUsed="1"/>
-    <w:lsdException w:name="table of authorities" w:semiHidden="1" w:unhideWhenUsed="1"/>
-    <w:lsdException w:name="macro" w:semiHidden="1" w:unhideWhenUsed="1"/>
-    <w:lsdException w:name="toa heading" w:semiHidden="1" w:unhideWhenUsed="1"/>
-    <w:lsdException w:name="List" w:semiHidden="1" w:unhideWhenUsed="1"/>
-    <w:lsdException w:name="List Bullet" w:semiHidden="1" w:unhideWhenUsed="1"/>
-    <w:lsdException w:name="List Number" w:semiHidden="1" w:unhideWhenUsed="1"/>
-    <w:lsdException w:name="List 2" w:semiHidden="1" w:unhideWhenUsed="1"/>
-    <w:lsdException w:name="List 3" w:semiHidden="1" w:unhideWhenUsed="1"/>
-    <w:lsdException w:name="List 4" w:semiHidden="1" w:unhideWhenUsed="1"/>
-    <w:lsdException w:name="List 5" w:semiHidden="1" w:unhideWhenUsed="1"/>
-    <w:lsdException w:name="List Bullet 2" w:semiHidden="1" w:unhideWhenUsed="1"/>
-    <w:lsdException w:name="List Bullet 3" w:semiHidden="1" w:unhideWhenUsed="1"/>
-    <w:lsdException w:name="List Bullet 4" w:semiHidden="1" w:unhideWhenUsed="1"/>
-    <w:lsdException w:name="List Bullet 5" w:semiHidden="1" w:unhideWhenUsed="1"/>
-    <w:lsdException w:name="List Number 2" w:semiHidden="1" w:unhideWhenUsed="1"/>
-    <w:lsdException w:name="List Number 3" w:semiHidden="1" w:unhideWhenUsed="1"/>
-    <w:lsdException w:name="List Number 4" w:semiHidden="1" w:unhideWhenUsed="1"/>
-    <w:lsdException w:name="List Number 5" w:semiHidden="1" w:unhideWhenUsed="1"/>
-    <w:lsdException w:name="Title" w:uiPriority="10" w:qFormat="1"/>
-    <w:lsdException w:name="Closing" w:semiHidden="1" w:unhideWhenUsed="1"/>
-    <w:lsdException w:name="Signature" w:semiHidden="1" w:unhideWhenUsed="1"/>
-    <w:lsdException w:name="Default Paragraph Font" w:semiHidden="1" w:uiPriority="1" w:unhideWhenUsed="1"/>
-    <w:lsdException w:name="Body Text" w:semiHidden="1" w:unhideWhenUsed="1"/>
-    <w:lsdException w:name="Body Text Indent" w:semiHidden="1" w:unhideWhenUsed="1"/>
-    <w:lsdException w:name="List Continue" w:semiHidden="1" w:unhideWhenUsed="1"/>
-    <w:lsdException w:name="List Continue 2" w:semiHidden="1" w:unhideWhenUsed="1"/>
-    <w:lsdException w:name="List Continue 3" w:semiHidden="1" w:unhideWhenUsed="1"/>
-    <w:lsdException w:name="List Continue 4" w:semiHidden="1" w:unhideWhenUsed="1"/>
-    <w:lsdException w:name="List Continue 5" w:semiHidden="1" w:unhideWhenUsed="1"/>
-    <w:lsdException w:name="Message Header" w:semiHidden="1" w:unhideWhenUsed="1"/>
-    <w:lsdException w:name="Subtitle" w:uiPriority="11" w:qFormat="1"/>
-    <w:lsdException w:name="Salutation" w:semiHidden="1" w:unhideWhenUsed="1"/>
-    <w:lsdException w:name="Date" w:semiHidden="1" w:unhideWhenUsed="1"/>
-    <w:lsdException w:name="Body Text First Indent" w:semiHidden="1" w:unhideWhenUsed="1"/>
-    <w:lsdException w:name="Body Text First Indent 2" w:semiHidden="1" w:unhideWhenUsed="1"/>
-    <w:lsdException w:name="Note Heading" w:semiHidden="1" w:unhideWhenUsed="1"/>
-    <w:lsdException w:name="Body Text 2" w:semiHidden="1" w:unhideWhenUsed="1"/>
-    <w:lsdException w:name="Body Text 3" w:semiHidden="1" w:unhideWhenUsed="1"/>
-    <w:lsdException w:name="Body Text Indent 2" w:semiHidden="1" w:unhideWhenUsed="1"/>
-    <w:lsdException w:name="Body Text Indent 3" w:semiHidden="1" w:unhideWhenUsed="1"/>
-    <w:lsdException w:name="Block Text" w:semiHidden="1" w:unhideWhenUsed="1"/>
-    <w:lsdException w:name="Hyperlink" w:semiHidden="1" w:unhideWhenUsed="1"/>
-    <w:lsdException w:name="FollowedHyperlink" w:semiHidden="1" w:unhideWhenUsed="1"/>
-    <w:lsdException w:name="Strong" w:uiPriority="22" w:qFormat="1"/>
-    <w:lsdException w:name="Emphasis" w:uiPriority="20" w:qFormat="1"/>
-    <w:lsdException w:name="Document Map" w:semiHidden="1" w:unhideWhenUsed="1"/>
-    <w:lsdException w:name="Plain Text" w:semiHidden="1" w:unhideWhenUsed="1"/>
-    <w:lsdException w:name="E-mail Signature" w:semiHidden="1" w:unhideWhenUsed="1"/>
-    <w:lsdException w:name="HTML Top of Form" w:semiHidden="1" w:unhideWhenUsed="1"/>
-    <w:lsdException w:name="HTML Bottom of Form" w:semiHidden="1" w:unhideWhenUsed="1"/>
-    <w:lsdException w:name="Normal (Web)" w:semiHidden="1" w:unhideWhenUsed="1"/>
-    <w:lsdException w:name="HTML Acronym" w:semiHidden="1" w:unhideWhenUsed="1"/>
-    <w:lsdException w:name="HTML Address" w:semiHidden="1" w:unhideWhenUsed="1"/>
-    <w:lsdException w:name="HTML Cite" w:semiHidden="1" w:unhideWhenUsed="1"/>
-    <w:lsdException w:name="HTML Code" w:semiHidden="1" w:unhideWhenUsed="1"/>
-    <w:lsdException w:name="HTML Definition" w:semiHidden="1" w:unhideWhenUsed="1"/>
-    <w:lsdException w:name="HTML Keyboard" w:semiHidden="1" w:unhideWhenUsed="1"/>
-    <w:lsdException w:name="HTML Preformatted" w:semiHidden="1" w:unhideWhenUsed="1"/>
-    <w:lsdException w:name="HTML Sample" w:semiHidden="1" w:unhideWhenUsed="1"/>
-    <w:lsdException w:name="HTML Typewriter" w:semiHidden="1" w:unhideWhenUsed="1"/>
-    <w:lsdException w:name="HTML Variable" w:semiHidden="1" w:unhideWhenUsed="1"/>
-    <w:lsdException w:name="Normal Table" w:semiHidden="1" w:unhideWhenUsed="1"/>
-    <w:lsdException w:name="annotation subject" w:semiHidden="1" w:unhideWhenUsed="1"/>
-    <w:lsdException w:name="No List" w:semiHidden="1" w:unhideWhenUsed="1"/>
-    <w:lsdException w:name="Outline List 1" w:semiHidden="1" w:unhideWhenUsed="1"/>
-    <w:lsdException w:name="Outline List 2" w:semiHidden="1" w:unhideWhenUsed="1"/>
-    <w:lsdException w:name="Outline List 3" w:semiHidden="1" w:unhideWhenUsed="1"/>
-    <w:lsdException w:name="Table Simple 1" w:semiHidden="1" w:unhideWhenUsed="1"/>
-    <w:lsdException w:name="Table Simple 2" w:semiHidden="1" w:unhideWhenUsed="1"/>
-    <w:lsdException w:name="Table Simple 3" w:semiHidden="1" w:unhideWhenUsed="1"/>
-    <w:lsdException w:name="Table Classic 1" w:semiHidden="1" w:unhideWhenUsed="1"/>
-    <w:lsdException w:name="Table Classic 2" w:semiHidden="1" w:unhideWhenUsed="1"/>
-    <w:lsdException w:name="Table Classic 3" w:semiHidden="1" w:unhideWhenUsed="1"/>
-    <w:lsdException w:name="Table Classic 4" w:semiHidden="1" w:unhideWhenUsed="1"/>
-    <w:lsdException w:name="Table Colorful 1" w:semiHidden="1" w:unhideWhenUsed="1"/>
-    <w:lsdException w:name="Table Colorful 2" w:semiHidden="1" w:unhideWhenUsed="1"/>
-    <w:lsdException w:name="Table Colorful 3" w:semiHidden="1" w:unhideWhenUsed="1"/>
-    <w:lsdException w:name="Table Columns 1" w:semiHidden="1" w:unhideWhenUsed="1"/>
-    <w:lsdException w:name="Table Columns 2" w:semiHidden="1" w:unhideWhenUsed="1"/>
-    <w:lsdException w:name="Table Columns 3" w:semiHidden="1" w:unhideWhenUsed="1"/>
-    <w:lsdException w:name="Table Columns 4" w:semiHidden="1" w:unhideWhenUsed="1"/>
-    <w:lsdException w:name="Table Columns 5" w:semiHidden="1" w:unhideWhenUsed="1"/>
-    <w:lsdException w:name="Table Grid 1" w:semiHidden="1" w:unhideWhenUsed="1"/>
-    <w:lsdException w:name="Table Grid 2" w:semiHidden="1" w:unhideWhenUsed="1"/>
-    <w:lsdException w:name="Table Grid 3" w:semiHidden="1" w:unhideWhenUsed="1"/>
-    <w:lsdException w:name="Table Grid 4" w:semiHidden="1" w:unhideWhenUsed="1"/>
-    <w:lsdException w:name="Table Grid 5" w:semiHidden="1" w:unhideWhenUsed="1"/>
-    <w:lsdException w:name="Table Grid 6" w:semiHidden="1" w:unhideWhenUsed="1"/>
-    <w:lsdException w:name="Table Grid 7" w:semiHidden="1" w:unhideWhenUsed="1"/>
-    <w:lsdException w:name="Table Grid 8" w:semiHidden="1" w:unhideWhenUsed="1"/>
-    <w:lsdException w:name="Table List 1" w:semiHidden="1" w:unhideWhenUsed="1"/>
-    <w:lsdException w:name="Table List 2" w:semiHidden="1" w:unhideWhenUsed="1"/>
-    <w:lsdException w:name="Table List 3" w:semiHidden="1" w:unhideWhenUsed="1"/>
-    <w:lsdException w:name="Table List 4" w:semiHidden="1" w:unhideWhenUsed="1"/>
-    <w:lsdException w:name="Table List 5" w:semiHidden="1" w:unhideWhenUsed="1"/>
-    <w:lsdException w:name="Table List 6" w:semiHidden="1" w:unhideWhenUsed="1"/>
-    <w:lsdException w:name="Table List 7" w:semiHidden="1" w:unhideWhenUsed="1"/>
-    <w:lsdException w:name="Table List 8" w:semiHidden="1" w:unhideWhenUsed="1"/>
-    <w:lsdException w:name="Table 3D effects 1" w:semiHidden="1" w:unhideWhenUsed="1"/>
-    <w:lsdException w:name="Table 3D effects 2" w:semiHidden="1" w:unhideWhenUsed="1"/>
-    <w:lsdException w:name="Table 3D effects 3" w:semiHidden="1" w:unhideWhenUsed="1"/>
-    <w:lsdException w:name="Table Contemporary" w:semiHidden="1" w:unhideWhenUsed="1"/>
-    <w:lsdException w:name="Table Elegant" w:semiHidden="1" w:unhideWhenUsed="1"/>
-    <w:lsdException w:name="Table Professional" w:semiHidden="1" w:unhideWhenUsed="1"/>
-    <w:lsdException w:name="Table Subtle 1" w:semiHidden="1" w:unhideWhenUsed="1"/>
-    <w:lsdException w:name="Table Subtle 2" w:semiHidden="1" w:unhideWhenUsed="1"/>
-    <w:lsdException w:name="Table Web 1" w:semiHidden="1" w:unhideWhenUsed="1"/>
-    <w:lsdException w:name="Table Web 2" w:semiHidden="1" w:unhideWhenUsed="1"/>
-    <w:lsdException w:name="Table Web 3" w:semiHidden="1" w:unhideWhenUsed="1"/>
-    <w:lsdException w:name="Balloon Text" w:semiHidden="1" w:unhideWhenUsed="1"/>
-    <w:lsdException w:name="Table Grid" w:uiPriority="59"/>
-    <w:lsdException w:name="Table Theme" w:semiHidden="1" w:unhideWhenUsed="1"/>
-    <w:lsdException w:name="Placeholder Text" w:semiHidden="1"/>
-    <w:lsdException w:name="No Spacing" w:uiPriority="1" w:qFormat="1"/>
-    <w:lsdException w:name="Light Shading" w:uiPriority="60"/>
-    <w:lsdException w:name="Light List" w:uiPriority="61"/>
-    <w:lsdException w:name="Light Grid" w:uiPriority="62"/>
-    <w:lsdException w:name="Medium Shading 1" w:uiPriority="63"/>
-    <w:lsdException w:name="Medium Shading 2" w:uiPriority="64"/>
-    <w:lsdException w:name="Medium List 1" w:uiPriority="65"/>
-    <w:lsdException w:name="Medium List 2" w:uiPriority="66"/>
-    <w:lsdException w:name="Medium Grid 1" w:uiPriority="67"/>
-    <w:lsdException w:name="Medium Grid 2" w:uiPriority="68"/>
-    <w:lsdException w:name="Medium Grid 3" w:uiPriority="69"/>
-    <w:lsdException w:name="Dark List" w:uiPriority="70"/>
-    <w:lsdException w:name="Colorful Shading" w:uiPriority="71"/>
-    <w:lsdException w:name="Colorful List" w:uiPriority="72"/>
-    <w:lsdException w:name="Colorful Grid" w:uiPriority="73"/>
-    <w:lsdException w:name="Light Shading Accent 1" w:uiPriority="60"/>
-    <w:lsdException w:name="Light List Accent 1" w:uiPriority="61"/>
-    <w:lsdException w:name="Light Grid Accent 1" w:uiPriority="62"/>
-    <w:lsdException w:name="Medium Shading 1 Accent 1" w:uiPriority="63"/>
-    <w:lsdException w:name="Medium Shading 2 Accent 1" w:uiPriority="64"/>
-    <w:lsdException w:name="Medium List 1 Accent 1" w:uiPriority="65"/>
-    <w:lsdException w:name="Revision" w:semiHidden="1"/>
-    <w:lsdException w:name="List Paragraph" w:uiPriority="34" w:qFormat="1"/>
-    <w:lsdException w:name="Quote" w:uiPriority="29" w:qFormat="1"/>
-    <w:lsdException w:name="Intense Quote" w:uiPriority="30" w:qFormat="1"/>
-    <w:lsdException w:name="Medium List 2 Accent 1" w:uiPriority="66"/>
-    <w:lsdException w:name="Medium Grid 1 Accent 1" w:uiPriority="67"/>
-    <w:lsdException w:name="Medium Grid 2 Accent 1" w:uiPriority="68"/>
-    <w:lsdException w:name="Medium Grid 3 Accent 1" w:uiPriority="69"/>
-    <w:lsdException w:name="Dark List Accent 1" w:uiPriority="70"/>
-    <w:lsdException w:name="Colorful Shading Accent 1" w:uiPriority="71"/>
-    <w:lsdException w:name="Colorful List Accent 1" w:uiPriority="72"/>
-    <w:lsdException w:name="Colorful Grid Accent 1" w:uiPriority="73"/>
-    <w:lsdException w:name="Light Shading Accent 2" w:uiPriority="60"/>
-    <w:lsdException w:name="Light List Accent 2" w:uiPriority="61"/>
-    <w:lsdException w:name="Light Grid Accent 2" w:uiPriority="62"/>
-    <w:lsdException w:name="Medium Shading 1 Accent 2" w:uiPriority="63"/>
-    <w:lsdException w:name="Medium Shading 2 Accent 2" w:uiPriority="64"/>
-    <w:lsdException w:name="Medium List 1 Accent 2" w:uiPriority="65"/>
-    <w:lsdException w:name="Medium List 2 Accent 2" w:uiPriority="66"/>
-    <w:lsdException w:name="Medium Grid 1 Accent 2" w:uiPriority="67"/>
-    <w:lsdException w:name="Medium Grid 2 Accent 2" w:uiPriority="68"/>
-    <w:lsdException w:name="Medium Grid 3 Accent 2" w:uiPriority="69"/>
-    <w:lsdException w:name="Dark List Accent 2" w:uiPriority="70"/>
-    <w:lsdException w:name="Colorful Shading Accent 2" w:uiPriority="71"/>
-    <w:lsdException w:name="Colorful List Accent 2" w:uiPriority="72"/>
-    <w:lsdException w:name="Colorful Grid Accent 2" w:uiPriority="73"/>
-    <w:lsdException w:name="Light Shading Accent 3" w:uiPriority="60"/>
-    <w:lsdException w:name="Light List Accent 3" w:uiPriority="61"/>
-    <w:lsdException w:name="Light Grid Accent 3" w:uiPriority="62"/>
-    <w:lsdException w:name="Medium Shading 1 Accent 3" w:uiPriority="63"/>
-    <w:lsdException w:name="Medium Shading 2 Accent 3" w:uiPriority="64"/>
-    <w:lsdException w:name="Medium List 1 Accent 3" w:uiPriority="65"/>
-    <w:lsdException w:name="Medium List 2 Accent 3" w:uiPriority="66"/>
-    <w:lsdException w:name="Medium Grid 1 Accent 3" w:uiPriority="67"/>
-    <w:lsdException w:name="Medium Grid 2 Accent 3" w:uiPriority="68"/>
-    <w:lsdException w:name="Medium Grid 3 Accent 3" w:uiPriority="69"/>
-    <w:lsdException w:name="Dark List Accent 3" w:uiPriority="70"/>
-    <w:lsdException w:name="Colorful Shading Accent 3" w:uiPriority="71"/>
-    <w:lsdException w:name="Colorful List Accent 3" w:uiPriority="72"/>
-    <w:lsdException w:name="Colorful Grid Accent 3" w:uiPriority="73"/>
-    <w:lsdException w:name="Light Shading Accent 4" w:uiPriority="60"/>
-    <w:lsdException w:name="Light List Accent 4" w:uiPriority="61"/>
-    <w:lsdException w:name="Light Grid Accent 4" w:uiPriority="62"/>
-    <w:lsdException w:name="Medium Shading 1 Accent 4" w:uiPriority="63"/>
-    <w:lsdException w:name="Medium Shading 2 Accent 4" w:uiPriority="64"/>
-    <w:lsdException w:name="Medium List 1 Accent 4" w:uiPriority="65"/>
-    <w:lsdException w:name="Medium List 2 Accent 4" w:uiPriority="66"/>
-    <w:lsdException w:name="Medium Grid 1 Accent 4" w:uiPriority="67"/>
-    <w:lsdException w:name="Medium Grid 2 Accent 4" w:uiPriority="68"/>
-    <w:lsdException w:name="Medium Grid 3 Accent 4" w:uiPriority="69"/>
-    <w:lsdException w:name="Dark List Accent 4" w:uiPriority="70"/>
-    <w:lsdException w:name="Colorful Shading Accent 4" w:uiPriority="71"/>
-    <w:lsdException w:name="Colorful List Accent 4" w:uiPriority="72"/>
-    <w:lsdException w:name="Colorful Grid Accent 4" w:uiPriority="73"/>
-    <w:lsdException w:name="Light Shading Accent 5" w:uiPriority="60"/>
-    <w:lsdException w:name="Light List Accent 5" w:uiPriority="61"/>
-    <w:lsdException w:name="Light Grid Accent 5" w:uiPriority="62"/>
-    <w:lsdException w:name="Medium Shading 1 Accent 5" w:uiPriority="63"/>
-    <w:lsdException w:name="Medium Shading 2 Accent 5" w:uiPriority="64"/>
-    <w:lsdException w:name="Medium List 1 Accent 5" w:uiPriority="65"/>
-    <w:lsdException w:name="Medium List 2 Accent 5" w:uiPriority="66"/>
-    <w:lsdException w:name="Medium Grid 1 Accent 5" w:uiPriority="67"/>
-    <w:lsdException w:name="Medium Grid 2 Accent 5" w:uiPriority="68"/>
-    <w:lsdException w:name="Medium Grid 3 Accent 5" w:uiPriority="69"/>
-    <w:lsdException w:name="Dark List Accent 5" w:uiPriority="70"/>
-    <w:lsdException w:name="Colorful Shading Accent 5" w:uiPriority="71"/>
-    <w:lsdException w:name="Colorful List Accent 5" w:uiPriority="72"/>
-    <w:lsdException w:name="Colorful Grid Accent 5" w:uiPriority="73"/>
-    <w:lsdException w:name="Light Shading Accent 6" w:uiPriority="60"/>
-    <w:lsdException w:name="Light List Accent 6" w:uiPriority="61"/>
-    <w:lsdException w:name="Light Grid Accent 6" w:uiPriority="62"/>
-    <w:lsdException w:name="Medium Shading 1 Accent 6" w:uiPriority="63"/>
-    <w:lsdException w:name="Medium Shading 2 Accent 6" w:uiPriority="64"/>
-    <w:lsdException w:name="Medium List 1 Accent 6" w:uiPriority="65"/>
-    <w:lsdException w:name="Medium List 2 Accent 6" w:uiPriority="66"/>
-    <w:lsdException w:name="Medium Grid 1 Accent 6" w:uiPriority="67"/>
-    <w:lsdException w:name="Medium Grid 2 Accent 6" w:uiPriority="68"/>
-    <w:lsdException w:name="Medium Grid 3 Accent 6" w:uiPriority="69"/>
-    <w:lsdException w:name="Dark List Accent 6" w:uiPriority="70"/>
-    <w:lsdException w:name="Colorful Shading Accent 6" w:uiPriority="71"/>
-    <w:lsdException w:name="Colorful List Accent 6" w:uiPriority="72"/>
-    <w:lsdException w:name="Colorful Grid Accent 6" w:uiPriority="73"/>
-    <w:lsdException w:name="Subtle Emphasis" w:uiPriority="19" w:qFormat="1"/>
-    <w:lsdException w:name="Intense Emphasis" w:uiPriority="21" w:qFormat="1"/>
-    <w:lsdException w:name="Subtle Reference" w:uiPriority="31" w:qFormat="1"/>
-    <w:lsdException w:name="Intense Reference" w:uiPriority="32" w:qFormat="1"/>
-    <w:lsdException w:name="Book Title" w:uiPriority="33" w:qFormat="1"/>
-    <w:lsdException w:name="Bibliography" w:semiHidden="1" w:uiPriority="37" w:unhideWhenUsed="1"/>
-    <w:lsdException w:name="TOC Heading" w:semiHidden="1" w:uiPriority="39" w:unhideWhenUsed="1" w:qFormat="1"/>
-    <w:lsdException w:name="Grid Table 4" w:uiPriority="49"/>
-    <w:lsdException w:name="Grid Table 5 Dark" w:uiPriority="50"/>
-    <w:lsdException w:name="Grid Table 6 Colorful" w:uiPriority="51"/>
-    <w:lsdException w:name="Grid Table 7 Colorful" w:uiPriority="52"/>
-    <w:lsdException w:name="Grid Table 1 Light Accent 1" w:uiPriority="46"/>
-    <w:lsdException w:name="Grid Table 2 Accent 1" w:uiPriority="47"/>
-    <w:lsdException w:name="Grid Table 3 Accent 1" w:uiPriority="48"/>
-    <w:lsdException w:name="Grid Table 4 Accent 1" w:uiPriority="49"/>
-    <w:lsdException w:name="Grid Table 5 Dark Accent 1" w:uiPriority="50"/>
-    <w:lsdException w:name="Grid Table 6 Colorful Accent 1" w:uiPriority="51"/>
-    <w:lsdException w:name="Grid Table 7 Colorful Accent 1" w:uiPriority="52"/>
-    <w:lsdException w:name="Grid Table 1 Light Accent 2" w:uiPriority="46"/>
-    <w:lsdException w:name="Grid Table 2 Accent 2" w:uiPriority="47"/>
-    <w:lsdException w:name="Grid Table 3 Accent 2" w:uiPriority="48"/>
-    <w:lsdException w:name="Grid Table 4 Accent 2" w:uiPriority="49"/>
-    <w:lsdException w:name="Grid Table 5 Dark Accent 2" w:uiPriority="50"/>
-    <w:lsdException w:name="Grid Table 6 Colorful Accent 2" w:uiPriority="51"/>
-    <w:lsdException w:name="Grid Table 7 Colorful Accent 2" w:uiPriority="52"/>
-    <w:lsdException w:name="Grid Table 1 Light Accent 3" w:uiPriority="46"/>
-    <w:lsdException w:name="Grid Table 2 Accent 3" w:uiPriority="47"/>
-    <w:lsdException w:name="Grid Table 3 Accent 3" w:uiPriority="48"/>
-    <w:lsdException w:name="Grid Table 4 Accent 3" w:uiPriority="49"/>
-    <w:lsdException w:name="Grid Table 5 Dark Accent 3" w:uiPriority="50"/>
-    <w:lsdException w:name="Grid Table 6 Colorful Accent 3" w:uiPriority="51"/>
-    <w:lsdException w:name="Grid Table 7 Colorful Accent 3" w:uiPriority="52"/>
-    <w:lsdException w:name="Grid Table 1 Light Accent 4" w:uiPriority="46"/>
-    <w:lsdException w:name="Grid Table 2 Accent 4" w:uiPriority="47"/>
-    <w:lsdException w:name="Grid Table 3 Accent 4" w:uiPriority="48"/>
-    <w:lsdException w:name="Grid Table 4 Accent 4" w:uiPriority="49"/>
-    <w:lsdException w:name="Grid Table 5 Dark Accent 4" w:uiPriority="50"/>
-    <w:lsdException w:name="Grid Table 6 Colorful Accent 4" w:uiPriority="51"/>
-    <w:lsdException w:name="Grid Table 7 Colorful Accent 4" w:uiPriority="52"/>
-    <w:lsdException w:name="Grid Table 1 Light Accent 5" w:uiPriority="46"/>
-    <w:lsdException w:name="Grid Table 2 Accent 5" w:uiPriority="47"/>
-    <w:lsdException w:name="Grid Table 3 Accent 5" w:uiPriority="48"/>
-    <w:lsdException w:name="Grid Table 4 Accent 5" w:uiPriority="49"/>
-    <w:lsdException w:name="Grid Table 5 Dark Accent 5" w:uiPriority="50"/>
-    <w:lsdException w:name="Grid Table 6 Colorful Accent 5" w:uiPriority="51"/>
-    <w:lsdException w:name="Grid Table 7 Colorful Accent 5" w:uiPriority="52"/>
-    <w:lsdException w:name="Grid Table 1 Light Accent 6" w:uiPriority="46"/>
-    <w:lsdException w:name="Grid Table 2 Accent 6" w:uiPriority="47"/>
-    <w:lsdException w:name="Grid Table 3 Accent 6" w:uiPriority="48"/>
-    <w:lsdException w:name="Grid Table 4 Accent 6" w:uiPriority="49"/>
-    <w:lsdException w:name="Grid Table 5 Dark Accent 6" w:uiPriority="50"/>
-    <w:lsdException w:name="Grid Table 6 Colorful Accent 6" w:uiPriority="51"/>
-    <w:lsdException w:name="Grid Table 7 Colorful Accent 6" w:uiPriority="52"/>
-    <w:lsdException w:name="List Table 1 Light" w:uiPriority="46"/>
-    <w:lsdException w:name="List Table 2" w:uiPriority="47"/>
-    <w:lsdException w:name="List Table 3" w:uiPriority="48"/>
-    <w:lsdException w:name="List Table 4" w:uiPriority="49"/>
-    <w:lsdException w:name="List Table 5 Dark" w:uiPriority="50"/>
-    <w:lsdException w:name="List Table 6 Colorful" w:uiPriority="51"/>
-    <w:lsdException w:name="List Table 7 Colorful" w:uiPriority="52"/>
-    <w:lsdException w:name="List Table 1 Light Accent 1" w:uiPriority="46"/>
-    <w:lsdException w:name="List Table 2 Accent 1" w:uiPriority="47"/>
-    <w:lsdException w:name="List Table 3 Accent 1" w:uiPriority="48"/>
-    <w:lsdException w:name="List Table 4 Accent 1" w:uiPriority="49"/>
-    <w:lsdException w:name="List Table 5 Dark Accent 1" w:uiPriority="50"/>
-    <w:lsdException w:name="List Table 6 Colorful Accent 1" w:uiPriority="51"/>
-    <w:lsdException w:name="List Table 7 Colorful Accent 1" w:uiPriority="52"/>
-    <w:lsdException w:name="List Table 1 Light Accent 2" w:uiPriority="46"/>
-    <w:lsdException w:name="List Table 2 Accent 2" w:uiPriority="47"/>
-    <w:lsdException w:name="List Table 3 Accent 2" w:uiPriority="48"/>
-    <w:lsdException w:name="List Table 4 Accent 2" w:uiPriority="49"/>
-    <w:lsdException w:name="List Table 5 Dark Accent 2" w:uiPriority="50"/>
-    <w:lsdException w:name="List Table 6 Colorful Accent 2" w:uiPriority="51"/>
-    <w:lsdException w:name="List Table 7 Colorful Accent 2" w:uiPriority="52"/>
-    <w:lsdException w:name="List Table 1 Light Accent 3" w:uiPriority="46"/>
-    <w:lsdException w:name="List Table 2 Accent 3" w:uiPriority="47"/>
-    <w:lsdException w:name="List Table 3 Accent 3" w:uiPriority="48"/>
-    <w:lsdException w:name="List Table 4 Accent 3" w:uiPriority="49"/>
-    <w:lsdException w:name="List Table 5 Dark Accent 3" w:uiPriority="50"/>
-    <w:lsdException w:name="List Table 6 Colorful Accent 3" w:uiPriority="51"/>
-    <w:lsdException w:name="List Table 7 Colorful Accent 3" w:uiPriority="52"/>
-    <w:lsdException w:name="List Table 1 Light Accent 4" w:uiPriority="46"/>
-    <w:lsdException w:name="List Table 2 Accent 4" w:uiPriority="47"/>
-    <w:lsdException w:name="List Table 3 Accent 4" w:uiPriority="48"/>
-    <w:lsdException w:name="List Table 4 Accent 4" w:uiPriority="49"/>
-    <w:lsdException w:name="List Table 5 Dark Accent 4" w:uiPriority="50"/>
-    <w:lsdException w:name="List Table 6 Colorful Accent 4" w:uiPriority="51"/>
-    <w:lsdException w:name="List Table 7 Colorful Accent 4" w:uiPriority="52"/>
-    <w:lsdException w:name="List Table 1 Light Accent 5" w:uiPriority="46"/>
-    <w:lsdException w:name="List Table 2 Accent 5" w:uiPriority="47"/>
-    <w:lsdException w:name="List Table 3 Accent 5" w:uiPriority="48"/>
-    <w:lsdException w:name="List Table 4 Accent 5" w:uiPriority="49"/>
-    <w:lsdException w:name="List Table 5 Dark Accent 5" w:uiPriority="50"/>
-    <w:lsdException w:name="List Table 6 Colorful Accent 5" w:uiPriority="51"/>
-    <w:lsdException w:name="List Table 7 Colorful Accent 5" w:uiPriority="52"/>
-    <w:lsdException w:name="List Table 1 Light Accent 6" w:uiPriority="46"/>
-    <w:lsdException w:name="List Table 2 Accent 6" w:uiPriority="47"/>
-    <w:lsdException w:name="List Table 3 Accent 6" w:uiPriority="48"/>
-    <w:lsdException w:name="List Table 4 Accent 6" w:uiPriority="49"/>
-    <w:lsdException w:name="List Table 5 Dark Accent 6" w:uiPriority="50"/>
-    <w:lsdException w:name="List Table 6 Colorful Accent 6" w:uiPriority="51"/>
-    <w:lsdException w:name="List Table 7 Colorful Accent 6" w:uiPriority="52"/>
-    <w:lsdException w:name="Mention" w:semiHidden="1" w:unhideWhenUsed="1"/>
-    <w:lsdException w:name="Smart Hyperlink" w:semiHidden="1" w:unhideWhenUsed="1"/>
-    <w:lsdException w:name="Hashtag" w:semiHidden="1" w:unhideWhenUsed="1"/>
-    <w:lsdException w:name="Unresolved Mention" w:semiHidden="1" w:unhideWhenUsed="1"/>
-    <w:lsdException w:name="Smart Link" w:semiHidden="1" w:unhideWhenUsed="1"/>
+  <w:latentStyles w:defLockedState="0" w:defUIPriority="99" w:defSemiHidden="1" w:defUnhideWhenUsed="1" w:defQFormat="0" w:count="267">
+    <w:lsdException w:name="Normal" w:semiHidden="0" w:uiPriority="0" w:unhideWhenUsed="0" w:qFormat="1"/>
+    <w:lsdException w:name="heading 1" w:semiHidden="0" w:uiPriority="9" w:unhideWhenUsed="0" w:qFormat="1"/>
+    <w:lsdException w:name="heading 2" w:uiPriority="9" w:qFormat="1"/>
+    <w:lsdException w:name="heading 3" w:uiPriority="9" w:qFormat="1"/>
+    <w:lsdException w:name="heading 4" w:uiPriority="9" w:qFormat="1"/>
+    <w:lsdException w:name="heading 5" w:uiPriority="9" w:qFormat="1"/>
+    <w:lsdException w:name="heading 6" w:uiPriority="9" w:qFormat="1"/>
+    <w:lsdException w:name="heading 7" w:uiPriority="9" w:qFormat="1"/>
+    <w:lsdException w:name="heading 8" w:uiPriority="9" w:qFormat="1"/>
+    <w:lsdException w:name="heading 9" w:uiPriority="9" w:qFormat="1"/>
+    <w:lsdException w:name="toc 1" w:uiPriority="39"/>
+    <w:lsdException w:name="toc 2" w:uiPriority="39"/>
+    <w:lsdException w:name="toc 3" w:uiPriority="39"/>
+    <w:lsdException w:name="toc 4" w:uiPriority="39"/>
+    <w:lsdException w:name="toc 5" w:uiPriority="39"/>
+    <w:lsdException w:name="toc 6" w:uiPriority="39"/>
+    <w:lsdException w:name="toc 7" w:uiPriority="39"/>
+    <w:lsdException w:name="toc 8" w:uiPriority="39"/>
+    <w:lsdException w:name="toc 9" w:uiPriority="39"/>
+    <w:lsdException w:name="caption" w:uiPriority="35" w:qFormat="1"/>
+    <w:lsdException w:name="Title" w:semiHidden="0" w:uiPriority="10" w:unhideWhenUsed="0" w:qFormat="1"/>
+    <w:lsdException w:name="Default Paragraph Font" w:uiPriority="1"/>
+    <w:lsdException w:name="Subtitle" w:semiHidden="0" w:uiPriority="11" w:unhideWhenUsed="0" w:qFormat="1"/>
+    <w:lsdException w:name="Strong" w:semiHidden="0" w:uiPriority="22" w:unhideWhenUsed="0" w:qFormat="1"/>
+    <w:lsdException w:name="Emphasis" w:semiHidden="0" w:uiPriority="20" w:unhideWhenUsed="0" w:qFormat="1"/>
+    <w:lsdException w:name="Table Grid" w:semiHidden="0" w:uiPriority="59" w:unhideWhenUsed="0"/>
+    <w:lsdException w:name="Placeholder Text" w:unhideWhenUsed="0"/>
+    <w:lsdException w:name="No Spacing" w:semiHidden="0" w:uiPriority="1" w:unhideWhenUsed="0" w:qFormat="1"/>
+    <w:lsdException w:name="Light Shading" w:semiHidden="0" w:uiPriority="60" w:unhideWhenUsed="0"/>
+    <w:lsdException w:name="Light List" w:semiHidden="0" w:uiPriority="61" w:unhideWhenUsed="0"/>
+    <w:lsdException w:name="Light Grid" w:semiHidden="0" w:uiPriority="62" w:unhideWhenUsed="0"/>
+    <w:lsdException w:name="Medium Shading 1" w:semiHidden="0" w:uiPriority="63" w:unhideWhenUsed="0"/>
+    <w:lsdException w:name="Medium Shading 2" w:semiHidden="0" w:uiPriority="64" w:unhideWhenUsed="0"/>
+    <w:lsdException w:name="Medium List 1" w:semiHidden="0" w:uiPriority="65" w:unhideWhenUsed="0"/>
+    <w:lsdException w:name="Medium List 2" w:semiHidden="0" w:uiPriority="66" w:unhideWhenUsed="0"/>
+    <w:lsdException w:name="Medium Grid 1" w:semiHidden="0" w:uiPriority="67" w:unhideWhenUsed="0"/>
+    <w:lsdException w:name="Medium Grid 2" w:semiHidden="0" w:uiPriority="68" w:unhideWhenUsed="0"/>
+    <w:lsdException w:name="Medium Grid 3" w:semiHidden="0" w:uiPriority="69" w:unhideWhenUsed="0"/>
+    <w:lsdException w:name="Dark List" w:semiHidden="0" w:uiPriority="70" w:unhideWhenUsed="0"/>
+    <w:lsdException w:name="Colorful Shading" w:semiHidden="0" w:uiPriority="71" w:unhideWhenUsed="0"/>
+    <w:lsdException w:name="Colorful List" w:semiHidden="0" w:uiPriority="72" w:unhideWhenUsed="0"/>
+    <w:lsdException w:name="Colorful Grid" w:semiHidden="0" w:uiPriority="73" w:unhideWhenUsed="0"/>
+    <w:lsdException w:name="Light Shading Accent 1" w:semiHidden="0" w:uiPriority="60" w:unhideWhenUsed="0"/>
+    <w:lsdException w:name="Light List Accent 1" w:semiHidden="0" w:uiPriority="61" w:unhideWhenUsed="0"/>
+    <w:lsdException w:name="Light Grid Accent 1" w:semiHidden="0" w:uiPriority="62" w:unhideWhenUsed="0"/>
+    <w:lsdException w:name="Medium Shading 1 Accent 1" w:semiHidden="0" w:uiPriority="63" w:unhideWhenUsed="0"/>
+    <w:lsdException w:name="Medium Shading 2 Accent 1" w:semiHidden="0" w:uiPriority="64" w:unhideWhenUsed="0"/>
+    <w:lsdException w:name="Medium List 1 Accent 1" w:semiHidden="0" w:uiPriority="65" w:unhideWhenUsed="0"/>
+    <w:lsdException w:name="Revision" w:unhideWhenUsed="0"/>
+    <w:lsdException w:name="List Paragraph" w:semiHidden="0" w:uiPriority="34" w:unhideWhenUsed="0" w:qFormat="1"/>
+    <w:lsdException w:name="Quote" w:semiHidden="0" w:uiPriority="29" w:unhideWhenUsed="0" w:qFormat="1"/>
+    <w:lsdException w:name="Intense Quote" w:semiHidden="0" w:uiPriority="30" w:unhideWhenUsed="0" w:qFormat="1"/>
+    <w:lsdException w:name="Medium List 2 Accent 1" w:semiHidden="0" w:uiPriority="66" w:unhideWhenUsed="0"/>
+    <w:lsdException w:name="Medium Grid 1 Accent 1" w:semiHidden="0" w:uiPriority="67" w:unhideWhenUsed="0"/>
+    <w:lsdException w:name="Medium Grid 2 Accent 1" w:semiHidden="0" w:uiPriority="68" w:unhideWhenUsed="0"/>
+    <w:lsdException w:name="Medium Grid 3 Accent 1" w:semiHidden="0" w:uiPriority="69" w:unhideWhenUsed="0"/>
+    <w:lsdException w:name="Dark List Accent 1" w:semiHidden="0" w:uiPriority="70" w:unhideWhenUsed="0"/>
+    <w:lsdException w:name="Colorful Shading Accent 1" w:semiHidden="0" w:uiPriority="71" w:unhideWhenUsed="0"/>
+    <w:lsdException w:name="Colorful List Accent 1" w:semiHidden="0" w:uiPriority="72" w:unhideWhenUsed="0"/>
+    <w:lsdException w:name="Colorful Grid Accent 1" w:semiHidden="0" w:uiPriority="73" w:unhideWhenUsed="0"/>
+    <w:lsdException w:name="Light Shading Accent 2" w:semiHidden="0" w:uiPriority="60" w:unhideWhenUsed="0"/>
+    <w:lsdException w:name="Light List Accent 2" w:semiHidden="0" w:uiPriority="61" w:unhideWhenUsed="0"/>
+    <w:lsdException w:name="Light Grid Accent 2" w:semiHidden="0" w:uiPriority="62" w:unhideWhenUsed="0"/>
+    <w:lsdException w:name="Medium Shading 1 Accent 2" w:semiHidden="0" w:uiPriority="63" w:unhideWhenUsed="0"/>
+    <w:lsdException w:name="Medium Shading 2 Accent 2" w:semiHidden="0" w:uiPriority="64" w:unhideWhenUsed="0"/>
+    <w:lsdException w:name="Medium List 1 Accent 2" w:semiHidden="0" w:uiPriority="65" w:unhideWhenUsed="0"/>
+    <w:lsdException w:name="Medium List 2 Accent 2" w:semiHidden="0" w:uiPriority="66" w:unhideWhenUsed="0"/>
+    <w:lsdException w:name="Medium Grid 1 Accent 2" w:semiHidden="0" w:uiPriority="67" w:unhideWhenUsed="0"/>
+    <w:lsdException w:name="Medium Grid 2 Accent 2" w:semiHidden="0" w:uiPriority="68" w:unhideWhenUsed="0"/>
+    <w:lsdException w:name="Medium Grid 3 Accent 2" w:semiHidden="0" w:uiPriority="69" w:unhideWhenUsed="0"/>
+    <w:lsdException w:name="Dark List Accent 2" w:semiHidden="0" w:uiPriority="70" w:unhideWhenUsed="0"/>
+    <w:lsdException w:name="Colorful Shading Accent 2" w:semiHidden="0" w:uiPriority="71" w:unhideWhenUsed="0"/>
+    <w:lsdException w:name="Colorful List Accent 2" w:semiHidden="0" w:uiPriority="72" w:unhideWhenUsed="0"/>
+    <w:lsdException w:name="Colorful Grid Accent 2" w:semiHidden="0" w:uiPriority="73" w:unhideWhenUsed="0"/>
+    <w:lsdException w:name="Light Shading Accent 3" w:semiHidden="0" w:uiPriority="60" w:unhideWhenUsed="0"/>
+    <w:lsdException w:name="Light List Accent 3" w:semiHidden="0" w:uiPriority="61" w:unhideWhenUsed="0"/>
+    <w:lsdException w:name="Light Grid Accent 3" w:semiHidden="0" w:uiPriority="62" w:unhideWhenUsed="0"/>
+    <w:lsdException w:name="Medium Shading 1 Accent 3" w:semiHidden="0" w:uiPriority="63" w:unhideWhenUsed="0"/>
+    <w:lsdException w:name="Medium Shading 2 Accent 3" w:semiHidden="0" w:uiPriority="64" w:unhideWhenUsed="0"/>
+    <w:lsdException w:name="Medium List 1 Accent 3" w:semiHidden="0" w:uiPriority="65" w:unhideWhenUsed="0"/>
+    <w:lsdException w:name="Medium List 2 Accent 3" w:semiHidden="0" w:uiPriority="66" w:unhideWhenUsed="0"/>
+    <w:lsdException w:name="Medium Grid 1 Accent 3" w:semiHidden="0" w:uiPriority="67" w:unhideWhenUsed="0"/>
+    <w:lsdException w:name="Medium Grid 2 Accent 3" w:semiHidden="0" w:uiPriority="68" w:unhideWhenUsed="0"/>
+    <w:lsdException w:name="Medium Grid 3 Accent 3" w:semiHidden="0" w:uiPriority="69" w:unhideWhenUsed="0"/>
+    <w:lsdException w:name="Dark List Accent 3" w:semiHidden="0" w:uiPriority="70" w:unhideWhenUsed="0"/>
+    <w:lsdException w:name="Colorful Shading Accent 3" w:semiHidden="0" w:uiPriority="71" w:unhideWhenUsed="0"/>
+    <w:lsdException w:name="Colorful List Accent 3" w:semiHidden="0" w:uiPriority="72" w:unhideWhenUsed="0"/>
+    <w:lsdException w:name="Colorful Grid Accent 3" w:semiHidden="0" w:uiPriority="73" w:unhideWhenUsed="0"/>
+    <w:lsdException w:name="Light Shading Accent 4" w:semiHidden="0" w:uiPriority="60" w:unhideWhenUsed="0"/>
+    <w:lsdException w:name="Light List Accent 4" w:semiHidden="0" w:uiPriority="61" w:unhideWhenUsed="0"/>
+    <w:lsdException w:name="Light Grid Accent 4" w:semiHidden="0" w:uiPriority="62" w:unhideWhenUsed="0"/>
+    <w:lsdException w:name="Medium Shading 1 Accent 4" w:semiHidden="0" w:uiPriority="63" w:unhideWhenUsed="0"/>
+    <w:lsdException w:name="Medium Shading 2 Accent 4" w:semiHidden="0" w:uiPriority="64" w:unhideWhenUsed="0"/>
+    <w:lsdException w:name="Medium List 1 Accent 4" w:semiHidden="0" w:uiPriority="65" w:unhideWhenUsed="0"/>
+    <w:lsdException w:name="Medium List 2 Accent 4" w:semiHidden="0" w:uiPriority="66" w:unhideWhenUsed="0"/>
+    <w:lsdException w:name="Medium Grid 1 Accent 4" w:semiHidden="0" w:uiPriority="67" w:unhideWhenUsed="0"/>
+    <w:lsdException w:name="Medium Grid 2 Accent 4" w:semiHidden="0" w:uiPriority="68" w:unhideWhenUsed="0"/>
+    <w:lsdException w:name="Medium Grid 3 Accent 4" w:semiHidden="0" w:uiPriority="69" w:unhideWhenUsed="0"/>
+    <w:lsdException w:name="Dark List Accent 4" w:semiHidden="0" w:uiPriority="70" w:unhideWhenUsed="0"/>
+    <w:lsdException w:name="Colorful Shading Accent 4" w:semiHidden="0" w:uiPriority="71" w:unhideWhenUsed="0"/>
+    <w:lsdException w:name="Colorful List Accent 4" w:semiHidden="0" w:uiPriority="72" w:unhideWhenUsed="0"/>
+    <w:lsdException w:name="Colorful Grid Accent 4" w:semiHidden="0" w:uiPriority="73" w:unhideWhenUsed="0"/>
+    <w:lsdException w:name="Light Shading Accent 5" w:semiHidden="0" w:uiPriority="60" w:unhideWhenUsed="0"/>
+    <w:lsdException w:name="Light List Accent 5" w:semiHidden="0" w:uiPriority="61" w:unhideWhenUsed="0"/>
+    <w:lsdException w:name="Light Grid Accent 5" w:semiHidden="0" w:uiPriority="62" w:unhideWhenUsed="0"/>
+    <w:lsdException w:name="Medium Shading 1 Accent 5" w:semiHidden="0" w:uiPriority="63" w:unhideWhenUsed="0"/>
+    <w:lsdException w:name="Medium Shading 2 Accent 5" w:semiHidden="0" w:uiPriority="64" w:unhideWhenUsed="0"/>
+    <w:lsdException w:name="Medium List 1 Accent 5" w:semiHidden="0" w:uiPriority="65" w:unhideWhenUsed="0"/>
+    <w:lsdException w:name="Medium List 2 Accent 5" w:semiHidden="0" w:uiPriority="66" w:unhideWhenUsed="0"/>
+    <w:lsdException w:name="Medium Grid 1 Accent 5" w:semiHidden="0" w:uiPriority="67" w:unhideWhenUsed="0"/>
+    <w:lsdException w:name="Medium Grid 2 Accent 5" w:semiHidden="0" w:uiPriority="68" w:unhideWhenUsed="0"/>
+    <w:lsdException w:name="Medium Grid 3 Accent 5" w:semiHidden="0" w:uiPriority="69" w:unhideWhenUsed="0"/>
+    <w:lsdException w:name="Dark List Accent 5" w:semiHidden="0" w:uiPriority="70" w:unhideWhenUsed="0"/>
+    <w:lsdException w:name="Colorful Shading Accent 5" w:semiHidden="0" w:uiPriority="71" w:unhideWhenUsed="0"/>
+    <w:lsdException w:name="Colorful List Accent 5" w:semiHidden="0" w:uiPriority="72" w:unhideWhenUsed="0"/>
+    <w:lsdException w:name="Colorful Grid Accent 5" w:semiHidden="0" w:uiPriority="73" w:unhideWhenUsed="0"/>
+    <w:lsdException w:name="Light Shading Accent 6" w:semiHidden="0" w:uiPriority="60" w:unhideWhenUsed="0"/>
+    <w:lsdException w:name="Light List Accent 6" w:semiHidden="0" w:uiPriority="61" w:unhideWhenUsed="0"/>
+    <w:lsdException w:name="Light Grid Accent 6" w:semiHidden="0" w:uiPriority="62" w:unhideWhenUsed="0"/>
+    <w:lsdException w:name="Medium Shading 1 Accent 6" w:semiHidden="0" w:uiPriority="63" w:unhideWhenUsed="0"/>
+    <w:lsdException w:name="Medium Shading 2 Accent 6" w:semiHidden="0" w:uiPriority="64" w:unhideWhenUsed="0"/>
+    <w:lsdException w:name="Medium List 1 Accent 6" w:semiHidden="0" w:uiPriority="65" w:unhideWhenUsed="0"/>
+    <w:lsdException w:name="Medium List 2 Accent 6" w:semiHidden="0" w:uiPriority="66" w:unhideWhenUsed="0"/>
+    <w:lsdException w:name="Medium Grid 1 Accent 6" w:semiHidden="0" w:uiPriority="67" w:unhideWhenUsed="0"/>
+    <w:lsdException w:name="Medium Grid 2 Accent 6" w:semiHidden="0" w:uiPriority="68" w:unhideWhenUsed="0"/>
+    <w:lsdException w:name="Medium Grid 3 Accent 6" w:semiHidden="0" w:uiPriority="69" w:unhideWhenUsed="0"/>
+    <w:lsdException w:name="Dark List Accent 6" w:semiHidden="0" w:uiPriority="70" w:unhideWhenUsed="0"/>
+    <w:lsdException w:name="Colorful Shading Accent 6" w:semiHidden="0" w:uiPriority="71" w:unhideWhenUsed="0"/>
+    <w:lsdException w:name="Colorful List Accent 6" w:semiHidden="0" w:uiPriority="72" w:unhideWhenUsed="0"/>
+    <w:lsdException w:name="Colorful Grid Accent 6" w:semiHidden="0" w:uiPriority="73" w:unhideWhenUsed="0"/>
+    <w:lsdException w:name="Subtle Emphasis" w:semiHidden="0" w:uiPriority="19" w:unhideWhenUsed="0" w:qFormat="1"/>
+    <w:lsdException w:name="Intense Emphasis" w:semiHidden="0" w:uiPriority="21" w:unhideWhenUsed="0" w:qFormat="1"/>
+    <w:lsdException w:name="Subtle Reference" w:semiHidden="0" w:uiPriority="31" w:unhideWhenUsed="0" w:qFormat="1"/>
+    <w:lsdException w:name="Intense Reference" w:semiHidden="0" w:uiPriority="32" w:unhideWhenUsed="0" w:qFormat="1"/>
+    <w:lsdException w:name="Book Title" w:semiHidden="0" w:uiPriority="33" w:unhideWhenUsed="0" w:qFormat="1"/>
+    <w:lsdException w:name="Bibliography" w:uiPriority="37"/>
+    <w:lsdException w:name="TOC Heading" w:uiPriority="39" w:qFormat="1"/>
   </w:latentStyles>
   <w:style w:type="paragraph" w:default="1" w:styleId="Normal">
     <w:name w:val="Normal"/>
@@ -6843,6 +3138,7 @@
   <w:style w:type="character" w:default="1" w:styleId="DefaultParagraphFont">
     <w:name w:val="Default Paragraph Font"/>
     <w:uiPriority w:val="1"/>
+    <w:semiHidden/>
     <w:unhideWhenUsed/>
   </w:style>
   <w:style w:type="table" w:default="1" w:styleId="TableNormal">
@@ -6850,6 +3146,7 @@
     <w:uiPriority w:val="99"/>
     <w:semiHidden/>
     <w:unhideWhenUsed/>
+    <w:qFormat/>
     <w:tblPr>
       <w:tblInd w:w="0" w:type="dxa"/>
       <w:tblCellMar>
@@ -7574,6 +3871,7 @@
       <w:spacing w:after="0" w:line="240" w:lineRule="auto"/>
     </w:pPr>
     <w:tblPr>
+      <w:tblInd w:w="0" w:type="dxa"/>
       <w:tblBorders>
         <w:top w:val="single" w:sz="4" w:space="0" w:color="auto"/>
         <w:left w:val="single" w:sz="4" w:space="0" w:color="auto"/>
@@ -7582,6 +3880,12 @@
         <w:insideH w:val="single" w:sz="4" w:space="0" w:color="auto"/>
         <w:insideV w:val="single" w:sz="4" w:space="0" w:color="auto"/>
       </w:tblBorders>
+      <w:tblCellMar>
+        <w:top w:w="0" w:type="dxa"/>
+        <w:left w:w="108" w:type="dxa"/>
+        <w:bottom w:w="0" w:type="dxa"/>
+        <w:right w:w="108" w:type="dxa"/>
+      </w:tblCellMar>
     </w:tblPr>
   </w:style>
   <w:style w:type="table" w:styleId="LightShading">
@@ -7598,10 +3902,17 @@
     <w:tblPr>
       <w:tblStyleRowBandSize w:val="1"/>
       <w:tblStyleColBandSize w:val="1"/>
+      <w:tblInd w:w="0" w:type="dxa"/>
       <w:tblBorders>
         <w:top w:val="single" w:sz="8" w:space="0" w:color="000000" w:themeColor="text1"/>
         <w:bottom w:val="single" w:sz="8" w:space="0" w:color="000000" w:themeColor="text1"/>
       </w:tblBorders>
+      <w:tblCellMar>
+        <w:top w:w="0" w:type="dxa"/>
+        <w:left w:w="108" w:type="dxa"/>
+        <w:bottom w:w="0" w:type="dxa"/>
+        <w:right w:w="108" w:type="dxa"/>
+      </w:tblCellMar>
     </w:tblPr>
     <w:tblStylePr w:type="firstRow">
       <w:pPr>
@@ -7694,10 +4005,17 @@
     <w:tblPr>
       <w:tblStyleRowBandSize w:val="1"/>
       <w:tblStyleColBandSize w:val="1"/>
+      <w:tblInd w:w="0" w:type="dxa"/>
       <w:tblBorders>
         <w:top w:val="single" w:sz="8" w:space="0" w:color="4F81BD" w:themeColor="accent1"/>
         <w:bottom w:val="single" w:sz="8" w:space="0" w:color="4F81BD" w:themeColor="accent1"/>
       </w:tblBorders>
+      <w:tblCellMar>
+        <w:top w:w="0" w:type="dxa"/>
+        <w:left w:w="108" w:type="dxa"/>
+        <w:bottom w:w="0" w:type="dxa"/>
+        <w:right w:w="108" w:type="dxa"/>
+      </w:tblCellMar>
     </w:tblPr>
     <w:tblStylePr w:type="firstRow">
       <w:pPr>
@@ -7790,10 +4108,17 @@
     <w:tblPr>
       <w:tblStyleRowBandSize w:val="1"/>
       <w:tblStyleColBandSize w:val="1"/>
+      <w:tblInd w:w="0" w:type="dxa"/>
       <w:tblBorders>
         <w:top w:val="single" w:sz="8" w:space="0" w:color="C0504D" w:themeColor="accent2"/>
         <w:bottom w:val="single" w:sz="8" w:space="0" w:color="C0504D" w:themeColor="accent2"/>
       </w:tblBorders>
+      <w:tblCellMar>
+        <w:top w:w="0" w:type="dxa"/>
+        <w:left w:w="108" w:type="dxa"/>
+        <w:bottom w:w="0" w:type="dxa"/>
+        <w:right w:w="108" w:type="dxa"/>
+      </w:tblCellMar>
     </w:tblPr>
     <w:tblStylePr w:type="firstRow">
       <w:pPr>
@@ -7886,10 +4211,17 @@
     <w:tblPr>
       <w:tblStyleRowBandSize w:val="1"/>
       <w:tblStyleColBandSize w:val="1"/>
+      <w:tblInd w:w="0" w:type="dxa"/>
       <w:tblBorders>
         <w:top w:val="single" w:sz="8" w:space="0" w:color="9BBB59" w:themeColor="accent3"/>
         <w:bottom w:val="single" w:sz="8" w:space="0" w:color="9BBB59" w:themeColor="accent3"/>
       </w:tblBorders>
+      <w:tblCellMar>
+        <w:top w:w="0" w:type="dxa"/>
+        <w:left w:w="108" w:type="dxa"/>
+        <w:bottom w:w="0" w:type="dxa"/>
+        <w:right w:w="108" w:type="dxa"/>
+      </w:tblCellMar>
     </w:tblPr>
     <w:tblStylePr w:type="firstRow">
       <w:pPr>
@@ -7982,10 +4314,17 @@
     <w:tblPr>
       <w:tblStyleRowBandSize w:val="1"/>
       <w:tblStyleColBandSize w:val="1"/>
+      <w:tblInd w:w="0" w:type="dxa"/>
       <w:tblBorders>
         <w:top w:val="single" w:sz="8" w:space="0" w:color="8064A2" w:themeColor="accent4"/>
         <w:bottom w:val="single" w:sz="8" w:space="0" w:color="8064A2" w:themeColor="accent4"/>
       </w:tblBorders>
+      <w:tblCellMar>
+        <w:top w:w="0" w:type="dxa"/>
+        <w:left w:w="108" w:type="dxa"/>
+        <w:bottom w:w="0" w:type="dxa"/>
+        <w:right w:w="108" w:type="dxa"/>
+      </w:tblCellMar>
     </w:tblPr>
     <w:tblStylePr w:type="firstRow">
       <w:pPr>
@@ -8078,10 +4417,17 @@
     <w:tblPr>
       <w:tblStyleRowBandSize w:val="1"/>
       <w:tblStyleColBandSize w:val="1"/>
+      <w:tblInd w:w="0" w:type="dxa"/>
       <w:tblBorders>
         <w:top w:val="single" w:sz="8" w:space="0" w:color="4BACC6" w:themeColor="accent5"/>
         <w:bottom w:val="single" w:sz="8" w:space="0" w:color="4BACC6" w:themeColor="accent5"/>
       </w:tblBorders>
+      <w:tblCellMar>
+        <w:top w:w="0" w:type="dxa"/>
+        <w:left w:w="108" w:type="dxa"/>
+        <w:bottom w:w="0" w:type="dxa"/>
+        <w:right w:w="108" w:type="dxa"/>
+      </w:tblCellMar>
     </w:tblPr>
     <w:tblStylePr w:type="firstRow">
       <w:pPr>
@@ -8174,10 +4520,17 @@
     <w:tblPr>
       <w:tblStyleRowBandSize w:val="1"/>
       <w:tblStyleColBandSize w:val="1"/>
+      <w:tblInd w:w="0" w:type="dxa"/>
       <w:tblBorders>
         <w:top w:val="single" w:sz="8" w:space="0" w:color="F79646" w:themeColor="accent6"/>
         <w:bottom w:val="single" w:sz="8" w:space="0" w:color="F79646" w:themeColor="accent6"/>
       </w:tblBorders>
+      <w:tblCellMar>
+        <w:top w:w="0" w:type="dxa"/>
+        <w:left w:w="108" w:type="dxa"/>
+        <w:bottom w:w="0" w:type="dxa"/>
+        <w:right w:w="108" w:type="dxa"/>
+      </w:tblCellMar>
     </w:tblPr>
     <w:tblStylePr w:type="firstRow">
       <w:pPr>
@@ -8267,12 +4620,19 @@
     <w:tblPr>
       <w:tblStyleRowBandSize w:val="1"/>
       <w:tblStyleColBandSize w:val="1"/>
+      <w:tblInd w:w="0" w:type="dxa"/>
       <w:tblBorders>
         <w:top w:val="single" w:sz="8" w:space="0" w:color="000000" w:themeColor="text1"/>
         <w:left w:val="single" w:sz="8" w:space="0" w:color="000000" w:themeColor="text1"/>
         <w:bottom w:val="single" w:sz="8" w:space="0" w:color="000000" w:themeColor="text1"/>
         <w:right w:val="single" w:sz="8" w:space="0" w:color="000000" w:themeColor="text1"/>
       </w:tblBorders>
+      <w:tblCellMar>
+        <w:top w:w="0" w:type="dxa"/>
+        <w:left w:w="108" w:type="dxa"/>
+        <w:bottom w:w="0" w:type="dxa"/>
+        <w:right w:w="108" w:type="dxa"/>
+      </w:tblCellMar>
     </w:tblPr>
     <w:tblStylePr w:type="firstRow">
       <w:pPr>
@@ -8352,12 +4712,19 @@
     <w:tblPr>
       <w:tblStyleRowBandSize w:val="1"/>
       <w:tblStyleColBandSize w:val="1"/>
+      <w:tblInd w:w="0" w:type="dxa"/>
       <w:tblBorders>
         <w:top w:val="single" w:sz="8" w:space="0" w:color="4F81BD" w:themeColor="accent1"/>
         <w:left w:val="single" w:sz="8" w:space="0" w:color="4F81BD" w:themeColor="accent1"/>
         <w:bottom w:val="single" w:sz="8" w:space="0" w:color="4F81BD" w:themeColor="accent1"/>
         <w:right w:val="single" w:sz="8" w:space="0" w:color="4F81BD" w:themeColor="accent1"/>
       </w:tblBorders>
+      <w:tblCellMar>
+        <w:top w:w="0" w:type="dxa"/>
+        <w:left w:w="108" w:type="dxa"/>
+        <w:bottom w:w="0" w:type="dxa"/>
+        <w:right w:w="108" w:type="dxa"/>
+      </w:tblCellMar>
     </w:tblPr>
     <w:tblStylePr w:type="firstRow">
       <w:pPr>
@@ -8437,12 +4804,19 @@
     <w:tblPr>
       <w:tblStyleRowBandSize w:val="1"/>
       <w:tblStyleColBandSize w:val="1"/>
+      <w:tblInd w:w="0" w:type="dxa"/>
       <w:tblBorders>
         <w:top w:val="single" w:sz="8" w:space="0" w:color="C0504D" w:themeColor="accent2"/>
         <w:left w:val="single" w:sz="8" w:space="0" w:color="C0504D" w:themeColor="accent2"/>
         <w:bottom w:val="single" w:sz="8" w:space="0" w:color="C0504D" w:themeColor="accent2"/>
         <w:right w:val="single" w:sz="8" w:space="0" w:color="C0504D" w:themeColor="accent2"/>
       </w:tblBorders>
+      <w:tblCellMar>
+        <w:top w:w="0" w:type="dxa"/>
+        <w:left w:w="108" w:type="dxa"/>
+        <w:bottom w:w="0" w:type="dxa"/>
+        <w:right w:w="108" w:type="dxa"/>
+      </w:tblCellMar>
     </w:tblPr>
     <w:tblStylePr w:type="firstRow">
       <w:pPr>
@@ -8522,12 +4896,19 @@
     <w:tblPr>
       <w:tblStyleRowBandSize w:val="1"/>
       <w:tblStyleColBandSize w:val="1"/>
+      <w:tblInd w:w="0" w:type="dxa"/>
       <w:tblBorders>
         <w:top w:val="single" w:sz="8" w:space="0" w:color="9BBB59" w:themeColor="accent3"/>
         <w:left w:val="single" w:sz="8" w:space="0" w:color="9BBB59" w:themeColor="accent3"/>
         <w:bottom w:val="single" w:sz="8" w:space="0" w:color="9BBB59" w:themeColor="accent3"/>
         <w:right w:val="single" w:sz="8" w:space="0" w:color="9BBB59" w:themeColor="accent3"/>
       </w:tblBorders>
+      <w:tblCellMar>
+        <w:top w:w="0" w:type="dxa"/>
+        <w:left w:w="108" w:type="dxa"/>
+        <w:bottom w:w="0" w:type="dxa"/>
+        <w:right w:w="108" w:type="dxa"/>
+      </w:tblCellMar>
     </w:tblPr>
     <w:tblStylePr w:type="firstRow">
       <w:pPr>
@@ -8607,12 +4988,19 @@
     <w:tblPr>
       <w:tblStyleRowBandSize w:val="1"/>
       <w:tblStyleColBandSize w:val="1"/>
+      <w:tblInd w:w="0" w:type="dxa"/>
       <w:tblBorders>
         <w:top w:val="single" w:sz="8" w:space="0" w:color="8064A2" w:themeColor="accent4"/>
         <w:left w:val="single" w:sz="8" w:space="0" w:color="8064A2" w:themeColor="accent4"/>
         <w:bottom w:val="single" w:sz="8" w:space="0" w:color="8064A2" w:themeColor="accent4"/>
         <w:right w:val="single" w:sz="8" w:space="0" w:color="8064A2" w:themeColor="accent4"/>
       </w:tblBorders>
+      <w:tblCellMar>
+        <w:top w:w="0" w:type="dxa"/>
+        <w:left w:w="108" w:type="dxa"/>
+        <w:bottom w:w="0" w:type="dxa"/>
+        <w:right w:w="108" w:type="dxa"/>
+      </w:tblCellMar>
     </w:tblPr>
     <w:tblStylePr w:type="firstRow">
       <w:pPr>
@@ -8692,12 +5080,19 @@
     <w:tblPr>
       <w:tblStyleRowBandSize w:val="1"/>
       <w:tblStyleColBandSize w:val="1"/>
+      <w:tblInd w:w="0" w:type="dxa"/>
       <w:tblBorders>
         <w:top w:val="single" w:sz="8" w:space="0" w:color="4BACC6" w:themeColor="accent5"/>
         <w:left w:val="single" w:sz="8" w:space="0" w:color="4BACC6" w:themeColor="accent5"/>
         <w:bottom w:val="single" w:sz="8" w:space="0" w:color="4BACC6" w:themeColor="accent5"/>
         <w:right w:val="single" w:sz="8" w:space="0" w:color="4BACC6" w:themeColor="accent5"/>
       </w:tblBorders>
+      <w:tblCellMar>
+        <w:top w:w="0" w:type="dxa"/>
+        <w:left w:w="108" w:type="dxa"/>
+        <w:bottom w:w="0" w:type="dxa"/>
+        <w:right w:w="108" w:type="dxa"/>
+      </w:tblCellMar>
     </w:tblPr>
     <w:tblStylePr w:type="firstRow">
       <w:pPr>
@@ -8777,12 +5172,19 @@
     <w:tblPr>
       <w:tblStyleRowBandSize w:val="1"/>
       <w:tblStyleColBandSize w:val="1"/>
+      <w:tblInd w:w="0" w:type="dxa"/>
       <w:tblBorders>
         <w:top w:val="single" w:sz="8" w:space="0" w:color="F79646" w:themeColor="accent6"/>
         <w:left w:val="single" w:sz="8" w:space="0" w:color="F79646" w:themeColor="accent6"/>
         <w:bottom w:val="single" w:sz="8" w:space="0" w:color="F79646" w:themeColor="accent6"/>
         <w:right w:val="single" w:sz="8" w:space="0" w:color="F79646" w:themeColor="accent6"/>
       </w:tblBorders>
+      <w:tblCellMar>
+        <w:top w:w="0" w:type="dxa"/>
+        <w:left w:w="108" w:type="dxa"/>
+        <w:bottom w:w="0" w:type="dxa"/>
+        <w:right w:w="108" w:type="dxa"/>
+      </w:tblCellMar>
     </w:tblPr>
     <w:tblStylePr w:type="firstRow">
       <w:pPr>
@@ -8862,6 +5264,7 @@
     <w:tblPr>
       <w:tblStyleRowBandSize w:val="1"/>
       <w:tblStyleColBandSize w:val="1"/>
+      <w:tblInd w:w="0" w:type="dxa"/>
       <w:tblBorders>
         <w:top w:val="single" w:sz="8" w:space="0" w:color="000000" w:themeColor="text1"/>
         <w:left w:val="single" w:sz="8" w:space="0" w:color="000000" w:themeColor="text1"/>
@@ -8870,6 +5273,12 @@
         <w:insideH w:val="single" w:sz="8" w:space="0" w:color="000000" w:themeColor="text1"/>
         <w:insideV w:val="single" w:sz="8" w:space="0" w:color="000000" w:themeColor="text1"/>
       </w:tblBorders>
+      <w:tblCellMar>
+        <w:top w:w="0" w:type="dxa"/>
+        <w:left w:w="108" w:type="dxa"/>
+        <w:bottom w:w="0" w:type="dxa"/>
+        <w:right w:w="108" w:type="dxa"/>
+      </w:tblCellMar>
     </w:tblPr>
     <w:tblStylePr w:type="firstRow">
       <w:pPr>
@@ -8985,6 +5394,7 @@
     <w:tblPr>
       <w:tblStyleRowBandSize w:val="1"/>
       <w:tblStyleColBandSize w:val="1"/>
+      <w:tblInd w:w="0" w:type="dxa"/>
       <w:tblBorders>
         <w:top w:val="single" w:sz="8" w:space="0" w:color="4F81BD" w:themeColor="accent1"/>
         <w:left w:val="single" w:sz="8" w:space="0" w:color="4F81BD" w:themeColor="accent1"/>
@@ -8993,6 +5403,12 @@
         <w:insideH w:val="single" w:sz="8" w:space="0" w:color="4F81BD" w:themeColor="accent1"/>
         <w:insideV w:val="single" w:sz="8" w:space="0" w:color="4F81BD" w:themeColor="accent1"/>
       </w:tblBorders>
+      <w:tblCellMar>
+        <w:top w:w="0" w:type="dxa"/>
+        <w:left w:w="108" w:type="dxa"/>
+        <w:bottom w:w="0" w:type="dxa"/>
+        <w:right w:w="108" w:type="dxa"/>
+      </w:tblCellMar>
     </w:tblPr>
     <w:tblStylePr w:type="firstRow">
       <w:pPr>
@@ -9108,6 +5524,7 @@
     <w:tblPr>
       <w:tblStyleRowBandSize w:val="1"/>
       <w:tblStyleColBandSize w:val="1"/>
+      <w:tblInd w:w="0" w:type="dxa"/>
       <w:tblBorders>
         <w:top w:val="single" w:sz="8" w:space="0" w:color="C0504D" w:themeColor="accent2"/>
         <w:left w:val="single" w:sz="8" w:space="0" w:color="C0504D" w:themeColor="accent2"/>
@@ -9116,6 +5533,12 @@
         <w:insideH w:val="single" w:sz="8" w:space="0" w:color="C0504D" w:themeColor="accent2"/>
         <w:insideV w:val="single" w:sz="8" w:space="0" w:color="C0504D" w:themeColor="accent2"/>
       </w:tblBorders>
+      <w:tblCellMar>
+        <w:top w:w="0" w:type="dxa"/>
+        <w:left w:w="108" w:type="dxa"/>
+        <w:bottom w:w="0" w:type="dxa"/>
+        <w:right w:w="108" w:type="dxa"/>
+      </w:tblCellMar>
     </w:tblPr>
     <w:tblStylePr w:type="firstRow">
       <w:pPr>
@@ -9231,6 +5654,7 @@
     <w:tblPr>
       <w:tblStyleRowBandSize w:val="1"/>
       <w:tblStyleColBandSize w:val="1"/>
+      <w:tblInd w:w="0" w:type="dxa"/>
       <w:tblBorders>
         <w:top w:val="single" w:sz="8" w:space="0" w:color="9BBB59" w:themeColor="accent3"/>
         <w:left w:val="single" w:sz="8" w:space="0" w:color="9BBB59" w:themeColor="accent3"/>
@@ -9239,6 +5663,12 @@
         <w:insideH w:val="single" w:sz="8" w:space="0" w:color="9BBB59" w:themeColor="accent3"/>
         <w:insideV w:val="single" w:sz="8" w:space="0" w:color="9BBB59" w:themeColor="accent3"/>
       </w:tblBorders>
+      <w:tblCellMar>
+        <w:top w:w="0" w:type="dxa"/>
+        <w:left w:w="108" w:type="dxa"/>
+        <w:bottom w:w="0" w:type="dxa"/>
+        <w:right w:w="108" w:type="dxa"/>
+      </w:tblCellMar>
     </w:tblPr>
     <w:tblStylePr w:type="firstRow">
       <w:pPr>
@@ -9354,6 +5784,7 @@
     <w:tblPr>
       <w:tblStyleRowBandSize w:val="1"/>
       <w:tblStyleColBandSize w:val="1"/>
+      <w:tblInd w:w="0" w:type="dxa"/>
       <w:tblBorders>
         <w:top w:val="single" w:sz="8" w:space="0" w:color="8064A2" w:themeColor="accent4"/>
         <w:left w:val="single" w:sz="8" w:space="0" w:color="8064A2" w:themeColor="accent4"/>
@@ -9362,6 +5793,12 @@
         <w:insideH w:val="single" w:sz="8" w:space="0" w:color="8064A2" w:themeColor="accent4"/>
         <w:insideV w:val="single" w:sz="8" w:space="0" w:color="8064A2" w:themeColor="accent4"/>
       </w:tblBorders>
+      <w:tblCellMar>
+        <w:top w:w="0" w:type="dxa"/>
+        <w:left w:w="108" w:type="dxa"/>
+        <w:bottom w:w="0" w:type="dxa"/>
+        <w:right w:w="108" w:type="dxa"/>
+      </w:tblCellMar>
     </w:tblPr>
     <w:tblStylePr w:type="firstRow">
       <w:pPr>
@@ -9477,6 +5914,7 @@
     <w:tblPr>
       <w:tblStyleRowBandSize w:val="1"/>
       <w:tblStyleColBandSize w:val="1"/>
+      <w:tblInd w:w="0" w:type="dxa"/>
       <w:tblBorders>
         <w:top w:val="single" w:sz="8" w:space="0" w:color="4BACC6" w:themeColor="accent5"/>
         <w:left w:val="single" w:sz="8" w:space="0" w:color="4BACC6" w:themeColor="accent5"/>
@@ -9485,6 +5923,12 @@
         <w:insideH w:val="single" w:sz="8" w:space="0" w:color="4BACC6" w:themeColor="accent5"/>
         <w:insideV w:val="single" w:sz="8" w:space="0" w:color="4BACC6" w:themeColor="accent5"/>
       </w:tblBorders>
+      <w:tblCellMar>
+        <w:top w:w="0" w:type="dxa"/>
+        <w:left w:w="108" w:type="dxa"/>
+        <w:bottom w:w="0" w:type="dxa"/>
+        <w:right w:w="108" w:type="dxa"/>
+      </w:tblCellMar>
     </w:tblPr>
     <w:tblStylePr w:type="firstRow">
       <w:pPr>
@@ -9600,6 +6044,7 @@
     <w:tblPr>
       <w:tblStyleRowBandSize w:val="1"/>
       <w:tblStyleColBandSize w:val="1"/>
+      <w:tblInd w:w="0" w:type="dxa"/>
       <w:tblBorders>
         <w:top w:val="single" w:sz="8" w:space="0" w:color="F79646" w:themeColor="accent6"/>
         <w:left w:val="single" w:sz="8" w:space="0" w:color="F79646" w:themeColor="accent6"/>
@@ -9608,6 +6053,12 @@
         <w:insideH w:val="single" w:sz="8" w:space="0" w:color="F79646" w:themeColor="accent6"/>
         <w:insideV w:val="single" w:sz="8" w:space="0" w:color="F79646" w:themeColor="accent6"/>
       </w:tblBorders>
+      <w:tblCellMar>
+        <w:top w:w="0" w:type="dxa"/>
+        <w:left w:w="108" w:type="dxa"/>
+        <w:bottom w:w="0" w:type="dxa"/>
+        <w:right w:w="108" w:type="dxa"/>
+      </w:tblCellMar>
     </w:tblPr>
     <w:tblStylePr w:type="firstRow">
       <w:pPr>
@@ -9723,6 +6174,7 @@
     <w:tblPr>
       <w:tblStyleRowBandSize w:val="1"/>
       <w:tblStyleColBandSize w:val="1"/>
+      <w:tblInd w:w="0" w:type="dxa"/>
       <w:tblBorders>
         <w:top w:val="single" w:sz="8" w:space="0" w:color="404040" w:themeColor="text1" w:themeTint="BF"/>
         <w:left w:val="single" w:sz="8" w:space="0" w:color="404040" w:themeColor="text1" w:themeTint="BF"/>
@@ -9730,6 +6182,12 @@
         <w:right w:val="single" w:sz="8" w:space="0" w:color="404040" w:themeColor="text1" w:themeTint="BF"/>
         <w:insideH w:val="single" w:sz="8" w:space="0" w:color="404040" w:themeColor="text1" w:themeTint="BF"/>
       </w:tblBorders>
+      <w:tblCellMar>
+        <w:top w:w="0" w:type="dxa"/>
+        <w:left w:w="108" w:type="dxa"/>
+        <w:bottom w:w="0" w:type="dxa"/>
+        <w:right w:w="108" w:type="dxa"/>
+      </w:tblCellMar>
     </w:tblPr>
     <w:tblStylePr w:type="firstRow">
       <w:pPr>
@@ -9822,6 +6280,7 @@
     <w:tblPr>
       <w:tblStyleRowBandSize w:val="1"/>
       <w:tblStyleColBandSize w:val="1"/>
+      <w:tblInd w:w="0" w:type="dxa"/>
       <w:tblBorders>
         <w:top w:val="single" w:sz="8" w:space="0" w:color="7BA0CD" w:themeColor="accent1" w:themeTint="BF"/>
         <w:left w:val="single" w:sz="8" w:space="0" w:color="7BA0CD" w:themeColor="accent1" w:themeTint="BF"/>
@@ -9829,6 +6288,12 @@
         <w:right w:val="single" w:sz="8" w:space="0" w:color="7BA0CD" w:themeColor="accent1" w:themeTint="BF"/>
         <w:insideH w:val="single" w:sz="8" w:space="0" w:color="7BA0CD" w:themeColor="accent1" w:themeTint="BF"/>
       </w:tblBorders>
+      <w:tblCellMar>
+        <w:top w:w="0" w:type="dxa"/>
+        <w:left w:w="108" w:type="dxa"/>
+        <w:bottom w:w="0" w:type="dxa"/>
+        <w:right w:w="108" w:type="dxa"/>
+      </w:tblCellMar>
     </w:tblPr>
     <w:tblStylePr w:type="firstRow">
       <w:pPr>
@@ -9921,6 +6386,7 @@
     <w:tblPr>
       <w:tblStyleRowBandSize w:val="1"/>
       <w:tblStyleColBandSize w:val="1"/>
+      <w:tblInd w:w="0" w:type="dxa"/>
       <w:tblBorders>
         <w:top w:val="single" w:sz="8" w:space="0" w:color="CF7B79" w:themeColor="accent2" w:themeTint="BF"/>
         <w:left w:val="single" w:sz="8" w:space="0" w:color="CF7B79" w:themeColor="accent2" w:themeTint="BF"/>
@@ -9928,6 +6394,12 @@
         <w:right w:val="single" w:sz="8" w:space="0" w:color="CF7B79" w:themeColor="accent2" w:themeTint="BF"/>
         <w:insideH w:val="single" w:sz="8" w:space="0" w:color="CF7B79" w:themeColor="accent2" w:themeTint="BF"/>
       </w:tblBorders>
+      <w:tblCellMar>
+        <w:top w:w="0" w:type="dxa"/>
+        <w:left w:w="108" w:type="dxa"/>
+        <w:bottom w:w="0" w:type="dxa"/>
+        <w:right w:w="108" w:type="dxa"/>
+      </w:tblCellMar>
     </w:tblPr>
     <w:tblStylePr w:type="firstRow">
       <w:pPr>
@@ -10020,6 +6492,7 @@
     <w:tblPr>
       <w:tblStyleRowBandSize w:val="1"/>
       <w:tblStyleColBandSize w:val="1"/>
+      <w:tblInd w:w="0" w:type="dxa"/>
       <w:tblBorders>
         <w:top w:val="single" w:sz="8" w:space="0" w:color="B3CC82" w:themeColor="accent3" w:themeTint="BF"/>
         <w:left w:val="single" w:sz="8" w:space="0" w:color="B3CC82" w:themeColor="accent3" w:themeTint="BF"/>
@@ -10027,6 +6500,12 @@
         <w:right w:val="single" w:sz="8" w:space="0" w:color="B3CC82" w:themeColor="accent3" w:themeTint="BF"/>
         <w:insideH w:val="single" w:sz="8" w:space="0" w:color="B3CC82" w:themeColor="accent3" w:themeTint="BF"/>
       </w:tblBorders>
+      <w:tblCellMar>
+        <w:top w:w="0" w:type="dxa"/>
+        <w:left w:w="108" w:type="dxa"/>
+        <w:bottom w:w="0" w:type="dxa"/>
+        <w:right w:w="108" w:type="dxa"/>
+      </w:tblCellMar>
     </w:tblPr>
     <w:tblStylePr w:type="firstRow">
       <w:pPr>
@@ -10119,6 +6598,7 @@
     <w:tblPr>
       <w:tblStyleRowBandSize w:val="1"/>
       <w:tblStyleColBandSize w:val="1"/>
+      <w:tblInd w:w="0" w:type="dxa"/>
       <w:tblBorders>
         <w:top w:val="single" w:sz="8" w:space="0" w:color="9F8AB9" w:themeColor="accent4" w:themeTint="BF"/>
         <w:left w:val="single" w:sz="8" w:space="0" w:color="9F8AB9" w:themeColor="accent4" w:themeTint="BF"/>
@@ -10126,6 +6606,12 @@
         <w:right w:val="single" w:sz="8" w:space="0" w:color="9F8AB9" w:themeColor="accent4" w:themeTint="BF"/>
         <w:insideH w:val="single" w:sz="8" w:space="0" w:color="9F8AB9" w:themeColor="accent4" w:themeTint="BF"/>
       </w:tblBorders>
+      <w:tblCellMar>
+        <w:top w:w="0" w:type="dxa"/>
+        <w:left w:w="108" w:type="dxa"/>
+        <w:bottom w:w="0" w:type="dxa"/>
+        <w:right w:w="108" w:type="dxa"/>
+      </w:tblCellMar>
     </w:tblPr>
     <w:tblStylePr w:type="firstRow">
       <w:pPr>
@@ -10218,6 +6704,7 @@
     <w:tblPr>
       <w:tblStyleRowBandSize w:val="1"/>
       <w:tblStyleColBandSize w:val="1"/>
+      <w:tblInd w:w="0" w:type="dxa"/>
       <w:tblBorders>
         <w:top w:val="single" w:sz="8" w:space="0" w:color="78C0D4" w:themeColor="accent5" w:themeTint="BF"/>
         <w:left w:val="single" w:sz="8" w:space="0" w:color="78C0D4" w:themeColor="accent5" w:themeTint="BF"/>
@@ -10225,6 +6712,12 @@
         <w:right w:val="single" w:sz="8" w:space="0" w:color="78C0D4" w:themeColor="accent5" w:themeTint="BF"/>
         <w:insideH w:val="single" w:sz="8" w:space="0" w:color="78C0D4" w:themeColor="accent5" w:themeTint="BF"/>
       </w:tblBorders>
+      <w:tblCellMar>
+        <w:top w:w="0" w:type="dxa"/>
+        <w:left w:w="108" w:type="dxa"/>
+        <w:bottom w:w="0" w:type="dxa"/>
+        <w:right w:w="108" w:type="dxa"/>
+      </w:tblCellMar>
     </w:tblPr>
     <w:tblStylePr w:type="firstRow">
       <w:pPr>
@@ -10317,6 +6810,7 @@
     <w:tblPr>
       <w:tblStyleRowBandSize w:val="1"/>
       <w:tblStyleColBandSize w:val="1"/>
+      <w:tblInd w:w="0" w:type="dxa"/>
       <w:tblBorders>
         <w:top w:val="single" w:sz="8" w:space="0" w:color="F9B074" w:themeColor="accent6" w:themeTint="BF"/>
         <w:left w:val="single" w:sz="8" w:space="0" w:color="F9B074" w:themeColor="accent6" w:themeTint="BF"/>
@@ -10324,6 +6818,12 @@
         <w:right w:val="single" w:sz="8" w:space="0" w:color="F9B074" w:themeColor="accent6" w:themeTint="BF"/>
         <w:insideH w:val="single" w:sz="8" w:space="0" w:color="F9B074" w:themeColor="accent6" w:themeTint="BF"/>
       </w:tblBorders>
+      <w:tblCellMar>
+        <w:top w:w="0" w:type="dxa"/>
+        <w:left w:w="108" w:type="dxa"/>
+        <w:bottom w:w="0" w:type="dxa"/>
+        <w:right w:w="108" w:type="dxa"/>
+      </w:tblCellMar>
     </w:tblPr>
     <w:tblStylePr w:type="firstRow">
       <w:pPr>
@@ -10416,10 +6916,17 @@
     <w:tblPr>
       <w:tblStyleRowBandSize w:val="1"/>
       <w:tblStyleColBandSize w:val="1"/>
+      <w:tblInd w:w="0" w:type="dxa"/>
       <w:tblBorders>
         <w:top w:val="single" w:sz="18" w:space="0" w:color="auto"/>
         <w:bottom w:val="single" w:sz="18" w:space="0" w:color="auto"/>
       </w:tblBorders>
+      <w:tblCellMar>
+        <w:top w:w="0" w:type="dxa"/>
+        <w:left w:w="108" w:type="dxa"/>
+        <w:bottom w:w="0" w:type="dxa"/>
+        <w:right w:w="108" w:type="dxa"/>
+      </w:tblCellMar>
     </w:tblPr>
     <w:tblStylePr w:type="firstRow">
       <w:pPr>
@@ -10558,10 +7065,17 @@
     <w:tblPr>
       <w:tblStyleRowBandSize w:val="1"/>
       <w:tblStyleColBandSize w:val="1"/>
+      <w:tblInd w:w="0" w:type="dxa"/>
       <w:tblBorders>
         <w:top w:val="single" w:sz="18" w:space="0" w:color="auto"/>
         <w:bottom w:val="single" w:sz="18" w:space="0" w:color="auto"/>
       </w:tblBorders>
+      <w:tblCellMar>
+        <w:top w:w="0" w:type="dxa"/>
+        <w:left w:w="108" w:type="dxa"/>
+        <w:bottom w:w="0" w:type="dxa"/>
+        <w:right w:w="108" w:type="dxa"/>
+      </w:tblCellMar>
     </w:tblPr>
     <w:tblStylePr w:type="firstRow">
       <w:pPr>
@@ -10700,10 +7214,17 @@
     <w:tblPr>
       <w:tblStyleRowBandSize w:val="1"/>
       <w:tblStyleColBandSize w:val="1"/>
+      <w:tblInd w:w="0" w:type="dxa"/>
       <w:tblBorders>
         <w:top w:val="single" w:sz="18" w:space="0" w:color="auto"/>
         <w:bottom w:val="single" w:sz="18" w:space="0" w:color="auto"/>
       </w:tblBorders>
+      <w:tblCellMar>
+        <w:top w:w="0" w:type="dxa"/>
+        <w:left w:w="108" w:type="dxa"/>
+        <w:bottom w:w="0" w:type="dxa"/>
+        <w:right w:w="108" w:type="dxa"/>
+      </w:tblCellMar>
     </w:tblPr>
     <w:tblStylePr w:type="firstRow">
       <w:pPr>
@@ -10842,10 +7363,17 @@
     <w:tblPr>
       <w:tblStyleRowBandSize w:val="1"/>
       <w:tblStyleColBandSize w:val="1"/>
+      <w:tblInd w:w="0" w:type="dxa"/>
       <w:tblBorders>
         <w:top w:val="single" w:sz="18" w:space="0" w:color="auto"/>
         <w:bottom w:val="single" w:sz="18" w:space="0" w:color="auto"/>
       </w:tblBorders>
+      <w:tblCellMar>
+        <w:top w:w="0" w:type="dxa"/>
+        <w:left w:w="108" w:type="dxa"/>
+        <w:bottom w:w="0" w:type="dxa"/>
+        <w:right w:w="108" w:type="dxa"/>
+      </w:tblCellMar>
     </w:tblPr>
     <w:tblStylePr w:type="firstRow">
       <w:pPr>
@@ -10984,10 +7512,17 @@
     <w:tblPr>
       <w:tblStyleRowBandSize w:val="1"/>
       <w:tblStyleColBandSize w:val="1"/>
+      <w:tblInd w:w="0" w:type="dxa"/>
       <w:tblBorders>
         <w:top w:val="single" w:sz="18" w:space="0" w:color="auto"/>
         <w:bottom w:val="single" w:sz="18" w:space="0" w:color="auto"/>
       </w:tblBorders>
+      <w:tblCellMar>
+        <w:top w:w="0" w:type="dxa"/>
+        <w:left w:w="108" w:type="dxa"/>
+        <w:bottom w:w="0" w:type="dxa"/>
+        <w:right w:w="108" w:type="dxa"/>
+      </w:tblCellMar>
     </w:tblPr>
     <w:tblStylePr w:type="firstRow">
       <w:pPr>
@@ -11126,10 +7661,17 @@
     <w:tblPr>
       <w:tblStyleRowBandSize w:val="1"/>
       <w:tblStyleColBandSize w:val="1"/>
+      <w:tblInd w:w="0" w:type="dxa"/>
       <w:tblBorders>
         <w:top w:val="single" w:sz="18" w:space="0" w:color="auto"/>
         <w:bottom w:val="single" w:sz="18" w:space="0" w:color="auto"/>
       </w:tblBorders>
+      <w:tblCellMar>
+        <w:top w:w="0" w:type="dxa"/>
+        <w:left w:w="108" w:type="dxa"/>
+        <w:bottom w:w="0" w:type="dxa"/>
+        <w:right w:w="108" w:type="dxa"/>
+      </w:tblCellMar>
     </w:tblPr>
     <w:tblStylePr w:type="firstRow">
       <w:pPr>
@@ -11268,10 +7810,17 @@
     <w:tblPr>
       <w:tblStyleRowBandSize w:val="1"/>
       <w:tblStyleColBandSize w:val="1"/>
+      <w:tblInd w:w="0" w:type="dxa"/>
       <w:tblBorders>
         <w:top w:val="single" w:sz="18" w:space="0" w:color="auto"/>
         <w:bottom w:val="single" w:sz="18" w:space="0" w:color="auto"/>
       </w:tblBorders>
+      <w:tblCellMar>
+        <w:top w:w="0" w:type="dxa"/>
+        <w:left w:w="108" w:type="dxa"/>
+        <w:bottom w:w="0" w:type="dxa"/>
+        <w:right w:w="108" w:type="dxa"/>
+      </w:tblCellMar>
     </w:tblPr>
     <w:tblStylePr w:type="firstRow">
       <w:pPr>
@@ -11413,10 +7962,17 @@
     <w:tblPr>
       <w:tblStyleRowBandSize w:val="1"/>
       <w:tblStyleColBandSize w:val="1"/>
+      <w:tblInd w:w="0" w:type="dxa"/>
       <w:tblBorders>
         <w:top w:val="single" w:sz="8" w:space="0" w:color="000000" w:themeColor="text1"/>
         <w:bottom w:val="single" w:sz="8" w:space="0" w:color="000000" w:themeColor="text1"/>
       </w:tblBorders>
+      <w:tblCellMar>
+        <w:top w:w="0" w:type="dxa"/>
+        <w:left w:w="108" w:type="dxa"/>
+        <w:bottom w:w="0" w:type="dxa"/>
+        <w:right w:w="108" w:type="dxa"/>
+      </w:tblCellMar>
     </w:tblPr>
     <w:tblStylePr w:type="firstRow">
       <w:rPr>
@@ -11490,10 +8046,17 @@
     <w:tblPr>
       <w:tblStyleRowBandSize w:val="1"/>
       <w:tblStyleColBandSize w:val="1"/>
+      <w:tblInd w:w="0" w:type="dxa"/>
       <w:tblBorders>
         <w:top w:val="single" w:sz="8" w:space="0" w:color="4F81BD" w:themeColor="accent1"/>
         <w:bottom w:val="single" w:sz="8" w:space="0" w:color="4F81BD" w:themeColor="accent1"/>
       </w:tblBorders>
+      <w:tblCellMar>
+        <w:top w:w="0" w:type="dxa"/>
+        <w:left w:w="108" w:type="dxa"/>
+        <w:bottom w:w="0" w:type="dxa"/>
+        <w:right w:w="108" w:type="dxa"/>
+      </w:tblCellMar>
     </w:tblPr>
     <w:tblStylePr w:type="firstRow">
       <w:rPr>
@@ -11567,10 +8130,17 @@
     <w:tblPr>
       <w:tblStyleRowBandSize w:val="1"/>
       <w:tblStyleColBandSize w:val="1"/>
+      <w:tblInd w:w="0" w:type="dxa"/>
       <w:tblBorders>
         <w:top w:val="single" w:sz="8" w:space="0" w:color="C0504D" w:themeColor="accent2"/>
         <w:bottom w:val="single" w:sz="8" w:space="0" w:color="C0504D" w:themeColor="accent2"/>
       </w:tblBorders>
+      <w:tblCellMar>
+        <w:top w:w="0" w:type="dxa"/>
+        <w:left w:w="108" w:type="dxa"/>
+        <w:bottom w:w="0" w:type="dxa"/>
+        <w:right w:w="108" w:type="dxa"/>
+      </w:tblCellMar>
     </w:tblPr>
     <w:tblStylePr w:type="firstRow">
       <w:rPr>
@@ -11644,10 +8214,17 @@
     <w:tblPr>
       <w:tblStyleRowBandSize w:val="1"/>
       <w:tblStyleColBandSize w:val="1"/>
+      <w:tblInd w:w="0" w:type="dxa"/>
       <w:tblBorders>
         <w:top w:val="single" w:sz="8" w:space="0" w:color="9BBB59" w:themeColor="accent3"/>
         <w:bottom w:val="single" w:sz="8" w:space="0" w:color="9BBB59" w:themeColor="accent3"/>
       </w:tblBorders>
+      <w:tblCellMar>
+        <w:top w:w="0" w:type="dxa"/>
+        <w:left w:w="108" w:type="dxa"/>
+        <w:bottom w:w="0" w:type="dxa"/>
+        <w:right w:w="108" w:type="dxa"/>
+      </w:tblCellMar>
     </w:tblPr>
     <w:tblStylePr w:type="firstRow">
       <w:rPr>
@@ -11721,10 +8298,17 @@
     <w:tblPr>
       <w:tblStyleRowBandSize w:val="1"/>
       <w:tblStyleColBandSize w:val="1"/>
+      <w:tblInd w:w="0" w:type="dxa"/>
       <w:tblBorders>
         <w:top w:val="single" w:sz="8" w:space="0" w:color="8064A2" w:themeColor="accent4"/>
         <w:bottom w:val="single" w:sz="8" w:space="0" w:color="8064A2" w:themeColor="accent4"/>
       </w:tblBorders>
+      <w:tblCellMar>
+        <w:top w:w="0" w:type="dxa"/>
+        <w:left w:w="108" w:type="dxa"/>
+        <w:bottom w:w="0" w:type="dxa"/>
+        <w:right w:w="108" w:type="dxa"/>
+      </w:tblCellMar>
     </w:tblPr>
     <w:tblStylePr w:type="firstRow">
       <w:rPr>
@@ -11798,10 +8382,17 @@
     <w:tblPr>
       <w:tblStyleRowBandSize w:val="1"/>
       <w:tblStyleColBandSize w:val="1"/>
+      <w:tblInd w:w="0" w:type="dxa"/>
       <w:tblBorders>
         <w:top w:val="single" w:sz="8" w:space="0" w:color="4BACC6" w:themeColor="accent5"/>
         <w:bottom w:val="single" w:sz="8" w:space="0" w:color="4BACC6" w:themeColor="accent5"/>
       </w:tblBorders>
+      <w:tblCellMar>
+        <w:top w:w="0" w:type="dxa"/>
+        <w:left w:w="108" w:type="dxa"/>
+        <w:bottom w:w="0" w:type="dxa"/>
+        <w:right w:w="108" w:type="dxa"/>
+      </w:tblCellMar>
     </w:tblPr>
     <w:tblStylePr w:type="firstRow">
       <w:rPr>
@@ -11875,10 +8466,17 @@
     <w:tblPr>
       <w:tblStyleRowBandSize w:val="1"/>
       <w:tblStyleColBandSize w:val="1"/>
+      <w:tblInd w:w="0" w:type="dxa"/>
       <w:tblBorders>
         <w:top w:val="single" w:sz="8" w:space="0" w:color="F79646" w:themeColor="accent6"/>
         <w:bottom w:val="single" w:sz="8" w:space="0" w:color="F79646" w:themeColor="accent6"/>
       </w:tblBorders>
+      <w:tblCellMar>
+        <w:top w:w="0" w:type="dxa"/>
+        <w:left w:w="108" w:type="dxa"/>
+        <w:bottom w:w="0" w:type="dxa"/>
+        <w:right w:w="108" w:type="dxa"/>
+      </w:tblCellMar>
     </w:tblPr>
     <w:tblStylePr w:type="firstRow">
       <w:rPr>
@@ -11953,12 +8551,19 @@
     <w:tblPr>
       <w:tblStyleRowBandSize w:val="1"/>
       <w:tblStyleColBandSize w:val="1"/>
+      <w:tblInd w:w="0" w:type="dxa"/>
       <w:tblBorders>
         <w:top w:val="single" w:sz="8" w:space="0" w:color="000000" w:themeColor="text1"/>
         <w:left w:val="single" w:sz="8" w:space="0" w:color="000000" w:themeColor="text1"/>
         <w:bottom w:val="single" w:sz="8" w:space="0" w:color="000000" w:themeColor="text1"/>
         <w:right w:val="single" w:sz="8" w:space="0" w:color="000000" w:themeColor="text1"/>
       </w:tblBorders>
+      <w:tblCellMar>
+        <w:top w:w="0" w:type="dxa"/>
+        <w:left w:w="108" w:type="dxa"/>
+        <w:bottom w:w="0" w:type="dxa"/>
+        <w:right w:w="108" w:type="dxa"/>
+      </w:tblCellMar>
     </w:tblPr>
     <w:tblStylePr w:type="firstRow">
       <w:rPr>
@@ -12074,12 +8679,19 @@
     <w:tblPr>
       <w:tblStyleRowBandSize w:val="1"/>
       <w:tblStyleColBandSize w:val="1"/>
+      <w:tblInd w:w="0" w:type="dxa"/>
       <w:tblBorders>
         <w:top w:val="single" w:sz="8" w:space="0" w:color="4F81BD" w:themeColor="accent1"/>
         <w:left w:val="single" w:sz="8" w:space="0" w:color="4F81BD" w:themeColor="accent1"/>
         <w:bottom w:val="single" w:sz="8" w:space="0" w:color="4F81BD" w:themeColor="accent1"/>
         <w:right w:val="single" w:sz="8" w:space="0" w:color="4F81BD" w:themeColor="accent1"/>
       </w:tblBorders>
+      <w:tblCellMar>
+        <w:top w:w="0" w:type="dxa"/>
+        <w:left w:w="108" w:type="dxa"/>
+        <w:bottom w:w="0" w:type="dxa"/>
+        <w:right w:w="108" w:type="dxa"/>
+      </w:tblCellMar>
     </w:tblPr>
     <w:tblStylePr w:type="firstRow">
       <w:rPr>
@@ -12195,12 +8807,19 @@
     <w:tblPr>
       <w:tblStyleRowBandSize w:val="1"/>
       <w:tblStyleColBandSize w:val="1"/>
+      <w:tblInd w:w="0" w:type="dxa"/>
       <w:tblBorders>
         <w:top w:val="single" w:sz="8" w:space="0" w:color="C0504D" w:themeColor="accent2"/>
         <w:left w:val="single" w:sz="8" w:space="0" w:color="C0504D" w:themeColor="accent2"/>
         <w:bottom w:val="single" w:sz="8" w:space="0" w:color="C0504D" w:themeColor="accent2"/>
         <w:right w:val="single" w:sz="8" w:space="0" w:color="C0504D" w:themeColor="accent2"/>
       </w:tblBorders>
+      <w:tblCellMar>
+        <w:top w:w="0" w:type="dxa"/>
+        <w:left w:w="108" w:type="dxa"/>
+        <w:bottom w:w="0" w:type="dxa"/>
+        <w:right w:w="108" w:type="dxa"/>
+      </w:tblCellMar>
     </w:tblPr>
     <w:tblStylePr w:type="firstRow">
       <w:rPr>
@@ -12316,12 +8935,19 @@
     <w:tblPr>
       <w:tblStyleRowBandSize w:val="1"/>
       <w:tblStyleColBandSize w:val="1"/>
+      <w:tblInd w:w="0" w:type="dxa"/>
       <w:tblBorders>
         <w:top w:val="single" w:sz="8" w:space="0" w:color="9BBB59" w:themeColor="accent3"/>
         <w:left w:val="single" w:sz="8" w:space="0" w:color="9BBB59" w:themeColor="accent3"/>
         <w:bottom w:val="single" w:sz="8" w:space="0" w:color="9BBB59" w:themeColor="accent3"/>
         <w:right w:val="single" w:sz="8" w:space="0" w:color="9BBB59" w:themeColor="accent3"/>
       </w:tblBorders>
+      <w:tblCellMar>
+        <w:top w:w="0" w:type="dxa"/>
+        <w:left w:w="108" w:type="dxa"/>
+        <w:bottom w:w="0" w:type="dxa"/>
+        <w:right w:w="108" w:type="dxa"/>
+      </w:tblCellMar>
     </w:tblPr>
     <w:tblStylePr w:type="firstRow">
       <w:rPr>
@@ -12437,12 +9063,19 @@
     <w:tblPr>
       <w:tblStyleRowBandSize w:val="1"/>
       <w:tblStyleColBandSize w:val="1"/>
+      <w:tblInd w:w="0" w:type="dxa"/>
       <w:tblBorders>
         <w:top w:val="single" w:sz="8" w:space="0" w:color="8064A2" w:themeColor="accent4"/>
         <w:left w:val="single" w:sz="8" w:space="0" w:color="8064A2" w:themeColor="accent4"/>
         <w:bottom w:val="single" w:sz="8" w:space="0" w:color="8064A2" w:themeColor="accent4"/>
         <w:right w:val="single" w:sz="8" w:space="0" w:color="8064A2" w:themeColor="accent4"/>
       </w:tblBorders>
+      <w:tblCellMar>
+        <w:top w:w="0" w:type="dxa"/>
+        <w:left w:w="108" w:type="dxa"/>
+        <w:bottom w:w="0" w:type="dxa"/>
+        <w:right w:w="108" w:type="dxa"/>
+      </w:tblCellMar>
     </w:tblPr>
     <w:tblStylePr w:type="firstRow">
       <w:rPr>
@@ -12558,12 +9191,19 @@
     <w:tblPr>
       <w:tblStyleRowBandSize w:val="1"/>
       <w:tblStyleColBandSize w:val="1"/>
+      <w:tblInd w:w="0" w:type="dxa"/>
       <w:tblBorders>
         <w:top w:val="single" w:sz="8" w:space="0" w:color="4BACC6" w:themeColor="accent5"/>
         <w:left w:val="single" w:sz="8" w:space="0" w:color="4BACC6" w:themeColor="accent5"/>
         <w:bottom w:val="single" w:sz="8" w:space="0" w:color="4BACC6" w:themeColor="accent5"/>
         <w:right w:val="single" w:sz="8" w:space="0" w:color="4BACC6" w:themeColor="accent5"/>
       </w:tblBorders>
+      <w:tblCellMar>
+        <w:top w:w="0" w:type="dxa"/>
+        <w:left w:w="108" w:type="dxa"/>
+        <w:bottom w:w="0" w:type="dxa"/>
+        <w:right w:w="108" w:type="dxa"/>
+      </w:tblCellMar>
     </w:tblPr>
     <w:tblStylePr w:type="firstRow">
       <w:rPr>
@@ -12679,12 +9319,19 @@
     <w:tblPr>
       <w:tblStyleRowBandSize w:val="1"/>
       <w:tblStyleColBandSize w:val="1"/>
+      <w:tblInd w:w="0" w:type="dxa"/>
       <w:tblBorders>
         <w:top w:val="single" w:sz="8" w:space="0" w:color="F79646" w:themeColor="accent6"/>
         <w:left w:val="single" w:sz="8" w:space="0" w:color="F79646" w:themeColor="accent6"/>
         <w:bottom w:val="single" w:sz="8" w:space="0" w:color="F79646" w:themeColor="accent6"/>
         <w:right w:val="single" w:sz="8" w:space="0" w:color="F79646" w:themeColor="accent6"/>
       </w:tblBorders>
+      <w:tblCellMar>
+        <w:top w:w="0" w:type="dxa"/>
+        <w:left w:w="108" w:type="dxa"/>
+        <w:bottom w:w="0" w:type="dxa"/>
+        <w:right w:w="108" w:type="dxa"/>
+      </w:tblCellMar>
     </w:tblPr>
     <w:tblStylePr w:type="firstRow">
       <w:rPr>
@@ -12796,6 +9443,7 @@
     <w:tblPr>
       <w:tblStyleRowBandSize w:val="1"/>
       <w:tblStyleColBandSize w:val="1"/>
+      <w:tblInd w:w="0" w:type="dxa"/>
       <w:tblBorders>
         <w:top w:val="single" w:sz="8" w:space="0" w:color="404040" w:themeColor="text1" w:themeTint="BF"/>
         <w:left w:val="single" w:sz="8" w:space="0" w:color="404040" w:themeColor="text1" w:themeTint="BF"/>
@@ -12804,6 +9452,12 @@
         <w:insideH w:val="single" w:sz="8" w:space="0" w:color="404040" w:themeColor="text1" w:themeTint="BF"/>
         <w:insideV w:val="single" w:sz="8" w:space="0" w:color="404040" w:themeColor="text1" w:themeTint="BF"/>
       </w:tblBorders>
+      <w:tblCellMar>
+        <w:top w:w="0" w:type="dxa"/>
+        <w:left w:w="108" w:type="dxa"/>
+        <w:bottom w:w="0" w:type="dxa"/>
+        <w:right w:w="108" w:type="dxa"/>
+      </w:tblCellMar>
     </w:tblPr>
     <w:tcPr>
       <w:shd w:val="clear" w:color="auto" w:fill="C0C0C0" w:themeFill="text1" w:themeFillTint="3F"/>
@@ -12862,6 +9516,7 @@
     <w:tblPr>
       <w:tblStyleRowBandSize w:val="1"/>
       <w:tblStyleColBandSize w:val="1"/>
+      <w:tblInd w:w="0" w:type="dxa"/>
       <w:tblBorders>
         <w:top w:val="single" w:sz="8" w:space="0" w:color="7BA0CD" w:themeColor="accent1" w:themeTint="BF"/>
         <w:left w:val="single" w:sz="8" w:space="0" w:color="7BA0CD" w:themeColor="accent1" w:themeTint="BF"/>
@@ -12870,6 +9525,12 @@
         <w:insideH w:val="single" w:sz="8" w:space="0" w:color="7BA0CD" w:themeColor="accent1" w:themeTint="BF"/>
         <w:insideV w:val="single" w:sz="8" w:space="0" w:color="7BA0CD" w:themeColor="accent1" w:themeTint="BF"/>
       </w:tblBorders>
+      <w:tblCellMar>
+        <w:top w:w="0" w:type="dxa"/>
+        <w:left w:w="108" w:type="dxa"/>
+        <w:bottom w:w="0" w:type="dxa"/>
+        <w:right w:w="108" w:type="dxa"/>
+      </w:tblCellMar>
     </w:tblPr>
     <w:tcPr>
       <w:shd w:val="clear" w:color="auto" w:fill="D3DFEE" w:themeFill="accent1" w:themeFillTint="3F"/>
@@ -12928,6 +9589,7 @@
     <w:tblPr>
       <w:tblStyleRowBandSize w:val="1"/>
       <w:tblStyleColBandSize w:val="1"/>
+      <w:tblInd w:w="0" w:type="dxa"/>
       <w:tblBorders>
         <w:top w:val="single" w:sz="8" w:space="0" w:color="CF7B79" w:themeColor="accent2" w:themeTint="BF"/>
         <w:left w:val="single" w:sz="8" w:space="0" w:color="CF7B79" w:themeColor="accent2" w:themeTint="BF"/>
@@ -12936,6 +9598,12 @@
         <w:insideH w:val="single" w:sz="8" w:space="0" w:color="CF7B79" w:themeColor="accent2" w:themeTint="BF"/>
         <w:insideV w:val="single" w:sz="8" w:space="0" w:color="CF7B79" w:themeColor="accent2" w:themeTint="BF"/>
       </w:tblBorders>
+      <w:tblCellMar>
+        <w:top w:w="0" w:type="dxa"/>
+        <w:left w:w="108" w:type="dxa"/>
+        <w:bottom w:w="0" w:type="dxa"/>
+        <w:right w:w="108" w:type="dxa"/>
+      </w:tblCellMar>
     </w:tblPr>
     <w:tcPr>
       <w:shd w:val="clear" w:color="auto" w:fill="EFD3D2" w:themeFill="accent2" w:themeFillTint="3F"/>
@@ -12994,6 +9662,7 @@
     <w:tblPr>
       <w:tblStyleRowBandSize w:val="1"/>
       <w:tblStyleColBandSize w:val="1"/>
+      <w:tblInd w:w="0" w:type="dxa"/>
       <w:tblBorders>
         <w:top w:val="single" w:sz="8" w:space="0" w:color="B3CC82" w:themeColor="accent3" w:themeTint="BF"/>
         <w:left w:val="single" w:sz="8" w:space="0" w:color="B3CC82" w:themeColor="accent3" w:themeTint="BF"/>
@@ -13002,6 +9671,12 @@
         <w:insideH w:val="single" w:sz="8" w:space="0" w:color="B3CC82" w:themeColor="accent3" w:themeTint="BF"/>
         <w:insideV w:val="single" w:sz="8" w:space="0" w:color="B3CC82" w:themeColor="accent3" w:themeTint="BF"/>
       </w:tblBorders>
+      <w:tblCellMar>
+        <w:top w:w="0" w:type="dxa"/>
+        <w:left w:w="108" w:type="dxa"/>
+        <w:bottom w:w="0" w:type="dxa"/>
+        <w:right w:w="108" w:type="dxa"/>
+      </w:tblCellMar>
     </w:tblPr>
     <w:tcPr>
       <w:shd w:val="clear" w:color="auto" w:fill="E6EED5" w:themeFill="accent3" w:themeFillTint="3F"/>
@@ -13060,6 +9735,7 @@
     <w:tblPr>
       <w:tblStyleRowBandSize w:val="1"/>
       <w:tblStyleColBandSize w:val="1"/>
+      <w:tblInd w:w="0" w:type="dxa"/>
       <w:tblBorders>
         <w:top w:val="single" w:sz="8" w:space="0" w:color="9F8AB9" w:themeColor="accent4" w:themeTint="BF"/>
         <w:left w:val="single" w:sz="8" w:space="0" w:color="9F8AB9" w:themeColor="accent4" w:themeTint="BF"/>
@@ -13068,6 +9744,12 @@
         <w:insideH w:val="single" w:sz="8" w:space="0" w:color="9F8AB9" w:themeColor="accent4" w:themeTint="BF"/>
         <w:insideV w:val="single" w:sz="8" w:space="0" w:color="9F8AB9" w:themeColor="accent4" w:themeTint="BF"/>
       </w:tblBorders>
+      <w:tblCellMar>
+        <w:top w:w="0" w:type="dxa"/>
+        <w:left w:w="108" w:type="dxa"/>
+        <w:bottom w:w="0" w:type="dxa"/>
+        <w:right w:w="108" w:type="dxa"/>
+      </w:tblCellMar>
     </w:tblPr>
     <w:tcPr>
       <w:shd w:val="clear" w:color="auto" w:fill="DFD8E8" w:themeFill="accent4" w:themeFillTint="3F"/>
@@ -13126,6 +9808,7 @@
     <w:tblPr>
       <w:tblStyleRowBandSize w:val="1"/>
       <w:tblStyleColBandSize w:val="1"/>
+      <w:tblInd w:w="0" w:type="dxa"/>
       <w:tblBorders>
         <w:top w:val="single" w:sz="8" w:space="0" w:color="78C0D4" w:themeColor="accent5" w:themeTint="BF"/>
         <w:left w:val="single" w:sz="8" w:space="0" w:color="78C0D4" w:themeColor="accent5" w:themeTint="BF"/>
@@ -13134,6 +9817,12 @@
         <w:insideH w:val="single" w:sz="8" w:space="0" w:color="78C0D4" w:themeColor="accent5" w:themeTint="BF"/>
         <w:insideV w:val="single" w:sz="8" w:space="0" w:color="78C0D4" w:themeColor="accent5" w:themeTint="BF"/>
       </w:tblBorders>
+      <w:tblCellMar>
+        <w:top w:w="0" w:type="dxa"/>
+        <w:left w:w="108" w:type="dxa"/>
+        <w:bottom w:w="0" w:type="dxa"/>
+        <w:right w:w="108" w:type="dxa"/>
+      </w:tblCellMar>
     </w:tblPr>
     <w:tcPr>
       <w:shd w:val="clear" w:color="auto" w:fill="D2EAF1" w:themeFill="accent5" w:themeFillTint="3F"/>
@@ -13192,6 +9881,7 @@
     <w:tblPr>
       <w:tblStyleRowBandSize w:val="1"/>
       <w:tblStyleColBandSize w:val="1"/>
+      <w:tblInd w:w="0" w:type="dxa"/>
       <w:tblBorders>
         <w:top w:val="single" w:sz="8" w:space="0" w:color="F9B074" w:themeColor="accent6" w:themeTint="BF"/>
         <w:left w:val="single" w:sz="8" w:space="0" w:color="F9B074" w:themeColor="accent6" w:themeTint="BF"/>
@@ -13200,6 +9890,12 @@
         <w:insideH w:val="single" w:sz="8" w:space="0" w:color="F9B074" w:themeColor="accent6" w:themeTint="BF"/>
         <w:insideV w:val="single" w:sz="8" w:space="0" w:color="F9B074" w:themeColor="accent6" w:themeTint="BF"/>
       </w:tblBorders>
+      <w:tblCellMar>
+        <w:top w:w="0" w:type="dxa"/>
+        <w:left w:w="108" w:type="dxa"/>
+        <w:bottom w:w="0" w:type="dxa"/>
+        <w:right w:w="108" w:type="dxa"/>
+      </w:tblCellMar>
     </w:tblPr>
     <w:tcPr>
       <w:shd w:val="clear" w:color="auto" w:fill="FDE4D0" w:themeFill="accent6" w:themeFillTint="3F"/>
@@ -13262,6 +9958,7 @@
     <w:tblPr>
       <w:tblStyleRowBandSize w:val="1"/>
       <w:tblStyleColBandSize w:val="1"/>
+      <w:tblInd w:w="0" w:type="dxa"/>
       <w:tblBorders>
         <w:top w:val="single" w:sz="8" w:space="0" w:color="000000" w:themeColor="text1"/>
         <w:left w:val="single" w:sz="8" w:space="0" w:color="000000" w:themeColor="text1"/>
@@ -13270,6 +9967,12 @@
         <w:insideH w:val="single" w:sz="8" w:space="0" w:color="000000" w:themeColor="text1"/>
         <w:insideV w:val="single" w:sz="8" w:space="0" w:color="000000" w:themeColor="text1"/>
       </w:tblBorders>
+      <w:tblCellMar>
+        <w:top w:w="0" w:type="dxa"/>
+        <w:left w:w="108" w:type="dxa"/>
+        <w:bottom w:w="0" w:type="dxa"/>
+        <w:right w:w="108" w:type="dxa"/>
+      </w:tblCellMar>
     </w:tblPr>
     <w:tcPr>
       <w:shd w:val="clear" w:color="auto" w:fill="C0C0C0" w:themeFill="text1" w:themeFillTint="3F"/>
@@ -13380,6 +10083,7 @@
     <w:tblPr>
       <w:tblStyleRowBandSize w:val="1"/>
       <w:tblStyleColBandSize w:val="1"/>
+      <w:tblInd w:w="0" w:type="dxa"/>
       <w:tblBorders>
         <w:top w:val="single" w:sz="8" w:space="0" w:color="4F81BD" w:themeColor="accent1"/>
         <w:left w:val="single" w:sz="8" w:space="0" w:color="4F81BD" w:themeColor="accent1"/>
@@ -13388,6 +10092,12 @@
         <w:insideH w:val="single" w:sz="8" w:space="0" w:color="4F81BD" w:themeColor="accent1"/>
         <w:insideV w:val="single" w:sz="8" w:space="0" w:color="4F81BD" w:themeColor="accent1"/>
       </w:tblBorders>
+      <w:tblCellMar>
+        <w:top w:w="0" w:type="dxa"/>
+        <w:left w:w="108" w:type="dxa"/>
+        <w:bottom w:w="0" w:type="dxa"/>
+        <w:right w:w="108" w:type="dxa"/>
+      </w:tblCellMar>
     </w:tblPr>
     <w:tcPr>
       <w:shd w:val="clear" w:color="auto" w:fill="D3DFEE" w:themeFill="accent1" w:themeFillTint="3F"/>
@@ -13498,6 +10208,7 @@
     <w:tblPr>
       <w:tblStyleRowBandSize w:val="1"/>
       <w:tblStyleColBandSize w:val="1"/>
+      <w:tblInd w:w="0" w:type="dxa"/>
       <w:tblBorders>
         <w:top w:val="single" w:sz="8" w:space="0" w:color="C0504D" w:themeColor="accent2"/>
         <w:left w:val="single" w:sz="8" w:space="0" w:color="C0504D" w:themeColor="accent2"/>
@@ -13506,6 +10217,12 @@
         <w:insideH w:val="single" w:sz="8" w:space="0" w:color="C0504D" w:themeColor="accent2"/>
         <w:insideV w:val="single" w:sz="8" w:space="0" w:color="C0504D" w:themeColor="accent2"/>
       </w:tblBorders>
+      <w:tblCellMar>
+        <w:top w:w="0" w:type="dxa"/>
+        <w:left w:w="108" w:type="dxa"/>
+        <w:bottom w:w="0" w:type="dxa"/>
+        <w:right w:w="108" w:type="dxa"/>
+      </w:tblCellMar>
     </w:tblPr>
     <w:tcPr>
       <w:shd w:val="clear" w:color="auto" w:fill="EFD3D2" w:themeFill="accent2" w:themeFillTint="3F"/>
@@ -13616,6 +10333,7 @@
     <w:tblPr>
       <w:tblStyleRowBandSize w:val="1"/>
       <w:tblStyleColBandSize w:val="1"/>
+      <w:tblInd w:w="0" w:type="dxa"/>
       <w:tblBorders>
         <w:top w:val="single" w:sz="8" w:space="0" w:color="9BBB59" w:themeColor="accent3"/>
         <w:left w:val="single" w:sz="8" w:space="0" w:color="9BBB59" w:themeColor="accent3"/>
@@ -13624,6 +10342,12 @@
         <w:insideH w:val="single" w:sz="8" w:space="0" w:color="9BBB59" w:themeColor="accent3"/>
         <w:insideV w:val="single" w:sz="8" w:space="0" w:color="9BBB59" w:themeColor="accent3"/>
       </w:tblBorders>
+      <w:tblCellMar>
+        <w:top w:w="0" w:type="dxa"/>
+        <w:left w:w="108" w:type="dxa"/>
+        <w:bottom w:w="0" w:type="dxa"/>
+        <w:right w:w="108" w:type="dxa"/>
+      </w:tblCellMar>
     </w:tblPr>
     <w:tcPr>
       <w:shd w:val="clear" w:color="auto" w:fill="E6EED5" w:themeFill="accent3" w:themeFillTint="3F"/>
@@ -13734,6 +10458,7 @@
     <w:tblPr>
       <w:tblStyleRowBandSize w:val="1"/>
       <w:tblStyleColBandSize w:val="1"/>
+      <w:tblInd w:w="0" w:type="dxa"/>
       <w:tblBorders>
         <w:top w:val="single" w:sz="8" w:space="0" w:color="8064A2" w:themeColor="accent4"/>
         <w:left w:val="single" w:sz="8" w:space="0" w:color="8064A2" w:themeColor="accent4"/>
@@ -13742,6 +10467,12 @@
         <w:insideH w:val="single" w:sz="8" w:space="0" w:color="8064A2" w:themeColor="accent4"/>
         <w:insideV w:val="single" w:sz="8" w:space="0" w:color="8064A2" w:themeColor="accent4"/>
       </w:tblBorders>
+      <w:tblCellMar>
+        <w:top w:w="0" w:type="dxa"/>
+        <w:left w:w="108" w:type="dxa"/>
+        <w:bottom w:w="0" w:type="dxa"/>
+        <w:right w:w="108" w:type="dxa"/>
+      </w:tblCellMar>
     </w:tblPr>
     <w:tcPr>
       <w:shd w:val="clear" w:color="auto" w:fill="DFD8E8" w:themeFill="accent4" w:themeFillTint="3F"/>
@@ -13852,6 +10583,7 @@
     <w:tblPr>
       <w:tblStyleRowBandSize w:val="1"/>
       <w:tblStyleColBandSize w:val="1"/>
+      <w:tblInd w:w="0" w:type="dxa"/>
       <w:tblBorders>
         <w:top w:val="single" w:sz="8" w:space="0" w:color="4BACC6" w:themeColor="accent5"/>
         <w:left w:val="single" w:sz="8" w:space="0" w:color="4BACC6" w:themeColor="accent5"/>
@@ -13860,6 +10592,12 @@
         <w:insideH w:val="single" w:sz="8" w:space="0" w:color="4BACC6" w:themeColor="accent5"/>
         <w:insideV w:val="single" w:sz="8" w:space="0" w:color="4BACC6" w:themeColor="accent5"/>
       </w:tblBorders>
+      <w:tblCellMar>
+        <w:top w:w="0" w:type="dxa"/>
+        <w:left w:w="108" w:type="dxa"/>
+        <w:bottom w:w="0" w:type="dxa"/>
+        <w:right w:w="108" w:type="dxa"/>
+      </w:tblCellMar>
     </w:tblPr>
     <w:tcPr>
       <w:shd w:val="clear" w:color="auto" w:fill="D2EAF1" w:themeFill="accent5" w:themeFillTint="3F"/>
@@ -13970,6 +10708,7 @@
     <w:tblPr>
       <w:tblStyleRowBandSize w:val="1"/>
       <w:tblStyleColBandSize w:val="1"/>
+      <w:tblInd w:w="0" w:type="dxa"/>
       <w:tblBorders>
         <w:top w:val="single" w:sz="8" w:space="0" w:color="F79646" w:themeColor="accent6"/>
         <w:left w:val="single" w:sz="8" w:space="0" w:color="F79646" w:themeColor="accent6"/>
@@ -13978,6 +10717,12 @@
         <w:insideH w:val="single" w:sz="8" w:space="0" w:color="F79646" w:themeColor="accent6"/>
         <w:insideV w:val="single" w:sz="8" w:space="0" w:color="F79646" w:themeColor="accent6"/>
       </w:tblBorders>
+      <w:tblCellMar>
+        <w:top w:w="0" w:type="dxa"/>
+        <w:left w:w="108" w:type="dxa"/>
+        <w:bottom w:w="0" w:type="dxa"/>
+        <w:right w:w="108" w:type="dxa"/>
+      </w:tblCellMar>
     </w:tblPr>
     <w:tcPr>
       <w:shd w:val="clear" w:color="auto" w:fill="FDE4D0" w:themeFill="accent6" w:themeFillTint="3F"/>
@@ -14084,6 +10829,7 @@
     <w:tblPr>
       <w:tblStyleRowBandSize w:val="1"/>
       <w:tblStyleColBandSize w:val="1"/>
+      <w:tblInd w:w="0" w:type="dxa"/>
       <w:tblBorders>
         <w:top w:val="single" w:sz="8" w:space="0" w:color="FFFFFF" w:themeColor="background1"/>
         <w:left w:val="single" w:sz="8" w:space="0" w:color="FFFFFF" w:themeColor="background1"/>
@@ -14092,6 +10838,12 @@
         <w:insideH w:val="single" w:sz="6" w:space="0" w:color="FFFFFF" w:themeColor="background1"/>
         <w:insideV w:val="single" w:sz="6" w:space="0" w:color="FFFFFF" w:themeColor="background1"/>
       </w:tblBorders>
+      <w:tblCellMar>
+        <w:top w:w="0" w:type="dxa"/>
+        <w:left w:w="108" w:type="dxa"/>
+        <w:bottom w:w="0" w:type="dxa"/>
+        <w:right w:w="108" w:type="dxa"/>
+      </w:tblCellMar>
     </w:tblPr>
     <w:tcPr>
       <w:shd w:val="clear" w:color="auto" w:fill="C0C0C0" w:themeFill="text1" w:themeFillTint="3F"/>
@@ -14218,6 +10970,7 @@
     <w:tblPr>
       <w:tblStyleRowBandSize w:val="1"/>
       <w:tblStyleColBandSize w:val="1"/>
+      <w:tblInd w:w="0" w:type="dxa"/>
       <w:tblBorders>
         <w:top w:val="single" w:sz="8" w:space="0" w:color="FFFFFF" w:themeColor="background1"/>
         <w:left w:val="single" w:sz="8" w:space="0" w:color="FFFFFF" w:themeColor="background1"/>
@@ -14226,6 +10979,12 @@
         <w:insideH w:val="single" w:sz="6" w:space="0" w:color="FFFFFF" w:themeColor="background1"/>
         <w:insideV w:val="single" w:sz="6" w:space="0" w:color="FFFFFF" w:themeColor="background1"/>
       </w:tblBorders>
+      <w:tblCellMar>
+        <w:top w:w="0" w:type="dxa"/>
+        <w:left w:w="108" w:type="dxa"/>
+        <w:bottom w:w="0" w:type="dxa"/>
+        <w:right w:w="108" w:type="dxa"/>
+      </w:tblCellMar>
     </w:tblPr>
     <w:tcPr>
       <w:shd w:val="clear" w:color="auto" w:fill="D3DFEE" w:themeFill="accent1" w:themeFillTint="3F"/>
@@ -14352,6 +11111,7 @@
     <w:tblPr>
       <w:tblStyleRowBandSize w:val="1"/>
       <w:tblStyleColBandSize w:val="1"/>
+      <w:tblInd w:w="0" w:type="dxa"/>
       <w:tblBorders>
         <w:top w:val="single" w:sz="8" w:space="0" w:color="FFFFFF" w:themeColor="background1"/>
         <w:left w:val="single" w:sz="8" w:space="0" w:color="FFFFFF" w:themeColor="background1"/>
@@ -14360,6 +11120,12 @@
         <w:insideH w:val="single" w:sz="6" w:space="0" w:color="FFFFFF" w:themeColor="background1"/>
         <w:insideV w:val="single" w:sz="6" w:space="0" w:color="FFFFFF" w:themeColor="background1"/>
       </w:tblBorders>
+      <w:tblCellMar>
+        <w:top w:w="0" w:type="dxa"/>
+        <w:left w:w="108" w:type="dxa"/>
+        <w:bottom w:w="0" w:type="dxa"/>
+        <w:right w:w="108" w:type="dxa"/>
+      </w:tblCellMar>
     </w:tblPr>
     <w:tcPr>
       <w:shd w:val="clear" w:color="auto" w:fill="EFD3D2" w:themeFill="accent2" w:themeFillTint="3F"/>
@@ -14486,6 +11252,7 @@
     <w:tblPr>
       <w:tblStyleRowBandSize w:val="1"/>
       <w:tblStyleColBandSize w:val="1"/>
+      <w:tblInd w:w="0" w:type="dxa"/>
       <w:tblBorders>
         <w:top w:val="single" w:sz="8" w:space="0" w:color="FFFFFF" w:themeColor="background1"/>
         <w:left w:val="single" w:sz="8" w:space="0" w:color="FFFFFF" w:themeColor="background1"/>
@@ -14494,6 +11261,12 @@
         <w:insideH w:val="single" w:sz="6" w:space="0" w:color="FFFFFF" w:themeColor="background1"/>
         <w:insideV w:val="single" w:sz="6" w:space="0" w:color="FFFFFF" w:themeColor="background1"/>
       </w:tblBorders>
+      <w:tblCellMar>
+        <w:top w:w="0" w:type="dxa"/>
+        <w:left w:w="108" w:type="dxa"/>
+        <w:bottom w:w="0" w:type="dxa"/>
+        <w:right w:w="108" w:type="dxa"/>
+      </w:tblCellMar>
     </w:tblPr>
     <w:tcPr>
       <w:shd w:val="clear" w:color="auto" w:fill="E6EED5" w:themeFill="accent3" w:themeFillTint="3F"/>
@@ -14620,6 +11393,7 @@
     <w:tblPr>
       <w:tblStyleRowBandSize w:val="1"/>
       <w:tblStyleColBandSize w:val="1"/>
+      <w:tblInd w:w="0" w:type="dxa"/>
       <w:tblBorders>
         <w:top w:val="single" w:sz="8" w:space="0" w:color="FFFFFF" w:themeColor="background1"/>
         <w:left w:val="single" w:sz="8" w:space="0" w:color="FFFFFF" w:themeColor="background1"/>
@@ -14628,6 +11402,12 @@
         <w:insideH w:val="single" w:sz="6" w:space="0" w:color="FFFFFF" w:themeColor="background1"/>
         <w:insideV w:val="single" w:sz="6" w:space="0" w:color="FFFFFF" w:themeColor="background1"/>
       </w:tblBorders>
+      <w:tblCellMar>
+        <w:top w:w="0" w:type="dxa"/>
+        <w:left w:w="108" w:type="dxa"/>
+        <w:bottom w:w="0" w:type="dxa"/>
+        <w:right w:w="108" w:type="dxa"/>
+      </w:tblCellMar>
     </w:tblPr>
     <w:tcPr>
       <w:shd w:val="clear" w:color="auto" w:fill="DFD8E8" w:themeFill="accent4" w:themeFillTint="3F"/>
@@ -14754,6 +11534,7 @@
     <w:tblPr>
       <w:tblStyleRowBandSize w:val="1"/>
       <w:tblStyleColBandSize w:val="1"/>
+      <w:tblInd w:w="0" w:type="dxa"/>
       <w:tblBorders>
         <w:top w:val="single" w:sz="8" w:space="0" w:color="FFFFFF" w:themeColor="background1"/>
         <w:left w:val="single" w:sz="8" w:space="0" w:color="FFFFFF" w:themeColor="background1"/>
@@ -14762,6 +11543,12 @@
         <w:insideH w:val="single" w:sz="6" w:space="0" w:color="FFFFFF" w:themeColor="background1"/>
         <w:insideV w:val="single" w:sz="6" w:space="0" w:color="FFFFFF" w:themeColor="background1"/>
       </w:tblBorders>
+      <w:tblCellMar>
+        <w:top w:w="0" w:type="dxa"/>
+        <w:left w:w="108" w:type="dxa"/>
+        <w:bottom w:w="0" w:type="dxa"/>
+        <w:right w:w="108" w:type="dxa"/>
+      </w:tblCellMar>
     </w:tblPr>
     <w:tcPr>
       <w:shd w:val="clear" w:color="auto" w:fill="D2EAF1" w:themeFill="accent5" w:themeFillTint="3F"/>
@@ -14888,6 +11675,7 @@
     <w:tblPr>
       <w:tblStyleRowBandSize w:val="1"/>
       <w:tblStyleColBandSize w:val="1"/>
+      <w:tblInd w:w="0" w:type="dxa"/>
       <w:tblBorders>
         <w:top w:val="single" w:sz="8" w:space="0" w:color="FFFFFF" w:themeColor="background1"/>
         <w:left w:val="single" w:sz="8" w:space="0" w:color="FFFFFF" w:themeColor="background1"/>
@@ -14896,6 +11684,12 @@
         <w:insideH w:val="single" w:sz="6" w:space="0" w:color="FFFFFF" w:themeColor="background1"/>
         <w:insideV w:val="single" w:sz="6" w:space="0" w:color="FFFFFF" w:themeColor="background1"/>
       </w:tblBorders>
+      <w:tblCellMar>
+        <w:top w:w="0" w:type="dxa"/>
+        <w:left w:w="108" w:type="dxa"/>
+        <w:bottom w:w="0" w:type="dxa"/>
+        <w:right w:w="108" w:type="dxa"/>
+      </w:tblCellMar>
     </w:tblPr>
     <w:tcPr>
       <w:shd w:val="clear" w:color="auto" w:fill="FDE4D0" w:themeFill="accent6" w:themeFillTint="3F"/>
@@ -15025,6 +11819,13 @@
     <w:tblPr>
       <w:tblStyleRowBandSize w:val="1"/>
       <w:tblStyleColBandSize w:val="1"/>
+      <w:tblInd w:w="0" w:type="dxa"/>
+      <w:tblCellMar>
+        <w:top w:w="0" w:type="dxa"/>
+        <w:left w:w="108" w:type="dxa"/>
+        <w:bottom w:w="0" w:type="dxa"/>
+        <w:right w:w="108" w:type="dxa"/>
+      </w:tblCellMar>
     </w:tblPr>
     <w:tcPr>
       <w:shd w:val="clear" w:color="auto" w:fill="000000" w:themeFill="text1"/>
@@ -15132,6 +11933,13 @@
     <w:tblPr>
       <w:tblStyleRowBandSize w:val="1"/>
       <w:tblStyleColBandSize w:val="1"/>
+      <w:tblInd w:w="0" w:type="dxa"/>
+      <w:tblCellMar>
+        <w:top w:w="0" w:type="dxa"/>
+        <w:left w:w="108" w:type="dxa"/>
+        <w:bottom w:w="0" w:type="dxa"/>
+        <w:right w:w="108" w:type="dxa"/>
+      </w:tblCellMar>
     </w:tblPr>
     <w:tcPr>
       <w:shd w:val="clear" w:color="auto" w:fill="4F81BD" w:themeFill="accent1"/>
@@ -15239,6 +12047,13 @@
     <w:tblPr>
       <w:tblStyleRowBandSize w:val="1"/>
       <w:tblStyleColBandSize w:val="1"/>
+      <w:tblInd w:w="0" w:type="dxa"/>
+      <w:tblCellMar>
+        <w:top w:w="0" w:type="dxa"/>
+        <w:left w:w="108" w:type="dxa"/>
+        <w:bottom w:w="0" w:type="dxa"/>
+        <w:right w:w="108" w:type="dxa"/>
+      </w:tblCellMar>
     </w:tblPr>
     <w:tcPr>
       <w:shd w:val="clear" w:color="auto" w:fill="C0504D" w:themeFill="accent2"/>
@@ -15346,6 +12161,13 @@
     <w:tblPr>
       <w:tblStyleRowBandSize w:val="1"/>
       <w:tblStyleColBandSize w:val="1"/>
+      <w:tblInd w:w="0" w:type="dxa"/>
+      <w:tblCellMar>
+        <w:top w:w="0" w:type="dxa"/>
+        <w:left w:w="108" w:type="dxa"/>
+        <w:bottom w:w="0" w:type="dxa"/>
+        <w:right w:w="108" w:type="dxa"/>
+      </w:tblCellMar>
     </w:tblPr>
     <w:tcPr>
       <w:shd w:val="clear" w:color="auto" w:fill="9BBB59" w:themeFill="accent3"/>
@@ -15453,6 +12275,13 @@
     <w:tblPr>
       <w:tblStyleRowBandSize w:val="1"/>
       <w:tblStyleColBandSize w:val="1"/>
+      <w:tblInd w:w="0" w:type="dxa"/>
+      <w:tblCellMar>
+        <w:top w:w="0" w:type="dxa"/>
+        <w:left w:w="108" w:type="dxa"/>
+        <w:bottom w:w="0" w:type="dxa"/>
+        <w:right w:w="108" w:type="dxa"/>
+      </w:tblCellMar>
     </w:tblPr>
     <w:tcPr>
       <w:shd w:val="clear" w:color="auto" w:fill="8064A2" w:themeFill="accent4"/>
@@ -15560,6 +12389,13 @@
     <w:tblPr>
       <w:tblStyleRowBandSize w:val="1"/>
       <w:tblStyleColBandSize w:val="1"/>
+      <w:tblInd w:w="0" w:type="dxa"/>
+      <w:tblCellMar>
+        <w:top w:w="0" w:type="dxa"/>
+        <w:left w:w="108" w:type="dxa"/>
+        <w:bottom w:w="0" w:type="dxa"/>
+        <w:right w:w="108" w:type="dxa"/>
+      </w:tblCellMar>
     </w:tblPr>
     <w:tcPr>
       <w:shd w:val="clear" w:color="auto" w:fill="4BACC6" w:themeFill="accent5"/>
@@ -15667,6 +12503,13 @@
     <w:tblPr>
       <w:tblStyleRowBandSize w:val="1"/>
       <w:tblStyleColBandSize w:val="1"/>
+      <w:tblInd w:w="0" w:type="dxa"/>
+      <w:tblCellMar>
+        <w:top w:w="0" w:type="dxa"/>
+        <w:left w:w="108" w:type="dxa"/>
+        <w:bottom w:w="0" w:type="dxa"/>
+        <w:right w:w="108" w:type="dxa"/>
+      </w:tblCellMar>
     </w:tblPr>
     <w:tcPr>
       <w:shd w:val="clear" w:color="auto" w:fill="F79646" w:themeFill="accent6"/>
@@ -15774,6 +12617,7 @@
     <w:tblPr>
       <w:tblStyleRowBandSize w:val="1"/>
       <w:tblStyleColBandSize w:val="1"/>
+      <w:tblInd w:w="0" w:type="dxa"/>
       <w:tblBorders>
         <w:top w:val="single" w:sz="24" w:space="0" w:color="C0504D" w:themeColor="accent2"/>
         <w:left w:val="single" w:sz="4" w:space="0" w:color="000000" w:themeColor="text1"/>
@@ -15782,6 +12626,12 @@
         <w:insideH w:val="single" w:sz="4" w:space="0" w:color="FFFFFF" w:themeColor="background1"/>
         <w:insideV w:val="single" w:sz="4" w:space="0" w:color="FFFFFF" w:themeColor="background1"/>
       </w:tblBorders>
+      <w:tblCellMar>
+        <w:top w:w="0" w:type="dxa"/>
+        <w:left w:w="108" w:type="dxa"/>
+        <w:bottom w:w="0" w:type="dxa"/>
+        <w:right w:w="108" w:type="dxa"/>
+      </w:tblCellMar>
     </w:tblPr>
     <w:tcPr>
       <w:shd w:val="clear" w:color="auto" w:fill="E6E6E6" w:themeFill="text1" w:themeFillTint="19"/>
@@ -15889,6 +12739,7 @@
     <w:tblPr>
       <w:tblStyleRowBandSize w:val="1"/>
       <w:tblStyleColBandSize w:val="1"/>
+      <w:tblInd w:w="0" w:type="dxa"/>
       <w:tblBorders>
         <w:top w:val="single" w:sz="24" w:space="0" w:color="C0504D" w:themeColor="accent2"/>
         <w:left w:val="single" w:sz="4" w:space="0" w:color="4F81BD" w:themeColor="accent1"/>
@@ -15897,6 +12748,12 @@
         <w:insideH w:val="single" w:sz="4" w:space="0" w:color="FFFFFF" w:themeColor="background1"/>
         <w:insideV w:val="single" w:sz="4" w:space="0" w:color="FFFFFF" w:themeColor="background1"/>
       </w:tblBorders>
+      <w:tblCellMar>
+        <w:top w:w="0" w:type="dxa"/>
+        <w:left w:w="108" w:type="dxa"/>
+        <w:bottom w:w="0" w:type="dxa"/>
+        <w:right w:w="108" w:type="dxa"/>
+      </w:tblCellMar>
     </w:tblPr>
     <w:tcPr>
       <w:shd w:val="clear" w:color="auto" w:fill="EDF2F8" w:themeFill="accent1" w:themeFillTint="19"/>
@@ -16004,6 +12861,7 @@
     <w:tblPr>
       <w:tblStyleRowBandSize w:val="1"/>
       <w:tblStyleColBandSize w:val="1"/>
+      <w:tblInd w:w="0" w:type="dxa"/>
       <w:tblBorders>
         <w:top w:val="single" w:sz="24" w:space="0" w:color="C0504D" w:themeColor="accent2"/>
         <w:left w:val="single" w:sz="4" w:space="0" w:color="C0504D" w:themeColor="accent2"/>
@@ -16012,6 +12870,12 @@
         <w:insideH w:val="single" w:sz="4" w:space="0" w:color="FFFFFF" w:themeColor="background1"/>
         <w:insideV w:val="single" w:sz="4" w:space="0" w:color="FFFFFF" w:themeColor="background1"/>
       </w:tblBorders>
+      <w:tblCellMar>
+        <w:top w:w="0" w:type="dxa"/>
+        <w:left w:w="108" w:type="dxa"/>
+        <w:bottom w:w="0" w:type="dxa"/>
+        <w:right w:w="108" w:type="dxa"/>
+      </w:tblCellMar>
     </w:tblPr>
     <w:tcPr>
       <w:shd w:val="clear" w:color="auto" w:fill="F8EDED" w:themeFill="accent2" w:themeFillTint="19"/>
@@ -16119,6 +12983,7 @@
     <w:tblPr>
       <w:tblStyleRowBandSize w:val="1"/>
       <w:tblStyleColBandSize w:val="1"/>
+      <w:tblInd w:w="0" w:type="dxa"/>
       <w:tblBorders>
         <w:top w:val="single" w:sz="24" w:space="0" w:color="8064A2" w:themeColor="accent4"/>
         <w:left w:val="single" w:sz="4" w:space="0" w:color="9BBB59" w:themeColor="accent3"/>
@@ -16127,6 +12992,12 @@
         <w:insideH w:val="single" w:sz="4" w:space="0" w:color="FFFFFF" w:themeColor="background1"/>
         <w:insideV w:val="single" w:sz="4" w:space="0" w:color="FFFFFF" w:themeColor="background1"/>
       </w:tblBorders>
+      <w:tblCellMar>
+        <w:top w:w="0" w:type="dxa"/>
+        <w:left w:w="108" w:type="dxa"/>
+        <w:bottom w:w="0" w:type="dxa"/>
+        <w:right w:w="108" w:type="dxa"/>
+      </w:tblCellMar>
     </w:tblPr>
     <w:tcPr>
       <w:shd w:val="clear" w:color="auto" w:fill="F5F8EE" w:themeFill="accent3" w:themeFillTint="19"/>
@@ -16224,6 +13095,7 @@
     <w:tblPr>
       <w:tblStyleRowBandSize w:val="1"/>
       <w:tblStyleColBandSize w:val="1"/>
+      <w:tblInd w:w="0" w:type="dxa"/>
       <w:tblBorders>
         <w:top w:val="single" w:sz="24" w:space="0" w:color="9BBB59" w:themeColor="accent3"/>
         <w:left w:val="single" w:sz="4" w:space="0" w:color="8064A2" w:themeColor="accent4"/>
@@ -16232,6 +13104,12 @@
         <w:insideH w:val="single" w:sz="4" w:space="0" w:color="FFFFFF" w:themeColor="background1"/>
         <w:insideV w:val="single" w:sz="4" w:space="0" w:color="FFFFFF" w:themeColor="background1"/>
       </w:tblBorders>
+      <w:tblCellMar>
+        <w:top w:w="0" w:type="dxa"/>
+        <w:left w:w="108" w:type="dxa"/>
+        <w:bottom w:w="0" w:type="dxa"/>
+        <w:right w:w="108" w:type="dxa"/>
+      </w:tblCellMar>
     </w:tblPr>
     <w:tcPr>
       <w:shd w:val="clear" w:color="auto" w:fill="F2EFF6" w:themeFill="accent4" w:themeFillTint="19"/>
@@ -16339,6 +13217,7 @@
     <w:tblPr>
       <w:tblStyleRowBandSize w:val="1"/>
       <w:tblStyleColBandSize w:val="1"/>
+      <w:tblInd w:w="0" w:type="dxa"/>
       <w:tblBorders>
         <w:top w:val="single" w:sz="24" w:space="0" w:color="F79646" w:themeColor="accent6"/>
         <w:left w:val="single" w:sz="4" w:space="0" w:color="4BACC6" w:themeColor="accent5"/>
@@ -16347,6 +13226,12 @@
         <w:insideH w:val="single" w:sz="4" w:space="0" w:color="FFFFFF" w:themeColor="background1"/>
         <w:insideV w:val="single" w:sz="4" w:space="0" w:color="FFFFFF" w:themeColor="background1"/>
       </w:tblBorders>
+      <w:tblCellMar>
+        <w:top w:w="0" w:type="dxa"/>
+        <w:left w:w="108" w:type="dxa"/>
+        <w:bottom w:w="0" w:type="dxa"/>
+        <w:right w:w="108" w:type="dxa"/>
+      </w:tblCellMar>
     </w:tblPr>
     <w:tcPr>
       <w:shd w:val="clear" w:color="auto" w:fill="EDF6F9" w:themeFill="accent5" w:themeFillTint="19"/>
@@ -16454,6 +13339,7 @@
     <w:tblPr>
       <w:tblStyleRowBandSize w:val="1"/>
       <w:tblStyleColBandSize w:val="1"/>
+      <w:tblInd w:w="0" w:type="dxa"/>
       <w:tblBorders>
         <w:top w:val="single" w:sz="24" w:space="0" w:color="4BACC6" w:themeColor="accent5"/>
         <w:left w:val="single" w:sz="4" w:space="0" w:color="F79646" w:themeColor="accent6"/>
@@ -16462,6 +13348,12 @@
         <w:insideH w:val="single" w:sz="4" w:space="0" w:color="FFFFFF" w:themeColor="background1"/>
         <w:insideV w:val="single" w:sz="4" w:space="0" w:color="FFFFFF" w:themeColor="background1"/>
       </w:tblBorders>
+      <w:tblCellMar>
+        <w:top w:w="0" w:type="dxa"/>
+        <w:left w:w="108" w:type="dxa"/>
+        <w:bottom w:w="0" w:type="dxa"/>
+        <w:right w:w="108" w:type="dxa"/>
+      </w:tblCellMar>
     </w:tblPr>
     <w:tcPr>
       <w:shd w:val="clear" w:color="auto" w:fill="FEF4EC" w:themeFill="accent6" w:themeFillTint="19"/>
@@ -16569,6 +13461,13 @@
     <w:tblPr>
       <w:tblStyleRowBandSize w:val="1"/>
       <w:tblStyleColBandSize w:val="1"/>
+      <w:tblInd w:w="0" w:type="dxa"/>
+      <w:tblCellMar>
+        <w:top w:w="0" w:type="dxa"/>
+        <w:left w:w="108" w:type="dxa"/>
+        <w:bottom w:w="0" w:type="dxa"/>
+        <w:right w:w="108" w:type="dxa"/>
+      </w:tblCellMar>
     </w:tblPr>
     <w:tcPr>
       <w:shd w:val="clear" w:color="auto" w:fill="E6E6E6" w:themeFill="text1" w:themeFillTint="19"/>
@@ -16648,6 +13547,13 @@
     <w:tblPr>
       <w:tblStyleRowBandSize w:val="1"/>
       <w:tblStyleColBandSize w:val="1"/>
+      <w:tblInd w:w="0" w:type="dxa"/>
+      <w:tblCellMar>
+        <w:top w:w="0" w:type="dxa"/>
+        <w:left w:w="108" w:type="dxa"/>
+        <w:bottom w:w="0" w:type="dxa"/>
+        <w:right w:w="108" w:type="dxa"/>
+      </w:tblCellMar>
     </w:tblPr>
     <w:tcPr>
       <w:shd w:val="clear" w:color="auto" w:fill="EDF2F8" w:themeFill="accent1" w:themeFillTint="19"/>
@@ -16727,6 +13633,13 @@
     <w:tblPr>
       <w:tblStyleRowBandSize w:val="1"/>
       <w:tblStyleColBandSize w:val="1"/>
+      <w:tblInd w:w="0" w:type="dxa"/>
+      <w:tblCellMar>
+        <w:top w:w="0" w:type="dxa"/>
+        <w:left w:w="108" w:type="dxa"/>
+        <w:bottom w:w="0" w:type="dxa"/>
+        <w:right w:w="108" w:type="dxa"/>
+      </w:tblCellMar>
     </w:tblPr>
     <w:tcPr>
       <w:shd w:val="clear" w:color="auto" w:fill="F8EDED" w:themeFill="accent2" w:themeFillTint="19"/>
@@ -16806,6 +13719,13 @@
     <w:tblPr>
       <w:tblStyleRowBandSize w:val="1"/>
       <w:tblStyleColBandSize w:val="1"/>
+      <w:tblInd w:w="0" w:type="dxa"/>
+      <w:tblCellMar>
+        <w:top w:w="0" w:type="dxa"/>
+        <w:left w:w="108" w:type="dxa"/>
+        <w:bottom w:w="0" w:type="dxa"/>
+        <w:right w:w="108" w:type="dxa"/>
+      </w:tblCellMar>
     </w:tblPr>
     <w:tcPr>
       <w:shd w:val="clear" w:color="auto" w:fill="F5F8EE" w:themeFill="accent3" w:themeFillTint="19"/>
@@ -16885,6 +13805,13 @@
     <w:tblPr>
       <w:tblStyleRowBandSize w:val="1"/>
       <w:tblStyleColBandSize w:val="1"/>
+      <w:tblInd w:w="0" w:type="dxa"/>
+      <w:tblCellMar>
+        <w:top w:w="0" w:type="dxa"/>
+        <w:left w:w="108" w:type="dxa"/>
+        <w:bottom w:w="0" w:type="dxa"/>
+        <w:right w:w="108" w:type="dxa"/>
+      </w:tblCellMar>
     </w:tblPr>
     <w:tcPr>
       <w:shd w:val="clear" w:color="auto" w:fill="F2EFF6" w:themeFill="accent4" w:themeFillTint="19"/>
@@ -16964,6 +13891,13 @@
     <w:tblPr>
       <w:tblStyleRowBandSize w:val="1"/>
       <w:tblStyleColBandSize w:val="1"/>
+      <w:tblInd w:w="0" w:type="dxa"/>
+      <w:tblCellMar>
+        <w:top w:w="0" w:type="dxa"/>
+        <w:left w:w="108" w:type="dxa"/>
+        <w:bottom w:w="0" w:type="dxa"/>
+        <w:right w:w="108" w:type="dxa"/>
+      </w:tblCellMar>
     </w:tblPr>
     <w:tcPr>
       <w:shd w:val="clear" w:color="auto" w:fill="EDF6F9" w:themeFill="accent5" w:themeFillTint="19"/>
@@ -17043,6 +13977,13 @@
     <w:tblPr>
       <w:tblStyleRowBandSize w:val="1"/>
       <w:tblStyleColBandSize w:val="1"/>
+      <w:tblInd w:w="0" w:type="dxa"/>
+      <w:tblCellMar>
+        <w:top w:w="0" w:type="dxa"/>
+        <w:left w:w="108" w:type="dxa"/>
+        <w:bottom w:w="0" w:type="dxa"/>
+        <w:right w:w="108" w:type="dxa"/>
+      </w:tblCellMar>
     </w:tblPr>
     <w:tcPr>
       <w:shd w:val="clear" w:color="auto" w:fill="FEF4EC" w:themeFill="accent6" w:themeFillTint="19"/>
@@ -17122,9 +14063,16 @@
     <w:tblPr>
       <w:tblStyleRowBandSize w:val="1"/>
       <w:tblStyleColBandSize w:val="1"/>
+      <w:tblInd w:w="0" w:type="dxa"/>
       <w:tblBorders>
         <w:insideH w:val="single" w:sz="4" w:space="0" w:color="FFFFFF" w:themeColor="background1"/>
       </w:tblBorders>
+      <w:tblCellMar>
+        <w:top w:w="0" w:type="dxa"/>
+        <w:left w:w="108" w:type="dxa"/>
+        <w:bottom w:w="0" w:type="dxa"/>
+        <w:right w:w="108" w:type="dxa"/>
+      </w:tblCellMar>
     </w:tblPr>
     <w:tcPr>
       <w:shd w:val="clear" w:color="auto" w:fill="CCCCCC" w:themeFill="text1" w:themeFillTint="33"/>
@@ -17195,9 +14143,16 @@
     <w:tblPr>
       <w:tblStyleRowBandSize w:val="1"/>
       <w:tblStyleColBandSize w:val="1"/>
+      <w:tblInd w:w="0" w:type="dxa"/>
       <w:tblBorders>
         <w:insideH w:val="single" w:sz="4" w:space="0" w:color="FFFFFF" w:themeColor="background1"/>
       </w:tblBorders>
+      <w:tblCellMar>
+        <w:top w:w="0" w:type="dxa"/>
+        <w:left w:w="108" w:type="dxa"/>
+        <w:bottom w:w="0" w:type="dxa"/>
+        <w:right w:w="108" w:type="dxa"/>
+      </w:tblCellMar>
     </w:tblPr>
     <w:tcPr>
       <w:shd w:val="clear" w:color="auto" w:fill="DBE5F1" w:themeFill="accent1" w:themeFillTint="33"/>
@@ -17268,9 +14223,16 @@
     <w:tblPr>
       <w:tblStyleRowBandSize w:val="1"/>
       <w:tblStyleColBandSize w:val="1"/>
+      <w:tblInd w:w="0" w:type="dxa"/>
       <w:tblBorders>
         <w:insideH w:val="single" w:sz="4" w:space="0" w:color="FFFFFF" w:themeColor="background1"/>
       </w:tblBorders>
+      <w:tblCellMar>
+        <w:top w:w="0" w:type="dxa"/>
+        <w:left w:w="108" w:type="dxa"/>
+        <w:bottom w:w="0" w:type="dxa"/>
+        <w:right w:w="108" w:type="dxa"/>
+      </w:tblCellMar>
     </w:tblPr>
     <w:tcPr>
       <w:shd w:val="clear" w:color="auto" w:fill="F2DBDB" w:themeFill="accent2" w:themeFillTint="33"/>
@@ -17341,9 +14303,16 @@
     <w:tblPr>
       <w:tblStyleRowBandSize w:val="1"/>
       <w:tblStyleColBandSize w:val="1"/>
+      <w:tblInd w:w="0" w:type="dxa"/>
       <w:tblBorders>
         <w:insideH w:val="single" w:sz="4" w:space="0" w:color="FFFFFF" w:themeColor="background1"/>
       </w:tblBorders>
+      <w:tblCellMar>
+        <w:top w:w="0" w:type="dxa"/>
+        <w:left w:w="108" w:type="dxa"/>
+        <w:bottom w:w="0" w:type="dxa"/>
+        <w:right w:w="108" w:type="dxa"/>
+      </w:tblCellMar>
     </w:tblPr>
     <w:tcPr>
       <w:shd w:val="clear" w:color="auto" w:fill="EAF1DD" w:themeFill="accent3" w:themeFillTint="33"/>
@@ -17414,9 +14383,16 @@
     <w:tblPr>
       <w:tblStyleRowBandSize w:val="1"/>
       <w:tblStyleColBandSize w:val="1"/>
+      <w:tblInd w:w="0" w:type="dxa"/>
       <w:tblBorders>
         <w:insideH w:val="single" w:sz="4" w:space="0" w:color="FFFFFF" w:themeColor="background1"/>
       </w:tblBorders>
+      <w:tblCellMar>
+        <w:top w:w="0" w:type="dxa"/>
+        <w:left w:w="108" w:type="dxa"/>
+        <w:bottom w:w="0" w:type="dxa"/>
+        <w:right w:w="108" w:type="dxa"/>
+      </w:tblCellMar>
     </w:tblPr>
     <w:tcPr>
       <w:shd w:val="clear" w:color="auto" w:fill="E5DFEC" w:themeFill="accent4" w:themeFillTint="33"/>
@@ -17487,9 +14463,16 @@
     <w:tblPr>
       <w:tblStyleRowBandSize w:val="1"/>
       <w:tblStyleColBandSize w:val="1"/>
+      <w:tblInd w:w="0" w:type="dxa"/>
       <w:tblBorders>
         <w:insideH w:val="single" w:sz="4" w:space="0" w:color="FFFFFF" w:themeColor="background1"/>
       </w:tblBorders>
+      <w:tblCellMar>
+        <w:top w:w="0" w:type="dxa"/>
+        <w:left w:w="108" w:type="dxa"/>
+        <w:bottom w:w="0" w:type="dxa"/>
+        <w:right w:w="108" w:type="dxa"/>
+      </w:tblCellMar>
     </w:tblPr>
     <w:tcPr>
       <w:shd w:val="clear" w:color="auto" w:fill="DAEEF3" w:themeFill="accent5" w:themeFillTint="33"/>
@@ -17560,9 +14543,16 @@
     <w:tblPr>
       <w:tblStyleRowBandSize w:val="1"/>
       <w:tblStyleColBandSize w:val="1"/>
+      <w:tblInd w:w="0" w:type="dxa"/>
       <w:tblBorders>
         <w:insideH w:val="single" w:sz="4" w:space="0" w:color="FFFFFF" w:themeColor="background1"/>
       </w:tblBorders>
+      <w:tblCellMar>
+        <w:top w:w="0" w:type="dxa"/>
+        <w:left w:w="108" w:type="dxa"/>
+        <w:bottom w:w="0" w:type="dxa"/>
+        <w:right w:w="108" w:type="dxa"/>
+      </w:tblCellMar>
     </w:tblPr>
     <w:tcPr>
       <w:shd w:val="clear" w:color="auto" w:fill="FDE9D9" w:themeFill="accent6" w:themeFillTint="33"/>
@@ -17630,7 +14620,7 @@
       <w:u w:val="single"/>
     </w:rPr>
   </w:style>
-  <w:style w:type="character" w:styleId="UnresolvedMention">
+  <w:style w:type="character" w:customStyle="1" w:styleId="UnresolvedMention">
     <w:name w:val="Unresolved Mention"/>
     <w:basedOn w:val="DefaultParagraphFont"/>
     <w:uiPriority w:val="99"/>
@@ -17652,6 +14642,19 @@
     <w:rPr>
       <w:color w:val="800080" w:themeColor="followedHyperlink"/>
       <w:u w:val="single"/>
+    </w:rPr>
+  </w:style>
+  <w:style w:type="paragraph" w:customStyle="1" w:styleId="break">
+    <w:name w:val="break"/>
+    <w:basedOn w:val="Normal"/>
+    <w:rsid w:val="00624609"/>
+    <w:pPr>
+      <w:spacing w:before="100" w:beforeAutospacing="1" w:after="100" w:afterAutospacing="1" w:line="240" w:lineRule="auto"/>
+    </w:pPr>
+    <w:rPr>
+      <w:rFonts w:ascii="Times New Roman" w:eastAsia="Times New Roman" w:hAnsi="Times New Roman" w:cs="Times New Roman"/>
+      <w:sz w:val="24"/>
+      <w:szCs w:val="24"/>
     </w:rPr>
   </w:style>
 </w:styles>

--- a/data/knowledge_base/PowerBI_Healthcare_Proposal.docx
+++ b/data/knowledge_base/PowerBI_Healthcare_Proposal.docx
@@ -1090,6 +1090,507 @@
           <w:sz w:val="20"/>
           <w:szCs w:val="20"/>
           <w:shd w:val="clear" w:color="auto" w:fill="FFFFFF"/>
+        </w:rPr>
+      </w:pPr>
+    </w:p>
+    <w:p>
+      <w:pPr>
+        <w:rPr>
+          <w:rFonts w:ascii="Arial" w:hAnsi="Arial" w:cs="Arial"/>
+          <w:color w:val="181818"/>
+          <w:spacing w:val="6"/>
+          <w:sz w:val="20"/>
+          <w:szCs w:val="20"/>
+          <w:shd w:val="clear" w:color="auto" w:fill="FFFFFF"/>
+        </w:rPr>
+      </w:pPr>
+      <w:r>
+        <w:rPr>
+          <w:rFonts w:ascii="Arial" w:hAnsi="Arial" w:cs="Arial"/>
+          <w:color w:val="181818"/>
+          <w:spacing w:val="6"/>
+          <w:sz w:val="20"/>
+          <w:szCs w:val="20"/>
+          <w:shd w:val="clear" w:color="auto" w:fill="FFFFFF"/>
+        </w:rPr>
+        <w:t>Hello, I just went through your post and the video you shared, and the idea of building an interactive map with insights for residential real estate sounds very interesting. I’d be happy to help with this. I have experience working with data visualization tools like Looker Studio and mapping tools to present geographic insights in a clear and user-friendly way. The focus would be on structuring the data properly, adding meaningful annotations, and ensuring the map highlights the insights your team needs. I’ve gone through the video and would be happy to take things forward and discuss the requirements in more detail. Best regards, Sagar</w:t>
+      </w:r>
+    </w:p>
+    <w:p>
+      <w:pPr>
+        <w:rPr>
+          <w:rFonts w:ascii="Arial" w:hAnsi="Arial" w:cs="Arial"/>
+          <w:color w:val="181818"/>
+          <w:spacing w:val="6"/>
+          <w:sz w:val="20"/>
+          <w:szCs w:val="20"/>
+          <w:shd w:val="clear" w:color="auto" w:fill="FFFFFF"/>
+        </w:rPr>
+      </w:pPr>
+    </w:p>
+    <w:p>
+      <w:pPr>
+        <w:rPr>
+          <w:rFonts w:ascii="Arial" w:hAnsi="Arial" w:cs="Arial"/>
+          <w:color w:val="181818"/>
+          <w:spacing w:val="6"/>
+          <w:sz w:val="20"/>
+          <w:szCs w:val="20"/>
+          <w:shd w:val="clear" w:color="auto" w:fill="FFFFFF"/>
+        </w:rPr>
+      </w:pPr>
+      <w:r>
+        <w:rPr>
+          <w:rFonts w:ascii="Arial" w:hAnsi="Arial" w:cs="Arial"/>
+          <w:color w:val="181818"/>
+          <w:spacing w:val="6"/>
+          <w:sz w:val="20"/>
+          <w:szCs w:val="20"/>
+          <w:shd w:val="clear" w:color="auto" w:fill="FFFFFF"/>
+        </w:rPr>
+        <w:t>Hello Abdel, I just went through your post, and I’d be happy to help rebuild a simplified version of your Looker Studio dashboard. I have experience building clean, structured dashboards that focus on clarity, usability, and actionable insights. I’ve worked on several reporting projects where the goal was to simplify complex data into clear visualizations while maintaining a professional layout and performance. I’m comfortable working with different data sources and structuring reports so they remain easy to navigate and interpret. You can find examples of my work in the attachments. Best regards, Sagar</w:t>
+      </w:r>
+    </w:p>
+    <w:p/>
+    <w:p>
+      <w:pPr>
+        <w:rPr>
+          <w:rFonts w:ascii="Arial" w:hAnsi="Arial" w:cs="Arial"/>
+          <w:color w:val="181818"/>
+          <w:spacing w:val="6"/>
+          <w:sz w:val="20"/>
+          <w:szCs w:val="20"/>
+          <w:shd w:val="clear" w:color="auto" w:fill="FFFFFF"/>
+        </w:rPr>
+      </w:pPr>
+      <w:r>
+        <w:rPr>
+          <w:rFonts w:ascii="Arial" w:hAnsi="Arial" w:cs="Arial"/>
+          <w:color w:val="181818"/>
+          <w:spacing w:val="6"/>
+          <w:sz w:val="20"/>
+          <w:szCs w:val="20"/>
+          <w:shd w:val="clear" w:color="auto" w:fill="FFFFFF"/>
+        </w:rPr>
+        <w:t xml:space="preserve">Hello Omid, I just went through your post, and this type of CRM, BigQuery, Looker Studio pipeline is something I’d be happy to help implement. I have experience working with APIs, JSON transformation, and building Looker Studio dashboards using structured BigQuery datasets. A typical approach would involve capturing CRM events via webhooks, processing the JSON through Cloud Functions or Cloud Run, loading it into properly designed BigQuery tables, and then building KPI dashboards for leads, appointments, </w:t>
+      </w:r>
+      <w:r>
+        <w:rPr>
+          <w:rFonts w:ascii="Arial" w:hAnsi="Arial" w:cs="Arial"/>
+          <w:color w:val="181818"/>
+          <w:spacing w:val="6"/>
+          <w:sz w:val="20"/>
+          <w:szCs w:val="20"/>
+          <w:shd w:val="clear" w:color="auto" w:fill="FFFFFF"/>
+        </w:rPr>
+        <w:lastRenderedPageBreak/>
+        <w:t>conversions, and closed deals. I’m available to start immediately and would be happy to discuss the details further if the proposal is taken forward. Best regards, Sagar</w:t>
+      </w:r>
+    </w:p>
+    <w:p>
+      <w:pPr>
+        <w:rPr>
+          <w:rFonts w:ascii="Arial" w:hAnsi="Arial" w:cs="Arial"/>
+          <w:color w:val="181818"/>
+          <w:spacing w:val="6"/>
+          <w:sz w:val="20"/>
+          <w:szCs w:val="20"/>
+          <w:shd w:val="clear" w:color="auto" w:fill="FFFFFF"/>
+        </w:rPr>
+      </w:pPr>
+    </w:p>
+    <w:p>
+      <w:pPr>
+        <w:rPr>
+          <w:rFonts w:ascii="Arial" w:hAnsi="Arial" w:cs="Arial"/>
+          <w:color w:val="181818"/>
+          <w:spacing w:val="6"/>
+          <w:sz w:val="20"/>
+          <w:szCs w:val="20"/>
+          <w:shd w:val="clear" w:color="auto" w:fill="FFFFFF"/>
+        </w:rPr>
+      </w:pPr>
+      <w:r>
+        <w:rPr>
+          <w:rFonts w:ascii="Arial" w:hAnsi="Arial" w:cs="Arial"/>
+          <w:color w:val="181818"/>
+          <w:spacing w:val="6"/>
+          <w:sz w:val="20"/>
+          <w:szCs w:val="20"/>
+          <w:shd w:val="clear" w:color="auto" w:fill="FFFFFF"/>
+        </w:rPr>
+        <w:t>Hello, I just went through your post, and integrating Power BI with Power Automate to trigger backend processes is something I’d be happy to help implement. The workflow can be designed so the button in Power BI triggers a Power Automate flow, which runs the SQL Agent job, waits for completion, and then calls the Power BI REST API to refresh the semantic model. Once the refresh finishes, the initiating user can automatically receive a confirmation notification. I have experience working with Power BI, Power Automate, SQL workflows, and API integrations, and I’d be happy to discuss the implementation further if the proposal is taken forward. Best regards, Sagar</w:t>
+      </w:r>
+    </w:p>
+    <w:p>
+      <w:pPr>
+        <w:rPr>
+          <w:rFonts w:ascii="Arial" w:hAnsi="Arial" w:cs="Arial"/>
+          <w:color w:val="181818"/>
+          <w:spacing w:val="6"/>
+          <w:sz w:val="20"/>
+          <w:szCs w:val="20"/>
+          <w:shd w:val="clear" w:color="auto" w:fill="FFFFFF"/>
+        </w:rPr>
+      </w:pPr>
+    </w:p>
+    <w:p>
+      <w:pPr>
+        <w:rPr>
+          <w:rFonts w:ascii="Arial" w:hAnsi="Arial" w:cs="Arial"/>
+          <w:color w:val="181818"/>
+          <w:spacing w:val="6"/>
+          <w:sz w:val="20"/>
+          <w:szCs w:val="20"/>
+          <w:shd w:val="clear" w:color="auto" w:fill="FFFFFF"/>
+        </w:rPr>
+      </w:pPr>
+      <w:r>
+        <w:rPr>
+          <w:rFonts w:ascii="Arial" w:hAnsi="Arial" w:cs="Arial"/>
+          <w:color w:val="181818"/>
+          <w:spacing w:val="6"/>
+          <w:sz w:val="20"/>
+          <w:szCs w:val="20"/>
+          <w:shd w:val="clear" w:color="auto" w:fill="FFFFFF"/>
+        </w:rPr>
+        <w:t>Hello, I just went through your post, and building automated intake systems using Power Automate is something I have experience with. I also have experience working with AI integrations that help streamline workflows and improve how incoming requests are processed and categorized. I’d be happy to help analyze your current intake process, design the automation, and implement the AI features needed to make the system more efficient. I’ve also shared some examples of my Power Automate work in the attachments. Best regards, Sagar</w:t>
+      </w:r>
+    </w:p>
+    <w:p>
+      <w:pPr>
+        <w:rPr>
+          <w:rFonts w:ascii="Arial" w:hAnsi="Arial" w:cs="Arial"/>
+          <w:color w:val="181818"/>
+          <w:spacing w:val="6"/>
+          <w:sz w:val="20"/>
+          <w:szCs w:val="20"/>
+          <w:shd w:val="clear" w:color="auto" w:fill="FFFFFF"/>
+        </w:rPr>
+      </w:pPr>
+    </w:p>
+    <w:p>
+      <w:pPr>
+        <w:rPr>
+          <w:rFonts w:ascii="Arial" w:hAnsi="Arial" w:cs="Arial"/>
+          <w:color w:val="181818"/>
+          <w:spacing w:val="6"/>
+          <w:sz w:val="20"/>
+          <w:szCs w:val="20"/>
+          <w:shd w:val="clear" w:color="auto" w:fill="FFFFFF"/>
+        </w:rPr>
+      </w:pPr>
+      <w:r>
+        <w:rPr>
+          <w:rFonts w:ascii="Arial" w:hAnsi="Arial" w:cs="Arial"/>
+          <w:color w:val="181818"/>
+          <w:spacing w:val="6"/>
+          <w:sz w:val="20"/>
+          <w:szCs w:val="20"/>
+          <w:shd w:val="clear" w:color="auto" w:fill="FFFFFF"/>
+        </w:rPr>
+        <w:t>Hello, I just went through your post, and building recruitment analytics dashboards in Excel and Power BI is something I’ve worked on frequently. I have experience turning large datasets into clean dashboards with KPIs, funnels, trend analysis, and drill-down views to highlight bottlenecks, ageing roles, and hiring pipeline performance. I’d be happy to help structure your data model and build a clear, professional dashboard that’s easy to refresh and use for strategic decisions. Best regards, Sagar</w:t>
+      </w:r>
+    </w:p>
+    <w:p>
+      <w:pPr>
+        <w:rPr>
+          <w:rFonts w:ascii="Arial" w:hAnsi="Arial" w:cs="Arial"/>
+          <w:color w:val="181818"/>
+          <w:spacing w:val="6"/>
+          <w:sz w:val="20"/>
+          <w:szCs w:val="20"/>
+          <w:shd w:val="clear" w:color="auto" w:fill="FFFFFF"/>
+        </w:rPr>
+      </w:pPr>
+    </w:p>
+    <w:p>
+      <w:pPr>
+        <w:rPr>
+          <w:rFonts w:ascii="Arial" w:hAnsi="Arial" w:cs="Arial"/>
+          <w:color w:val="181818"/>
+          <w:spacing w:val="6"/>
+          <w:sz w:val="20"/>
+          <w:szCs w:val="20"/>
+          <w:shd w:val="clear" w:color="auto" w:fill="FFFFFF"/>
+        </w:rPr>
+      </w:pPr>
+      <w:r>
+        <w:rPr>
+          <w:rFonts w:ascii="Arial" w:hAnsi="Arial" w:cs="Arial"/>
+          <w:color w:val="181818"/>
+          <w:spacing w:val="6"/>
+          <w:sz w:val="20"/>
+          <w:szCs w:val="20"/>
+          <w:shd w:val="clear" w:color="auto" w:fill="FFFFFF"/>
+        </w:rPr>
+        <w:t>Hello AveNew Solutions LLC Team, I just went through your post, and building Power BI dashboards with automated data pipelines using Microsoft Forms and Power Automate is something I have experience with. I can help design the data architecture, automate the flow of Microsoft Forms data into a structured source such as SharePoint or SQL using Power Automate, and then build a clean, professional Power BI dashboard with clear KPIs and visualizations. I’ve shared examples of my Power BI work in the attachments, and I’m available to start immediately. Best regards, Sagar</w:t>
+      </w:r>
+    </w:p>
+    <w:p>
+      <w:pPr>
+        <w:rPr>
+          <w:rFonts w:ascii="Arial" w:hAnsi="Arial" w:cs="Arial"/>
+          <w:color w:val="181818"/>
+          <w:spacing w:val="6"/>
+          <w:sz w:val="20"/>
+          <w:szCs w:val="20"/>
+          <w:shd w:val="clear" w:color="auto" w:fill="FFFFFF"/>
+        </w:rPr>
+      </w:pPr>
+    </w:p>
+    <w:p>
+      <w:pPr>
+        <w:rPr>
+          <w:rFonts w:ascii="Arial" w:hAnsi="Arial" w:cs="Arial"/>
+          <w:color w:val="181818"/>
+          <w:spacing w:val="6"/>
+          <w:sz w:val="20"/>
+          <w:szCs w:val="20"/>
+          <w:shd w:val="clear" w:color="auto" w:fill="FFFFFF"/>
+        </w:rPr>
+      </w:pPr>
+      <w:r>
+        <w:rPr>
+          <w:rFonts w:ascii="Arial" w:hAnsi="Arial" w:cs="Arial"/>
+          <w:color w:val="181818"/>
+          <w:spacing w:val="6"/>
+          <w:sz w:val="20"/>
+          <w:szCs w:val="20"/>
+          <w:shd w:val="clear" w:color="auto" w:fill="FFFFFF"/>
+        </w:rPr>
+        <w:t xml:space="preserve">Hello Dave, I just went through your post and the document you attached. Supporting enterprise data platforms using Microsoft Fabric and integrating it with Power BI and analytics workflows is something I’d be happy to help with. I have experience working with Microsoft data ecosystems, building data pipelines, designing reporting architectures, and developing Power BI dashboards that support business decision-making. I’d be happy to </w:t>
+      </w:r>
+      <w:r>
+        <w:rPr>
+          <w:rFonts w:ascii="Arial" w:hAnsi="Arial" w:cs="Arial"/>
+          <w:color w:val="181818"/>
+          <w:spacing w:val="6"/>
+          <w:sz w:val="20"/>
+          <w:szCs w:val="20"/>
+          <w:shd w:val="clear" w:color="auto" w:fill="FFFFFF"/>
+        </w:rPr>
+        <w:lastRenderedPageBreak/>
+        <w:t>discuss your Fabric environment and how I can support the platform transformation if the proposal is taken forward. Best regards, Sagar</w:t>
+      </w:r>
+    </w:p>
+    <w:p>
+      <w:pPr>
+        <w:rPr>
+          <w:rFonts w:ascii="Arial" w:hAnsi="Arial" w:cs="Arial"/>
+          <w:color w:val="181818"/>
+          <w:spacing w:val="6"/>
+          <w:sz w:val="20"/>
+          <w:szCs w:val="20"/>
+          <w:shd w:val="clear" w:color="auto" w:fill="FFFFFF"/>
+        </w:rPr>
+      </w:pPr>
+    </w:p>
+    <w:p>
+      <w:pPr>
+        <w:rPr>
+          <w:rFonts w:ascii="Arial" w:hAnsi="Arial" w:cs="Arial"/>
+          <w:color w:val="181818"/>
+          <w:spacing w:val="6"/>
+          <w:sz w:val="20"/>
+          <w:szCs w:val="20"/>
+          <w:shd w:val="clear" w:color="auto" w:fill="FFFFFF"/>
+        </w:rPr>
+      </w:pPr>
+      <w:r>
+        <w:rPr>
+          <w:rFonts w:ascii="Arial" w:hAnsi="Arial" w:cs="Arial"/>
+          <w:color w:val="181818"/>
+          <w:spacing w:val="6"/>
+          <w:sz w:val="20"/>
+          <w:szCs w:val="20"/>
+          <w:shd w:val="clear" w:color="auto" w:fill="FFFFFF"/>
+        </w:rPr>
+        <w:t>Hello, I just went through your brief, and this type of practical analytics pilot is something I’ve worked on before. I have experience turning messy Excel/CSV operational data into structured datasets and building dashboards that highlight performance, trends, and operational risks. My preferred stack for a pilot like this would be Python (pandas) &amp; SQL for data transformation, with Power BI or Looker Studio for the dashboard. I typically handle messy SKU and branch mapping by creating master mapping tables to standardize identifiers across reports. I’ve also shared examples of my dashboard work in the attachments. Happy to discuss the approach and other details further when we connect on a call. Best regards, Sagar</w:t>
+      </w:r>
+    </w:p>
+    <w:p>
+      <w:pPr>
+        <w:rPr>
+          <w:rFonts w:ascii="Arial" w:hAnsi="Arial" w:cs="Arial"/>
+          <w:color w:val="181818"/>
+          <w:spacing w:val="6"/>
+          <w:sz w:val="20"/>
+          <w:szCs w:val="20"/>
+          <w:shd w:val="clear" w:color="auto" w:fill="FFFFFF"/>
+        </w:rPr>
+      </w:pPr>
+    </w:p>
+    <w:p>
+      <w:pPr>
+        <w:rPr>
+          <w:rFonts w:ascii="Arial" w:hAnsi="Arial" w:cs="Arial"/>
+          <w:color w:val="181818"/>
+          <w:spacing w:val="6"/>
+          <w:sz w:val="20"/>
+          <w:szCs w:val="20"/>
+          <w:shd w:val="clear" w:color="auto" w:fill="FFFFFF"/>
+        </w:rPr>
+      </w:pPr>
+      <w:r>
+        <w:rPr>
+          <w:rFonts w:ascii="Arial" w:hAnsi="Arial" w:cs="Arial"/>
+          <w:color w:val="181818"/>
+          <w:spacing w:val="6"/>
+          <w:sz w:val="20"/>
+          <w:szCs w:val="20"/>
+          <w:shd w:val="clear" w:color="auto" w:fill="FFFFFF"/>
+        </w:rPr>
+        <w:t>Hello, Yes, this type of workflow automation can definitely be implemented using Power Automate with Microsoft 365 services. For example, when a specific Outlook calendar appointment is created, a Power Automate flow can automatically trigger notifications to staff through email and Microsoft Teams, while also creating related tasks in Microsoft Planner. Similarly, scanned files received through an Outlook mailbox can be automatically moved to SharePoint, renamed using client details such as name, date, time, and case number, and stored in the correct folder. I have experience building automation workflows across Outlook, Teams, SharePoint, Planner, and other Microsoft 365 tools to streamline repetitive operational tasks. Happy to discuss your requirements and the workflows in more detail.</w:t>
+      </w:r>
+    </w:p>
+    <w:p>
+      <w:pPr>
+        <w:rPr>
+          <w:rFonts w:ascii="Arial" w:hAnsi="Arial" w:cs="Arial"/>
+          <w:color w:val="181818"/>
+          <w:spacing w:val="6"/>
+          <w:sz w:val="20"/>
+          <w:szCs w:val="20"/>
+          <w:shd w:val="clear" w:color="auto" w:fill="FFFFFF"/>
+        </w:rPr>
+      </w:pPr>
+    </w:p>
+    <w:p>
+      <w:pPr>
+        <w:pStyle w:val="break"/>
+        <w:shd w:val="clear" w:color="auto" w:fill="FFFFFF"/>
+        <w:spacing w:before="0" w:beforeAutospacing="0" w:after="0" w:afterAutospacing="0" w:line="301" w:lineRule="atLeast"/>
+        <w:rPr>
+          <w:rFonts w:ascii="Arial" w:hAnsi="Arial" w:cs="Arial"/>
+          <w:color w:val="181818"/>
+          <w:spacing w:val="6"/>
+          <w:sz w:val="20"/>
+          <w:szCs w:val="20"/>
+        </w:rPr>
+      </w:pPr>
+      <w:r>
+        <w:rPr>
+          <w:rFonts w:ascii="Arial" w:hAnsi="Arial" w:cs="Arial"/>
+          <w:color w:val="181818"/>
+          <w:spacing w:val="6"/>
+          <w:sz w:val="20"/>
+          <w:szCs w:val="20"/>
+        </w:rPr>
+        <w:t xml:space="preserve">Hello, I just went through your post, and helping organizations turn data into clear and meaningful visual stories is something I enjoy working on. I have experience building charts, graphs, and dashboards that make complex data easy to understand and communicate. I’d be happy to help visualize your data around gasoline consumption, EV adoption, and climate or financial impact in a way that clearly tells the story to your audience. Please feel free to go through my work in the attachments. When would be a good time for us to connect? Best regards, Sagar </w:t>
+      </w:r>
+    </w:p>
+    <w:p>
+      <w:pPr>
+        <w:shd w:val="clear" w:color="auto" w:fill="FFFFFF"/>
+        <w:rPr>
+          <w:color w:val="181818"/>
+        </w:rPr>
+      </w:pPr>
+    </w:p>
+    <w:p>
+      <w:pPr>
+        <w:pStyle w:val="break"/>
+        <w:shd w:val="clear" w:color="auto" w:fill="FFFFFF"/>
+        <w:spacing w:before="0" w:beforeAutospacing="0" w:after="0" w:afterAutospacing="0" w:line="301" w:lineRule="atLeast"/>
+        <w:rPr>
+          <w:rFonts w:ascii="Arial" w:hAnsi="Arial" w:cs="Arial"/>
+          <w:color w:val="181818"/>
+          <w:spacing w:val="6"/>
+          <w:sz w:val="20"/>
+          <w:szCs w:val="20"/>
+        </w:rPr>
+      </w:pPr>
+      <w:r>
+        <w:rPr>
+          <w:rFonts w:ascii="Arial" w:hAnsi="Arial" w:cs="Arial"/>
+          <w:color w:val="181818"/>
+          <w:spacing w:val="6"/>
+          <w:sz w:val="20"/>
+          <w:szCs w:val="20"/>
+        </w:rPr>
+        <w:t xml:space="preserve">Hello, I just went through your post, and helping organizations turn data into clear and meaningful visual stories is something I enjoy working on. I have experience building charts, graphs, and dashboards that make complex data easy to understand and communicate. I’d be happy to help visualize your data around gasoline consumption, EV adoption, and climate or financial impact in a way that clearly tells the story to your audience. Please feel free to go through my work in the attachments. When would be a good time for us to connect? Best regards, Sagar </w:t>
+      </w:r>
+    </w:p>
+    <w:p>
+      <w:pPr>
+        <w:shd w:val="clear" w:color="auto" w:fill="FFFFFF"/>
+        <w:rPr>
+          <w:rFonts w:ascii="Arial" w:hAnsi="Arial" w:cs="Arial"/>
+          <w:color w:val="181818"/>
+          <w:spacing w:val="6"/>
+          <w:sz w:val="20"/>
+          <w:szCs w:val="20"/>
+        </w:rPr>
+      </w:pPr>
+    </w:p>
+    <w:p>
+      <w:pPr>
+        <w:shd w:val="clear" w:color="auto" w:fill="FFFFFF"/>
+        <w:rPr>
+          <w:rFonts w:ascii="Arial" w:hAnsi="Arial" w:cs="Arial"/>
+          <w:color w:val="181818"/>
+          <w:spacing w:val="6"/>
+          <w:sz w:val="20"/>
+          <w:szCs w:val="20"/>
+          <w:shd w:val="clear" w:color="auto" w:fill="FFFFFF"/>
+        </w:rPr>
+      </w:pPr>
+      <w:r>
+        <w:rPr>
+          <w:rFonts w:ascii="Arial" w:hAnsi="Arial" w:cs="Arial"/>
+          <w:color w:val="181818"/>
+          <w:spacing w:val="6"/>
+          <w:sz w:val="20"/>
+          <w:szCs w:val="20"/>
+          <w:shd w:val="clear" w:color="auto" w:fill="FFFFFF"/>
+        </w:rPr>
+        <w:lastRenderedPageBreak/>
+        <w:t>Hello Massimo and Team, I just went through your post, and streamlining onboarding and document workflows is something I’d be happy to help with. I have experience using DocuSign templates, variables, and workflow automation to reduce manual steps and improve the user experience. For this process, I would structure templates with shared variables so users enter their information once and it auto-populates across all documents within a single streamlined signing flow. Please feel free to go through my work in the attachments. When would be a good time for us to connect? Best regards, Sagar</w:t>
+      </w:r>
+    </w:p>
+    <w:p>
+      <w:pPr>
+        <w:shd w:val="clear" w:color="auto" w:fill="FFFFFF"/>
+        <w:rPr>
+          <w:rFonts w:ascii="Arial" w:hAnsi="Arial" w:cs="Arial"/>
+          <w:color w:val="181818"/>
+          <w:spacing w:val="6"/>
+          <w:sz w:val="20"/>
+          <w:szCs w:val="20"/>
+          <w:shd w:val="clear" w:color="auto" w:fill="FFFFFF"/>
+        </w:rPr>
+      </w:pPr>
+    </w:p>
+    <w:p>
+      <w:pPr>
+        <w:shd w:val="clear" w:color="auto" w:fill="FFFFFF"/>
+        <w:rPr>
+          <w:rFonts w:ascii="Arial" w:hAnsi="Arial" w:cs="Arial"/>
+          <w:color w:val="181818"/>
+          <w:spacing w:val="6"/>
+          <w:sz w:val="20"/>
+          <w:szCs w:val="20"/>
+          <w:shd w:val="clear" w:color="auto" w:fill="FFFFFF"/>
+        </w:rPr>
+      </w:pPr>
+      <w:r>
+        <w:rPr>
+          <w:rFonts w:ascii="Arial" w:hAnsi="Arial" w:cs="Arial"/>
+          <w:color w:val="181818"/>
+          <w:spacing w:val="6"/>
+          <w:sz w:val="20"/>
+          <w:szCs w:val="20"/>
+          <w:shd w:val="clear" w:color="auto" w:fill="FFFFFF"/>
+        </w:rPr>
+        <w:t>Hello, I just went through your post, and rebuilding reporting decks into clean Looker Studio dashboards is something I’ve worked on before. I can help translate your Google Slides structure into a polished, client-ready Looker Studio report with clear charts, scorecards, and layouts that can be easily updated each month. Please feel free to review my dashboard examples in the attachments. I’m available to start immediately and can begin working on this right away. When would be a good time for us to connect? Best regards, Sagar</w:t>
+      </w:r>
+    </w:p>
+    <w:p>
+      <w:pPr>
+        <w:shd w:val="clear" w:color="auto" w:fill="FFFFFF"/>
+        <w:rPr>
+          <w:color w:val="181818"/>
         </w:rPr>
       </w:pPr>
     </w:p>

--- a/data/knowledge_base/PowerBI_Healthcare_Proposal.docx
+++ b/data/knowledge_base/PowerBI_Healthcare_Proposal.docx
@@ -1593,6 +1593,1166 @@
           <w:color w:val="181818"/>
         </w:rPr>
       </w:pPr>
+    </w:p>
+    <w:p>
+      <w:pPr>
+        <w:pStyle w:val="NormalWeb"/>
+      </w:pPr>
+      <w:r>
+        <w:rPr>
+          <w:rStyle w:val="Strong"/>
+          <w:b w:val="0"/>
+        </w:rPr>
+        <w:t>Hey there,</w:t>
+      </w:r>
+    </w:p>
+    <w:p>
+      <w:pPr>
+        <w:pStyle w:val="NormalWeb"/>
+      </w:pPr>
+      <w:r>
+        <w:t>I just went through your post, and it sounds like you need a BI expert to fix urgent bugs in Power BI/Tableau and guide your BI strategy across SQL and cloud platforms like Snowflake, BigQuery, and Redshift. I’d love to help.</w:t>
+      </w:r>
+    </w:p>
+    <w:p>
+      <w:pPr>
+        <w:pStyle w:val="NormalWeb"/>
+      </w:pPr>
+      <w:r>
+        <w:t>I’ve resolved complex BI issues, optimized dashboards for performance, and automated reporting pipelines so executives get real-time, accurate insights. I specialize in interactive, drill-down dashboards using DAX, Power Query, and SQL, ensuring reporting is both actionable and aligned with business goals.</w:t>
+      </w:r>
+    </w:p>
+    <w:p>
+      <w:pPr>
+        <w:pStyle w:val="NormalWeb"/>
+      </w:pPr>
+      <w:r>
+        <w:t>Before diving in, I’d love to understand your current setup—what bugs are affecting your dashboards, how your data pipelines are structured, and which KPIs matter most. Once I know, I can walk you through my approach to fixing issues, improving performance, and creating scalable reporting solutions.</w:t>
+      </w:r>
+    </w:p>
+    <w:p>
+      <w:pPr>
+        <w:pStyle w:val="NormalWeb"/>
+      </w:pPr>
+      <w:r>
+        <w:t>Would you be open to a quick call to discuss?</w:t>
+      </w:r>
+    </w:p>
+    <w:p>
+      <w:pPr>
+        <w:pStyle w:val="NormalWeb"/>
+      </w:pPr>
+      <w:r>
+        <w:rPr>
+          <w:rStyle w:val="Strong"/>
+          <w:b w:val="0"/>
+        </w:rPr>
+        <w:t>Warm regards,</w:t>
+      </w:r>
+      <w:r>
+        <w:br/>
+        <w:t>Sagar</w:t>
+      </w:r>
+    </w:p>
+    <w:p>
+      <w:pPr>
+        <w:pStyle w:val="NormalWeb"/>
+      </w:pPr>
+      <w:r>
+        <w:rPr>
+          <w:rStyle w:val="Strong"/>
+          <w:b w:val="0"/>
+        </w:rPr>
+        <w:t>Hey there,</w:t>
+      </w:r>
+    </w:p>
+    <w:p>
+      <w:pPr>
+        <w:pStyle w:val="NormalWeb"/>
+      </w:pPr>
+      <w:r>
+        <w:t>I just went through your post, and it sounds like you’re looking for a Power BI developer to turn complex data into clean, executive-ready dashboards. I’d love to help.</w:t>
+      </w:r>
+    </w:p>
+    <w:p>
+      <w:pPr>
+        <w:pStyle w:val="NormalWeb"/>
+      </w:pPr>
+      <w:r>
+        <w:t xml:space="preserve">I’ve built dashboards and robust data models for real clients, leveraging DAX and best visualization practices to deliver insights that are accurate, actionable, and easy to </w:t>
+      </w:r>
+      <w:r>
+        <w:lastRenderedPageBreak/>
+        <w:t>understand. I focus on translating business requirements into reports that executives and teams can rely on for decision-making.</w:t>
+      </w:r>
+    </w:p>
+    <w:p>
+      <w:pPr>
+        <w:pStyle w:val="NormalWeb"/>
+      </w:pPr>
+      <w:r>
+        <w:t>I’d love to see your current data and reporting needs so I can suggest the best approach for dashboard design, data modeling, and visualization. Once I understand the setup, I can share examples of similar dashboards I’ve created and how I’d structure yours for clarity and impact.</w:t>
+      </w:r>
+    </w:p>
+    <w:p>
+      <w:pPr>
+        <w:pStyle w:val="NormalWeb"/>
+      </w:pPr>
+      <w:r>
+        <w:t>Would you be open to a quick call to discuss further?</w:t>
+      </w:r>
+    </w:p>
+    <w:p>
+      <w:pPr>
+        <w:pStyle w:val="NormalWeb"/>
+      </w:pPr>
+      <w:r>
+        <w:rPr>
+          <w:rStyle w:val="Strong"/>
+          <w:b w:val="0"/>
+        </w:rPr>
+        <w:t>Warm regards,</w:t>
+      </w:r>
+      <w:r>
+        <w:br/>
+        <w:t>Sagar</w:t>
+      </w:r>
+    </w:p>
+    <w:p/>
+    <w:p>
+      <w:pPr>
+        <w:pStyle w:val="NormalWeb"/>
+      </w:pPr>
+      <w:r>
+        <w:rPr>
+          <w:rStyle w:val="Strong"/>
+          <w:b w:val="0"/>
+        </w:rPr>
+        <w:t>Hey there,</w:t>
+      </w:r>
+    </w:p>
+    <w:p>
+      <w:pPr>
+        <w:pStyle w:val="NormalWeb"/>
+      </w:pPr>
+      <w:r>
+        <w:t>I just went through your post, and it sounds like you’re looking for a BI expert to quickly fix serious bugs in Power BI/Tableau dashboards while also providing guidance on BI strategy across SQL and cloud platforms like Snowflake, BigQuery, and Redshift. I’d love to help.</w:t>
+      </w:r>
+    </w:p>
+    <w:p>
+      <w:pPr>
+        <w:pStyle w:val="NormalWeb"/>
+      </w:pPr>
+      <w:r>
+        <w:t>I’ve handled similar projects where I resolved complex BI issues, optimized dashboards for performance, and automated reporting pipelines so executives get accurate, real-time insights. I specialize in building interactive, drill-down dashboards using DAX, Power Query, and SQL, ensuring reporting is both actionable and aligned with business goals.</w:t>
+      </w:r>
+    </w:p>
+    <w:p>
+      <w:pPr>
+        <w:pStyle w:val="NormalWeb"/>
+      </w:pPr>
+      <w:r>
+        <w:t>I’d love to understand your current setup—what bugs are affecting your dashboards, how your data pipelines are structured, and which KPIs matter most. Once I have a clear picture, I can walk you through my approach for fixing issues, improving performance, and creating scalable reporting solutions.</w:t>
+      </w:r>
+    </w:p>
+    <w:p>
+      <w:pPr>
+        <w:pStyle w:val="NormalWeb"/>
+      </w:pPr>
+      <w:r>
+        <w:t>Would you be open to a quick call to discuss this further?</w:t>
+      </w:r>
+    </w:p>
+    <w:p>
+      <w:pPr>
+        <w:pStyle w:val="NormalWeb"/>
+      </w:pPr>
+      <w:r>
+        <w:rPr>
+          <w:rStyle w:val="Strong"/>
+          <w:b w:val="0"/>
+        </w:rPr>
+        <w:t>Warm regards,</w:t>
+      </w:r>
+      <w:r>
+        <w:br/>
+        <w:t>Sagar</w:t>
+      </w:r>
+    </w:p>
+    <w:p>
+      <w:pPr>
+        <w:pStyle w:val="NormalWeb"/>
+      </w:pPr>
+      <w:r>
+        <w:rPr>
+          <w:rStyle w:val="Strong"/>
+          <w:b w:val="0"/>
+        </w:rPr>
+        <w:t>Hey there,</w:t>
+      </w:r>
+    </w:p>
+    <w:p>
+      <w:pPr>
+        <w:pStyle w:val="NormalWeb"/>
+      </w:pPr>
+      <w:r>
+        <w:t>I just went through your post, and it sounds like you’re looking for a BI expert to quickly fix serious bugs in Power BI/Tableau dashboards while also providing guidance on BI strategy across SQL and cloud platforms like Snowflake, BigQuery, and Redshift. I’d love to help.</w:t>
+      </w:r>
+    </w:p>
+    <w:p>
+      <w:pPr>
+        <w:pStyle w:val="NormalWeb"/>
+      </w:pPr>
+      <w:r>
+        <w:t xml:space="preserve">I’ve handled similar projects where I resolved complex BI issues, optimized dashboards for performance, and automated reporting pipelines so executives get accurate, real-time </w:t>
+      </w:r>
+      <w:r>
+        <w:lastRenderedPageBreak/>
+        <w:t>insights. I specialize in building interactive, drill-down dashboards using DAX, Power Query, and SQL, ensuring reporting is both actionable and aligned with business goals.</w:t>
+      </w:r>
+    </w:p>
+    <w:p>
+      <w:pPr>
+        <w:pStyle w:val="NormalWeb"/>
+      </w:pPr>
+      <w:r>
+        <w:t>I’d love to understand your current setup—what bugs are affecting your dashboards, how your data pipelines are structured, and which KPIs matter most. Once I have a clear picture, I can walk you through my approach for fixing issues, improving performance, and creating scalable reporting solutions.</w:t>
+      </w:r>
+    </w:p>
+    <w:p>
+      <w:pPr>
+        <w:pStyle w:val="NormalWeb"/>
+      </w:pPr>
+      <w:r>
+        <w:t>Would you be open to a quick call to discuss this further?</w:t>
+      </w:r>
+    </w:p>
+    <w:p>
+      <w:pPr>
+        <w:pStyle w:val="NormalWeb"/>
+      </w:pPr>
+      <w:r>
+        <w:rPr>
+          <w:rStyle w:val="Strong"/>
+          <w:b w:val="0"/>
+        </w:rPr>
+        <w:t>Warm regards,</w:t>
+      </w:r>
+      <w:r>
+        <w:br/>
+        <w:t>Sagar</w:t>
+      </w:r>
+    </w:p>
+    <w:p>
+      <w:pPr>
+        <w:pStyle w:val="NormalWeb"/>
+      </w:pPr>
+      <w:r>
+        <w:rPr>
+          <w:rStyle w:val="Strong"/>
+          <w:b w:val="0"/>
+        </w:rPr>
+        <w:t>Hey there,</w:t>
+      </w:r>
+    </w:p>
+    <w:p>
+      <w:pPr>
+        <w:pStyle w:val="NormalWeb"/>
+      </w:pPr>
+      <w:r>
+        <w:t>I just went through your post, and it sounds like you’re looking for someone to build a comprehensive dashboard in Looker Studio/BigQuery or Power BI, pulling data from ServiceTitan and Google Ads. I’d love to help.</w:t>
+      </w:r>
+    </w:p>
+    <w:p>
+      <w:pPr>
+        <w:pStyle w:val="NormalWeb"/>
+      </w:pPr>
+      <w:r>
+        <w:t>I’ve built similar dashboards that combine operational and marketing data, creating tabs for sales performance, revenue tracking vs targets, job completion metrics, and ad campaign performance. I focus on designing dashboards that are interactive, executive-ready, and make complex data actionable at a glance. Whether it’s calculating close rates, tracking hours sold vs completed, or visualizing ROAS and keyword-level revenue, I ensure the insights are clear and reliable.</w:t>
+      </w:r>
+    </w:p>
+    <w:p>
+      <w:pPr>
+        <w:pStyle w:val="NormalWeb"/>
+      </w:pPr>
+      <w:r>
+        <w:t>I’d love to understand your current data setup—how ServiceTitan and Google Ads data are structured—and your key reporting priorities so I can propose the cleanest, most automated solution for your team.</w:t>
+      </w:r>
+    </w:p>
+    <w:p>
+      <w:pPr>
+        <w:pStyle w:val="NormalWeb"/>
+      </w:pPr>
+      <w:r>
+        <w:t>Would you be open to a quick call to discuss?</w:t>
+      </w:r>
+    </w:p>
+    <w:p>
+      <w:pPr>
+        <w:pStyle w:val="NormalWeb"/>
+      </w:pPr>
+      <w:r>
+        <w:rPr>
+          <w:rStyle w:val="Strong"/>
+          <w:b w:val="0"/>
+        </w:rPr>
+        <w:t>Warm regards,</w:t>
+      </w:r>
+      <w:r>
+        <w:br/>
+        <w:t>Sagar</w:t>
+      </w:r>
+    </w:p>
+    <w:p>
+      <w:pPr>
+        <w:pStyle w:val="NormalWeb"/>
+      </w:pPr>
+      <w:r>
+        <w:rPr>
+          <w:rStyle w:val="Strong"/>
+          <w:b w:val="0"/>
+        </w:rPr>
+        <w:t>Hey there,</w:t>
+      </w:r>
+    </w:p>
+    <w:p>
+      <w:pPr>
+        <w:pStyle w:val="NormalWeb"/>
+      </w:pPr>
+      <w:r>
+        <w:t>I just went through your post, and it sounds like you’re looking for someone to build a comprehensive dashboard in Looker Studio/BigQuery or Power BI, pulling data from ServiceTitan and Google Ads. I’d love to help.</w:t>
+      </w:r>
+    </w:p>
+    <w:p>
+      <w:pPr>
+        <w:pStyle w:val="NormalWeb"/>
+      </w:pPr>
+      <w:r>
+        <w:t xml:space="preserve">I’ve built similar dashboards that combine operational and marketing data, creating tabs for sales performance, revenue tracking vs targets, job completion metrics, and ad campaign performance. I focus on designing dashboards that are interactive, executive-ready, and make complex data actionable at a glance. Whether it’s calculating close rates, </w:t>
+      </w:r>
+      <w:r>
+        <w:lastRenderedPageBreak/>
+        <w:t>tracking hours sold vs completed, or visualizing ROAS and keyword-level revenue, I ensure the insights are clear and reliable.</w:t>
+      </w:r>
+    </w:p>
+    <w:p>
+      <w:pPr>
+        <w:pStyle w:val="NormalWeb"/>
+      </w:pPr>
+      <w:r>
+        <w:t>I’d love to understand your current data setup—how ServiceTitan and Google Ads data are structured—and your key reporting priorities so I can propose the cleanest, most automated solution for your team.</w:t>
+      </w:r>
+    </w:p>
+    <w:p>
+      <w:pPr>
+        <w:pStyle w:val="NormalWeb"/>
+      </w:pPr>
+      <w:r>
+        <w:t>Would you be open to a quick call to discuss?</w:t>
+      </w:r>
+    </w:p>
+    <w:p>
+      <w:pPr>
+        <w:pStyle w:val="NormalWeb"/>
+      </w:pPr>
+      <w:r>
+        <w:rPr>
+          <w:rStyle w:val="Strong"/>
+          <w:b w:val="0"/>
+        </w:rPr>
+        <w:t>Warm regards,</w:t>
+      </w:r>
+      <w:r>
+        <w:br/>
+        <w:t>Sagar</w:t>
+      </w:r>
+    </w:p>
+    <w:p>
+      <w:pPr>
+        <w:pStyle w:val="NormalWeb"/>
+      </w:pPr>
+      <w:r>
+        <w:rPr>
+          <w:rStyle w:val="Strong"/>
+          <w:b w:val="0"/>
+        </w:rPr>
+        <w:t>Hey there,</w:t>
+      </w:r>
+    </w:p>
+    <w:p>
+      <w:pPr>
+        <w:pStyle w:val="NormalWeb"/>
+      </w:pPr>
+      <w:r>
+        <w:t>I just went through your post, and it sounds like you need a dashboard in Looker Studio/BigQuery or Power BI that pulls data from ServiceTitan and Google Ads. I’d love to help.</w:t>
+      </w:r>
+    </w:p>
+    <w:p>
+      <w:pPr>
+        <w:pStyle w:val="NormalWeb"/>
+      </w:pPr>
+      <w:r>
+        <w:t>I’ve built similar dashboards combining operational and marketing data—sales leaderboards, revenue vs targets, hours sold vs completed, and Google Ads performance including ROAS and keyword-level revenue. I focus on making dashboards interactive, executive-ready, and easy to act on.</w:t>
+      </w:r>
+    </w:p>
+    <w:p>
+      <w:pPr>
+        <w:pStyle w:val="NormalWeb"/>
+      </w:pPr>
+      <w:r>
+        <w:t>I’d love to understand your current data setup and reporting priorities so I can propose the cleanest, most automated solution for your team.</w:t>
+      </w:r>
+    </w:p>
+    <w:p>
+      <w:pPr>
+        <w:pStyle w:val="NormalWeb"/>
+      </w:pPr>
+      <w:r>
+        <w:t>Would you be open to a quick call to discuss?</w:t>
+      </w:r>
+    </w:p>
+    <w:p>
+      <w:pPr>
+        <w:pStyle w:val="NormalWeb"/>
+      </w:pPr>
+      <w:r>
+        <w:rPr>
+          <w:rStyle w:val="Strong"/>
+          <w:b w:val="0"/>
+        </w:rPr>
+        <w:t>Warm regards,</w:t>
+      </w:r>
+      <w:r>
+        <w:br/>
+        <w:t>Sagar</w:t>
+      </w:r>
+    </w:p>
+    <w:p>
+      <w:pPr>
+        <w:pStyle w:val="NormalWeb"/>
+      </w:pPr>
+      <w:r>
+        <w:rPr>
+          <w:rStyle w:val="Strong"/>
+          <w:b w:val="0"/>
+        </w:rPr>
+        <w:t>Hey there,</w:t>
+      </w:r>
+    </w:p>
+    <w:p>
+      <w:pPr>
+        <w:pStyle w:val="NormalWeb"/>
+      </w:pPr>
+      <w:r>
+        <w:t>I just went through your post, and it sounds like you’re looking for a Power Platform expert to build custom apps, create insightful Power BI/Power Pages visuals, and automate workflows with Power Automate. I’d love to help.</w:t>
+      </w:r>
+    </w:p>
+    <w:p>
+      <w:pPr>
+        <w:pStyle w:val="NormalWeb"/>
+      </w:pPr>
+      <w:r>
+        <w:t>I’ve worked on similar projects where I designed efficient, user-friendly apps, built dashboards and reports that deliver actionable insights, and automated processes to save time and reduce errors. I focus on making solutions both technically robust and easy for teams to adopt.</w:t>
+      </w:r>
+    </w:p>
+    <w:p>
+      <w:pPr>
+        <w:pStyle w:val="NormalWeb"/>
+      </w:pPr>
+      <w:r>
+        <w:t>I’d love to understand your current setup and goals so I can share how I’d approach app development, reporting, and automation for your team.</w:t>
+      </w:r>
+    </w:p>
+    <w:p>
+      <w:pPr>
+        <w:pStyle w:val="NormalWeb"/>
+      </w:pPr>
+      <w:r>
+        <w:t>Would you be open to a quick call to discuss?</w:t>
+      </w:r>
+    </w:p>
+    <w:p>
+      <w:pPr>
+        <w:pStyle w:val="NormalWeb"/>
+      </w:pPr>
+      <w:r>
+        <w:rPr>
+          <w:rStyle w:val="Strong"/>
+          <w:b w:val="0"/>
+        </w:rPr>
+        <w:lastRenderedPageBreak/>
+        <w:t>Warm regards,</w:t>
+      </w:r>
+      <w:r>
+        <w:br/>
+        <w:t>Sagar</w:t>
+      </w:r>
+    </w:p>
+    <w:p>
+      <w:pPr>
+        <w:pStyle w:val="NormalWeb"/>
+      </w:pPr>
+      <w:r>
+        <w:rPr>
+          <w:rStyle w:val="Strong"/>
+          <w:b w:val="0"/>
+        </w:rPr>
+        <w:t>Hey ,</w:t>
+      </w:r>
+    </w:p>
+    <w:p>
+      <w:pPr>
+        <w:pStyle w:val="NormalWeb"/>
+      </w:pPr>
+      <w:r>
+        <w:t>I just went through your post, and it sounds like you’re looking for a Looker Studio expert to build both internal management and client-facing dashboards from Google Sheets data. I’d love to help.</w:t>
+      </w:r>
+    </w:p>
+    <w:p>
+      <w:pPr>
+        <w:pStyle w:val="NormalWeb"/>
+      </w:pPr>
+      <w:r>
+        <w:t>I’ve worked on projects where I built clean, interactive dashboards in Looker Studio, connecting Google Sheets and other sources to deliver actionable insights. My focus is on creating dashboards that are easy to use, visually clear, and provide the key metrics your team or clients need.</w:t>
+      </w:r>
+    </w:p>
+    <w:p>
+      <w:pPr>
+        <w:pStyle w:val="NormalWeb"/>
+      </w:pPr>
+      <w:r>
+        <w:t>I’d love to understand your current data setup and reporting priorities so I can suggest the best approach for your dashboards.</w:t>
+      </w:r>
+    </w:p>
+    <w:p>
+      <w:pPr>
+        <w:pStyle w:val="NormalWeb"/>
+      </w:pPr>
+      <w:r>
+        <w:t>Would you be open to a quick call to discuss?</w:t>
+      </w:r>
+    </w:p>
+    <w:p>
+      <w:pPr>
+        <w:pStyle w:val="NormalWeb"/>
+      </w:pPr>
+      <w:r>
+        <w:rPr>
+          <w:rStyle w:val="Strong"/>
+          <w:b w:val="0"/>
+        </w:rPr>
+        <w:t>Warm regards,</w:t>
+      </w:r>
+      <w:r>
+        <w:br/>
+        <w:t>Sagar</w:t>
+      </w:r>
+    </w:p>
+    <w:p>
+      <w:pPr>
+        <w:pStyle w:val="NormalWeb"/>
+      </w:pPr>
+      <w:r>
+        <w:rPr>
+          <w:rStyle w:val="Strong"/>
+          <w:b w:val="0"/>
+        </w:rPr>
+        <w:t>Hey there,</w:t>
+      </w:r>
+    </w:p>
+    <w:p>
+      <w:pPr>
+        <w:pStyle w:val="NormalWeb"/>
+      </w:pPr>
+      <w:r>
+        <w:t>I just went through your post, and it sounds like you’re looking for a Power BI expert to build a dynamic cash flow forecasting dashboard integrating data from Acumatica, Excel, PDFs, and emails. I’d love to help.</w:t>
+      </w:r>
+    </w:p>
+    <w:p>
+      <w:pPr>
+        <w:pStyle w:val="NormalWeb"/>
+      </w:pPr>
+      <w:r>
+        <w:t>I’ve built similar financial dashboards where I transformed raw data from multiple sources into actionable insights for management. I focus on clean, interactive visuals, reliable calculations, and automation wherever possible so teams can monitor cash flow and make informed decisions without manual effort.</w:t>
+      </w:r>
+    </w:p>
+    <w:p>
+      <w:pPr>
+        <w:pStyle w:val="NormalWeb"/>
+      </w:pPr>
+      <w:r>
+        <w:t>I’d love to understand your current data setup and key forecasting metrics so I can propose the most efficient and accurate dashboard design.</w:t>
+      </w:r>
+    </w:p>
+    <w:p>
+      <w:pPr>
+        <w:pStyle w:val="NormalWeb"/>
+      </w:pPr>
+      <w:r>
+        <w:t>Would you be open to a quick call to discuss?</w:t>
+      </w:r>
+    </w:p>
+    <w:p>
+      <w:pPr>
+        <w:pStyle w:val="NormalWeb"/>
+      </w:pPr>
+      <w:r>
+        <w:rPr>
+          <w:rStyle w:val="Strong"/>
+          <w:b w:val="0"/>
+        </w:rPr>
+        <w:t>Warm regards,</w:t>
+      </w:r>
+      <w:r>
+        <w:br/>
+        <w:t>Sagar</w:t>
+      </w:r>
+    </w:p>
+    <w:p>
+      <w:pPr>
+        <w:pStyle w:val="NormalWeb"/>
+      </w:pPr>
+      <w:r>
+        <w:rPr>
+          <w:rStyle w:val="Strong"/>
+          <w:b w:val="0"/>
+        </w:rPr>
+        <w:t>Hey there,</w:t>
+      </w:r>
+    </w:p>
+    <w:p>
+      <w:pPr>
+        <w:pStyle w:val="NormalWeb"/>
+      </w:pPr>
+      <w:r>
+        <w:t>I just went through your post, and it sounds like you’re looking for someone to build a Power Pages portal for your cleaning company to manage work orders for both clients and cleaners. I’d love to help.</w:t>
+      </w:r>
+    </w:p>
+    <w:p>
+      <w:pPr>
+        <w:pStyle w:val="NormalWeb"/>
+      </w:pPr>
+      <w:r>
+        <w:lastRenderedPageBreak/>
+        <w:t xml:space="preserve">I’ve worked on similar projects where I developed Power Pages portals integrated with </w:t>
+      </w:r>
+      <w:r>
+        <w:rPr>
+          <w:rStyle w:val="Strong"/>
+          <w:b w:val="0"/>
+        </w:rPr>
+        <w:t>Power Automate</w:t>
+      </w:r>
+      <w:r>
+        <w:t xml:space="preserve"> to streamline workflows, automate notifications, and manage user interactions efficiently. My focus is on building user-friendly, reliable solutions that make operations smoother for both staff and clients.</w:t>
+      </w:r>
+    </w:p>
+    <w:p>
+      <w:pPr>
+        <w:pStyle w:val="NormalWeb"/>
+      </w:pPr>
+      <w:r>
+        <w:t>I’d love to understand your current processes and requirements so I can propose the most efficient portal setup for work order management.</w:t>
+      </w:r>
+    </w:p>
+    <w:p>
+      <w:pPr>
+        <w:pStyle w:val="NormalWeb"/>
+      </w:pPr>
+      <w:r>
+        <w:t>Would you be open to a quick call to discuss?</w:t>
+      </w:r>
+    </w:p>
+    <w:p>
+      <w:pPr>
+        <w:pStyle w:val="NormalWeb"/>
+      </w:pPr>
+      <w:r>
+        <w:rPr>
+          <w:rStyle w:val="Strong"/>
+          <w:b w:val="0"/>
+        </w:rPr>
+        <w:t>Warm regards,</w:t>
+      </w:r>
+      <w:r>
+        <w:br/>
+        <w:t>Sagar</w:t>
+      </w:r>
+    </w:p>
+    <w:p>
+      <w:pPr>
+        <w:pStyle w:val="NormalWeb"/>
+      </w:pPr>
+      <w:r>
+        <w:rPr>
+          <w:rStyle w:val="Strong"/>
+          <w:b w:val="0"/>
+        </w:rPr>
+        <w:t>Hey there,</w:t>
+      </w:r>
+    </w:p>
+    <w:p>
+      <w:pPr>
+        <w:pStyle w:val="NormalWeb"/>
+      </w:pPr>
+      <w:r>
+        <w:t>I just went through your post, and it sounds like you’re looking for someone to automate the process of saving and formatting spreadsheets using Power Automate for your monthly and quarterly workflows. I’d love to help.</w:t>
+      </w:r>
+    </w:p>
+    <w:p>
+      <w:pPr>
+        <w:pStyle w:val="NormalWeb"/>
+      </w:pPr>
+      <w:r>
+        <w:t>I’ve worked on similar automation projects where I built Power Automate flows to process Excel files, handle data formatting, and streamline recurring reporting tasks. My focus is always on making workflows reliable and efficient so teams can avoid manual work while ensuring the data is processed accurately.</w:t>
+      </w:r>
+    </w:p>
+    <w:p>
+      <w:pPr>
+        <w:pStyle w:val="NormalWeb"/>
+      </w:pPr>
+      <w:r>
+        <w:t>I’d love to understand your current spreadsheet structure and the exact steps involved in the monthly and quarterly process so I can design a workflow that handles it smoothly.</w:t>
+      </w:r>
+    </w:p>
+    <w:p>
+      <w:pPr>
+        <w:pStyle w:val="NormalWeb"/>
+      </w:pPr>
+      <w:r>
+        <w:t>Would you be open to a quick call to discuss?</w:t>
+      </w:r>
+    </w:p>
+    <w:p>
+      <w:pPr>
+        <w:pStyle w:val="NormalWeb"/>
+      </w:pPr>
+      <w:r>
+        <w:rPr>
+          <w:rStyle w:val="Strong"/>
+          <w:b w:val="0"/>
+        </w:rPr>
+        <w:t>Warm regards,</w:t>
+      </w:r>
+      <w:r>
+        <w:br/>
+        <w:t>Sagar</w:t>
+      </w:r>
+    </w:p>
+    <w:p>
+      <w:pPr>
+        <w:pStyle w:val="NormalWeb"/>
+      </w:pPr>
+      <w:r>
+        <w:rPr>
+          <w:rStyle w:val="Strong"/>
+          <w:b w:val="0"/>
+        </w:rPr>
+        <w:t>Hey there,</w:t>
+      </w:r>
+    </w:p>
+    <w:p>
+      <w:pPr>
+        <w:pStyle w:val="NormalWeb"/>
+      </w:pPr>
+      <w:r>
+        <w:t>I just went through your post, and it sounds like you’re looking for someone who can design reliable Power Automate workflows integrated with SharePoint while ensuring proper error handling, logging, and long-term maintainability. I’d love to help.</w:t>
+      </w:r>
+    </w:p>
+    <w:p>
+      <w:pPr>
+        <w:pStyle w:val="NormalWeb"/>
+      </w:pPr>
+      <w:r>
+        <w:t>I’ve worked on similar projects where I built Power Automate flows to automate document processing, approvals, and data updates within SharePoint. These solutions included structured error handling, logging failures back to tracking columns, and creating workflows that teams can rely on without constant manual intervention.</w:t>
+      </w:r>
+    </w:p>
+    <w:p>
+      <w:pPr>
+        <w:pStyle w:val="NormalWeb"/>
+      </w:pPr>
+      <w:r>
+        <w:t>I’m comfortable working within tight turnaround timelines and would be happy to support this as a long-term engagement while continuously improving the workflows as your processes evolve.</w:t>
+      </w:r>
+    </w:p>
+    <w:p>
+      <w:pPr>
+        <w:pStyle w:val="NormalWeb"/>
+      </w:pPr>
+      <w:r>
+        <w:lastRenderedPageBreak/>
+        <w:t>I’d also be happy to share examples of similar Power Automate + SharePoint workflows I’ve built.</w:t>
+      </w:r>
+    </w:p>
+    <w:p>
+      <w:pPr>
+        <w:pStyle w:val="NormalWeb"/>
+      </w:pPr>
+      <w:r>
+        <w:t>Would you be open to a quick call to discuss?</w:t>
+      </w:r>
+    </w:p>
+    <w:p>
+      <w:pPr>
+        <w:pStyle w:val="NormalWeb"/>
+      </w:pPr>
+      <w:r>
+        <w:rPr>
+          <w:rStyle w:val="Strong"/>
+          <w:b w:val="0"/>
+        </w:rPr>
+        <w:t>Warm regards,</w:t>
+      </w:r>
+      <w:r>
+        <w:br/>
+        <w:t>Sagar</w:t>
+      </w:r>
+    </w:p>
+    <w:p>
+      <w:pPr>
+        <w:pStyle w:val="NormalWeb"/>
+      </w:pPr>
+      <w:r>
+        <w:rPr>
+          <w:rStyle w:val="Strong"/>
+          <w:b w:val="0"/>
+        </w:rPr>
+        <w:t>Hey there,</w:t>
+      </w:r>
+    </w:p>
+    <w:p>
+      <w:pPr>
+        <w:pStyle w:val="NormalWeb"/>
+      </w:pPr>
+      <w:r>
+        <w:t>I just went through your post, and it sounds like you’re looking for someone who can review and enhance your existing Power BI dashboards to improve visuals, data models, and overall usability. I’d love to help.</w:t>
+      </w:r>
+    </w:p>
+    <w:p>
+      <w:pPr>
+        <w:pStyle w:val="NormalWeb"/>
+      </w:pPr>
+      <w:r>
+        <w:t>I’ve worked on similar projects where I analyzed existing dashboards, optimized data models, improved DAX calculations, and redesigned visuals so the insights are clearer and easier for teams to act on. My focus is always on making dashboards both visually clean and technically efficient so users can quickly understand the story behind the data.</w:t>
+      </w:r>
+    </w:p>
+    <w:p>
+      <w:pPr>
+        <w:pStyle w:val="NormalWeb"/>
+      </w:pPr>
+      <w:r>
+        <w:t>I’d love to take a look at your current dashboards and understand what challenges you’re facing so I can suggest improvements and best practices.</w:t>
+      </w:r>
+    </w:p>
+    <w:p>
+      <w:pPr>
+        <w:pStyle w:val="NormalWeb"/>
+      </w:pPr>
+      <w:r>
+        <w:t>Would you be open to a quick call to discuss?</w:t>
+      </w:r>
+    </w:p>
+    <w:p>
+      <w:pPr>
+        <w:pStyle w:val="NormalWeb"/>
+      </w:pPr>
+      <w:r>
+        <w:rPr>
+          <w:rStyle w:val="Strong"/>
+          <w:b w:val="0"/>
+        </w:rPr>
+        <w:t>Warm regards,</w:t>
+      </w:r>
+      <w:r>
+        <w:br/>
+        <w:t>Sagar</w:t>
+      </w:r>
+    </w:p>
+    <w:p>
+      <w:pPr>
+        <w:pStyle w:val="NormalWeb"/>
+      </w:pPr>
+      <w:r>
+        <w:rPr>
+          <w:rStyle w:val="Strong"/>
+          <w:b w:val="0"/>
+        </w:rPr>
+        <w:t>Hey there,</w:t>
+      </w:r>
+    </w:p>
+    <w:p>
+      <w:pPr>
+        <w:pStyle w:val="NormalWeb"/>
+      </w:pPr>
+      <w:r>
+        <w:t xml:space="preserve">I just went through your post, and it sounds like you’re looking to build a BI system that connects CRM, invoicing, and accounting data to understand </w:t>
+      </w:r>
+      <w:r>
+        <w:rPr>
+          <w:rStyle w:val="Strong"/>
+          <w:b w:val="0"/>
+        </w:rPr>
+        <w:t>per-vehicle profitability on a daily basis</w:t>
+      </w:r>
+      <w:r>
+        <w:t>. I’d love to help.</w:t>
+      </w:r>
+    </w:p>
+    <w:p>
+      <w:pPr>
+        <w:pStyle w:val="NormalWeb"/>
+      </w:pPr>
+      <w:r>
+        <w:t>I’ve worked on BI projects where fragmented financial and operational data were unified into a single reporting layer to calculate contribution margins and track performance at a granular level. This involved integrating data from CRMs, billing systems, and accounting sources, building financial models, and designing dashboards that clearly show revenue, costs, and profitability drivers.</w:t>
+      </w:r>
+    </w:p>
+    <w:p>
+      <w:pPr>
+        <w:pStyle w:val="NormalWeb"/>
+      </w:pPr>
+      <w:r>
+        <w:t xml:space="preserve">For a project like yours, the key would be structuring the data model around the </w:t>
+      </w:r>
+      <w:r>
+        <w:rPr>
+          <w:rStyle w:val="Strong"/>
+          <w:b w:val="0"/>
+        </w:rPr>
+        <w:t>VIN level</w:t>
+      </w:r>
+      <w:r>
+        <w:t>, implementing logic for accruals like insurance, leasing, and taxes, and creating dashboards that show fleet profitability, margin breakdowns, and receivable aging in a way that leadership can quickly act on.</w:t>
+      </w:r>
+    </w:p>
+    <w:p>
+      <w:pPr>
+        <w:pStyle w:val="NormalWeb"/>
+      </w:pPr>
+      <w:r>
+        <w:lastRenderedPageBreak/>
+        <w:t>I’d love to learn more about your current data structure across Salesforce, EasyBill, and DATEV so I can suggest the most reliable approach for integration, modeling, and visualization.</w:t>
+      </w:r>
+    </w:p>
+    <w:p>
+      <w:pPr>
+        <w:pStyle w:val="NormalWeb"/>
+      </w:pPr>
+      <w:r>
+        <w:t>Would you be open to a quick call to discuss?</w:t>
+      </w:r>
+    </w:p>
+    <w:p>
+      <w:pPr>
+        <w:pStyle w:val="NormalWeb"/>
+      </w:pPr>
+      <w:r>
+        <w:rPr>
+          <w:rStyle w:val="Strong"/>
+          <w:b w:val="0"/>
+        </w:rPr>
+        <w:t>Warm regards,</w:t>
+      </w:r>
+      <w:r>
+        <w:br/>
+        <w:t>Sagar</w:t>
+      </w:r>
+    </w:p>
+    <w:p>
+      <w:pPr>
+        <w:pStyle w:val="NormalWeb"/>
+      </w:pPr>
+      <w:r>
+        <w:rPr>
+          <w:rStyle w:val="Strong"/>
+          <w:b w:val="0"/>
+        </w:rPr>
+        <w:t>Hey there,</w:t>
+      </w:r>
+    </w:p>
+    <w:p>
+      <w:pPr>
+        <w:pStyle w:val="NormalWeb"/>
+      </w:pPr>
+      <w:r>
+        <w:t>I just went through your post, and it sounds like you’re looking for someone who can build a clean, well-structured Google Spreadsheet for tracking investments with strong visualization, formulas, and usability. I’d love to help.</w:t>
+      </w:r>
+    </w:p>
+    <w:p>
+      <w:pPr>
+        <w:pStyle w:val="NormalWeb"/>
+      </w:pPr>
+      <w:r>
+        <w:t>I’ve worked on similar spreadsheet systems where I built trackers with cross-sheet logic, automated calculations, and clear dashboards so users can easily monitor performance and key metrics. I focus on creating spreadsheets that are not only technically solid but also simple, clean, and intuitive to use.</w:t>
+      </w:r>
+    </w:p>
+    <w:p>
+      <w:pPr>
+        <w:pStyle w:val="NormalWeb"/>
+      </w:pPr>
+      <w:r>
+        <w:t>I also took a look at the video you shared, and I understand the level of clarity and design you’re aiming for. I’d be happy to create something original that meets that benchmark while fitting your specific tracking needs.</w:t>
+      </w:r>
+    </w:p>
+    <w:p>
+      <w:pPr>
+        <w:pStyle w:val="NormalWeb"/>
+      </w:pPr>
+      <w:r>
+        <w:t>I’ve attached a few examples of similar work I’ve done so you can take a look.</w:t>
+      </w:r>
+    </w:p>
+    <w:p>
+      <w:pPr>
+        <w:pStyle w:val="NormalWeb"/>
+      </w:pPr>
+      <w:r>
+        <w:t>Would you be open to a quick call to discuss?</w:t>
+      </w:r>
+    </w:p>
+    <w:p>
+      <w:pPr>
+        <w:pStyle w:val="NormalWeb"/>
+      </w:pPr>
+      <w:r>
+        <w:rPr>
+          <w:rStyle w:val="Strong"/>
+          <w:b w:val="0"/>
+        </w:rPr>
+        <w:t>Warm regards,</w:t>
+      </w:r>
+      <w:r>
+        <w:br/>
+        <w:t>Sagar</w:t>
+      </w:r>
+    </w:p>
+    <w:p>
+      <w:pPr>
+        <w:pStyle w:val="NormalWeb"/>
+      </w:pPr>
+      <w:r>
+        <w:rPr>
+          <w:rStyle w:val="Strong"/>
+          <w:b w:val="0"/>
+        </w:rPr>
+        <w:t>Hey,</w:t>
+      </w:r>
+    </w:p>
+    <w:p>
+      <w:pPr>
+        <w:pStyle w:val="NormalWeb"/>
+      </w:pPr>
+      <w:r>
+        <w:t>I just went through your post, and it sounds like you’re looking for someone who can build a clean, well-structured Google Spreadsheet for tracking investments with strong visualization, formulas, and usability. I’d love to help.</w:t>
+      </w:r>
+    </w:p>
+    <w:p>
+      <w:pPr>
+        <w:pStyle w:val="NormalWeb"/>
+      </w:pPr>
+      <w:r>
+        <w:t>I’ve worked on similar spreadsheet systems where I built trackers with cross-sheet logic, automated calculations, and clear dashboards so users can easily monitor performance and key metrics. I focus on creating spreadsheets that are technically solid while keeping the design simple, clean, and intuitive.</w:t>
+      </w:r>
+    </w:p>
+    <w:p>
+      <w:pPr>
+        <w:pStyle w:val="NormalWeb"/>
+      </w:pPr>
+      <w:r>
+        <w:t>I also checked the video you shared and understand the level of clarity and design you’re aiming for. I’d be happy to create something original that meets that benchmark while fitting your specific tracking needs.</w:t>
+      </w:r>
+    </w:p>
+    <w:p>
+      <w:pPr>
+        <w:pStyle w:val="NormalWeb"/>
+      </w:pPr>
+      <w:r>
+        <w:lastRenderedPageBreak/>
+        <w:t>I’ve attached a few examples of similar work I’ve done so you can take a look.</w:t>
+      </w:r>
+    </w:p>
+    <w:p>
+      <w:pPr>
+        <w:pStyle w:val="NormalWeb"/>
+      </w:pPr>
+      <w:r>
+        <w:t>Would you be open to a quick call to discuss?</w:t>
+      </w:r>
+    </w:p>
+    <w:p>
+      <w:pPr>
+        <w:pStyle w:val="NormalWeb"/>
+      </w:pPr>
+      <w:r>
+        <w:rPr>
+          <w:rStyle w:val="Strong"/>
+          <w:b w:val="0"/>
+        </w:rPr>
+        <w:t>Warm regards,</w:t>
+      </w:r>
+      <w:r>
+        <w:br/>
+        <w:t>Sagar</w:t>
+      </w:r>
+    </w:p>
+    <w:p>
+      <w:pPr>
+        <w:pStyle w:val="NormalWeb"/>
+      </w:pPr>
+      <w:r>
+        <w:rPr>
+          <w:rStyle w:val="Strong"/>
+          <w:b w:val="0"/>
+        </w:rPr>
+        <w:t>Hey,</w:t>
+      </w:r>
+    </w:p>
+    <w:p>
+      <w:pPr>
+        <w:pStyle w:val="NormalWeb"/>
+      </w:pPr>
+      <w:r>
+        <w:t>I just went through your post, and it sounds like you’re looking for someone to build a C-level dashboard in Metabase within a short turnaround. I’d love to help.</w:t>
+      </w:r>
+    </w:p>
+    <w:p>
+      <w:pPr>
+        <w:pStyle w:val="NormalWeb"/>
+      </w:pPr>
+      <w:r>
+        <w:t>I’ve worked on similar executive dashboards where the focus was on presenting key metrics clearly for leadership while keeping the visuals clean and easy to interpret. Since you already have a designer onboard, I can focus on structuring the data queries, building the dashboard in Metabase, and ensuring the metrics are accurate and performance-optimized.</w:t>
+      </w:r>
+    </w:p>
+    <w:p>
+      <w:pPr>
+        <w:pStyle w:val="NormalWeb"/>
+      </w:pPr>
+      <w:r>
+        <w:t>Given the timeline, I’m comfortable working closely with your team to get the dashboard completed within the 2-day window.</w:t>
+      </w:r>
+    </w:p>
+    <w:p>
+      <w:pPr>
+        <w:pStyle w:val="NormalWeb"/>
+      </w:pPr>
+      <w:r>
+        <w:t>Would you be open to a quick discussion so we can review the data sources and key metrics to include?</w:t>
+      </w:r>
+    </w:p>
+    <w:p>
+      <w:pPr>
+        <w:pStyle w:val="NormalWeb"/>
+      </w:pPr>
+      <w:r>
+        <w:rPr>
+          <w:rStyle w:val="Strong"/>
+          <w:b w:val="0"/>
+        </w:rPr>
+        <w:t>Warm regards,</w:t>
+      </w:r>
+      <w:r>
+        <w:br/>
+        <w:t>Sagar</w:t>
+      </w:r>
     </w:p>
     <w:p/>
     <w:sectPr>
@@ -4389,7 +5549,7 @@
       </w:tblCellMar>
     </w:tblPr>
   </w:style>
-  <w:style w:type="table" w:styleId="LightShading">
+  <w:style w:type="table" w:customStyle="1" w:styleId="LightShading">
     <w:name w:val="Light Shading"/>
     <w:basedOn w:val="TableNormal"/>
     <w:uiPriority w:val="60"/>
@@ -4492,7 +5652,7 @@
       </w:tcPr>
     </w:tblStylePr>
   </w:style>
-  <w:style w:type="table" w:styleId="LightShading-Accent1">
+  <w:style w:type="table" w:customStyle="1" w:styleId="LightShading-Accent1">
     <w:name w:val="Light Shading Accent 1"/>
     <w:basedOn w:val="TableNormal"/>
     <w:uiPriority w:val="60"/>
@@ -5110,7 +6270,7 @@
       </w:tcPr>
     </w:tblStylePr>
   </w:style>
-  <w:style w:type="table" w:styleId="LightList">
+  <w:style w:type="table" w:customStyle="1" w:styleId="LightList">
     <w:name w:val="Light List"/>
     <w:basedOn w:val="TableNormal"/>
     <w:uiPriority w:val="61"/>
@@ -5202,7 +6362,7 @@
       </w:tcPr>
     </w:tblStylePr>
   </w:style>
-  <w:style w:type="table" w:styleId="LightList-Accent1">
+  <w:style w:type="table" w:customStyle="1" w:styleId="LightList-Accent1">
     <w:name w:val="Light List Accent 1"/>
     <w:basedOn w:val="TableNormal"/>
     <w:uiPriority w:val="61"/>
@@ -5754,7 +6914,7 @@
       </w:tcPr>
     </w:tblStylePr>
   </w:style>
-  <w:style w:type="table" w:styleId="LightGrid">
+  <w:style w:type="table" w:customStyle="1" w:styleId="LightGrid">
     <w:name w:val="Light Grid"/>
     <w:basedOn w:val="TableNormal"/>
     <w:uiPriority w:val="62"/>
@@ -5884,7 +7044,7 @@
       </w:tcPr>
     </w:tblStylePr>
   </w:style>
-  <w:style w:type="table" w:styleId="LightGrid-Accent1">
+  <w:style w:type="table" w:customStyle="1" w:styleId="LightGrid-Accent1">
     <w:name w:val="Light Grid Accent 1"/>
     <w:basedOn w:val="TableNormal"/>
     <w:uiPriority w:val="62"/>
@@ -6664,7 +7824,7 @@
       </w:tcPr>
     </w:tblStylePr>
   </w:style>
-  <w:style w:type="table" w:styleId="MediumShading1">
+  <w:style w:type="table" w:customStyle="1" w:styleId="MediumShading1">
     <w:name w:val="Medium Shading 1"/>
     <w:basedOn w:val="TableNormal"/>
     <w:uiPriority w:val="63"/>
@@ -6770,7 +7930,7 @@
       </w:tcPr>
     </w:tblStylePr>
   </w:style>
-  <w:style w:type="table" w:styleId="MediumShading1-Accent1">
+  <w:style w:type="table" w:customStyle="1" w:styleId="MediumShading1-Accent1">
     <w:name w:val="Medium Shading 1 Accent 1"/>
     <w:basedOn w:val="TableNormal"/>
     <w:uiPriority w:val="63"/>
@@ -7406,7 +8566,7 @@
       </w:tcPr>
     </w:tblStylePr>
   </w:style>
-  <w:style w:type="table" w:styleId="MediumShading2">
+  <w:style w:type="table" w:customStyle="1" w:styleId="MediumShading2">
     <w:name w:val="Medium Shading 2"/>
     <w:basedOn w:val="TableNormal"/>
     <w:uiPriority w:val="64"/>
@@ -7555,7 +8715,7 @@
       </w:tcPr>
     </w:tblStylePr>
   </w:style>
-  <w:style w:type="table" w:styleId="MediumShading2-Accent1">
+  <w:style w:type="table" w:customStyle="1" w:styleId="MediumShading2-Accent1">
     <w:name w:val="Medium Shading 2 Accent 1"/>
     <w:basedOn w:val="TableNormal"/>
     <w:uiPriority w:val="64"/>
@@ -8449,7 +9609,7 @@
       </w:tcPr>
     </w:tblStylePr>
   </w:style>
-  <w:style w:type="table" w:styleId="MediumList1">
+  <w:style w:type="table" w:customStyle="1" w:styleId="MediumList1">
     <w:name w:val="Medium List 1"/>
     <w:basedOn w:val="TableNormal"/>
     <w:uiPriority w:val="65"/>
@@ -8533,7 +9693,7 @@
       </w:tcPr>
     </w:tblStylePr>
   </w:style>
-  <w:style w:type="table" w:styleId="MediumList1-Accent1">
+  <w:style w:type="table" w:customStyle="1" w:styleId="MediumList1-Accent1">
     <w:name w:val="Medium List 1 Accent 1"/>
     <w:basedOn w:val="TableNormal"/>
     <w:uiPriority w:val="65"/>
@@ -9037,7 +10197,7 @@
       </w:tcPr>
     </w:tblStylePr>
   </w:style>
-  <w:style w:type="table" w:styleId="MediumList2">
+  <w:style w:type="table" w:customStyle="1" w:styleId="MediumList2">
     <w:name w:val="Medium List 2"/>
     <w:basedOn w:val="TableNormal"/>
     <w:uiPriority w:val="66"/>
@@ -9933,7 +11093,7 @@
       </w:tcPr>
     </w:tblStylePr>
   </w:style>
-  <w:style w:type="table" w:styleId="MediumGrid1">
+  <w:style w:type="table" w:customStyle="1" w:styleId="MediumGrid1">
     <w:name w:val="Medium Grid 1"/>
     <w:basedOn w:val="TableNormal"/>
     <w:uiPriority w:val="67"/>
@@ -10444,7 +11604,7 @@
       </w:tcPr>
     </w:tblStylePr>
   </w:style>
-  <w:style w:type="table" w:styleId="MediumGrid2">
+  <w:style w:type="table" w:customStyle="1" w:styleId="MediumGrid2">
     <w:name w:val="Medium Grid 2"/>
     <w:basedOn w:val="TableNormal"/>
     <w:uiPriority w:val="68"/>
@@ -11319,7 +12479,7 @@
       </w:tcPr>
     </w:tblStylePr>
   </w:style>
-  <w:style w:type="table" w:styleId="MediumGrid3">
+  <w:style w:type="table" w:customStyle="1" w:styleId="MediumGrid3">
     <w:name w:val="Medium Grid 3"/>
     <w:basedOn w:val="TableNormal"/>
     <w:uiPriority w:val="69"/>
@@ -12306,7 +13466,7 @@
       </w:tcPr>
     </w:tblStylePr>
   </w:style>
-  <w:style w:type="table" w:styleId="DarkList">
+  <w:style w:type="table" w:customStyle="1" w:styleId="DarkList">
     <w:name w:val="Dark List"/>
     <w:basedOn w:val="TableNormal"/>
     <w:uiPriority w:val="70"/>
@@ -13104,7 +14264,7 @@
       </w:tcPr>
     </w:tblStylePr>
   </w:style>
-  <w:style w:type="table" w:styleId="ColorfulShading">
+  <w:style w:type="table" w:customStyle="1" w:styleId="ColorfulShading">
     <w:name w:val="Colorful Shading"/>
     <w:basedOn w:val="TableNormal"/>
     <w:uiPriority w:val="71"/>
@@ -13948,7 +15108,7 @@
       </w:rPr>
     </w:tblStylePr>
   </w:style>
-  <w:style w:type="table" w:styleId="ColorfulList">
+  <w:style w:type="table" w:customStyle="1" w:styleId="ColorfulList">
     <w:name w:val="Colorful List"/>
     <w:basedOn w:val="TableNormal"/>
     <w:uiPriority w:val="72"/>
@@ -14550,7 +15710,7 @@
       </w:tcPr>
     </w:tblStylePr>
   </w:style>
-  <w:style w:type="table" w:styleId="ColorfulGrid">
+  <w:style w:type="table" w:customStyle="1" w:styleId="ColorfulGrid">
     <w:name w:val="Colorful Grid"/>
     <w:basedOn w:val="TableNormal"/>
     <w:uiPriority w:val="73"/>
@@ -15149,6 +16309,22 @@
     <w:name w:val="break"/>
     <w:basedOn w:val="Normal"/>
     <w:rsid w:val="00624609"/>
+    <w:pPr>
+      <w:spacing w:before="100" w:beforeAutospacing="1" w:after="100" w:afterAutospacing="1" w:line="240" w:lineRule="auto"/>
+    </w:pPr>
+    <w:rPr>
+      <w:rFonts w:ascii="Times New Roman" w:eastAsia="Times New Roman" w:hAnsi="Times New Roman" w:cs="Times New Roman"/>
+      <w:sz w:val="24"/>
+      <w:szCs w:val="24"/>
+    </w:rPr>
+  </w:style>
+  <w:style w:type="paragraph" w:styleId="NormalWeb">
+    <w:name w:val="Normal (Web)"/>
+    <w:basedOn w:val="Normal"/>
+    <w:uiPriority w:val="99"/>
+    <w:semiHidden/>
+    <w:unhideWhenUsed/>
+    <w:rsid w:val="001717AD"/>
     <w:pPr>
       <w:spacing w:before="100" w:beforeAutospacing="1" w:after="100" w:afterAutospacing="1" w:line="240" w:lineRule="auto"/>
     </w:pPr>
